--- a/reports/airline_satisfaction.docx
+++ b/reports/airline_satisfaction.docx
@@ -210,7 +210,7 @@
     </w:p>
     <w:bookmarkEnd w:id="22"/>
     <w:bookmarkEnd w:id="23"/>
-    <w:bookmarkStart w:id="28" w:name="pregled-podataka"/>
+    <w:bookmarkStart w:id="31" w:name="pregled-podataka"/>
     <w:p>
       <w:pPr>
         <w:pStyle w:val="Heading1"/>
@@ -3379,14 +3379,567 @@
         <w:t xml:space="preserve">)</w:t>
       </w:r>
     </w:p>
+    <w:bookmarkEnd w:id="27"/>
+    <w:bookmarkStart w:id="28" w:name="Xab535785b6570261717488b6b2a4475a3b7e44c"/>
+    <w:p>
+      <w:pPr>
+        <w:pStyle w:val="Heading2"/>
+      </w:pPr>
+      <w:r>
+        <w:t xml:space="preserve">Konverzija ostalih kategorijskih promenljiva u faktor</w:t>
+      </w:r>
+    </w:p>
+    <w:p>
+      <w:pPr>
+        <w:pStyle w:val="FirstParagraph"/>
+      </w:pPr>
+      <w:r>
+        <w:t xml:space="preserve">Pored ciljne promenljive, i ostale kategorijske promenljive (</w:t>
+      </w:r>
+      <w:r>
+        <w:rPr>
+          <w:rStyle w:val="VerbatimChar"/>
+        </w:rPr>
+        <w:t xml:space="preserve">Gender</w:t>
+      </w:r>
+      <w:r>
+        <w:t xml:space="preserve">,</w:t>
+      </w:r>
+      <w:r>
+        <w:t xml:space="preserve"> </w:t>
+      </w:r>
+      <w:r>
+        <w:rPr>
+          <w:rStyle w:val="VerbatimChar"/>
+        </w:rPr>
+        <w:t xml:space="preserve">Customer_Type</w:t>
+      </w:r>
+      <w:r>
+        <w:t xml:space="preserve">,</w:t>
+      </w:r>
+      <w:r>
+        <w:t xml:space="preserve"> </w:t>
+      </w:r>
+      <w:r>
+        <w:rPr>
+          <w:rStyle w:val="VerbatimChar"/>
+        </w:rPr>
+        <w:t xml:space="preserve">Type_of_Travel</w:t>
+      </w:r>
+      <w:r>
+        <w:t xml:space="preserve">,</w:t>
+      </w:r>
+      <w:r>
+        <w:t xml:space="preserve"> </w:t>
+      </w:r>
+      <w:r>
+        <w:rPr>
+          <w:rStyle w:val="VerbatimChar"/>
+        </w:rPr>
+        <w:t xml:space="preserve">Class</w:t>
+      </w:r>
+      <w:r>
+        <w:t xml:space="preserve">) treba konvertovati u faktore. Faktori su u R-u namenjeni za kategorijske promenljive i omogućavaju modelima mašinskog učenja da ih pravilno interpretiraju.</w:t>
+      </w:r>
+    </w:p>
     <w:p>
       <w:pPr>
         <w:pStyle w:val="SourceCode"/>
       </w:pPr>
       <w:r>
         <w:rPr>
+          <w:rStyle w:val="NormalTok"/>
+        </w:rPr>
+        <w:t xml:space="preserve">data</w:t>
+      </w:r>
+      <w:r>
+        <w:rPr>
+          <w:rStyle w:val="SpecialCharTok"/>
+        </w:rPr>
+        <w:t xml:space="preserve">$</w:t>
+      </w:r>
+      <w:r>
+        <w:rPr>
+          <w:rStyle w:val="NormalTok"/>
+        </w:rPr>
+        <w:t xml:space="preserve">Gender </w:t>
+      </w:r>
+      <w:r>
+        <w:rPr>
+          <w:rStyle w:val="OtherTok"/>
+        </w:rPr>
+        <w:t xml:space="preserve">&lt;-</w:t>
+      </w:r>
+      <w:r>
+        <w:rPr>
+          <w:rStyle w:val="NormalTok"/>
+        </w:rPr>
+        <w:t xml:space="preserve"> </w:t>
+      </w:r>
+      <w:r>
+        <w:rPr>
           <w:rStyle w:val="FunctionTok"/>
         </w:rPr>
+        <w:t xml:space="preserve">as.factor</w:t>
+      </w:r>
+      <w:r>
+        <w:rPr>
+          <w:rStyle w:val="NormalTok"/>
+        </w:rPr>
+        <w:t xml:space="preserve">(data</w:t>
+      </w:r>
+      <w:r>
+        <w:rPr>
+          <w:rStyle w:val="SpecialCharTok"/>
+        </w:rPr>
+        <w:t xml:space="preserve">$</w:t>
+      </w:r>
+      <w:r>
+        <w:rPr>
+          <w:rStyle w:val="NormalTok"/>
+        </w:rPr>
+        <w:t xml:space="preserve">Gender)</w:t>
+      </w:r>
+      <w:r>
+        <w:br/>
+      </w:r>
+      <w:r>
+        <w:rPr>
+          <w:rStyle w:val="NormalTok"/>
+        </w:rPr>
+        <w:t xml:space="preserve">data</w:t>
+      </w:r>
+      <w:r>
+        <w:rPr>
+          <w:rStyle w:val="SpecialCharTok"/>
+        </w:rPr>
+        <w:t xml:space="preserve">$</w:t>
+      </w:r>
+      <w:r>
+        <w:rPr>
+          <w:rStyle w:val="NormalTok"/>
+        </w:rPr>
+        <w:t xml:space="preserve">Customer_Type </w:t>
+      </w:r>
+      <w:r>
+        <w:rPr>
+          <w:rStyle w:val="OtherTok"/>
+        </w:rPr>
+        <w:t xml:space="preserve">&lt;-</w:t>
+      </w:r>
+      <w:r>
+        <w:rPr>
+          <w:rStyle w:val="NormalTok"/>
+        </w:rPr>
+        <w:t xml:space="preserve"> </w:t>
+      </w:r>
+      <w:r>
+        <w:rPr>
+          <w:rStyle w:val="FunctionTok"/>
+        </w:rPr>
+        <w:t xml:space="preserve">as.factor</w:t>
+      </w:r>
+      <w:r>
+        <w:rPr>
+          <w:rStyle w:val="NormalTok"/>
+        </w:rPr>
+        <w:t xml:space="preserve">(data</w:t>
+      </w:r>
+      <w:r>
+        <w:rPr>
+          <w:rStyle w:val="SpecialCharTok"/>
+        </w:rPr>
+        <w:t xml:space="preserve">$</w:t>
+      </w:r>
+      <w:r>
+        <w:rPr>
+          <w:rStyle w:val="NormalTok"/>
+        </w:rPr>
+        <w:t xml:space="preserve">Customer_Type)</w:t>
+      </w:r>
+      <w:r>
+        <w:br/>
+      </w:r>
+      <w:r>
+        <w:rPr>
+          <w:rStyle w:val="NormalTok"/>
+        </w:rPr>
+        <w:t xml:space="preserve">data</w:t>
+      </w:r>
+      <w:r>
+        <w:rPr>
+          <w:rStyle w:val="SpecialCharTok"/>
+        </w:rPr>
+        <w:t xml:space="preserve">$</w:t>
+      </w:r>
+      <w:r>
+        <w:rPr>
+          <w:rStyle w:val="NormalTok"/>
+        </w:rPr>
+        <w:t xml:space="preserve">Type_of_Travel </w:t>
+      </w:r>
+      <w:r>
+        <w:rPr>
+          <w:rStyle w:val="OtherTok"/>
+        </w:rPr>
+        <w:t xml:space="preserve">&lt;-</w:t>
+      </w:r>
+      <w:r>
+        <w:rPr>
+          <w:rStyle w:val="NormalTok"/>
+        </w:rPr>
+        <w:t xml:space="preserve"> </w:t>
+      </w:r>
+      <w:r>
+        <w:rPr>
+          <w:rStyle w:val="FunctionTok"/>
+        </w:rPr>
+        <w:t xml:space="preserve">as.factor</w:t>
+      </w:r>
+      <w:r>
+        <w:rPr>
+          <w:rStyle w:val="NormalTok"/>
+        </w:rPr>
+        <w:t xml:space="preserve">(data</w:t>
+      </w:r>
+      <w:r>
+        <w:rPr>
+          <w:rStyle w:val="SpecialCharTok"/>
+        </w:rPr>
+        <w:t xml:space="preserve">$</w:t>
+      </w:r>
+      <w:r>
+        <w:rPr>
+          <w:rStyle w:val="NormalTok"/>
+        </w:rPr>
+        <w:t xml:space="preserve">Type_of_Travel)</w:t>
+      </w:r>
+      <w:r>
+        <w:br/>
+      </w:r>
+      <w:r>
+        <w:rPr>
+          <w:rStyle w:val="NormalTok"/>
+        </w:rPr>
+        <w:t xml:space="preserve">data</w:t>
+      </w:r>
+      <w:r>
+        <w:rPr>
+          <w:rStyle w:val="SpecialCharTok"/>
+        </w:rPr>
+        <w:t xml:space="preserve">$</w:t>
+      </w:r>
+      <w:r>
+        <w:rPr>
+          <w:rStyle w:val="NormalTok"/>
+        </w:rPr>
+        <w:t xml:space="preserve">Class </w:t>
+      </w:r>
+      <w:r>
+        <w:rPr>
+          <w:rStyle w:val="OtherTok"/>
+        </w:rPr>
+        <w:t xml:space="preserve">&lt;-</w:t>
+      </w:r>
+      <w:r>
+        <w:rPr>
+          <w:rStyle w:val="NormalTok"/>
+        </w:rPr>
+        <w:t xml:space="preserve"> </w:t>
+      </w:r>
+      <w:r>
+        <w:rPr>
+          <w:rStyle w:val="FunctionTok"/>
+        </w:rPr>
+        <w:t xml:space="preserve">as.factor</w:t>
+      </w:r>
+      <w:r>
+        <w:rPr>
+          <w:rStyle w:val="NormalTok"/>
+        </w:rPr>
+        <w:t xml:space="preserve">(data</w:t>
+      </w:r>
+      <w:r>
+        <w:rPr>
+          <w:rStyle w:val="SpecialCharTok"/>
+        </w:rPr>
+        <w:t xml:space="preserve">$</w:t>
+      </w:r>
+      <w:r>
+        <w:rPr>
+          <w:rStyle w:val="NormalTok"/>
+        </w:rPr>
+        <w:t xml:space="preserve">Class)</w:t>
+      </w:r>
+      <w:r>
+        <w:br/>
+      </w:r>
+      <w:r>
+        <w:br/>
+      </w:r>
+      <w:r>
+        <w:rPr>
+          <w:rStyle w:val="FunctionTok"/>
+        </w:rPr>
+        <w:t xml:space="preserve">str</w:t>
+      </w:r>
+      <w:r>
+        <w:rPr>
+          <w:rStyle w:val="NormalTok"/>
+        </w:rPr>
+        <w:t xml:space="preserve">(data)</w:t>
+      </w:r>
+    </w:p>
+    <w:p>
+      <w:pPr>
+        <w:pStyle w:val="SourceCode"/>
+      </w:pPr>
+      <w:r>
+        <w:rPr>
+          <w:rStyle w:val="VerbatimChar"/>
+        </w:rPr>
+        <w:t xml:space="preserve">## 'data.frame':    129880 obs. of  22 variables:</w:t>
+      </w:r>
+      <w:r>
+        <w:br/>
+      </w:r>
+      <w:r>
+        <w:rPr>
+          <w:rStyle w:val="VerbatimChar"/>
+        </w:rPr>
+        <w:t xml:space="preserve">##  $ Gender                           : Factor w/ 2 levels "Female","Male": 2 2 1 1 2 1 2 1 1 2 ...</w:t>
+      </w:r>
+      <w:r>
+        <w:br/>
+      </w:r>
+      <w:r>
+        <w:rPr>
+          <w:rStyle w:val="VerbatimChar"/>
+        </w:rPr>
+        <w:t xml:space="preserve">##  $ Customer_Type                    : Factor w/ 2 levels "Disloyal Customer",..: 2 1 2 2 2 2 2 2 2 1 ...</w:t>
+      </w:r>
+      <w:r>
+        <w:br/>
+      </w:r>
+      <w:r>
+        <w:rPr>
+          <w:rStyle w:val="VerbatimChar"/>
+        </w:rPr>
+        <w:t xml:space="preserve">##  $ Age                              : int  13 25 26 25 61 26 47 52 41 20 ...</w:t>
+      </w:r>
+      <w:r>
+        <w:br/>
+      </w:r>
+      <w:r>
+        <w:rPr>
+          <w:rStyle w:val="VerbatimChar"/>
+        </w:rPr>
+        <w:t xml:space="preserve">##  $ Type_of_Travel                   : Factor w/ 2 levels "Business Travel",..: 2 1 1 1 1 2 2 1 1 1 ...</w:t>
+      </w:r>
+      <w:r>
+        <w:br/>
+      </w:r>
+      <w:r>
+        <w:rPr>
+          <w:rStyle w:val="VerbatimChar"/>
+        </w:rPr>
+        <w:t xml:space="preserve">##  $ Class                            : Factor w/ 3 levels "Business","Eco",..: 3 1 1 1 1 2 2 1 1 2 ...</w:t>
+      </w:r>
+      <w:r>
+        <w:br/>
+      </w:r>
+      <w:r>
+        <w:rPr>
+          <w:rStyle w:val="VerbatimChar"/>
+        </w:rPr>
+        <w:t xml:space="preserve">##  $ Flight_Distance                  : int  460 235 1142 562 214 1180 1276 2035 853 1061 ...</w:t>
+      </w:r>
+      <w:r>
+        <w:br/>
+      </w:r>
+      <w:r>
+        <w:rPr>
+          <w:rStyle w:val="VerbatimChar"/>
+        </w:rPr>
+        <w:t xml:space="preserve">##  $ Inflight_wifi_service            : int  3 3 2 2 3 3 2 4 1 3 ...</w:t>
+      </w:r>
+      <w:r>
+        <w:br/>
+      </w:r>
+      <w:r>
+        <w:rPr>
+          <w:rStyle w:val="VerbatimChar"/>
+        </w:rPr>
+        <w:t xml:space="preserve">##  $ Departure_Arrival_time_convenient: int  4 2 2 5 3 4 4 3 2 3 ...</w:t>
+      </w:r>
+      <w:r>
+        <w:br/>
+      </w:r>
+      <w:r>
+        <w:rPr>
+          <w:rStyle w:val="VerbatimChar"/>
+        </w:rPr>
+        <w:t xml:space="preserve">##  $ Ease_of_Online_booking           : int  3 3 2 5 3 2 2 4 2 3 ...</w:t>
+      </w:r>
+      <w:r>
+        <w:br/>
+      </w:r>
+      <w:r>
+        <w:rPr>
+          <w:rStyle w:val="VerbatimChar"/>
+        </w:rPr>
+        <w:t xml:space="preserve">##  $ Gate_location                    : int  1 3 2 5 3 1 3 4 2 4 ...</w:t>
+      </w:r>
+      <w:r>
+        <w:br/>
+      </w:r>
+      <w:r>
+        <w:rPr>
+          <w:rStyle w:val="VerbatimChar"/>
+        </w:rPr>
+        <w:t xml:space="preserve">##  $ Food_and_drink                   : int  5 1 5 2 4 1 2 5 4 2 ...</w:t>
+      </w:r>
+      <w:r>
+        <w:br/>
+      </w:r>
+      <w:r>
+        <w:rPr>
+          <w:rStyle w:val="VerbatimChar"/>
+        </w:rPr>
+        <w:t xml:space="preserve">##  $ Online_boarding                  : int  3 3 5 2 5 2 2 5 3 3 ...</w:t>
+      </w:r>
+      <w:r>
+        <w:br/>
+      </w:r>
+      <w:r>
+        <w:rPr>
+          <w:rStyle w:val="VerbatimChar"/>
+        </w:rPr>
+        <w:t xml:space="preserve">##  $ Seat_comfort                     : int  5 1 5 2 5 1 2 5 3 3 ...</w:t>
+      </w:r>
+      <w:r>
+        <w:br/>
+      </w:r>
+      <w:r>
+        <w:rPr>
+          <w:rStyle w:val="VerbatimChar"/>
+        </w:rPr>
+        <w:t xml:space="preserve">##  $ Inflight_entertainment           : int  5 1 5 2 3 1 2 5 1 2 ...</w:t>
+      </w:r>
+      <w:r>
+        <w:br/>
+      </w:r>
+      <w:r>
+        <w:rPr>
+          <w:rStyle w:val="VerbatimChar"/>
+        </w:rPr>
+        <w:t xml:space="preserve">##  $ On_board_service                 : int  4 1 4 2 3 3 3 5 1 2 ...</w:t>
+      </w:r>
+      <w:r>
+        <w:br/>
+      </w:r>
+      <w:r>
+        <w:rPr>
+          <w:rStyle w:val="VerbatimChar"/>
+        </w:rPr>
+        <w:t xml:space="preserve">##  $ Leg_room_service                 : int  3 5 3 5 4 4 3 5 2 3 ...</w:t>
+      </w:r>
+      <w:r>
+        <w:br/>
+      </w:r>
+      <w:r>
+        <w:rPr>
+          <w:rStyle w:val="VerbatimChar"/>
+        </w:rPr>
+        <w:t xml:space="preserve">##  $ Baggage_handling                 : int  4 3 4 3 4 4 4 5 1 4 ...</w:t>
+      </w:r>
+      <w:r>
+        <w:br/>
+      </w:r>
+      <w:r>
+        <w:rPr>
+          <w:rStyle w:val="VerbatimChar"/>
+        </w:rPr>
+        <w:t xml:space="preserve">##  $ Checkin_service                  : int  4 1 4 1 3 4 3 4 4 4 ...</w:t>
+      </w:r>
+      <w:r>
+        <w:br/>
+      </w:r>
+      <w:r>
+        <w:rPr>
+          <w:rStyle w:val="VerbatimChar"/>
+        </w:rPr>
+        <w:t xml:space="preserve">##  $ Cleanliness                      : int  5 1 5 2 3 1 2 4 2 2 ...</w:t>
+      </w:r>
+      <w:r>
+        <w:br/>
+      </w:r>
+      <w:r>
+        <w:rPr>
+          <w:rStyle w:val="VerbatimChar"/>
+        </w:rPr>
+        <w:t xml:space="preserve">##  $ Departure_Delay_in_Minutes       : int  25 1 0 11 0 0 9 4 0 0 ...</w:t>
+      </w:r>
+      <w:r>
+        <w:br/>
+      </w:r>
+      <w:r>
+        <w:rPr>
+          <w:rStyle w:val="VerbatimChar"/>
+        </w:rPr>
+        <w:t xml:space="preserve">##  $ Arrival_Delay_in_Minutes         : num  18 6 0 9 0 0 23 0 0 0 ...</w:t>
+      </w:r>
+      <w:r>
+        <w:br/>
+      </w:r>
+      <w:r>
+        <w:rPr>
+          <w:rStyle w:val="VerbatimChar"/>
+        </w:rPr>
+        <w:t xml:space="preserve">##  $ Satisfaction                     : Factor w/ 2 levels "Satisfied","Not Satisfied": 2 2 1 2 1 2 2 1 2 2 ...</w:t>
+      </w:r>
+    </w:p>
+    <w:bookmarkEnd w:id="28"/>
+    <w:bookmarkStart w:id="29" w:name="deskriptivna-statistika"/>
+    <w:p>
+      <w:pPr>
+        <w:pStyle w:val="Heading2"/>
+      </w:pPr>
+      <w:r>
+        <w:t xml:space="preserve">Deskriptivna statistika</w:t>
+      </w:r>
+    </w:p>
+    <w:p>
+      <w:pPr>
+        <w:pStyle w:val="FirstParagraph"/>
+      </w:pPr>
+      <w:r>
+        <w:t xml:space="preserve">Nakon svih pripremnih koraka, funkcijom</w:t>
+      </w:r>
+      <w:r>
+        <w:t xml:space="preserve"> </w:t>
+      </w:r>
+      <w:r>
+        <w:rPr>
+          <w:rStyle w:val="VerbatimChar"/>
+        </w:rPr>
+        <w:t xml:space="preserve">summary()</w:t>
+      </w:r>
+      <w:r>
+        <w:t xml:space="preserve"> </w:t>
+      </w:r>
+      <w:r>
+        <w:t xml:space="preserve">dobijamo osnovne deskriptivne statistike za svaku promenljivu.</w:t>
+      </w:r>
+    </w:p>
+    <w:p>
+      <w:pPr>
+        <w:pStyle w:val="SourceCode"/>
+      </w:pPr>
+      <w:r>
+        <w:rPr>
+          <w:rStyle w:val="FunctionTok"/>
+        </w:rPr>
         <w:t xml:space="preserve">summary</w:t>
       </w:r>
       <w:r>
@@ -3404,61 +3957,205 @@
         <w:rPr>
           <w:rStyle w:val="VerbatimChar"/>
         </w:rPr>
-        <w:t xml:space="preserve">##     Gender          Customer_Type           Age        Type_of_Travel    </w:t>
-      </w:r>
-      <w:r>
-        <w:br/>
-      </w:r>
-      <w:r>
-        <w:rPr>
-          <w:rStyle w:val="VerbatimChar"/>
-        </w:rPr>
-        <w:t xml:space="preserve">##  Length:129880      Length:129880      Min.   : 7.00   Length:129880     </w:t>
-      </w:r>
-      <w:r>
-        <w:br/>
-      </w:r>
-      <w:r>
-        <w:rPr>
-          <w:rStyle w:val="VerbatimChar"/>
-        </w:rPr>
-        <w:t xml:space="preserve">##  Class :character   Class :character   1st Qu.:27.00   Class :character  </w:t>
-      </w:r>
-      <w:r>
-        <w:br/>
-      </w:r>
-      <w:r>
-        <w:rPr>
-          <w:rStyle w:val="VerbatimChar"/>
-        </w:rPr>
-        <w:t xml:space="preserve">##  Mode  :character   Mode  :character   Median :40.00   Mode  :character  </w:t>
-      </w:r>
-      <w:r>
-        <w:br/>
-      </w:r>
-      <w:r>
-        <w:rPr>
-          <w:rStyle w:val="VerbatimChar"/>
-        </w:rPr>
-        <w:t xml:space="preserve">##                                        Mean   :39.43                     </w:t>
-      </w:r>
-      <w:r>
-        <w:br/>
-      </w:r>
-      <w:r>
-        <w:rPr>
-          <w:rStyle w:val="VerbatimChar"/>
-        </w:rPr>
-        <w:t xml:space="preserve">##                                        3rd Qu.:51.00                     </w:t>
-      </w:r>
-      <w:r>
-        <w:br/>
-      </w:r>
-      <w:r>
-        <w:rPr>
-          <w:rStyle w:val="VerbatimChar"/>
-        </w:rPr>
-        <w:t xml:space="preserve">##                                        Max.   :85.00                     </w:t>
+        <w:t xml:space="preserve">##     Gender                Customer_Type         Age       </w:t>
+      </w:r>
+      <w:r>
+        <w:br/>
+      </w:r>
+      <w:r>
+        <w:rPr>
+          <w:rStyle w:val="VerbatimChar"/>
+        </w:rPr>
+        <w:t xml:space="preserve">##  Female:65899   Disloyal Customer: 23780   Min.   : 7.00  </w:t>
+      </w:r>
+      <w:r>
+        <w:br/>
+      </w:r>
+      <w:r>
+        <w:rPr>
+          <w:rStyle w:val="VerbatimChar"/>
+        </w:rPr>
+        <w:t xml:space="preserve">##  Male  :63981   Loyal Customer   :106100   1st Qu.:27.00  </w:t>
+      </w:r>
+      <w:r>
+        <w:br/>
+      </w:r>
+      <w:r>
+        <w:rPr>
+          <w:rStyle w:val="VerbatimChar"/>
+        </w:rPr>
+        <w:t xml:space="preserve">##                                            Median :40.00  </w:t>
+      </w:r>
+      <w:r>
+        <w:br/>
+      </w:r>
+      <w:r>
+        <w:rPr>
+          <w:rStyle w:val="VerbatimChar"/>
+        </w:rPr>
+        <w:t xml:space="preserve">##                                            Mean   :39.43  </w:t>
+      </w:r>
+      <w:r>
+        <w:br/>
+      </w:r>
+      <w:r>
+        <w:rPr>
+          <w:rStyle w:val="VerbatimChar"/>
+        </w:rPr>
+        <w:t xml:space="preserve">##                                            3rd Qu.:51.00  </w:t>
+      </w:r>
+      <w:r>
+        <w:br/>
+      </w:r>
+      <w:r>
+        <w:rPr>
+          <w:rStyle w:val="VerbatimChar"/>
+        </w:rPr>
+        <w:t xml:space="preserve">##                                            Max.   :85.00  </w:t>
+      </w:r>
+      <w:r>
+        <w:br/>
+      </w:r>
+      <w:r>
+        <w:rPr>
+          <w:rStyle w:val="VerbatimChar"/>
+        </w:rPr>
+        <w:t xml:space="preserve">##                                                           </w:t>
+      </w:r>
+      <w:r>
+        <w:br/>
+      </w:r>
+      <w:r>
+        <w:rPr>
+          <w:rStyle w:val="VerbatimChar"/>
+        </w:rPr>
+        <w:t xml:space="preserve">##          Type_of_Travel       Class       Flight_Distance Inflight_wifi_service</w:t>
+      </w:r>
+      <w:r>
+        <w:br/>
+      </w:r>
+      <w:r>
+        <w:rPr>
+          <w:rStyle w:val="VerbatimChar"/>
+        </w:rPr>
+        <w:t xml:space="preserve">##  Business Travel:89693   Business:62160   Min.   :  31    Min.   :0.000        </w:t>
+      </w:r>
+      <w:r>
+        <w:br/>
+      </w:r>
+      <w:r>
+        <w:rPr>
+          <w:rStyle w:val="VerbatimChar"/>
+        </w:rPr>
+        <w:t xml:space="preserve">##  Personal Travel:40187   Eco     :58309   1st Qu.: 414    1st Qu.:2.000        </w:t>
+      </w:r>
+      <w:r>
+        <w:br/>
+      </w:r>
+      <w:r>
+        <w:rPr>
+          <w:rStyle w:val="VerbatimChar"/>
+        </w:rPr>
+        <w:t xml:space="preserve">##                          Eco Plus: 9411   Median : 844    Median :3.000        </w:t>
+      </w:r>
+      <w:r>
+        <w:br/>
+      </w:r>
+      <w:r>
+        <w:rPr>
+          <w:rStyle w:val="VerbatimChar"/>
+        </w:rPr>
+        <w:t xml:space="preserve">##                                           Mean   :1190    Mean   :2.729        </w:t>
+      </w:r>
+      <w:r>
+        <w:br/>
+      </w:r>
+      <w:r>
+        <w:rPr>
+          <w:rStyle w:val="VerbatimChar"/>
+        </w:rPr>
+        <w:t xml:space="preserve">##                                           3rd Qu.:1744    3rd Qu.:4.000        </w:t>
+      </w:r>
+      <w:r>
+        <w:br/>
+      </w:r>
+      <w:r>
+        <w:rPr>
+          <w:rStyle w:val="VerbatimChar"/>
+        </w:rPr>
+        <w:t xml:space="preserve">##                                           Max.   :4983    Max.   :5.000        </w:t>
+      </w:r>
+      <w:r>
+        <w:br/>
+      </w:r>
+      <w:r>
+        <w:rPr>
+          <w:rStyle w:val="VerbatimChar"/>
+        </w:rPr>
+        <w:t xml:space="preserve">##                                                                                </w:t>
+      </w:r>
+      <w:r>
+        <w:br/>
+      </w:r>
+      <w:r>
+        <w:rPr>
+          <w:rStyle w:val="VerbatimChar"/>
+        </w:rPr>
+        <w:t xml:space="preserve">##  Departure_Arrival_time_convenient Ease_of_Online_booking Gate_location  </w:t>
+      </w:r>
+      <w:r>
+        <w:br/>
+      </w:r>
+      <w:r>
+        <w:rPr>
+          <w:rStyle w:val="VerbatimChar"/>
+        </w:rPr>
+        <w:t xml:space="preserve">##  Min.   :0.000                     Min.   :0.000          Min.   :0.000  </w:t>
+      </w:r>
+      <w:r>
+        <w:br/>
+      </w:r>
+      <w:r>
+        <w:rPr>
+          <w:rStyle w:val="VerbatimChar"/>
+        </w:rPr>
+        <w:t xml:space="preserve">##  1st Qu.:2.000                     1st Qu.:2.000          1st Qu.:2.000  </w:t>
+      </w:r>
+      <w:r>
+        <w:br/>
+      </w:r>
+      <w:r>
+        <w:rPr>
+          <w:rStyle w:val="VerbatimChar"/>
+        </w:rPr>
+        <w:t xml:space="preserve">##  Median :3.000                     Median :3.000          Median :3.000  </w:t>
+      </w:r>
+      <w:r>
+        <w:br/>
+      </w:r>
+      <w:r>
+        <w:rPr>
+          <w:rStyle w:val="VerbatimChar"/>
+        </w:rPr>
+        <w:t xml:space="preserve">##  Mean   :3.058                     Mean   :2.757          Mean   :2.977  </w:t>
+      </w:r>
+      <w:r>
+        <w:br/>
+      </w:r>
+      <w:r>
+        <w:rPr>
+          <w:rStyle w:val="VerbatimChar"/>
+        </w:rPr>
+        <w:t xml:space="preserve">##  3rd Qu.:4.000                     3rd Qu.:4.000          3rd Qu.:4.000  </w:t>
+      </w:r>
+      <w:r>
+        <w:br/>
+      </w:r>
+      <w:r>
+        <w:rPr>
+          <w:rStyle w:val="VerbatimChar"/>
+        </w:rPr>
+        <w:t xml:space="preserve">##  Max.   :5.000                     Max.   :5.000          Max.   :5.000  </w:t>
       </w:r>
       <w:r>
         <w:br/>
@@ -3476,150 +4173,6 @@
         <w:rPr>
           <w:rStyle w:val="VerbatimChar"/>
         </w:rPr>
-        <w:t xml:space="preserve">##     Class           Flight_Distance Inflight_wifi_service</w:t>
-      </w:r>
-      <w:r>
-        <w:br/>
-      </w:r>
-      <w:r>
-        <w:rPr>
-          <w:rStyle w:val="VerbatimChar"/>
-        </w:rPr>
-        <w:t xml:space="preserve">##  Length:129880      Min.   :  31    Min.   :0.000        </w:t>
-      </w:r>
-      <w:r>
-        <w:br/>
-      </w:r>
-      <w:r>
-        <w:rPr>
-          <w:rStyle w:val="VerbatimChar"/>
-        </w:rPr>
-        <w:t xml:space="preserve">##  Class :character   1st Qu.: 414    1st Qu.:2.000        </w:t>
-      </w:r>
-      <w:r>
-        <w:br/>
-      </w:r>
-      <w:r>
-        <w:rPr>
-          <w:rStyle w:val="VerbatimChar"/>
-        </w:rPr>
-        <w:t xml:space="preserve">##  Mode  :character   Median : 844    Median :3.000        </w:t>
-      </w:r>
-      <w:r>
-        <w:br/>
-      </w:r>
-      <w:r>
-        <w:rPr>
-          <w:rStyle w:val="VerbatimChar"/>
-        </w:rPr>
-        <w:t xml:space="preserve">##                     Mean   :1190    Mean   :2.729        </w:t>
-      </w:r>
-      <w:r>
-        <w:br/>
-      </w:r>
-      <w:r>
-        <w:rPr>
-          <w:rStyle w:val="VerbatimChar"/>
-        </w:rPr>
-        <w:t xml:space="preserve">##                     3rd Qu.:1744    3rd Qu.:4.000        </w:t>
-      </w:r>
-      <w:r>
-        <w:br/>
-      </w:r>
-      <w:r>
-        <w:rPr>
-          <w:rStyle w:val="VerbatimChar"/>
-        </w:rPr>
-        <w:t xml:space="preserve">##                     Max.   :4983    Max.   :5.000        </w:t>
-      </w:r>
-      <w:r>
-        <w:br/>
-      </w:r>
-      <w:r>
-        <w:rPr>
-          <w:rStyle w:val="VerbatimChar"/>
-        </w:rPr>
-        <w:t xml:space="preserve">##                                                          </w:t>
-      </w:r>
-      <w:r>
-        <w:br/>
-      </w:r>
-      <w:r>
-        <w:rPr>
-          <w:rStyle w:val="VerbatimChar"/>
-        </w:rPr>
-        <w:t xml:space="preserve">##  Departure_Arrival_time_convenient Ease_of_Online_booking Gate_location  </w:t>
-      </w:r>
-      <w:r>
-        <w:br/>
-      </w:r>
-      <w:r>
-        <w:rPr>
-          <w:rStyle w:val="VerbatimChar"/>
-        </w:rPr>
-        <w:t xml:space="preserve">##  Min.   :0.000                     Min.   :0.000          Min.   :0.000  </w:t>
-      </w:r>
-      <w:r>
-        <w:br/>
-      </w:r>
-      <w:r>
-        <w:rPr>
-          <w:rStyle w:val="VerbatimChar"/>
-        </w:rPr>
-        <w:t xml:space="preserve">##  1st Qu.:2.000                     1st Qu.:2.000          1st Qu.:2.000  </w:t>
-      </w:r>
-      <w:r>
-        <w:br/>
-      </w:r>
-      <w:r>
-        <w:rPr>
-          <w:rStyle w:val="VerbatimChar"/>
-        </w:rPr>
-        <w:t xml:space="preserve">##  Median :3.000                     Median :3.000          Median :3.000  </w:t>
-      </w:r>
-      <w:r>
-        <w:br/>
-      </w:r>
-      <w:r>
-        <w:rPr>
-          <w:rStyle w:val="VerbatimChar"/>
-        </w:rPr>
-        <w:t xml:space="preserve">##  Mean   :3.058                     Mean   :2.757          Mean   :2.977  </w:t>
-      </w:r>
-      <w:r>
-        <w:br/>
-      </w:r>
-      <w:r>
-        <w:rPr>
-          <w:rStyle w:val="VerbatimChar"/>
-        </w:rPr>
-        <w:t xml:space="preserve">##  3rd Qu.:4.000                     3rd Qu.:4.000          3rd Qu.:4.000  </w:t>
-      </w:r>
-      <w:r>
-        <w:br/>
-      </w:r>
-      <w:r>
-        <w:rPr>
-          <w:rStyle w:val="VerbatimChar"/>
-        </w:rPr>
-        <w:t xml:space="preserve">##  Max.   :5.000                     Max.   :5.000          Max.   :5.000  </w:t>
-      </w:r>
-      <w:r>
-        <w:br/>
-      </w:r>
-      <w:r>
-        <w:rPr>
-          <w:rStyle w:val="VerbatimChar"/>
-        </w:rPr>
-        <w:t xml:space="preserve">##                                                                          </w:t>
-      </w:r>
-      <w:r>
-        <w:br/>
-      </w:r>
-      <w:r>
-        <w:rPr>
-          <w:rStyle w:val="VerbatimChar"/>
-        </w:rPr>
         <w:t xml:space="preserve">##  Food_and_drink  Online_boarding  Seat_comfort   Inflight_entertainment</w:t>
       </w:r>
       <w:r>
@@ -3900,6 +4453,24 @@
           <w:rStyle w:val="VerbatimChar"/>
         </w:rPr>
         <w:t xml:space="preserve">## </w:t>
+      </w:r>
+    </w:p>
+    <w:bookmarkEnd w:id="29"/>
+    <w:bookmarkStart w:id="30" w:name="zaključak-pregleda-podataka"/>
+    <w:p>
+      <w:pPr>
+        <w:pStyle w:val="Heading2"/>
+      </w:pPr>
+      <w:r>
+        <w:t xml:space="preserve">Zaključak pregleda podataka</w:t>
+      </w:r>
+    </w:p>
+    <w:p>
+      <w:pPr>
+        <w:pStyle w:val="FirstParagraph"/>
+      </w:pPr>
+      <w:r>
+        <w:t xml:space="preserve">Kroz pregled podataka ustanovili smo:</w:t>
       </w:r>
     </w:p>
     <w:p>
@@ -3911,80 +4482,128 @@
         <w:pStyle w:val="Compact"/>
       </w:pPr>
       <w:r>
+        <w:t xml:space="preserve">Skup sadrži</w:t>
+      </w:r>
+      <w:r>
+        <w:t xml:space="preserve"> </w:t>
+      </w:r>
+      <w:r>
         <w:rPr>
           <w:bCs/>
           <w:b/>
         </w:rPr>
-        <w:t xml:space="preserve">Ciljna promenljiva</w:t>
+        <w:t xml:space="preserve">129.880 opservacija</w:t>
+      </w:r>
+      <w:r>
+        <w:t xml:space="preserve"> </w:t>
+      </w:r>
+      <w:r>
+        <w:t xml:space="preserve">i</w:t>
+      </w:r>
+      <w:r>
+        <w:t xml:space="preserve"> </w:t>
       </w:r>
       <w:r>
         <w:rPr>
           <w:bCs/>
           <w:b/>
         </w:rPr>
-        <w:t xml:space="preserve"> </w:t>
-      </w:r>
-      <w:r>
-        <w:rPr>
-          <w:rStyle w:val="VerbatimChar"/>
+        <w:t xml:space="preserve">22 promenljive</w:t>
+      </w:r>
+      <w:r>
+        <w:t xml:space="preserve">.</w:t>
+      </w:r>
+    </w:p>
+    <w:p>
+      <w:pPr>
+        <w:numPr>
+          <w:ilvl w:val="0"/>
+          <w:numId w:val="1005"/>
+        </w:numPr>
+        <w:pStyle w:val="Compact"/>
+      </w:pPr>
+      <w:r>
+        <w:rPr>
           <w:bCs/>
           <w:b/>
         </w:rPr>
+        <w:t xml:space="preserve">Ciljna promenljiva</w:t>
+      </w:r>
+      <w:r>
+        <w:rPr>
+          <w:bCs/>
+          <w:b/>
+        </w:rPr>
+        <w:t xml:space="preserve"> </w:t>
+      </w:r>
+      <w:r>
+        <w:rPr>
+          <w:rStyle w:val="VerbatimChar"/>
+          <w:bCs/>
+          <w:b/>
+        </w:rPr>
         <w:t xml:space="preserve">Satisfaction</w:t>
       </w:r>
       <w:r>
         <w:t xml:space="preserve"> </w:t>
       </w:r>
       <w:r>
-        <w:t xml:space="preserve">ima dve klase:</w:t>
+        <w:t xml:space="preserve">je binarna, sa blagom neuravnoteženošću: 43.4% Satisfied i 56.6% Not Satisfied.</w:t>
       </w:r>
     </w:p>
     <w:p>
       <w:pPr>
         <w:numPr>
-          <w:ilvl w:val="1"/>
-          <w:numId w:val="1006"/>
+          <w:ilvl w:val="0"/>
+          <w:numId w:val="1005"/>
         </w:numPr>
         <w:pStyle w:val="Compact"/>
       </w:pPr>
       <w:r>
         <w:rPr>
           <w:rStyle w:val="VerbatimChar"/>
-        </w:rPr>
-        <w:t xml:space="preserve">Satisfied</w:t>
-      </w:r>
-      <w:r>
-        <w:t xml:space="preserve">: 56.428 putnika (43.4%)</w:t>
+          <w:bCs/>
+          <w:b/>
+        </w:rPr>
+        <w:t xml:space="preserve">Arrival_Delay_in_Minutes</w:t>
+      </w:r>
+      <w:r>
+        <w:t xml:space="preserve"> </w:t>
+      </w:r>
+      <w:r>
+        <w:t xml:space="preserve">sadrži 393 nedostajuće vrednosti, što ćemo rešiti u sekciji Priprema podataka.</w:t>
       </w:r>
     </w:p>
     <w:p>
       <w:pPr>
         <w:numPr>
-          <w:ilvl w:val="1"/>
-          <w:numId w:val="1006"/>
+          <w:ilvl w:val="0"/>
+          <w:numId w:val="1005"/>
         </w:numPr>
         <w:pStyle w:val="Compact"/>
       </w:pPr>
       <w:r>
-        <w:rPr>
-          <w:rStyle w:val="VerbatimChar"/>
-        </w:rPr>
-        <w:t xml:space="preserve">Not Satisfied</w:t>
-      </w:r>
-      <w:r>
-        <w:t xml:space="preserve">: 73.452 putnika (56.6%)</w:t>
+        <w:t xml:space="preserve">Sve kategorijske promenljive su konvertovane u faktore.</w:t>
       </w:r>
     </w:p>
     <w:p>
       <w:pPr>
         <w:numPr>
-          <w:ilvl w:val="1"/>
-          <w:numId w:val="1006"/>
+          <w:ilvl w:val="0"/>
+          <w:numId w:val="1005"/>
         </w:numPr>
         <w:pStyle w:val="Compact"/>
       </w:pPr>
       <w:r>
-        <w:t xml:space="preserve">Klase su</w:t>
+        <w:t xml:space="preserve">Ocene usluga su ordinalne promenljive (0–5), gde 0 označava da usluga nije ocenjena.</w:t>
+      </w:r>
+    </w:p>
+    <w:p>
+      <w:pPr>
+        <w:pStyle w:val="FirstParagraph"/>
+      </w:pPr>
+      <w:r>
+        <w:t xml:space="preserve">U narednoj sekciji prelazimo na</w:t>
       </w:r>
       <w:r>
         <w:t xml:space="preserve"> </w:t>
@@ -3994,38 +4613,14 @@
           <w:bCs/>
           <w:b/>
         </w:rPr>
-        <w:t xml:space="preserve">relativno balansirane</w:t>
-      </w:r>
-      <w:r>
-        <w:t xml:space="preserve">, što je povoljno za modele klasifikacije.</w:t>
-      </w:r>
-    </w:p>
-    <w:p>
-      <w:pPr>
-        <w:pStyle w:val="FirstParagraph"/>
-      </w:pPr>
-      <w:r>
-        <w:t xml:space="preserve">Takodje, vidimo da promenljiva</w:t>
-      </w:r>
-      <w:r>
-        <w:t xml:space="preserve"> </w:t>
-      </w:r>
-      <w:r>
-        <w:rPr>
-          <w:bCs/>
-          <w:b/>
-        </w:rPr>
-        <w:t xml:space="preserve">Arrival_Delay_in_Minutes</w:t>
-      </w:r>
-      <w:r>
-        <w:t xml:space="preserve"> </w:t>
-      </w:r>
-      <w:r>
-        <w:t xml:space="preserve">ima 393 nedostajućih vrednosti.</w:t>
-      </w:r>
-    </w:p>
-    <w:bookmarkEnd w:id="27"/>
-    <w:bookmarkEnd w:id="28"/>
+        <w:t xml:space="preserve">eksplorativnu analizu podataka (EDA)</w:t>
+      </w:r>
+      <w:r>
+        <w:t xml:space="preserve">, gde ćemo detaljnije ispitati distribucije i odnose među promenljivama.</w:t>
+      </w:r>
+    </w:p>
+    <w:bookmarkEnd w:id="30"/>
+    <w:bookmarkEnd w:id="31"/>
     <w:sectPr>
       <w:pgSz w:h="15840" w:w="12240"/>
       <w:pgMar w:bottom="1440" w:footer="720" w:gutter="0" w:header="720" w:left="1440" w:right="1440" w:top="1440"/>
@@ -4368,9 +4963,6 @@
     <w:abstractNumId w:val="991"/>
   </w:num>
   <w:num w:numId="1005">
-    <w:abstractNumId w:val="991"/>
-  </w:num>
-  <w:num w:numId="1006">
     <w:abstractNumId w:val="991"/>
   </w:num>
 </w:numbering>

--- a/reports/airline_satisfaction.docx
+++ b/reports/airline_satisfaction.docx
@@ -210,7 +210,7 @@
     </w:p>
     <w:bookmarkEnd w:id="22"/>
     <w:bookmarkEnd w:id="23"/>
-    <w:bookmarkStart w:id="31" w:name="pregled-podataka"/>
+    <w:bookmarkStart w:id="34" w:name="pregled-podataka"/>
     <w:p>
       <w:pPr>
         <w:pStyle w:val="Heading1"/>
@@ -4619,8 +4619,1037 @@
         <w:t xml:space="preserve">, gde ćemo detaljnije ispitati distribucije i odnose među promenljivama.</w:t>
       </w:r>
     </w:p>
+    <w:p>
+      <w:pPr>
+        <w:pStyle w:val="BodyText"/>
+      </w:pPr>
+      <w:r>
+        <w:t xml:space="preserve">#Eksplorativna analiza podataka(EDA)</w:t>
+      </w:r>
+    </w:p>
+    <w:p>
+      <w:pPr>
+        <w:pStyle w:val="BodyText"/>
+      </w:pPr>
+      <w:r>
+        <w:t xml:space="preserve">Eksplorativna analiza podataka (Exploratory Data Analysis - EDA) predstavlja ključni korak u analizi u okviru koga istražujemo i vizualizujemo podatke, kako bismo saznali njihovu strukturu, uočili šablone, anomalije i proverili međusobne veze između promenljivih pre nego što pređemo na kreiranje modela mašinskog učenja.</w:t>
+      </w:r>
+    </w:p>
     <w:bookmarkEnd w:id="30"/>
-    <w:bookmarkEnd w:id="31"/>
+    <w:bookmarkStart w:id="33" w:name="univarijantna-analiza"/>
+    <w:p>
+      <w:pPr>
+        <w:pStyle w:val="Heading2"/>
+      </w:pPr>
+      <w:r>
+        <w:t xml:space="preserve">Univarijantna analiza</w:t>
+      </w:r>
+    </w:p>
+    <w:p>
+      <w:pPr>
+        <w:pStyle w:val="FirstParagraph"/>
+      </w:pPr>
+      <w:r>
+        <w:t xml:space="preserve">U okviru univarijantne analize posmatraćemo svaku promenljivu pojedinačno. Prva i najvažnija promenljiva koju analiziramo jeste naša ciljna promenljiva —</w:t>
+      </w:r>
+      <w:r>
+        <w:t xml:space="preserve"> </w:t>
+      </w:r>
+      <w:r>
+        <w:rPr>
+          <w:bCs/>
+          <w:b/>
+        </w:rPr>
+        <w:t xml:space="preserve">Satisfaction</w:t>
+      </w:r>
+      <w:r>
+        <w:t xml:space="preserve"> </w:t>
+      </w:r>
+      <w:r>
+        <w:t xml:space="preserve">(zadovoljstvo putnika), jer nam njena raspodela govori o ravnoteži klasa koje ćemo kasnije predviđati.</w:t>
+      </w:r>
+    </w:p>
+    <w:bookmarkStart w:id="32" w:name="analiza-ciljne-promenljive-satisfaction"/>
+    <w:p>
+      <w:pPr>
+        <w:pStyle w:val="Heading3"/>
+      </w:pPr>
+      <w:r>
+        <w:t xml:space="preserve">Analiza ciljne promenljive (Satisfaction)</w:t>
+      </w:r>
+    </w:p>
+    <w:p>
+      <w:pPr>
+        <w:pStyle w:val="FirstParagraph"/>
+      </w:pPr>
+      <w:r>
+        <w:t xml:space="preserve">Prvo ćemo preko frekvencija i procenata numerički proveriti odnos između zadovoljnih i nezadovoljnih putnika u našem skupu podataka.</w:t>
+      </w:r>
+    </w:p>
+    <w:p>
+      <w:pPr>
+        <w:pStyle w:val="SourceCode"/>
+      </w:pPr>
+      <w:r>
+        <w:rPr>
+          <w:rStyle w:val="NormalTok"/>
+        </w:rPr>
+        <w:t xml:space="preserve">satisfaction_summary </w:t>
+      </w:r>
+      <w:r>
+        <w:rPr>
+          <w:rStyle w:val="OtherTok"/>
+        </w:rPr>
+        <w:t xml:space="preserve">&lt;-</w:t>
+      </w:r>
+      <w:r>
+        <w:rPr>
+          <w:rStyle w:val="NormalTok"/>
+        </w:rPr>
+        <w:t xml:space="preserve"> data </w:t>
+      </w:r>
+      <w:r>
+        <w:rPr>
+          <w:rStyle w:val="SpecialCharTok"/>
+        </w:rPr>
+        <w:t xml:space="preserve">%&gt;%</w:t>
+      </w:r>
+      <w:r>
+        <w:br/>
+      </w:r>
+      <w:r>
+        <w:rPr>
+          <w:rStyle w:val="NormalTok"/>
+        </w:rPr>
+        <w:t xml:space="preserve">  </w:t>
+      </w:r>
+      <w:r>
+        <w:rPr>
+          <w:rStyle w:val="FunctionTok"/>
+        </w:rPr>
+        <w:t xml:space="preserve">count</w:t>
+      </w:r>
+      <w:r>
+        <w:rPr>
+          <w:rStyle w:val="NormalTok"/>
+        </w:rPr>
+        <w:t xml:space="preserve">(Satisfaction) </w:t>
+      </w:r>
+      <w:r>
+        <w:rPr>
+          <w:rStyle w:val="SpecialCharTok"/>
+        </w:rPr>
+        <w:t xml:space="preserve">%&gt;%</w:t>
+      </w:r>
+      <w:r>
+        <w:br/>
+      </w:r>
+      <w:r>
+        <w:rPr>
+          <w:rStyle w:val="NormalTok"/>
+        </w:rPr>
+        <w:t xml:space="preserve">  </w:t>
+      </w:r>
+      <w:r>
+        <w:rPr>
+          <w:rStyle w:val="FunctionTok"/>
+        </w:rPr>
+        <w:t xml:space="preserve">mutate</w:t>
+      </w:r>
+      <w:r>
+        <w:rPr>
+          <w:rStyle w:val="NormalTok"/>
+        </w:rPr>
+        <w:t xml:space="preserve">(</w:t>
+      </w:r>
+      <w:r>
+        <w:rPr>
+          <w:rStyle w:val="AttributeTok"/>
+        </w:rPr>
+        <w:t xml:space="preserve">Procenat =</w:t>
+      </w:r>
+      <w:r>
+        <w:rPr>
+          <w:rStyle w:val="NormalTok"/>
+        </w:rPr>
+        <w:t xml:space="preserve"> </w:t>
+      </w:r>
+      <w:r>
+        <w:rPr>
+          <w:rStyle w:val="FunctionTok"/>
+        </w:rPr>
+        <w:t xml:space="preserve">round</w:t>
+      </w:r>
+      <w:r>
+        <w:rPr>
+          <w:rStyle w:val="NormalTok"/>
+        </w:rPr>
+        <w:t xml:space="preserve">(n </w:t>
+      </w:r>
+      <w:r>
+        <w:rPr>
+          <w:rStyle w:val="SpecialCharTok"/>
+        </w:rPr>
+        <w:t xml:space="preserve">/</w:t>
+      </w:r>
+      <w:r>
+        <w:rPr>
+          <w:rStyle w:val="NormalTok"/>
+        </w:rPr>
+        <w:t xml:space="preserve"> </w:t>
+      </w:r>
+      <w:r>
+        <w:rPr>
+          <w:rStyle w:val="FunctionTok"/>
+        </w:rPr>
+        <w:t xml:space="preserve">sum</w:t>
+      </w:r>
+      <w:r>
+        <w:rPr>
+          <w:rStyle w:val="NormalTok"/>
+        </w:rPr>
+        <w:t xml:space="preserve">(n) </w:t>
+      </w:r>
+      <w:r>
+        <w:rPr>
+          <w:rStyle w:val="SpecialCharTok"/>
+        </w:rPr>
+        <w:t xml:space="preserve">*</w:t>
+      </w:r>
+      <w:r>
+        <w:rPr>
+          <w:rStyle w:val="NormalTok"/>
+        </w:rPr>
+        <w:t xml:space="preserve"> </w:t>
+      </w:r>
+      <w:r>
+        <w:rPr>
+          <w:rStyle w:val="DecValTok"/>
+        </w:rPr>
+        <w:t xml:space="preserve">100</w:t>
+      </w:r>
+      <w:r>
+        <w:rPr>
+          <w:rStyle w:val="NormalTok"/>
+        </w:rPr>
+        <w:t xml:space="preserve">, </w:t>
+      </w:r>
+      <w:r>
+        <w:rPr>
+          <w:rStyle w:val="DecValTok"/>
+        </w:rPr>
+        <w:t xml:space="preserve">2</w:t>
+      </w:r>
+      <w:r>
+        <w:rPr>
+          <w:rStyle w:val="NormalTok"/>
+        </w:rPr>
+        <w:t xml:space="preserve">))</w:t>
+      </w:r>
+      <w:r>
+        <w:br/>
+      </w:r>
+      <w:r>
+        <w:br/>
+      </w:r>
+      <w:r>
+        <w:rPr>
+          <w:rStyle w:val="NormalTok"/>
+        </w:rPr>
+        <w:t xml:space="preserve">satisfaction_summary</w:t>
+      </w:r>
+    </w:p>
+    <w:p>
+      <w:pPr>
+        <w:pStyle w:val="SourceCode"/>
+      </w:pPr>
+      <w:r>
+        <w:rPr>
+          <w:rStyle w:val="VerbatimChar"/>
+        </w:rPr>
+        <w:t xml:space="preserve">##    Satisfaction     n Procenat</w:t>
+      </w:r>
+      <w:r>
+        <w:br/>
+      </w:r>
+      <w:r>
+        <w:rPr>
+          <w:rStyle w:val="VerbatimChar"/>
+        </w:rPr>
+        <w:t xml:space="preserve">## 1     Satisfied 56428    43.45</w:t>
+      </w:r>
+      <w:r>
+        <w:br/>
+      </w:r>
+      <w:r>
+        <w:rPr>
+          <w:rStyle w:val="VerbatimChar"/>
+        </w:rPr>
+        <w:t xml:space="preserve">## 2 Not Satisfied 73452    56.55</w:t>
+      </w:r>
+    </w:p>
+    <w:p>
+      <w:pPr>
+        <w:pStyle w:val="FirstParagraph"/>
+      </w:pPr>
+      <w:r>
+        <w:t xml:space="preserve">Da bismo ovaj odnos jasnije sagledali i vizuelno, prikazaćemo ga stubicastim dijagramom sa procentualnim oznakama iznad svakog stubića.</w:t>
+      </w:r>
+    </w:p>
+    <w:p>
+      <w:pPr>
+        <w:pStyle w:val="SourceCode"/>
+      </w:pPr>
+      <w:r>
+        <w:rPr>
+          <w:rStyle w:val="FunctionTok"/>
+        </w:rPr>
+        <w:t xml:space="preserve">ggplot</w:t>
+      </w:r>
+      <w:r>
+        <w:rPr>
+          <w:rStyle w:val="NormalTok"/>
+        </w:rPr>
+        <w:t xml:space="preserve">(data, </w:t>
+      </w:r>
+      <w:r>
+        <w:rPr>
+          <w:rStyle w:val="FunctionTok"/>
+        </w:rPr>
+        <w:t xml:space="preserve">aes</w:t>
+      </w:r>
+      <w:r>
+        <w:rPr>
+          <w:rStyle w:val="NormalTok"/>
+        </w:rPr>
+        <w:t xml:space="preserve">(</w:t>
+      </w:r>
+      <w:r>
+        <w:rPr>
+          <w:rStyle w:val="AttributeTok"/>
+        </w:rPr>
+        <w:t xml:space="preserve">x =</w:t>
+      </w:r>
+      <w:r>
+        <w:rPr>
+          <w:rStyle w:val="NormalTok"/>
+        </w:rPr>
+        <w:t xml:space="preserve"> Satisfaction, </w:t>
+      </w:r>
+      <w:r>
+        <w:rPr>
+          <w:rStyle w:val="AttributeTok"/>
+        </w:rPr>
+        <w:t xml:space="preserve">fill =</w:t>
+      </w:r>
+      <w:r>
+        <w:rPr>
+          <w:rStyle w:val="NormalTok"/>
+        </w:rPr>
+        <w:t xml:space="preserve"> Satisfaction)) </w:t>
+      </w:r>
+      <w:r>
+        <w:rPr>
+          <w:rStyle w:val="SpecialCharTok"/>
+        </w:rPr>
+        <w:t xml:space="preserve">+</w:t>
+      </w:r>
+      <w:r>
+        <w:br/>
+      </w:r>
+      <w:r>
+        <w:rPr>
+          <w:rStyle w:val="NormalTok"/>
+        </w:rPr>
+        <w:t xml:space="preserve">  </w:t>
+      </w:r>
+      <w:r>
+        <w:rPr>
+          <w:rStyle w:val="FunctionTok"/>
+        </w:rPr>
+        <w:t xml:space="preserve">geom_bar</w:t>
+      </w:r>
+      <w:r>
+        <w:rPr>
+          <w:rStyle w:val="NormalTok"/>
+        </w:rPr>
+        <w:t xml:space="preserve">(</w:t>
+      </w:r>
+      <w:r>
+        <w:rPr>
+          <w:rStyle w:val="AttributeTok"/>
+        </w:rPr>
+        <w:t xml:space="preserve">width =</w:t>
+      </w:r>
+      <w:r>
+        <w:rPr>
+          <w:rStyle w:val="NormalTok"/>
+        </w:rPr>
+        <w:t xml:space="preserve"> </w:t>
+      </w:r>
+      <w:r>
+        <w:rPr>
+          <w:rStyle w:val="FloatTok"/>
+        </w:rPr>
+        <w:t xml:space="preserve">0.6</w:t>
+      </w:r>
+      <w:r>
+        <w:rPr>
+          <w:rStyle w:val="NormalTok"/>
+        </w:rPr>
+        <w:t xml:space="preserve">) </w:t>
+      </w:r>
+      <w:r>
+        <w:rPr>
+          <w:rStyle w:val="SpecialCharTok"/>
+        </w:rPr>
+        <w:t xml:space="preserve">+</w:t>
+      </w:r>
+      <w:r>
+        <w:br/>
+      </w:r>
+      <w:r>
+        <w:rPr>
+          <w:rStyle w:val="NormalTok"/>
+        </w:rPr>
+        <w:t xml:space="preserve">  </w:t>
+      </w:r>
+      <w:r>
+        <w:rPr>
+          <w:rStyle w:val="FunctionTok"/>
+        </w:rPr>
+        <w:t xml:space="preserve">geom_text</w:t>
+      </w:r>
+      <w:r>
+        <w:rPr>
+          <w:rStyle w:val="NormalTok"/>
+        </w:rPr>
+        <w:t xml:space="preserve">(</w:t>
+      </w:r>
+      <w:r>
+        <w:rPr>
+          <w:rStyle w:val="AttributeTok"/>
+        </w:rPr>
+        <w:t xml:space="preserve">stat =</w:t>
+      </w:r>
+      <w:r>
+        <w:rPr>
+          <w:rStyle w:val="NormalTok"/>
+        </w:rPr>
+        <w:t xml:space="preserve"> </w:t>
+      </w:r>
+      <w:r>
+        <w:rPr>
+          <w:rStyle w:val="StringTok"/>
+        </w:rPr>
+        <w:t xml:space="preserve">'count'</w:t>
+      </w:r>
+      <w:r>
+        <w:rPr>
+          <w:rStyle w:val="NormalTok"/>
+        </w:rPr>
+        <w:t xml:space="preserve">, </w:t>
+      </w:r>
+      <w:r>
+        <w:rPr>
+          <w:rStyle w:val="FunctionTok"/>
+        </w:rPr>
+        <w:t xml:space="preserve">aes</w:t>
+      </w:r>
+      <w:r>
+        <w:rPr>
+          <w:rStyle w:val="NormalTok"/>
+        </w:rPr>
+        <w:t xml:space="preserve">(</w:t>
+      </w:r>
+      <w:r>
+        <w:rPr>
+          <w:rStyle w:val="AttributeTok"/>
+        </w:rPr>
+        <w:t xml:space="preserve">label =</w:t>
+      </w:r>
+      <w:r>
+        <w:rPr>
+          <w:rStyle w:val="NormalTok"/>
+        </w:rPr>
+        <w:t xml:space="preserve"> </w:t>
+      </w:r>
+      <w:r>
+        <w:rPr>
+          <w:rStyle w:val="FunctionTok"/>
+        </w:rPr>
+        <w:t xml:space="preserve">paste0</w:t>
+      </w:r>
+      <w:r>
+        <w:rPr>
+          <w:rStyle w:val="NormalTok"/>
+        </w:rPr>
+        <w:t xml:space="preserve">(</w:t>
+      </w:r>
+      <w:r>
+        <w:rPr>
+          <w:rStyle w:val="FunctionTok"/>
+        </w:rPr>
+        <w:t xml:space="preserve">round</w:t>
+      </w:r>
+      <w:r>
+        <w:rPr>
+          <w:rStyle w:val="NormalTok"/>
+        </w:rPr>
+        <w:t xml:space="preserve">(..count..</w:t>
+      </w:r>
+      <w:r>
+        <w:rPr>
+          <w:rStyle w:val="SpecialCharTok"/>
+        </w:rPr>
+        <w:t xml:space="preserve">/</w:t>
+      </w:r>
+      <w:r>
+        <w:rPr>
+          <w:rStyle w:val="FunctionTok"/>
+        </w:rPr>
+        <w:t xml:space="preserve">sum</w:t>
+      </w:r>
+      <w:r>
+        <w:rPr>
+          <w:rStyle w:val="NormalTok"/>
+        </w:rPr>
+        <w:t xml:space="preserve">(..count..)</w:t>
+      </w:r>
+      <w:r>
+        <w:rPr>
+          <w:rStyle w:val="SpecialCharTok"/>
+        </w:rPr>
+        <w:t xml:space="preserve">*</w:t>
+      </w:r>
+      <w:r>
+        <w:rPr>
+          <w:rStyle w:val="DecValTok"/>
+        </w:rPr>
+        <w:t xml:space="preserve">100</w:t>
+      </w:r>
+      <w:r>
+        <w:rPr>
+          <w:rStyle w:val="NormalTok"/>
+        </w:rPr>
+        <w:t xml:space="preserve">, </w:t>
+      </w:r>
+      <w:r>
+        <w:rPr>
+          <w:rStyle w:val="DecValTok"/>
+        </w:rPr>
+        <w:t xml:space="preserve">1</w:t>
+      </w:r>
+      <w:r>
+        <w:rPr>
+          <w:rStyle w:val="NormalTok"/>
+        </w:rPr>
+        <w:t xml:space="preserve">), </w:t>
+      </w:r>
+      <w:r>
+        <w:rPr>
+          <w:rStyle w:val="StringTok"/>
+        </w:rPr>
+        <w:t xml:space="preserve">"%"</w:t>
+      </w:r>
+      <w:r>
+        <w:rPr>
+          <w:rStyle w:val="NormalTok"/>
+        </w:rPr>
+        <w:t xml:space="preserve">)), </w:t>
+      </w:r>
+      <w:r>
+        <w:rPr>
+          <w:rStyle w:val="AttributeTok"/>
+        </w:rPr>
+        <w:t xml:space="preserve">vjust =</w:t>
+      </w:r>
+      <w:r>
+        <w:rPr>
+          <w:rStyle w:val="NormalTok"/>
+        </w:rPr>
+        <w:t xml:space="preserve"> </w:t>
+      </w:r>
+      <w:r>
+        <w:rPr>
+          <w:rStyle w:val="SpecialCharTok"/>
+        </w:rPr>
+        <w:t xml:space="preserve">-</w:t>
+      </w:r>
+      <w:r>
+        <w:rPr>
+          <w:rStyle w:val="FloatTok"/>
+        </w:rPr>
+        <w:t xml:space="preserve">0.5</w:t>
+      </w:r>
+      <w:r>
+        <w:rPr>
+          <w:rStyle w:val="NormalTok"/>
+        </w:rPr>
+        <w:t xml:space="preserve">, </w:t>
+      </w:r>
+      <w:r>
+        <w:rPr>
+          <w:rStyle w:val="AttributeTok"/>
+        </w:rPr>
+        <w:t xml:space="preserve">size =</w:t>
+      </w:r>
+      <w:r>
+        <w:rPr>
+          <w:rStyle w:val="NormalTok"/>
+        </w:rPr>
+        <w:t xml:space="preserve"> </w:t>
+      </w:r>
+      <w:r>
+        <w:rPr>
+          <w:rStyle w:val="DecValTok"/>
+        </w:rPr>
+        <w:t xml:space="preserve">4</w:t>
+      </w:r>
+      <w:r>
+        <w:rPr>
+          <w:rStyle w:val="NormalTok"/>
+        </w:rPr>
+        <w:t xml:space="preserve">) </w:t>
+      </w:r>
+      <w:r>
+        <w:rPr>
+          <w:rStyle w:val="SpecialCharTok"/>
+        </w:rPr>
+        <w:t xml:space="preserve">+</w:t>
+      </w:r>
+      <w:r>
+        <w:br/>
+      </w:r>
+      <w:r>
+        <w:rPr>
+          <w:rStyle w:val="NormalTok"/>
+        </w:rPr>
+        <w:t xml:space="preserve">  </w:t>
+      </w:r>
+      <w:r>
+        <w:rPr>
+          <w:rStyle w:val="FunctionTok"/>
+        </w:rPr>
+        <w:t xml:space="preserve">scale_fill_manual</w:t>
+      </w:r>
+      <w:r>
+        <w:rPr>
+          <w:rStyle w:val="NormalTok"/>
+        </w:rPr>
+        <w:t xml:space="preserve">(</w:t>
+      </w:r>
+      <w:r>
+        <w:rPr>
+          <w:rStyle w:val="AttributeTok"/>
+        </w:rPr>
+        <w:t xml:space="preserve">values =</w:t>
+      </w:r>
+      <w:r>
+        <w:rPr>
+          <w:rStyle w:val="NormalTok"/>
+        </w:rPr>
+        <w:t xml:space="preserve"> </w:t>
+      </w:r>
+      <w:r>
+        <w:rPr>
+          <w:rStyle w:val="FunctionTok"/>
+        </w:rPr>
+        <w:t xml:space="preserve">c</w:t>
+      </w:r>
+      <w:r>
+        <w:rPr>
+          <w:rStyle w:val="NormalTok"/>
+        </w:rPr>
+        <w:t xml:space="preserve">(</w:t>
+      </w:r>
+      <w:r>
+        <w:rPr>
+          <w:rStyle w:val="StringTok"/>
+        </w:rPr>
+        <w:t xml:space="preserve">"Satisfied"</w:t>
+      </w:r>
+      <w:r>
+        <w:rPr>
+          <w:rStyle w:val="NormalTok"/>
+        </w:rPr>
+        <w:t xml:space="preserve"> </w:t>
+      </w:r>
+      <w:r>
+        <w:rPr>
+          <w:rStyle w:val="OtherTok"/>
+        </w:rPr>
+        <w:t xml:space="preserve">=</w:t>
+      </w:r>
+      <w:r>
+        <w:rPr>
+          <w:rStyle w:val="NormalTok"/>
+        </w:rPr>
+        <w:t xml:space="preserve"> </w:t>
+      </w:r>
+      <w:r>
+        <w:rPr>
+          <w:rStyle w:val="StringTok"/>
+        </w:rPr>
+        <w:t xml:space="preserve">"#2ecc71"</w:t>
+      </w:r>
+      <w:r>
+        <w:rPr>
+          <w:rStyle w:val="NormalTok"/>
+        </w:rPr>
+        <w:t xml:space="preserve">, </w:t>
+      </w:r>
+      <w:r>
+        <w:rPr>
+          <w:rStyle w:val="StringTok"/>
+        </w:rPr>
+        <w:t xml:space="preserve">"Not Satisfied"</w:t>
+      </w:r>
+      <w:r>
+        <w:rPr>
+          <w:rStyle w:val="NormalTok"/>
+        </w:rPr>
+        <w:t xml:space="preserve"> </w:t>
+      </w:r>
+      <w:r>
+        <w:rPr>
+          <w:rStyle w:val="OtherTok"/>
+        </w:rPr>
+        <w:t xml:space="preserve">=</w:t>
+      </w:r>
+      <w:r>
+        <w:rPr>
+          <w:rStyle w:val="NormalTok"/>
+        </w:rPr>
+        <w:t xml:space="preserve"> </w:t>
+      </w:r>
+      <w:r>
+        <w:rPr>
+          <w:rStyle w:val="StringTok"/>
+        </w:rPr>
+        <w:t xml:space="preserve">"#e74c3c"</w:t>
+      </w:r>
+      <w:r>
+        <w:rPr>
+          <w:rStyle w:val="NormalTok"/>
+        </w:rPr>
+        <w:t xml:space="preserve">)) </w:t>
+      </w:r>
+      <w:r>
+        <w:rPr>
+          <w:rStyle w:val="SpecialCharTok"/>
+        </w:rPr>
+        <w:t xml:space="preserve">+</w:t>
+      </w:r>
+      <w:r>
+        <w:br/>
+      </w:r>
+      <w:r>
+        <w:rPr>
+          <w:rStyle w:val="NormalTok"/>
+        </w:rPr>
+        <w:t xml:space="preserve">  </w:t>
+      </w:r>
+      <w:r>
+        <w:rPr>
+          <w:rStyle w:val="FunctionTok"/>
+        </w:rPr>
+        <w:t xml:space="preserve">theme_minimal</w:t>
+      </w:r>
+      <w:r>
+        <w:rPr>
+          <w:rStyle w:val="NormalTok"/>
+        </w:rPr>
+        <w:t xml:space="preserve">(</w:t>
+      </w:r>
+      <w:r>
+        <w:rPr>
+          <w:rStyle w:val="AttributeTok"/>
+        </w:rPr>
+        <w:t xml:space="preserve">base_size =</w:t>
+      </w:r>
+      <w:r>
+        <w:rPr>
+          <w:rStyle w:val="NormalTok"/>
+        </w:rPr>
+        <w:t xml:space="preserve"> </w:t>
+      </w:r>
+      <w:r>
+        <w:rPr>
+          <w:rStyle w:val="DecValTok"/>
+        </w:rPr>
+        <w:t xml:space="preserve">12</w:t>
+      </w:r>
+      <w:r>
+        <w:rPr>
+          <w:rStyle w:val="NormalTok"/>
+        </w:rPr>
+        <w:t xml:space="preserve">) </w:t>
+      </w:r>
+      <w:r>
+        <w:rPr>
+          <w:rStyle w:val="SpecialCharTok"/>
+        </w:rPr>
+        <w:t xml:space="preserve">+</w:t>
+      </w:r>
+      <w:r>
+        <w:br/>
+      </w:r>
+      <w:r>
+        <w:rPr>
+          <w:rStyle w:val="NormalTok"/>
+        </w:rPr>
+        <w:t xml:space="preserve">  </w:t>
+      </w:r>
+      <w:r>
+        <w:rPr>
+          <w:rStyle w:val="FunctionTok"/>
+        </w:rPr>
+        <w:t xml:space="preserve">labs</w:t>
+      </w:r>
+      <w:r>
+        <w:rPr>
+          <w:rStyle w:val="NormalTok"/>
+        </w:rPr>
+        <w:t xml:space="preserve">(</w:t>
+      </w:r>
+      <w:r>
+        <w:br/>
+      </w:r>
+      <w:r>
+        <w:rPr>
+          <w:rStyle w:val="NormalTok"/>
+        </w:rPr>
+        <w:t xml:space="preserve">    </w:t>
+      </w:r>
+      <w:r>
+        <w:rPr>
+          <w:rStyle w:val="AttributeTok"/>
+        </w:rPr>
+        <w:t xml:space="preserve">title =</w:t>
+      </w:r>
+      <w:r>
+        <w:rPr>
+          <w:rStyle w:val="NormalTok"/>
+        </w:rPr>
+        <w:t xml:space="preserve"> </w:t>
+      </w:r>
+      <w:r>
+        <w:rPr>
+          <w:rStyle w:val="StringTok"/>
+        </w:rPr>
+        <w:t xml:space="preserve">"Distribucija ciljne promenljive (Satisfaction)"</w:t>
+      </w:r>
+      <w:r>
+        <w:rPr>
+          <w:rStyle w:val="NormalTok"/>
+        </w:rPr>
+        <w:t xml:space="preserve">,</w:t>
+      </w:r>
+      <w:r>
+        <w:br/>
+      </w:r>
+      <w:r>
+        <w:rPr>
+          <w:rStyle w:val="NormalTok"/>
+        </w:rPr>
+        <w:t xml:space="preserve">    </w:t>
+      </w:r>
+      <w:r>
+        <w:rPr>
+          <w:rStyle w:val="AttributeTok"/>
+        </w:rPr>
+        <w:t xml:space="preserve">x =</w:t>
+      </w:r>
+      <w:r>
+        <w:rPr>
+          <w:rStyle w:val="NormalTok"/>
+        </w:rPr>
+        <w:t xml:space="preserve"> </w:t>
+      </w:r>
+      <w:r>
+        <w:rPr>
+          <w:rStyle w:val="StringTok"/>
+        </w:rPr>
+        <w:t xml:space="preserve">"Status zadovoljstva"</w:t>
+      </w:r>
+      <w:r>
+        <w:rPr>
+          <w:rStyle w:val="NormalTok"/>
+        </w:rPr>
+        <w:t xml:space="preserve">,</w:t>
+      </w:r>
+      <w:r>
+        <w:br/>
+      </w:r>
+      <w:r>
+        <w:rPr>
+          <w:rStyle w:val="NormalTok"/>
+        </w:rPr>
+        <w:t xml:space="preserve">    </w:t>
+      </w:r>
+      <w:r>
+        <w:rPr>
+          <w:rStyle w:val="AttributeTok"/>
+        </w:rPr>
+        <w:t xml:space="preserve">y =</w:t>
+      </w:r>
+      <w:r>
+        <w:rPr>
+          <w:rStyle w:val="NormalTok"/>
+        </w:rPr>
+        <w:t xml:space="preserve"> </w:t>
+      </w:r>
+      <w:r>
+        <w:rPr>
+          <w:rStyle w:val="StringTok"/>
+        </w:rPr>
+        <w:t xml:space="preserve">"Broj putnika"</w:t>
+      </w:r>
+      <w:r>
+        <w:rPr>
+          <w:rStyle w:val="NormalTok"/>
+        </w:rPr>
+        <w:t xml:space="preserve">,</w:t>
+      </w:r>
+      <w:r>
+        <w:br/>
+      </w:r>
+      <w:r>
+        <w:rPr>
+          <w:rStyle w:val="NormalTok"/>
+        </w:rPr>
+        <w:t xml:space="preserve">    </w:t>
+      </w:r>
+      <w:r>
+        <w:rPr>
+          <w:rStyle w:val="AttributeTok"/>
+        </w:rPr>
+        <w:t xml:space="preserve">fill =</w:t>
+      </w:r>
+      <w:r>
+        <w:rPr>
+          <w:rStyle w:val="NormalTok"/>
+        </w:rPr>
+        <w:t xml:space="preserve"> </w:t>
+      </w:r>
+      <w:r>
+        <w:rPr>
+          <w:rStyle w:val="StringTok"/>
+        </w:rPr>
+        <w:t xml:space="preserve">"Status"</w:t>
+      </w:r>
+      <w:r>
+        <w:br/>
+      </w:r>
+      <w:r>
+        <w:rPr>
+          <w:rStyle w:val="NormalTok"/>
+        </w:rPr>
+        <w:t xml:space="preserve">  ) </w:t>
+      </w:r>
+      <w:r>
+        <w:rPr>
+          <w:rStyle w:val="SpecialCharTok"/>
+        </w:rPr>
+        <w:t xml:space="preserve">+</w:t>
+      </w:r>
+      <w:r>
+        <w:br/>
+      </w:r>
+      <w:r>
+        <w:rPr>
+          <w:rStyle w:val="NormalTok"/>
+        </w:rPr>
+        <w:t xml:space="preserve">  </w:t>
+      </w:r>
+      <w:r>
+        <w:rPr>
+          <w:rStyle w:val="FunctionTok"/>
+        </w:rPr>
+        <w:t xml:space="preserve">theme</w:t>
+      </w:r>
+      <w:r>
+        <w:rPr>
+          <w:rStyle w:val="NormalTok"/>
+        </w:rPr>
+        <w:t xml:space="preserve">(</w:t>
+      </w:r>
+      <w:r>
+        <w:rPr>
+          <w:rStyle w:val="AttributeTok"/>
+        </w:rPr>
+        <w:t xml:space="preserve">legend.position =</w:t>
+      </w:r>
+      <w:r>
+        <w:rPr>
+          <w:rStyle w:val="NormalTok"/>
+        </w:rPr>
+        <w:t xml:space="preserve"> </w:t>
+      </w:r>
+      <w:r>
+        <w:rPr>
+          <w:rStyle w:val="StringTok"/>
+        </w:rPr>
+        <w:t xml:space="preserve">"none"</w:t>
+      </w:r>
+      <w:r>
+        <w:rPr>
+          <w:rStyle w:val="NormalTok"/>
+        </w:rPr>
+        <w:t xml:space="preserve">)</w:t>
+      </w:r>
+    </w:p>
+    <w:p>
+      <w:pPr>
+        <w:pStyle w:val="FirstParagraph"/>
+      </w:pPr>
+      <w:r>
+        <w:drawing>
+          <wp:inline>
+            <wp:extent cx="5943600" cy="3714750"/>
+            <wp:effectExtent b="0" l="0" r="0" t="0"/>
+            <wp:docPr descr="" title="" id="1" name="Picture"/>
+            <a:graphic>
+              <a:graphicData uri="http://schemas.openxmlformats.org/drawingml/2006/picture">
+                <pic:pic>
+                  <pic:nvPicPr>
+                    <pic:cNvPr descr="airline_satisfaction_files/figure-docx/unnamed-chunk-12-1.png" id="0" name="Picture"/>
+                    <pic:cNvPicPr>
+                      <a:picLocks noChangeArrowheads="1" noChangeAspect="1"/>
+                    </pic:cNvPicPr>
+                  </pic:nvPicPr>
+                  <pic:blipFill>
+                    <a:blip r:embed="rId31"/>
+                    <a:stretch>
+                      <a:fillRect/>
+                    </a:stretch>
+                  </pic:blipFill>
+                  <pic:spPr bwMode="auto">
+                    <a:xfrm>
+                      <a:off x="0" y="0"/>
+                      <a:ext cx="5943600" cy="3714750"/>
+                    </a:xfrm>
+                    <a:prstGeom prst="rect">
+                      <a:avLst/>
+                    </a:prstGeom>
+                    <a:noFill/>
+                    <a:ln w="9525">
+                      <a:noFill/>
+                      <a:headEnd/>
+                      <a:tailEnd/>
+                    </a:ln>
+                  </pic:spPr>
+                </pic:pic>
+              </a:graphicData>
+            </a:graphic>
+          </wp:inline>
+        </w:drawing>
+      </w:r>
+    </w:p>
+    <w:bookmarkEnd w:id="32"/>
+    <w:bookmarkEnd w:id="33"/>
+    <w:bookmarkEnd w:id="34"/>
     <w:sectPr>
       <w:pgSz w:h="15840" w:w="12240"/>
       <w:pgMar w:bottom="1440" w:footer="720" w:gutter="0" w:header="720" w:left="1440" w:right="1440" w:top="1440"/>
@@ -5725,7 +6754,7 @@
     <w:name w:val="ConstantTok"/>
     <w:basedOn w:val="VerbatimChar"/>
     <w:rPr>
-      <w:color w:val="8f5902"/>
+      <w:color w:val="000000"/>
       <w:shd w:val="clear" w:fill="f8f8f8"/>
     </w:rPr>
   </w:style>
@@ -5741,9 +6770,8 @@
     <w:name w:val="SpecialCharTok"/>
     <w:basedOn w:val="VerbatimChar"/>
     <w:rPr>
-      <w:color w:val="ce5c00"/>
+      <w:color w:val="000000"/>
       <w:shd w:val="clear" w:fill="f8f8f8"/>
-      <w:b/>
     </w:rPr>
   </w:style>
   <w:style w:type="character" w:customStyle="1" w:styleId="StringTok">
@@ -5828,9 +6856,8 @@
     <w:name w:val="FunctionTok"/>
     <w:basedOn w:val="VerbatimChar"/>
     <w:rPr>
-      <w:color w:val="204a87"/>
+      <w:color w:val="000000"/>
       <w:shd w:val="clear" w:fill="f8f8f8"/>
-      <w:b/>
     </w:rPr>
   </w:style>
   <w:style w:type="character" w:customStyle="1" w:styleId="VariableTok">
@@ -5886,7 +6913,7 @@
     <w:name w:val="AttributeTok"/>
     <w:basedOn w:val="VerbatimChar"/>
     <w:rPr>
-      <w:color w:val="204a87"/>
+      <w:color w:val="c4a000"/>
       <w:shd w:val="clear" w:fill="f8f8f8"/>
     </w:rPr>
   </w:style>

--- a/reports/airline_satisfaction.docx
+++ b/reports/airline_satisfaction.docx
@@ -210,7 +210,7 @@
     </w:p>
     <w:bookmarkEnd w:id="22"/>
     <w:bookmarkEnd w:id="23"/>
-    <w:bookmarkStart w:id="34" w:name="pregled-podataka"/>
+    <w:bookmarkStart w:id="31" w:name="pregled-podataka"/>
     <w:p>
       <w:pPr>
         <w:pStyle w:val="Heading1"/>
@@ -4619,24 +4619,26 @@
         <w:t xml:space="preserve">, gde ćemo detaljnije ispitati distribucije i odnose među promenljivama.</w:t>
       </w:r>
     </w:p>
-    <w:p>
-      <w:pPr>
-        <w:pStyle w:val="BodyText"/>
-      </w:pPr>
-      <w:r>
-        <w:t xml:space="preserve">#Eksplorativna analiza podataka(EDA)</w:t>
-      </w:r>
-    </w:p>
-    <w:p>
-      <w:pPr>
-        <w:pStyle w:val="BodyText"/>
+    <w:bookmarkEnd w:id="30"/>
+    <w:bookmarkEnd w:id="31"/>
+    <w:bookmarkStart w:id="37" w:name="eksplorativna-analiza-podatakaeda"/>
+    <w:p>
+      <w:pPr>
+        <w:pStyle w:val="Heading1"/>
+      </w:pPr>
+      <w:r>
+        <w:t xml:space="preserve">Eksplorativna analiza podataka(EDA)</w:t>
+      </w:r>
+    </w:p>
+    <w:p>
+      <w:pPr>
+        <w:pStyle w:val="FirstParagraph"/>
       </w:pPr>
       <w:r>
         <w:t xml:space="preserve">Eksplorativna analiza podataka (Exploratory Data Analysis - EDA) predstavlja ključni korak u analizi u okviru koga istražujemo i vizualizujemo podatke, kako bismo saznali njihovu strukturu, uočili šablone, anomalije i proverili međusobne veze između promenljivih pre nego što pređemo na kreiranje modela mašinskog učenja.</w:t>
       </w:r>
     </w:p>
-    <w:bookmarkEnd w:id="30"/>
-    <w:bookmarkStart w:id="33" w:name="univarijantna-analiza"/>
+    <w:bookmarkStart w:id="36" w:name="univarijantna-analiza"/>
     <w:p>
       <w:pPr>
         <w:pStyle w:val="Heading2"/>
@@ -4669,7 +4671,7 @@
         <w:t xml:space="preserve">(zadovoljstvo putnika), jer nam njena raspodela govori o ravnoteži klasa koje ćemo kasnije predviđati.</w:t>
       </w:r>
     </w:p>
-    <w:bookmarkStart w:id="32" w:name="analiza-ciljne-promenljive-satisfaction"/>
+    <w:bookmarkStart w:id="35" w:name="analiza-ciljne-promenljive-satisfaction"/>
     <w:p>
       <w:pPr>
         <w:pStyle w:val="Heading3"/>
@@ -5609,18 +5611,18 @@
           <wp:inline>
             <wp:extent cx="5943600" cy="3714750"/>
             <wp:effectExtent b="0" l="0" r="0" t="0"/>
-            <wp:docPr descr="" title="" id="1" name="Picture"/>
+            <wp:docPr descr="" title="" id="33" name="Picture"/>
             <a:graphic>
               <a:graphicData uri="http://schemas.openxmlformats.org/drawingml/2006/picture">
                 <pic:pic>
                   <pic:nvPicPr>
-                    <pic:cNvPr descr="airline_satisfaction_files/figure-docx/unnamed-chunk-12-1.png" id="0" name="Picture"/>
+                    <pic:cNvPr descr="airline_satisfaction_files/figure-docx/unnamed-chunk-12-1.png" id="34" name="Picture"/>
                     <pic:cNvPicPr>
                       <a:picLocks noChangeArrowheads="1" noChangeAspect="1"/>
                     </pic:cNvPicPr>
                   </pic:nvPicPr>
                   <pic:blipFill>
-                    <a:blip r:embed="rId31"/>
+                    <a:blip r:embed="rId32"/>
                     <a:stretch>
                       <a:fillRect/>
                     </a:stretch>
@@ -5647,9 +5649,66 @@
         </w:drawing>
       </w:r>
     </w:p>
-    <w:bookmarkEnd w:id="32"/>
-    <w:bookmarkEnd w:id="33"/>
-    <w:bookmarkEnd w:id="34"/>
+    <w:p>
+      <w:pPr>
+        <w:pStyle w:val="BodyText"/>
+      </w:pPr>
+      <w:r>
+        <w:t xml:space="preserve">Nakon vizuelne i numeričke analize ciljne promenljive, uočavamo da su nezadovoljni putnici (</w:t>
+      </w:r>
+      <w:r>
+        <w:rPr>
+          <w:iCs/>
+          <w:i/>
+        </w:rPr>
+        <w:t xml:space="preserve">Not Satisfied</w:t>
+      </w:r>
+      <w:r>
+        <w:t xml:space="preserve">) blago zastupljeniji sa</w:t>
+      </w:r>
+      <w:r>
+        <w:t xml:space="preserve"> </w:t>
+      </w:r>
+      <w:r>
+        <w:rPr>
+          <w:bCs/>
+          <w:b/>
+        </w:rPr>
+        <w:t xml:space="preserve">56.6%</w:t>
+      </w:r>
+      <w:r>
+        <w:t xml:space="preserve">, dok zadovoljni (</w:t>
+      </w:r>
+      <w:r>
+        <w:rPr>
+          <w:iCs/>
+          <w:i/>
+        </w:rPr>
+        <w:t xml:space="preserve">Satisfied</w:t>
+      </w:r>
+      <w:r>
+        <w:t xml:space="preserve">) čine</w:t>
+      </w:r>
+      <w:r>
+        <w:t xml:space="preserve"> </w:t>
+      </w:r>
+      <w:r>
+        <w:rPr>
+          <w:bCs/>
+          <w:b/>
+        </w:rPr>
+        <w:t xml:space="preserve">43.4%</w:t>
+      </w:r>
+      <w:r>
+        <w:t xml:space="preserve"> </w:t>
+      </w:r>
+      <w:r>
+        <w:t xml:space="preserve">uzorka. Ova raspodela ukazuje na to da podaci nemaju drastičan disbalans klasa, što predstavlja povoljnu osnovu za kasniju izgradnju i treniranje modela klasifikacije, jer nijedna klasa nije zanemarljivo mala.</w:t>
+      </w:r>
+    </w:p>
+    <w:bookmarkEnd w:id="35"/>
+    <w:bookmarkEnd w:id="36"/>
+    <w:bookmarkEnd w:id="37"/>
     <w:sectPr>
       <w:pgSz w:h="15840" w:w="12240"/>
       <w:pgMar w:bottom="1440" w:footer="720" w:gutter="0" w:header="720" w:left="1440" w:right="1440" w:top="1440"/>
@@ -6754,7 +6813,7 @@
     <w:name w:val="ConstantTok"/>
     <w:basedOn w:val="VerbatimChar"/>
     <w:rPr>
-      <w:color w:val="000000"/>
+      <w:color w:val="8f5902"/>
       <w:shd w:val="clear" w:fill="f8f8f8"/>
     </w:rPr>
   </w:style>
@@ -6770,8 +6829,9 @@
     <w:name w:val="SpecialCharTok"/>
     <w:basedOn w:val="VerbatimChar"/>
     <w:rPr>
-      <w:color w:val="000000"/>
+      <w:color w:val="ce5c00"/>
       <w:shd w:val="clear" w:fill="f8f8f8"/>
+      <w:b/>
     </w:rPr>
   </w:style>
   <w:style w:type="character" w:customStyle="1" w:styleId="StringTok">
@@ -6856,8 +6916,9 @@
     <w:name w:val="FunctionTok"/>
     <w:basedOn w:val="VerbatimChar"/>
     <w:rPr>
-      <w:color w:val="000000"/>
+      <w:color w:val="204a87"/>
       <w:shd w:val="clear" w:fill="f8f8f8"/>
+      <w:b/>
     </w:rPr>
   </w:style>
   <w:style w:type="character" w:customStyle="1" w:styleId="VariableTok">
@@ -6913,7 +6974,7 @@
     <w:name w:val="AttributeTok"/>
     <w:basedOn w:val="VerbatimChar"/>
     <w:rPr>
-      <w:color w:val="c4a000"/>
+      <w:color w:val="204a87"/>
       <w:shd w:val="clear" w:fill="f8f8f8"/>
     </w:rPr>
   </w:style>

--- a/reports/airline_satisfaction.docx
+++ b/reports/airline_satisfaction.docx
@@ -3900,7 +3900,7 @@
       </w:r>
     </w:p>
     <w:bookmarkEnd w:id="28"/>
-    <w:bookmarkStart w:id="29" w:name="deskriptivna-statistika"/>
+    <w:bookmarkStart w:id="29" w:name="summary"/>
     <w:p>
       <w:pPr>
         <w:pStyle w:val="Heading2"/>
@@ -4621,13 +4621,13 @@
     </w:p>
     <w:bookmarkEnd w:id="30"/>
     <w:bookmarkEnd w:id="31"/>
-    <w:bookmarkStart w:id="37" w:name="eksplorativna-analiza-podatakaeda"/>
+    <w:bookmarkStart w:id="38" w:name="eksplorativna-analiza-podataka-eda"/>
     <w:p>
       <w:pPr>
         <w:pStyle w:val="Heading1"/>
       </w:pPr>
       <w:r>
-        <w:t xml:space="preserve">Eksplorativna analiza podataka(EDA)</w:t>
+        <w:t xml:space="preserve">Eksplorativna analiza podataka (EDA)</w:t>
       </w:r>
     </w:p>
     <w:p>
@@ -4635,24 +4635,23 @@
         <w:pStyle w:val="FirstParagraph"/>
       </w:pPr>
       <w:r>
-        <w:t xml:space="preserve">Eksplorativna analiza podataka (Exploratory Data Analysis - EDA) predstavlja ključni korak u analizi u okviru koga istražujemo i vizualizujemo podatke, kako bismo saznali njihovu strukturu, uočili šablone, anomalije i proverili međusobne veze između promenljivih pre nego što pređemo na kreiranje modela mašinskog učenja.</w:t>
-      </w:r>
-    </w:p>
-    <w:bookmarkStart w:id="36" w:name="univarijantna-analiza"/>
-    <w:p>
-      <w:pPr>
-        <w:pStyle w:val="Heading2"/>
-      </w:pPr>
-      <w:r>
-        <w:t xml:space="preserve">Univarijantna analiza</w:t>
-      </w:r>
-    </w:p>
-    <w:p>
-      <w:pPr>
-        <w:pStyle w:val="FirstParagraph"/>
-      </w:pPr>
-      <w:r>
-        <w:t xml:space="preserve">U okviru univarijantne analize posmatraćemo svaku promenljivu pojedinačno. Prva i najvažnija promenljiva koju analiziramo jeste naša ciljna promenljiva —</w:t>
+        <w:t xml:space="preserve">Eksplorativna analiza podataka (Exploratory Data Analysis – EDA) predstavlja važan korak u procesu analize, jer omogućava bolje razumevanje strukture, kvaliteta i osnovnih karakteristika podataka pre izgradnje prediktivnih modela.</w:t>
+      </w:r>
+    </w:p>
+    <w:p>
+      <w:pPr>
+        <w:pStyle w:val="BodyText"/>
+      </w:pPr>
+      <w:r>
+        <w:t xml:space="preserve">U okviru ove analize ispitaćemo distribucije pojedinačnih promenljivih, učestalost kategorija, raspodelu ciljne promenljive Satisfaction, kao i odnose između karakteristika putnika, kvaliteta usluga i konačnog zadovoljstva. Posebna pažnja biće posvećena numeričkim promenljivama, kao što su starost putnika, dužina leta i vremena kašnjenja, ali i ocenama različitih usluga, koje imaju vrednosti od 0 do 5. Kategorijske promenljive, poput klase putovanja, tipa putovanja i tipa korisnika, biće analizirane kroz njihove frekvencije i u odnosu na zadovoljstvo putnika.</w:t>
+      </w:r>
+    </w:p>
+    <w:p>
+      <w:pPr>
+        <w:pStyle w:val="BodyText"/>
+      </w:pPr>
+      <w:r>
+        <w:t xml:space="preserve">EDA će obuhvatiti</w:t>
       </w:r>
       <w:r>
         <w:t xml:space="preserve"> </w:t>
@@ -4662,16 +4661,1973 @@
           <w:bCs/>
           <w:b/>
         </w:rPr>
+        <w:t xml:space="preserve">univarijantnu analizu</w:t>
+      </w:r>
+      <w:r>
+        <w:t xml:space="preserve">, kojom se svaka promenljiva posmatra pojedinačno, kao i</w:t>
+      </w:r>
+      <w:r>
+        <w:t xml:space="preserve"> </w:t>
+      </w:r>
+      <w:r>
+        <w:rPr>
+          <w:bCs/>
+          <w:b/>
+        </w:rPr>
+        <w:t xml:space="preserve">bivarijantnu analizu</w:t>
+      </w:r>
+      <w:r>
+        <w:t xml:space="preserve">, kojom se ispituje povezanost između pojedinačnih karakteristika i ciljne promenljive</w:t>
+      </w:r>
+      <w:r>
+        <w:t xml:space="preserve"> </w:t>
+      </w:r>
+      <w:r>
+        <w:rPr>
+          <w:bCs/>
+          <w:b/>
+        </w:rPr>
         <w:t xml:space="preserve">Satisfaction</w:t>
       </w:r>
       <w:r>
+        <w:t xml:space="preserve">. Na ovaj način mogu se uočiti najvažniji obrasci, razlike između zadovoljnih i nezadovoljnih putnika, eventualna neuravnoteženost klasa, nedostajuće vrednosti i moguće anomalije u podacima.</w:t>
+      </w:r>
+    </w:p>
+    <w:p>
+      <w:pPr>
+        <w:pStyle w:val="BodyText"/>
+      </w:pPr>
+      <w:r>
+        <w:t xml:space="preserve">Rezultati eksplorativne analize poslužiće kao osnova za donošenje odluka u procesu pripreme podataka i izbora promenljivih za modele mašinskog učenja. Takođe, EDA može ukazati na karakteristike koje imaju najveći potencijal za predviđanje zadovoljstva putnika.</w:t>
+      </w:r>
+    </w:p>
+    <w:bookmarkStart w:id="32" w:name="provera-kvaliteta-podataka-pre-analize"/>
+    <w:p>
+      <w:pPr>
+        <w:pStyle w:val="Heading2"/>
+      </w:pPr>
+      <w:r>
+        <w:t xml:space="preserve">Provera kvaliteta podataka pre analize</w:t>
+      </w:r>
+    </w:p>
+    <w:p>
+      <w:pPr>
+        <w:pStyle w:val="FirstParagraph"/>
+      </w:pPr>
+      <w:r>
+        <w:t xml:space="preserve">Pre nego što pređemo na detaljnu vizualizaciju i analizu distribucija, neophodno je proveriti osnovni kvalitet podataka. U ovom koraku nećemo vršiti ispravke, već ćemo samo identifikovati potencijalne probleme (nedostajuće vrednosti, duplikate, prazne stringove) koje ćemo rešiti u kasnijoj fazi pripreme podataka.</w:t>
+      </w:r>
+    </w:p>
+    <w:p>
+      <w:pPr>
+        <w:pStyle w:val="BodyText"/>
+      </w:pPr>
+      <w:r>
+        <w:t xml:space="preserve">Prva provera koju ćemo napraviti je provera duplikata.</w:t>
+      </w:r>
+    </w:p>
+    <w:p>
+      <w:pPr>
+        <w:pStyle w:val="SourceCode"/>
+      </w:pPr>
+      <w:r>
+        <w:rPr>
+          <w:rStyle w:val="FunctionTok"/>
+        </w:rPr>
+        <w:t xml:space="preserve">sum</w:t>
+      </w:r>
+      <w:r>
+        <w:rPr>
+          <w:rStyle w:val="NormalTok"/>
+        </w:rPr>
+        <w:t xml:space="preserve">(</w:t>
+      </w:r>
+      <w:r>
+        <w:rPr>
+          <w:rStyle w:val="FunctionTok"/>
+        </w:rPr>
+        <w:t xml:space="preserve">duplicated</w:t>
+      </w:r>
+      <w:r>
+        <w:rPr>
+          <w:rStyle w:val="NormalTok"/>
+        </w:rPr>
+        <w:t xml:space="preserve">(data))</w:t>
+      </w:r>
+    </w:p>
+    <w:p>
+      <w:pPr>
+        <w:pStyle w:val="SourceCode"/>
+      </w:pPr>
+      <w:r>
+        <w:rPr>
+          <w:rStyle w:val="VerbatimChar"/>
+        </w:rPr>
+        <w:t xml:space="preserve">## [1] 0</w:t>
+      </w:r>
+    </w:p>
+    <w:p>
+      <w:pPr>
+        <w:pStyle w:val="FirstParagraph"/>
+      </w:pPr>
+      <w:r>
+        <w:t xml:space="preserve">Kao što primećujemo ne postoje potpuni duplikati. Sledeće proveravamo nedostajuće vrednosti. Kao što smo već videli u delu</w:t>
+      </w:r>
+      <w:r>
+        <w:t xml:space="preserve"> </w:t>
+      </w:r>
+      <w:hyperlink w:anchor="summary">
+        <w:r>
+          <w:rPr>
+            <w:rStyle w:val="Hyperlink"/>
+          </w:rPr>
+          <w:t xml:space="preserve">deskriptivne statistike</w:t>
+        </w:r>
+      </w:hyperlink>
+      <w:r>
+        <w:t xml:space="preserve">, kolona</w:t>
+      </w:r>
+      <w:r>
+        <w:t xml:space="preserve"> </w:t>
+      </w:r>
+      <w:r>
+        <w:rPr>
+          <w:bCs/>
+          <w:b/>
+        </w:rPr>
+        <w:t xml:space="preserve">Arrival_Delay_in_Minutes</w:t>
+      </w:r>
+      <w:r>
+        <w:t xml:space="preserve"> </w:t>
+      </w:r>
+      <w:r>
+        <w:t xml:space="preserve">sadrži 393 nedostajuće vrednosti, međutim, ponekad se u</w:t>
+      </w:r>
+      <w:r>
+        <w:t xml:space="preserve"> </w:t>
+      </w:r>
+      <w:r>
+        <w:rPr>
+          <w:rStyle w:val="VerbatimChar"/>
+        </w:rPr>
+        <w:t xml:space="preserve">.csv</w:t>
+      </w:r>
+      <w:r>
+        <w:t xml:space="preserve"> </w:t>
+      </w:r>
+      <w:r>
+        <w:t xml:space="preserve">fajlovima nedostajuće vrednosti pojavljuju kao tekst (npr.</w:t>
+      </w:r>
+      <w:r>
+        <w:t xml:space="preserve"> </w:t>
+      </w:r>
+      <w:r>
+        <w:rPr>
+          <w:rStyle w:val="VerbatimChar"/>
+        </w:rPr>
+        <w:t xml:space="preserve">"NA"</w:t>
+      </w:r>
+      <w:r>
+        <w:t xml:space="preserve">,</w:t>
+      </w:r>
+      <w:r>
+        <w:t xml:space="preserve"> </w:t>
+      </w:r>
+      <w:r>
+        <w:rPr>
+          <w:rStyle w:val="VerbatimChar"/>
+        </w:rPr>
+        <w:t xml:space="preserve">"N/A"</w:t>
+      </w:r>
+      <w:r>
+        <w:t xml:space="preserve">,</w:t>
+      </w:r>
+      <w:r>
+        <w:t xml:space="preserve"> </w:t>
+      </w:r>
+      <w:r>
+        <w:rPr>
+          <w:rStyle w:val="VerbatimChar"/>
+        </w:rPr>
+        <w:t xml:space="preserve">"Unknown"</w:t>
+      </w:r>
+      <w:r>
+        <w:t xml:space="preserve">). Proverićemo da li se takve vrednosti kriju u našim kategorijskim promenljivama.</w:t>
+      </w:r>
+    </w:p>
+    <w:p>
+      <w:pPr>
+        <w:pStyle w:val="SourceCode"/>
+      </w:pPr>
+      <w:r>
+        <w:rPr>
+          <w:rStyle w:val="CommentTok"/>
+        </w:rPr>
+        <w:t xml:space="preserve"># Prikazujemo sve jedinstvene nivoe za svaku kategorijsku promenljivu</w:t>
+      </w:r>
+      <w:r>
+        <w:br/>
+      </w:r>
+      <w:r>
+        <w:rPr>
+          <w:rStyle w:val="FunctionTok"/>
+        </w:rPr>
+        <w:t xml:space="preserve">lapply</w:t>
+      </w:r>
+      <w:r>
+        <w:rPr>
+          <w:rStyle w:val="NormalTok"/>
+        </w:rPr>
+        <w:t xml:space="preserve">(data </w:t>
+      </w:r>
+      <w:r>
+        <w:rPr>
+          <w:rStyle w:val="SpecialCharTok"/>
+        </w:rPr>
+        <w:t xml:space="preserve">%&gt;%</w:t>
+      </w:r>
+      <w:r>
+        <w:rPr>
+          <w:rStyle w:val="NormalTok"/>
+        </w:rPr>
+        <w:t xml:space="preserve"> </w:t>
+      </w:r>
+      <w:r>
+        <w:rPr>
+          <w:rStyle w:val="FunctionTok"/>
+        </w:rPr>
+        <w:t xml:space="preserve">select</w:t>
+      </w:r>
+      <w:r>
+        <w:rPr>
+          <w:rStyle w:val="NormalTok"/>
+        </w:rPr>
+        <w:t xml:space="preserve">(</w:t>
+      </w:r>
+      <w:r>
+        <w:rPr>
+          <w:rStyle w:val="FunctionTok"/>
+        </w:rPr>
+        <w:t xml:space="preserve">where</w:t>
+      </w:r>
+      <w:r>
+        <w:rPr>
+          <w:rStyle w:val="NormalTok"/>
+        </w:rPr>
+        <w:t xml:space="preserve">(is.factor)), levels)</w:t>
+      </w:r>
+    </w:p>
+    <w:p>
+      <w:pPr>
+        <w:pStyle w:val="SourceCode"/>
+      </w:pPr>
+      <w:r>
+        <w:rPr>
+          <w:rStyle w:val="VerbatimChar"/>
+        </w:rPr>
+        <w:t xml:space="preserve">## $Gender</w:t>
+      </w:r>
+      <w:r>
+        <w:br/>
+      </w:r>
+      <w:r>
+        <w:rPr>
+          <w:rStyle w:val="VerbatimChar"/>
+        </w:rPr>
+        <w:t xml:space="preserve">## [1] "Female" "Male"  </w:t>
+      </w:r>
+      <w:r>
+        <w:br/>
+      </w:r>
+      <w:r>
+        <w:rPr>
+          <w:rStyle w:val="VerbatimChar"/>
+        </w:rPr>
+        <w:t xml:space="preserve">## </w:t>
+      </w:r>
+      <w:r>
+        <w:br/>
+      </w:r>
+      <w:r>
+        <w:rPr>
+          <w:rStyle w:val="VerbatimChar"/>
+        </w:rPr>
+        <w:t xml:space="preserve">## $Customer_Type</w:t>
+      </w:r>
+      <w:r>
+        <w:br/>
+      </w:r>
+      <w:r>
+        <w:rPr>
+          <w:rStyle w:val="VerbatimChar"/>
+        </w:rPr>
+        <w:t xml:space="preserve">## [1] "Disloyal Customer" "Loyal Customer"   </w:t>
+      </w:r>
+      <w:r>
+        <w:br/>
+      </w:r>
+      <w:r>
+        <w:rPr>
+          <w:rStyle w:val="VerbatimChar"/>
+        </w:rPr>
+        <w:t xml:space="preserve">## </w:t>
+      </w:r>
+      <w:r>
+        <w:br/>
+      </w:r>
+      <w:r>
+        <w:rPr>
+          <w:rStyle w:val="VerbatimChar"/>
+        </w:rPr>
+        <w:t xml:space="preserve">## $Type_of_Travel</w:t>
+      </w:r>
+      <w:r>
+        <w:br/>
+      </w:r>
+      <w:r>
+        <w:rPr>
+          <w:rStyle w:val="VerbatimChar"/>
+        </w:rPr>
+        <w:t xml:space="preserve">## [1] "Business Travel" "Personal Travel"</w:t>
+      </w:r>
+      <w:r>
+        <w:br/>
+      </w:r>
+      <w:r>
+        <w:rPr>
+          <w:rStyle w:val="VerbatimChar"/>
+        </w:rPr>
+        <w:t xml:space="preserve">## </w:t>
+      </w:r>
+      <w:r>
+        <w:br/>
+      </w:r>
+      <w:r>
+        <w:rPr>
+          <w:rStyle w:val="VerbatimChar"/>
+        </w:rPr>
+        <w:t xml:space="preserve">## $Class</w:t>
+      </w:r>
+      <w:r>
+        <w:br/>
+      </w:r>
+      <w:r>
+        <w:rPr>
+          <w:rStyle w:val="VerbatimChar"/>
+        </w:rPr>
+        <w:t xml:space="preserve">## [1] "Business" "Eco"      "Eco Plus"</w:t>
+      </w:r>
+      <w:r>
+        <w:br/>
+      </w:r>
+      <w:r>
+        <w:rPr>
+          <w:rStyle w:val="VerbatimChar"/>
+        </w:rPr>
+        <w:t xml:space="preserve">## </w:t>
+      </w:r>
+      <w:r>
+        <w:br/>
+      </w:r>
+      <w:r>
+        <w:rPr>
+          <w:rStyle w:val="VerbatimChar"/>
+        </w:rPr>
+        <w:t xml:space="preserve">## $Satisfaction</w:t>
+      </w:r>
+      <w:r>
+        <w:br/>
+      </w:r>
+      <w:r>
+        <w:rPr>
+          <w:rStyle w:val="VerbatimChar"/>
+        </w:rPr>
+        <w:t xml:space="preserve">## [1] "Satisfied"     "Not Satisfied"</w:t>
+      </w:r>
+    </w:p>
+    <w:p>
+      <w:pPr>
+        <w:pStyle w:val="FirstParagraph"/>
+      </w:pPr>
+      <w:r>
+        <w:t xml:space="preserve">Na osnovu izlaza možemo da zaključimo da su podaci u potpunosti čisti:</w:t>
+      </w:r>
+      <w:r>
+        <w:t xml:space="preserve"> </w:t>
+      </w:r>
+      <w:r>
+        <w:t xml:space="preserve">-</w:t>
+      </w:r>
+      <w:r>
+        <w:t xml:space="preserve"> </w:t>
+      </w:r>
+      <w:r>
+        <w:rPr>
+          <w:rStyle w:val="VerbatimChar"/>
+        </w:rPr>
+        <w:t xml:space="preserve">Gender</w:t>
+      </w:r>
+      <w:r>
+        <w:t xml:space="preserve"> </w:t>
+      </w:r>
+      <w:r>
+        <w:t xml:space="preserve">sadrži samo</w:t>
+      </w:r>
+      <w:r>
+        <w:t xml:space="preserve"> </w:t>
+      </w:r>
+      <w:r>
+        <w:rPr>
+          <w:rStyle w:val="VerbatimChar"/>
+        </w:rPr>
+        <w:t xml:space="preserve">Female</w:t>
+      </w:r>
+      <w:r>
+        <w:t xml:space="preserve"> </w:t>
+      </w:r>
+      <w:r>
+        <w:t xml:space="preserve">i</w:t>
+      </w:r>
+      <w:r>
+        <w:t xml:space="preserve"> </w:t>
+      </w:r>
+      <w:r>
+        <w:rPr>
+          <w:rStyle w:val="VerbatimChar"/>
+        </w:rPr>
+        <w:t xml:space="preserve">Male</w:t>
+      </w:r>
+      <w:r>
+        <w:t xml:space="preserve">.</w:t>
+      </w:r>
+      <w:r>
+        <w:t xml:space="preserve"> </w:t>
+      </w:r>
+      <w:r>
+        <w:t xml:space="preserve">-</w:t>
+      </w:r>
+      <w:r>
+        <w:t xml:space="preserve"> </w:t>
+      </w:r>
+      <w:r>
+        <w:rPr>
+          <w:rStyle w:val="VerbatimChar"/>
+        </w:rPr>
+        <w:t xml:space="preserve">Customer_Type</w:t>
+      </w:r>
+      <w:r>
+        <w:t xml:space="preserve"> </w:t>
+      </w:r>
+      <w:r>
+        <w:t xml:space="preserve">sadrži samo</w:t>
+      </w:r>
+      <w:r>
+        <w:t xml:space="preserve"> </w:t>
+      </w:r>
+      <w:r>
+        <w:rPr>
+          <w:rStyle w:val="VerbatimChar"/>
+        </w:rPr>
+        <w:t xml:space="preserve">Disloyal Customer</w:t>
+      </w:r>
+      <w:r>
+        <w:t xml:space="preserve"> </w:t>
+      </w:r>
+      <w:r>
+        <w:t xml:space="preserve">i</w:t>
+      </w:r>
+      <w:r>
+        <w:t xml:space="preserve"> </w:t>
+      </w:r>
+      <w:r>
+        <w:rPr>
+          <w:rStyle w:val="VerbatimChar"/>
+        </w:rPr>
+        <w:t xml:space="preserve">Loyal Customer</w:t>
+      </w:r>
+      <w:r>
+        <w:t xml:space="preserve">.</w:t>
+      </w:r>
+      <w:r>
+        <w:t xml:space="preserve"> </w:t>
+      </w:r>
+      <w:r>
+        <w:t xml:space="preserve">-</w:t>
+      </w:r>
+      <w:r>
+        <w:t xml:space="preserve"> </w:t>
+      </w:r>
+      <w:r>
+        <w:rPr>
+          <w:rStyle w:val="VerbatimChar"/>
+        </w:rPr>
+        <w:t xml:space="preserve">Type_of_Travel</w:t>
+      </w:r>
+      <w:r>
+        <w:t xml:space="preserve"> </w:t>
+      </w:r>
+      <w:r>
+        <w:t xml:space="preserve">sadrži samo</w:t>
+      </w:r>
+      <w:r>
+        <w:t xml:space="preserve"> </w:t>
+      </w:r>
+      <w:r>
+        <w:rPr>
+          <w:rStyle w:val="VerbatimChar"/>
+        </w:rPr>
+        <w:t xml:space="preserve">Business Travel</w:t>
+      </w:r>
+      <w:r>
+        <w:t xml:space="preserve"> </w:t>
+      </w:r>
+      <w:r>
+        <w:t xml:space="preserve">i</w:t>
+      </w:r>
+      <w:r>
+        <w:t xml:space="preserve"> </w:t>
+      </w:r>
+      <w:r>
+        <w:rPr>
+          <w:rStyle w:val="VerbatimChar"/>
+        </w:rPr>
+        <w:t xml:space="preserve">Personal Travel</w:t>
+      </w:r>
+      <w:r>
+        <w:t xml:space="preserve">.</w:t>
+      </w:r>
+      <w:r>
+        <w:t xml:space="preserve"> </w:t>
+      </w:r>
+      <w:r>
+        <w:t xml:space="preserve">-</w:t>
+      </w:r>
+      <w:r>
+        <w:t xml:space="preserve"> </w:t>
+      </w:r>
+      <w:r>
+        <w:rPr>
+          <w:rStyle w:val="VerbatimChar"/>
+        </w:rPr>
+        <w:t xml:space="preserve">Class</w:t>
+      </w:r>
+      <w:r>
+        <w:t xml:space="preserve"> </w:t>
+      </w:r>
+      <w:r>
+        <w:t xml:space="preserve">sadrži samo</w:t>
+      </w:r>
+      <w:r>
+        <w:t xml:space="preserve"> </w:t>
+      </w:r>
+      <w:r>
+        <w:rPr>
+          <w:rStyle w:val="VerbatimChar"/>
+        </w:rPr>
+        <w:t xml:space="preserve">Business</w:t>
+      </w:r>
+      <w:r>
+        <w:t xml:space="preserve">,</w:t>
+      </w:r>
+      <w:r>
+        <w:t xml:space="preserve"> </w:t>
+      </w:r>
+      <w:r>
+        <w:rPr>
+          <w:rStyle w:val="VerbatimChar"/>
+        </w:rPr>
+        <w:t xml:space="preserve">Eco</w:t>
+      </w:r>
+      <w:r>
+        <w:t xml:space="preserve"> </w:t>
+      </w:r>
+      <w:r>
+        <w:t xml:space="preserve">i</w:t>
+      </w:r>
+      <w:r>
+        <w:t xml:space="preserve"> </w:t>
+      </w:r>
+      <w:r>
+        <w:rPr>
+          <w:rStyle w:val="VerbatimChar"/>
+        </w:rPr>
+        <w:t xml:space="preserve">Eco Plus</w:t>
+      </w:r>
+      <w:r>
+        <w:t xml:space="preserve">.</w:t>
+      </w:r>
+      <w:r>
+        <w:t xml:space="preserve"> </w:t>
+      </w:r>
+      <w:r>
+        <w:t xml:space="preserve">-</w:t>
+      </w:r>
+      <w:r>
+        <w:t xml:space="preserve"> </w:t>
+      </w:r>
+      <w:r>
+        <w:rPr>
+          <w:rStyle w:val="VerbatimChar"/>
+        </w:rPr>
+        <w:t xml:space="preserve">Satisfaction</w:t>
+      </w:r>
+      <w:r>
+        <w:t xml:space="preserve"> </w:t>
+      </w:r>
+      <w:r>
+        <w:t xml:space="preserve">sadrži samo</w:t>
+      </w:r>
+      <w:r>
+        <w:t xml:space="preserve"> </w:t>
+      </w:r>
+      <w:r>
+        <w:rPr>
+          <w:rStyle w:val="VerbatimChar"/>
+        </w:rPr>
+        <w:t xml:space="preserve">Satisfied</w:t>
+      </w:r>
+      <w:r>
+        <w:t xml:space="preserve"> </w:t>
+      </w:r>
+      <w:r>
+        <w:t xml:space="preserve">i</w:t>
+      </w:r>
+      <w:r>
+        <w:t xml:space="preserve"> </w:t>
+      </w:r>
+      <w:r>
+        <w:rPr>
+          <w:rStyle w:val="VerbatimChar"/>
+        </w:rPr>
+        <w:t xml:space="preserve">Not Satisfied</w:t>
+      </w:r>
+      <w:r>
+        <w:t xml:space="preserve">.</w:t>
+      </w:r>
+    </w:p>
+    <w:p>
+      <w:pPr>
+        <w:pStyle w:val="BodyText"/>
+      </w:pPr>
+      <w:r>
+        <w:rPr>
+          <w:bCs/>
+          <w:b/>
+        </w:rPr>
+        <w:t xml:space="preserve">Nijedna kategorijska promenljiva ne sadrži prazne stringove niti tekstualne oznake za nedostajuće vrednosti.</w:t>
+      </w:r>
+    </w:p>
+    <w:p>
+      <w:pPr>
+        <w:pStyle w:val="BodyText"/>
+      </w:pPr>
+      <w:r>
+        <w:t xml:space="preserve">Proveravamo mogućnost postojanja nelogičnih vrednosti.</w:t>
+      </w:r>
+    </w:p>
+    <w:p>
+      <w:pPr>
+        <w:pStyle w:val="SourceCode"/>
+      </w:pPr>
+      <w:r>
+        <w:rPr>
+          <w:rStyle w:val="FunctionTok"/>
+        </w:rPr>
+        <w:t xml:space="preserve">sum</w:t>
+      </w:r>
+      <w:r>
+        <w:rPr>
+          <w:rStyle w:val="NormalTok"/>
+        </w:rPr>
+        <w:t xml:space="preserve">(data</w:t>
+      </w:r>
+      <w:r>
+        <w:rPr>
+          <w:rStyle w:val="SpecialCharTok"/>
+        </w:rPr>
+        <w:t xml:space="preserve">$</w:t>
+      </w:r>
+      <w:r>
+        <w:rPr>
+          <w:rStyle w:val="NormalTok"/>
+        </w:rPr>
+        <w:t xml:space="preserve">Age </w:t>
+      </w:r>
+      <w:r>
+        <w:rPr>
+          <w:rStyle w:val="SpecialCharTok"/>
+        </w:rPr>
+        <w:t xml:space="preserve">&lt;</w:t>
+      </w:r>
+      <w:r>
+        <w:rPr>
+          <w:rStyle w:val="NormalTok"/>
+        </w:rPr>
+        <w:t xml:space="preserve"> </w:t>
+      </w:r>
+      <w:r>
+        <w:rPr>
+          <w:rStyle w:val="DecValTok"/>
+        </w:rPr>
+        <w:t xml:space="preserve">0</w:t>
+      </w:r>
+      <w:r>
+        <w:rPr>
+          <w:rStyle w:val="NormalTok"/>
+        </w:rPr>
+        <w:t xml:space="preserve"> </w:t>
+      </w:r>
+      <w:r>
+        <w:rPr>
+          <w:rStyle w:val="SpecialCharTok"/>
+        </w:rPr>
+        <w:t xml:space="preserve">|</w:t>
+      </w:r>
+      <w:r>
+        <w:rPr>
+          <w:rStyle w:val="NormalTok"/>
+        </w:rPr>
+        <w:t xml:space="preserve"> data</w:t>
+      </w:r>
+      <w:r>
+        <w:rPr>
+          <w:rStyle w:val="SpecialCharTok"/>
+        </w:rPr>
+        <w:t xml:space="preserve">$</w:t>
+      </w:r>
+      <w:r>
+        <w:rPr>
+          <w:rStyle w:val="NormalTok"/>
+        </w:rPr>
+        <w:t xml:space="preserve">Age </w:t>
+      </w:r>
+      <w:r>
+        <w:rPr>
+          <w:rStyle w:val="SpecialCharTok"/>
+        </w:rPr>
+        <w:t xml:space="preserve">&gt;</w:t>
+      </w:r>
+      <w:r>
+        <w:rPr>
+          <w:rStyle w:val="NormalTok"/>
+        </w:rPr>
+        <w:t xml:space="preserve"> </w:t>
+      </w:r>
+      <w:r>
+        <w:rPr>
+          <w:rStyle w:val="DecValTok"/>
+        </w:rPr>
+        <w:t xml:space="preserve">100</w:t>
+      </w:r>
+      <w:r>
+        <w:rPr>
+          <w:rStyle w:val="NormalTok"/>
+        </w:rPr>
+        <w:t xml:space="preserve">, </w:t>
+      </w:r>
+      <w:r>
+        <w:rPr>
+          <w:rStyle w:val="AttributeTok"/>
+        </w:rPr>
+        <w:t xml:space="preserve">na.rm =</w:t>
+      </w:r>
+      <w:r>
+        <w:rPr>
+          <w:rStyle w:val="NormalTok"/>
+        </w:rPr>
+        <w:t xml:space="preserve"> </w:t>
+      </w:r>
+      <w:r>
+        <w:rPr>
+          <w:rStyle w:val="ConstantTok"/>
+        </w:rPr>
+        <w:t xml:space="preserve">TRUE</w:t>
+      </w:r>
+      <w:r>
+        <w:rPr>
+          <w:rStyle w:val="NormalTok"/>
+        </w:rPr>
+        <w:t xml:space="preserve">)</w:t>
+      </w:r>
+    </w:p>
+    <w:p>
+      <w:pPr>
+        <w:pStyle w:val="SourceCode"/>
+      </w:pPr>
+      <w:r>
+        <w:rPr>
+          <w:rStyle w:val="VerbatimChar"/>
+        </w:rPr>
+        <w:t xml:space="preserve">## [1] 0</w:t>
+      </w:r>
+    </w:p>
+    <w:p>
+      <w:pPr>
+        <w:pStyle w:val="SourceCode"/>
+      </w:pPr>
+      <w:r>
+        <w:rPr>
+          <w:rStyle w:val="FunctionTok"/>
+        </w:rPr>
+        <w:t xml:space="preserve">sum</w:t>
+      </w:r>
+      <w:r>
+        <w:rPr>
+          <w:rStyle w:val="NormalTok"/>
+        </w:rPr>
+        <w:t xml:space="preserve">(data</w:t>
+      </w:r>
+      <w:r>
+        <w:rPr>
+          <w:rStyle w:val="SpecialCharTok"/>
+        </w:rPr>
+        <w:t xml:space="preserve">$</w:t>
+      </w:r>
+      <w:r>
+        <w:rPr>
+          <w:rStyle w:val="NormalTok"/>
+        </w:rPr>
+        <w:t xml:space="preserve">Flight_Distance </w:t>
+      </w:r>
+      <w:r>
+        <w:rPr>
+          <w:rStyle w:val="SpecialCharTok"/>
+        </w:rPr>
+        <w:t xml:space="preserve">&lt;</w:t>
+      </w:r>
+      <w:r>
+        <w:rPr>
+          <w:rStyle w:val="NormalTok"/>
+        </w:rPr>
+        <w:t xml:space="preserve"> </w:t>
+      </w:r>
+      <w:r>
+        <w:rPr>
+          <w:rStyle w:val="DecValTok"/>
+        </w:rPr>
+        <w:t xml:space="preserve">0</w:t>
+      </w:r>
+      <w:r>
+        <w:rPr>
+          <w:rStyle w:val="NormalTok"/>
+        </w:rPr>
+        <w:t xml:space="preserve">, </w:t>
+      </w:r>
+      <w:r>
+        <w:rPr>
+          <w:rStyle w:val="AttributeTok"/>
+        </w:rPr>
+        <w:t xml:space="preserve">na.rm =</w:t>
+      </w:r>
+      <w:r>
+        <w:rPr>
+          <w:rStyle w:val="NormalTok"/>
+        </w:rPr>
+        <w:t xml:space="preserve"> </w:t>
+      </w:r>
+      <w:r>
+        <w:rPr>
+          <w:rStyle w:val="ConstantTok"/>
+        </w:rPr>
+        <w:t xml:space="preserve">TRUE</w:t>
+      </w:r>
+      <w:r>
+        <w:rPr>
+          <w:rStyle w:val="NormalTok"/>
+        </w:rPr>
+        <w:t xml:space="preserve">)</w:t>
+      </w:r>
+    </w:p>
+    <w:p>
+      <w:pPr>
+        <w:pStyle w:val="SourceCode"/>
+      </w:pPr>
+      <w:r>
+        <w:rPr>
+          <w:rStyle w:val="VerbatimChar"/>
+        </w:rPr>
+        <w:t xml:space="preserve">## [1] 0</w:t>
+      </w:r>
+    </w:p>
+    <w:p>
+      <w:pPr>
+        <w:pStyle w:val="SourceCode"/>
+      </w:pPr>
+      <w:r>
+        <w:rPr>
+          <w:rStyle w:val="FunctionTok"/>
+        </w:rPr>
+        <w:t xml:space="preserve">sum</w:t>
+      </w:r>
+      <w:r>
+        <w:rPr>
+          <w:rStyle w:val="NormalTok"/>
+        </w:rPr>
+        <w:t xml:space="preserve">(data</w:t>
+      </w:r>
+      <w:r>
+        <w:rPr>
+          <w:rStyle w:val="SpecialCharTok"/>
+        </w:rPr>
+        <w:t xml:space="preserve">$</w:t>
+      </w:r>
+      <w:r>
+        <w:rPr>
+          <w:rStyle w:val="NormalTok"/>
+        </w:rPr>
+        <w:t xml:space="preserve">Departure_Delay_in_Minutes </w:t>
+      </w:r>
+      <w:r>
+        <w:rPr>
+          <w:rStyle w:val="SpecialCharTok"/>
+        </w:rPr>
+        <w:t xml:space="preserve">&lt;</w:t>
+      </w:r>
+      <w:r>
+        <w:rPr>
+          <w:rStyle w:val="NormalTok"/>
+        </w:rPr>
+        <w:t xml:space="preserve"> </w:t>
+      </w:r>
+      <w:r>
+        <w:rPr>
+          <w:rStyle w:val="DecValTok"/>
+        </w:rPr>
+        <w:t xml:space="preserve">0</w:t>
+      </w:r>
+      <w:r>
+        <w:rPr>
+          <w:rStyle w:val="NormalTok"/>
+        </w:rPr>
+        <w:t xml:space="preserve">, </w:t>
+      </w:r>
+      <w:r>
+        <w:rPr>
+          <w:rStyle w:val="AttributeTok"/>
+        </w:rPr>
+        <w:t xml:space="preserve">na.rm =</w:t>
+      </w:r>
+      <w:r>
+        <w:rPr>
+          <w:rStyle w:val="NormalTok"/>
+        </w:rPr>
+        <w:t xml:space="preserve"> </w:t>
+      </w:r>
+      <w:r>
+        <w:rPr>
+          <w:rStyle w:val="ConstantTok"/>
+        </w:rPr>
+        <w:t xml:space="preserve">TRUE</w:t>
+      </w:r>
+      <w:r>
+        <w:rPr>
+          <w:rStyle w:val="NormalTok"/>
+        </w:rPr>
+        <w:t xml:space="preserve">)</w:t>
+      </w:r>
+    </w:p>
+    <w:p>
+      <w:pPr>
+        <w:pStyle w:val="SourceCode"/>
+      </w:pPr>
+      <w:r>
+        <w:rPr>
+          <w:rStyle w:val="VerbatimChar"/>
+        </w:rPr>
+        <w:t xml:space="preserve">## [1] 0</w:t>
+      </w:r>
+    </w:p>
+    <w:p>
+      <w:pPr>
+        <w:pStyle w:val="SourceCode"/>
+      </w:pPr>
+      <w:r>
+        <w:rPr>
+          <w:rStyle w:val="FunctionTok"/>
+        </w:rPr>
+        <w:t xml:space="preserve">sum</w:t>
+      </w:r>
+      <w:r>
+        <w:rPr>
+          <w:rStyle w:val="NormalTok"/>
+        </w:rPr>
+        <w:t xml:space="preserve">(data</w:t>
+      </w:r>
+      <w:r>
+        <w:rPr>
+          <w:rStyle w:val="SpecialCharTok"/>
+        </w:rPr>
+        <w:t xml:space="preserve">$</w:t>
+      </w:r>
+      <w:r>
+        <w:rPr>
+          <w:rStyle w:val="NormalTok"/>
+        </w:rPr>
+        <w:t xml:space="preserve">Arrival_Delay_in_Minutes </w:t>
+      </w:r>
+      <w:r>
+        <w:rPr>
+          <w:rStyle w:val="SpecialCharTok"/>
+        </w:rPr>
+        <w:t xml:space="preserve">&lt;</w:t>
+      </w:r>
+      <w:r>
+        <w:rPr>
+          <w:rStyle w:val="NormalTok"/>
+        </w:rPr>
+        <w:t xml:space="preserve"> </w:t>
+      </w:r>
+      <w:r>
+        <w:rPr>
+          <w:rStyle w:val="DecValTok"/>
+        </w:rPr>
+        <w:t xml:space="preserve">0</w:t>
+      </w:r>
+      <w:r>
+        <w:rPr>
+          <w:rStyle w:val="NormalTok"/>
+        </w:rPr>
+        <w:t xml:space="preserve">, </w:t>
+      </w:r>
+      <w:r>
+        <w:rPr>
+          <w:rStyle w:val="AttributeTok"/>
+        </w:rPr>
+        <w:t xml:space="preserve">na.rm =</w:t>
+      </w:r>
+      <w:r>
+        <w:rPr>
+          <w:rStyle w:val="NormalTok"/>
+        </w:rPr>
+        <w:t xml:space="preserve"> </w:t>
+      </w:r>
+      <w:r>
+        <w:rPr>
+          <w:rStyle w:val="ConstantTok"/>
+        </w:rPr>
+        <w:t xml:space="preserve">TRUE</w:t>
+      </w:r>
+      <w:r>
+        <w:rPr>
+          <w:rStyle w:val="NormalTok"/>
+        </w:rPr>
+        <w:t xml:space="preserve">)</w:t>
+      </w:r>
+    </w:p>
+    <w:p>
+      <w:pPr>
+        <w:pStyle w:val="SourceCode"/>
+      </w:pPr>
+      <w:r>
+        <w:rPr>
+          <w:rStyle w:val="VerbatimChar"/>
+        </w:rPr>
+        <w:t xml:space="preserve">## [1] 0</w:t>
+      </w:r>
+    </w:p>
+    <w:p>
+      <w:pPr>
+        <w:pStyle w:val="FirstParagraph"/>
+      </w:pPr>
+      <w:r>
+        <w:t xml:space="preserve">Proverom numeričkih promenljivih Age, Flight_Distance, Departure_Delay_in_Minutes i Arrival_Delay_in_Minutes nisu pronađene vrednosti koje odstupaju od postavljenih logičkih ograničenja. Nije pronađena nijedna vrednost starosti manja od 0 ili veća od 100 godina, kao ni negativna vrednost pređene udaljenosti ili kašnjenja pri polasku i dolasku.</w:t>
+      </w:r>
+    </w:p>
+    <w:p>
+      <w:pPr>
+        <w:pStyle w:val="BodyText"/>
+      </w:pPr>
+      <w:r>
+        <w:t xml:space="preserve">Na osnovu ovih provera, u navedenim promenljivama nisu uočene anomalije ovog tipa. Ipak, ovo ne isključuje mogućnost postojanja drugih anomalija ili neuobičajenih vrednosti koje zahtevaju dodatnu analizu.</w:t>
+      </w:r>
+    </w:p>
+    <w:p>
+      <w:pPr>
+        <w:pStyle w:val="BodyText"/>
+      </w:pPr>
+      <w:r>
+        <w:t xml:space="preserve">Pre nego što pređemo na dalju analizu, potrebno je da se osvrnemo na ocene usluga (kolone poput</w:t>
+      </w:r>
+      <w:r>
+        <w:t xml:space="preserve"> </w:t>
+      </w:r>
+      <w:r>
+        <w:rPr>
+          <w:rStyle w:val="VerbatimChar"/>
+        </w:rPr>
+        <w:t xml:space="preserve">Inflight_wifi_service</w:t>
+      </w:r>
+      <w:r>
+        <w:t xml:space="preserve">,</w:t>
+      </w:r>
+      <w:r>
+        <w:t xml:space="preserve"> </w:t>
+      </w:r>
+      <w:r>
+        <w:rPr>
+          <w:rStyle w:val="VerbatimChar"/>
+        </w:rPr>
+        <w:t xml:space="preserve">Food_and_drink</w:t>
+      </w:r>
+      <w:r>
+        <w:t xml:space="preserve">, itd.). Prema zvaničnoj dokumentaciji skupa podataka, ocene se kreću u opsegu od 1 do 5, pri čemu</w:t>
+      </w:r>
+      <w:r>
+        <w:t xml:space="preserve"> </w:t>
+      </w:r>
+      <w:r>
+        <w:rPr>
+          <w:bCs/>
+          <w:b/>
+        </w:rPr>
+        <w:t xml:space="preserve">vrednost 0 označava da usluga nije ocenjena</w:t>
+      </w:r>
+      <w:r>
+        <w:t xml:space="preserve"> </w:t>
+      </w:r>
+      <w:r>
+        <w:t xml:space="preserve">(npr. putnik nije koristio WiFi, nije konzumirao hranu, ili let nije imao tu uslugu).</w:t>
+      </w:r>
+    </w:p>
+    <w:p>
+      <w:pPr>
+        <w:pStyle w:val="SourceCode"/>
+      </w:pPr>
+      <w:r>
+        <w:rPr>
+          <w:rStyle w:val="NormalTok"/>
+        </w:rPr>
+        <w:t xml:space="preserve">rating_columns </w:t>
+      </w:r>
+      <w:r>
+        <w:rPr>
+          <w:rStyle w:val="OtherTok"/>
+        </w:rPr>
+        <w:t xml:space="preserve">&lt;-</w:t>
+      </w:r>
+      <w:r>
+        <w:rPr>
+          <w:rStyle w:val="NormalTok"/>
+        </w:rPr>
+        <w:t xml:space="preserve"> </w:t>
+      </w:r>
+      <w:r>
+        <w:rPr>
+          <w:rStyle w:val="FunctionTok"/>
+        </w:rPr>
+        <w:t xml:space="preserve">c</w:t>
+      </w:r>
+      <w:r>
+        <w:rPr>
+          <w:rStyle w:val="NormalTok"/>
+        </w:rPr>
+        <w:t xml:space="preserve">(</w:t>
+      </w:r>
+      <w:r>
+        <w:br/>
+      </w:r>
+      <w:r>
+        <w:rPr>
+          <w:rStyle w:val="NormalTok"/>
+        </w:rPr>
+        <w:t xml:space="preserve">  </w:t>
+      </w:r>
+      <w:r>
+        <w:rPr>
+          <w:rStyle w:val="StringTok"/>
+        </w:rPr>
+        <w:t xml:space="preserve">"Inflight_wifi_service"</w:t>
+      </w:r>
+      <w:r>
+        <w:rPr>
+          <w:rStyle w:val="NormalTok"/>
+        </w:rPr>
+        <w:t xml:space="preserve">,</w:t>
+      </w:r>
+      <w:r>
+        <w:br/>
+      </w:r>
+      <w:r>
+        <w:rPr>
+          <w:rStyle w:val="NormalTok"/>
+        </w:rPr>
+        <w:t xml:space="preserve">  </w:t>
+      </w:r>
+      <w:r>
+        <w:rPr>
+          <w:rStyle w:val="StringTok"/>
+        </w:rPr>
+        <w:t xml:space="preserve">"Departure_Arrival_time_convenient"</w:t>
+      </w:r>
+      <w:r>
+        <w:rPr>
+          <w:rStyle w:val="NormalTok"/>
+        </w:rPr>
+        <w:t xml:space="preserve">,</w:t>
+      </w:r>
+      <w:r>
+        <w:br/>
+      </w:r>
+      <w:r>
+        <w:rPr>
+          <w:rStyle w:val="NormalTok"/>
+        </w:rPr>
+        <w:t xml:space="preserve">  </w:t>
+      </w:r>
+      <w:r>
+        <w:rPr>
+          <w:rStyle w:val="StringTok"/>
+        </w:rPr>
+        <w:t xml:space="preserve">"Ease_of_Online_booking"</w:t>
+      </w:r>
+      <w:r>
+        <w:rPr>
+          <w:rStyle w:val="NormalTok"/>
+        </w:rPr>
+        <w:t xml:space="preserve">,</w:t>
+      </w:r>
+      <w:r>
+        <w:br/>
+      </w:r>
+      <w:r>
+        <w:rPr>
+          <w:rStyle w:val="NormalTok"/>
+        </w:rPr>
+        <w:t xml:space="preserve">  </w:t>
+      </w:r>
+      <w:r>
+        <w:rPr>
+          <w:rStyle w:val="StringTok"/>
+        </w:rPr>
+        <w:t xml:space="preserve">"Gate_location"</w:t>
+      </w:r>
+      <w:r>
+        <w:rPr>
+          <w:rStyle w:val="NormalTok"/>
+        </w:rPr>
+        <w:t xml:space="preserve">,</w:t>
+      </w:r>
+      <w:r>
+        <w:br/>
+      </w:r>
+      <w:r>
+        <w:rPr>
+          <w:rStyle w:val="NormalTok"/>
+        </w:rPr>
+        <w:t xml:space="preserve">  </w:t>
+      </w:r>
+      <w:r>
+        <w:rPr>
+          <w:rStyle w:val="StringTok"/>
+        </w:rPr>
+        <w:t xml:space="preserve">"Food_and_drink"</w:t>
+      </w:r>
+      <w:r>
+        <w:rPr>
+          <w:rStyle w:val="NormalTok"/>
+        </w:rPr>
+        <w:t xml:space="preserve">,</w:t>
+      </w:r>
+      <w:r>
+        <w:br/>
+      </w:r>
+      <w:r>
+        <w:rPr>
+          <w:rStyle w:val="NormalTok"/>
+        </w:rPr>
+        <w:t xml:space="preserve">  </w:t>
+      </w:r>
+      <w:r>
+        <w:rPr>
+          <w:rStyle w:val="StringTok"/>
+        </w:rPr>
+        <w:t xml:space="preserve">"Online_boarding"</w:t>
+      </w:r>
+      <w:r>
+        <w:rPr>
+          <w:rStyle w:val="NormalTok"/>
+        </w:rPr>
+        <w:t xml:space="preserve">,</w:t>
+      </w:r>
+      <w:r>
+        <w:br/>
+      </w:r>
+      <w:r>
+        <w:rPr>
+          <w:rStyle w:val="NormalTok"/>
+        </w:rPr>
+        <w:t xml:space="preserve">  </w:t>
+      </w:r>
+      <w:r>
+        <w:rPr>
+          <w:rStyle w:val="StringTok"/>
+        </w:rPr>
+        <w:t xml:space="preserve">"Seat_comfort"</w:t>
+      </w:r>
+      <w:r>
+        <w:rPr>
+          <w:rStyle w:val="NormalTok"/>
+        </w:rPr>
+        <w:t xml:space="preserve">,</w:t>
+      </w:r>
+      <w:r>
+        <w:br/>
+      </w:r>
+      <w:r>
+        <w:rPr>
+          <w:rStyle w:val="NormalTok"/>
+        </w:rPr>
+        <w:t xml:space="preserve">  </w:t>
+      </w:r>
+      <w:r>
+        <w:rPr>
+          <w:rStyle w:val="StringTok"/>
+        </w:rPr>
+        <w:t xml:space="preserve">"Inflight_entertainment"</w:t>
+      </w:r>
+      <w:r>
+        <w:rPr>
+          <w:rStyle w:val="NormalTok"/>
+        </w:rPr>
+        <w:t xml:space="preserve">,</w:t>
+      </w:r>
+      <w:r>
+        <w:br/>
+      </w:r>
+      <w:r>
+        <w:rPr>
+          <w:rStyle w:val="NormalTok"/>
+        </w:rPr>
+        <w:t xml:space="preserve">  </w:t>
+      </w:r>
+      <w:r>
+        <w:rPr>
+          <w:rStyle w:val="StringTok"/>
+        </w:rPr>
+        <w:t xml:space="preserve">"On_board_service"</w:t>
+      </w:r>
+      <w:r>
+        <w:rPr>
+          <w:rStyle w:val="NormalTok"/>
+        </w:rPr>
+        <w:t xml:space="preserve">,</w:t>
+      </w:r>
+      <w:r>
+        <w:br/>
+      </w:r>
+      <w:r>
+        <w:rPr>
+          <w:rStyle w:val="NormalTok"/>
+        </w:rPr>
+        <w:t xml:space="preserve">  </w:t>
+      </w:r>
+      <w:r>
+        <w:rPr>
+          <w:rStyle w:val="StringTok"/>
+        </w:rPr>
+        <w:t xml:space="preserve">"Leg_room_service"</w:t>
+      </w:r>
+      <w:r>
+        <w:rPr>
+          <w:rStyle w:val="NormalTok"/>
+        </w:rPr>
+        <w:t xml:space="preserve">,</w:t>
+      </w:r>
+      <w:r>
+        <w:br/>
+      </w:r>
+      <w:r>
+        <w:rPr>
+          <w:rStyle w:val="NormalTok"/>
+        </w:rPr>
+        <w:t xml:space="preserve">  </w:t>
+      </w:r>
+      <w:r>
+        <w:rPr>
+          <w:rStyle w:val="StringTok"/>
+        </w:rPr>
+        <w:t xml:space="preserve">"Baggage_handling"</w:t>
+      </w:r>
+      <w:r>
+        <w:rPr>
+          <w:rStyle w:val="NormalTok"/>
+        </w:rPr>
+        <w:t xml:space="preserve">,</w:t>
+      </w:r>
+      <w:r>
+        <w:br/>
+      </w:r>
+      <w:r>
+        <w:rPr>
+          <w:rStyle w:val="NormalTok"/>
+        </w:rPr>
+        <w:t xml:space="preserve">  </w:t>
+      </w:r>
+      <w:r>
+        <w:rPr>
+          <w:rStyle w:val="StringTok"/>
+        </w:rPr>
+        <w:t xml:space="preserve">"Checkin_service"</w:t>
+      </w:r>
+      <w:r>
+        <w:rPr>
+          <w:rStyle w:val="NormalTok"/>
+        </w:rPr>
+        <w:t xml:space="preserve">,</w:t>
+      </w:r>
+      <w:r>
+        <w:br/>
+      </w:r>
+      <w:r>
+        <w:rPr>
+          <w:rStyle w:val="NormalTok"/>
+        </w:rPr>
+        <w:t xml:space="preserve">  </w:t>
+      </w:r>
+      <w:r>
+        <w:rPr>
+          <w:rStyle w:val="StringTok"/>
+        </w:rPr>
+        <w:t xml:space="preserve">"Cleanliness"</w:t>
+      </w:r>
+      <w:r>
+        <w:br/>
+      </w:r>
+      <w:r>
+        <w:rPr>
+          <w:rStyle w:val="NormalTok"/>
+        </w:rPr>
+        <w:t xml:space="preserve">)</w:t>
+      </w:r>
+      <w:r>
+        <w:br/>
+      </w:r>
+      <w:r>
+        <w:br/>
+      </w:r>
+      <w:r>
+        <w:rPr>
+          <w:rStyle w:val="NormalTok"/>
+        </w:rPr>
+        <w:t xml:space="preserve">data </w:t>
+      </w:r>
+      <w:r>
+        <w:rPr>
+          <w:rStyle w:val="SpecialCharTok"/>
+        </w:rPr>
+        <w:t xml:space="preserve">%&gt;%</w:t>
+      </w:r>
+      <w:r>
+        <w:br/>
+      </w:r>
+      <w:r>
+        <w:rPr>
+          <w:rStyle w:val="NormalTok"/>
+        </w:rPr>
+        <w:t xml:space="preserve">  </w:t>
+      </w:r>
+      <w:r>
+        <w:rPr>
+          <w:rStyle w:val="FunctionTok"/>
+        </w:rPr>
+        <w:t xml:space="preserve">summarise</w:t>
+      </w:r>
+      <w:r>
+        <w:rPr>
+          <w:rStyle w:val="NormalTok"/>
+        </w:rPr>
+        <w:t xml:space="preserve">(</w:t>
+      </w:r>
+      <w:r>
+        <w:br/>
+      </w:r>
+      <w:r>
+        <w:rPr>
+          <w:rStyle w:val="NormalTok"/>
+        </w:rPr>
+        <w:t xml:space="preserve">    </w:t>
+      </w:r>
+      <w:r>
+        <w:rPr>
+          <w:rStyle w:val="FunctionTok"/>
+        </w:rPr>
+        <w:t xml:space="preserve">across</w:t>
+      </w:r>
+      <w:r>
+        <w:rPr>
+          <w:rStyle w:val="NormalTok"/>
+        </w:rPr>
+        <w:t xml:space="preserve">(</w:t>
+      </w:r>
+      <w:r>
+        <w:br/>
+      </w:r>
+      <w:r>
+        <w:rPr>
+          <w:rStyle w:val="NormalTok"/>
+        </w:rPr>
+        <w:t xml:space="preserve">      </w:t>
+      </w:r>
+      <w:r>
+        <w:rPr>
+          <w:rStyle w:val="FunctionTok"/>
+        </w:rPr>
+        <w:t xml:space="preserve">all_of</w:t>
+      </w:r>
+      <w:r>
+        <w:rPr>
+          <w:rStyle w:val="NormalTok"/>
+        </w:rPr>
+        <w:t xml:space="preserve">(rating_columns),</w:t>
+      </w:r>
+      <w:r>
+        <w:br/>
+      </w:r>
+      <w:r>
+        <w:rPr>
+          <w:rStyle w:val="NormalTok"/>
+        </w:rPr>
+        <w:t xml:space="preserve">      </w:t>
+      </w:r>
+      <w:r>
+        <w:rPr>
+          <w:rStyle w:val="SpecialCharTok"/>
+        </w:rPr>
+        <w:t xml:space="preserve">~</w:t>
+      </w:r>
+      <w:r>
+        <w:rPr>
+          <w:rStyle w:val="NormalTok"/>
+        </w:rPr>
+        <w:t xml:space="preserve"> </w:t>
+      </w:r>
+      <w:r>
+        <w:rPr>
+          <w:rStyle w:val="FunctionTok"/>
+        </w:rPr>
+        <w:t xml:space="preserve">sum</w:t>
+      </w:r>
+      <w:r>
+        <w:rPr>
+          <w:rStyle w:val="NormalTok"/>
+        </w:rPr>
+        <w:t xml:space="preserve">(. </w:t>
+      </w:r>
+      <w:r>
+        <w:rPr>
+          <w:rStyle w:val="SpecialCharTok"/>
+        </w:rPr>
+        <w:t xml:space="preserve">==</w:t>
+      </w:r>
+      <w:r>
+        <w:rPr>
+          <w:rStyle w:val="NormalTok"/>
+        </w:rPr>
+        <w:t xml:space="preserve"> </w:t>
+      </w:r>
+      <w:r>
+        <w:rPr>
+          <w:rStyle w:val="DecValTok"/>
+        </w:rPr>
+        <w:t xml:space="preserve">0</w:t>
+      </w:r>
+      <w:r>
+        <w:rPr>
+          <w:rStyle w:val="NormalTok"/>
+        </w:rPr>
+        <w:t xml:space="preserve">, </w:t>
+      </w:r>
+      <w:r>
+        <w:rPr>
+          <w:rStyle w:val="AttributeTok"/>
+        </w:rPr>
+        <w:t xml:space="preserve">na.rm =</w:t>
+      </w:r>
+      <w:r>
+        <w:rPr>
+          <w:rStyle w:val="NormalTok"/>
+        </w:rPr>
+        <w:t xml:space="preserve"> </w:t>
+      </w:r>
+      <w:r>
+        <w:rPr>
+          <w:rStyle w:val="ConstantTok"/>
+        </w:rPr>
+        <w:t xml:space="preserve">TRUE</w:t>
+      </w:r>
+      <w:r>
+        <w:rPr>
+          <w:rStyle w:val="NormalTok"/>
+        </w:rPr>
+        <w:t xml:space="preserve">)</w:t>
+      </w:r>
+      <w:r>
+        <w:br/>
+      </w:r>
+      <w:r>
+        <w:rPr>
+          <w:rStyle w:val="NormalTok"/>
+        </w:rPr>
+        <w:t xml:space="preserve">    )</w:t>
+      </w:r>
+      <w:r>
+        <w:br/>
+      </w:r>
+      <w:r>
+        <w:rPr>
+          <w:rStyle w:val="NormalTok"/>
+        </w:rPr>
+        <w:t xml:space="preserve">  )</w:t>
+      </w:r>
+    </w:p>
+    <w:p>
+      <w:pPr>
+        <w:pStyle w:val="SourceCode"/>
+      </w:pPr>
+      <w:r>
+        <w:rPr>
+          <w:rStyle w:val="VerbatimChar"/>
+        </w:rPr>
+        <w:t xml:space="preserve">##   Inflight_wifi_service Departure_Arrival_time_convenient</w:t>
+      </w:r>
+      <w:r>
+        <w:br/>
+      </w:r>
+      <w:r>
+        <w:rPr>
+          <w:rStyle w:val="VerbatimChar"/>
+        </w:rPr>
+        <w:t xml:space="preserve">## 1                  3916                              6681</w:t>
+      </w:r>
+      <w:r>
+        <w:br/>
+      </w:r>
+      <w:r>
+        <w:rPr>
+          <w:rStyle w:val="VerbatimChar"/>
+        </w:rPr>
+        <w:t xml:space="preserve">##   Ease_of_Online_booking Gate_location Food_and_drink Online_boarding</w:t>
+      </w:r>
+      <w:r>
+        <w:br/>
+      </w:r>
+      <w:r>
+        <w:rPr>
+          <w:rStyle w:val="VerbatimChar"/>
+        </w:rPr>
+        <w:t xml:space="preserve">## 1                   5682             1            132            3080</w:t>
+      </w:r>
+      <w:r>
+        <w:br/>
+      </w:r>
+      <w:r>
+        <w:rPr>
+          <w:rStyle w:val="VerbatimChar"/>
+        </w:rPr>
+        <w:t xml:space="preserve">##   Seat_comfort Inflight_entertainment On_board_service Leg_room_service</w:t>
+      </w:r>
+      <w:r>
+        <w:br/>
+      </w:r>
+      <w:r>
+        <w:rPr>
+          <w:rStyle w:val="VerbatimChar"/>
+        </w:rPr>
+        <w:t xml:space="preserve">## 1            1                     18                5              598</w:t>
+      </w:r>
+      <w:r>
+        <w:br/>
+      </w:r>
+      <w:r>
+        <w:rPr>
+          <w:rStyle w:val="VerbatimChar"/>
+        </w:rPr>
+        <w:t xml:space="preserve">##   Baggage_handling Checkin_service Cleanliness</w:t>
+      </w:r>
+      <w:r>
+        <w:br/>
+      </w:r>
+      <w:r>
+        <w:rPr>
+          <w:rStyle w:val="VerbatimChar"/>
+        </w:rPr>
+        <w:t xml:space="preserve">## 1                0               1          14</w:t>
+      </w:r>
+    </w:p>
+    <w:p>
+      <w:pPr>
+        <w:pStyle w:val="FirstParagraph"/>
+      </w:pPr>
+      <w:r>
+        <w:t xml:space="preserve">Na osnovu dobijenih rezultata uočavamo da se broj nultih vrednosti značajno razlikuje u zavisnosti od usluge:</w:t>
+      </w:r>
+    </w:p>
+    <w:p>
+      <w:pPr>
+        <w:numPr>
+          <w:ilvl w:val="0"/>
+          <w:numId w:val="1006"/>
+        </w:numPr>
+        <w:pStyle w:val="Compact"/>
+      </w:pPr>
+      <w:r>
+        <w:rPr>
+          <w:bCs/>
+          <w:b/>
+        </w:rPr>
+        <w:t xml:space="preserve">Najviše nula</w:t>
+      </w:r>
+      <w:r>
+        <w:t xml:space="preserve"> </w:t>
+      </w:r>
+      <w:r>
+        <w:t xml:space="preserve">imaju usluge koje su specifične ili nisu dostupne na svakom letu:</w:t>
+      </w:r>
+      <w:r>
+        <w:t xml:space="preserve"> </w:t>
+      </w:r>
+      <w:r>
+        <w:rPr>
+          <w:rStyle w:val="VerbatimChar"/>
+        </w:rPr>
+        <w:t xml:space="preserve">Departure_Arrival_time_convenient</w:t>
+      </w:r>
+      <w:r>
+        <w:t xml:space="preserve"> </w:t>
+      </w:r>
+      <w:r>
+        <w:t xml:space="preserve">(6.681),</w:t>
+      </w:r>
+      <w:r>
+        <w:t xml:space="preserve"> </w:t>
+      </w:r>
+      <w:r>
+        <w:rPr>
+          <w:rStyle w:val="VerbatimChar"/>
+        </w:rPr>
+        <w:t xml:space="preserve">Ease_of_Online_booking</w:t>
+      </w:r>
+      <w:r>
+        <w:t xml:space="preserve"> </w:t>
+      </w:r>
+      <w:r>
+        <w:t xml:space="preserve">(5.682),</w:t>
+      </w:r>
+      <w:r>
+        <w:t xml:space="preserve"> </w:t>
+      </w:r>
+      <w:r>
+        <w:rPr>
+          <w:rStyle w:val="VerbatimChar"/>
+        </w:rPr>
+        <w:t xml:space="preserve">Inflight_wifi_service</w:t>
+      </w:r>
+      <w:r>
+        <w:t xml:space="preserve"> </w:t>
+      </w:r>
+      <w:r>
+        <w:t xml:space="preserve">(3.916) i</w:t>
+      </w:r>
+      <w:r>
+        <w:t xml:space="preserve"> </w:t>
+      </w:r>
+      <w:r>
+        <w:rPr>
+          <w:rStyle w:val="VerbatimChar"/>
+        </w:rPr>
+        <w:t xml:space="preserve">Online_boarding</w:t>
+      </w:r>
+      <w:r>
+        <w:t xml:space="preserve"> </w:t>
+      </w:r>
+      <w:r>
+        <w:t xml:space="preserve">(3.080). Ovo ima smisla iz domenskog znanja — na primer, putnici koji su kartu kupili preko agencije nisu koristili uslugu online rezervacije, ili na kraćim letovima nije bilo WiFi-ja.</w:t>
+      </w:r>
+    </w:p>
+    <w:p>
+      <w:pPr>
+        <w:numPr>
+          <w:ilvl w:val="0"/>
+          <w:numId w:val="1006"/>
+        </w:numPr>
+        <w:pStyle w:val="Compact"/>
+      </w:pPr>
+      <w:r>
+        <w:rPr>
+          <w:bCs/>
+          <w:b/>
+        </w:rPr>
+        <w:t xml:space="preserve">Umeren broj nula</w:t>
+      </w:r>
+      <w:r>
+        <w:t xml:space="preserve"> </w:t>
+      </w:r>
+      <w:r>
+        <w:t xml:space="preserve">imaju usluge poput</w:t>
+      </w:r>
+      <w:r>
+        <w:t xml:space="preserve"> </w:t>
+      </w:r>
+      <w:r>
+        <w:rPr>
+          <w:rStyle w:val="VerbatimChar"/>
+        </w:rPr>
+        <w:t xml:space="preserve">Leg_room_service</w:t>
+      </w:r>
+      <w:r>
+        <w:t xml:space="preserve"> </w:t>
+      </w:r>
+      <w:r>
+        <w:t xml:space="preserve">(598) i</w:t>
+      </w:r>
+      <w:r>
+        <w:t xml:space="preserve"> </w:t>
+      </w:r>
+      <w:r>
+        <w:rPr>
+          <w:rStyle w:val="VerbatimChar"/>
+        </w:rPr>
+        <w:t xml:space="preserve">Food_and_drink</w:t>
+      </w:r>
+      <w:r>
+        <w:t xml:space="preserve"> </w:t>
+      </w:r>
+      <w:r>
+        <w:t xml:space="preserve">(132).</w:t>
+      </w:r>
+    </w:p>
+    <w:p>
+      <w:pPr>
+        <w:numPr>
+          <w:ilvl w:val="0"/>
+          <w:numId w:val="1006"/>
+        </w:numPr>
+        <w:pStyle w:val="Compact"/>
+      </w:pPr>
+      <w:r>
+        <w:rPr>
+          <w:bCs/>
+          <w:b/>
+        </w:rPr>
+        <w:t xml:space="preserve">Gotovo da nema nula</w:t>
+      </w:r>
+      <w:r>
+        <w:t xml:space="preserve"> </w:t>
+      </w:r>
+      <w:r>
+        <w:t xml:space="preserve">kod usluga koje su univerzalne za svaki let:</w:t>
+      </w:r>
+      <w:r>
+        <w:t xml:space="preserve"> </w:t>
+      </w:r>
+      <w:r>
+        <w:rPr>
+          <w:rStyle w:val="VerbatimChar"/>
+        </w:rPr>
+        <w:t xml:space="preserve">Baggage_handling</w:t>
+      </w:r>
+      <w:r>
+        <w:t xml:space="preserve"> </w:t>
+      </w:r>
+      <w:r>
+        <w:t xml:space="preserve">(0),</w:t>
+      </w:r>
+      <w:r>
+        <w:t xml:space="preserve"> </w:t>
+      </w:r>
+      <w:r>
+        <w:rPr>
+          <w:rStyle w:val="VerbatimChar"/>
+        </w:rPr>
+        <w:t xml:space="preserve">Gate_location</w:t>
+      </w:r>
+      <w:r>
+        <w:t xml:space="preserve"> </w:t>
+      </w:r>
+      <w:r>
+        <w:t xml:space="preserve">(1),</w:t>
+      </w:r>
+      <w:r>
+        <w:t xml:space="preserve"> </w:t>
+      </w:r>
+      <w:r>
+        <w:rPr>
+          <w:rStyle w:val="VerbatimChar"/>
+        </w:rPr>
+        <w:t xml:space="preserve">Seat_comfort</w:t>
+      </w:r>
+      <w:r>
+        <w:t xml:space="preserve"> </w:t>
+      </w:r>
+      <w:r>
+        <w:t xml:space="preserve">(1),</w:t>
+      </w:r>
+      <w:r>
+        <w:t xml:space="preserve"> </w:t>
+      </w:r>
+      <w:r>
+        <w:rPr>
+          <w:rStyle w:val="VerbatimChar"/>
+        </w:rPr>
+        <w:t xml:space="preserve">Checkin_service</w:t>
+      </w:r>
+      <w:r>
+        <w:t xml:space="preserve"> </w:t>
+      </w:r>
+      <w:r>
+        <w:t xml:space="preserve">(1) i</w:t>
+      </w:r>
+      <w:r>
+        <w:t xml:space="preserve"> </w:t>
+      </w:r>
+      <w:r>
+        <w:rPr>
+          <w:rStyle w:val="VerbatimChar"/>
+        </w:rPr>
+        <w:t xml:space="preserve">On_board_service</w:t>
+      </w:r>
+      <w:r>
+        <w:t xml:space="preserve"> </w:t>
+      </w:r>
+      <w:r>
+        <w:t xml:space="preserve">(5). Logično je da je svaki putnik morao da prođe kroz gejt, preda prtljag i sedi u sedištu, pa su te usluge skoro uvek ocenjene.</w:t>
+      </w:r>
+    </w:p>
+    <w:bookmarkEnd w:id="32"/>
+    <w:bookmarkStart w:id="37" w:name="univarijantna-analiza"/>
+    <w:p>
+      <w:pPr>
+        <w:pStyle w:val="Heading2"/>
+      </w:pPr>
+      <w:r>
+        <w:t xml:space="preserve">Univarijantna analiza</w:t>
+      </w:r>
+    </w:p>
+    <w:p>
+      <w:pPr>
+        <w:pStyle w:val="FirstParagraph"/>
+      </w:pPr>
+      <w:r>
+        <w:t xml:space="preserve">U okviru univarijantne analize posmatraćemo svaku promenljivu pojedinačno. Prva i najvažnija promenljiva koju analiziramo jeste naša ciljna promenljiva —</w:t>
+      </w:r>
+      <w:r>
+        <w:t xml:space="preserve"> </w:t>
+      </w:r>
+      <w:r>
+        <w:rPr>
+          <w:bCs/>
+          <w:b/>
+        </w:rPr>
+        <w:t xml:space="preserve">Satisfaction</w:t>
+      </w:r>
+      <w:r>
         <w:t xml:space="preserve"> </w:t>
       </w:r>
       <w:r>
         <w:t xml:space="preserve">(zadovoljstvo putnika), jer nam njena raspodela govori o ravnoteži klasa koje ćemo kasnije predviđati.</w:t>
       </w:r>
     </w:p>
-    <w:bookmarkStart w:id="35" w:name="analiza-ciljne-promenljive-satisfaction"/>
+    <w:bookmarkStart w:id="36" w:name="analiza-ciljne-promenljive-satisfaction"/>
     <w:p>
       <w:pPr>
         <w:pStyle w:val="Heading3"/>
@@ -5611,18 +7567,18 @@
           <wp:inline>
             <wp:extent cx="5943600" cy="3714750"/>
             <wp:effectExtent b="0" l="0" r="0" t="0"/>
-            <wp:docPr descr="" title="" id="33" name="Picture"/>
+            <wp:docPr descr="" title="" id="34" name="Picture"/>
             <a:graphic>
               <a:graphicData uri="http://schemas.openxmlformats.org/drawingml/2006/picture">
                 <pic:pic>
                   <pic:nvPicPr>
-                    <pic:cNvPr descr="airline_satisfaction_files/figure-docx/unnamed-chunk-12-1.png" id="34" name="Picture"/>
+                    <pic:cNvPr descr="airline_satisfaction_files/figure-docx/unnamed-chunk-16-1.png" id="35" name="Picture"/>
                     <pic:cNvPicPr>
                       <a:picLocks noChangeArrowheads="1" noChangeAspect="1"/>
                     </pic:cNvPicPr>
                   </pic:nvPicPr>
                   <pic:blipFill>
-                    <a:blip r:embed="rId32"/>
+                    <a:blip r:embed="rId33"/>
                     <a:stretch>
                       <a:fillRect/>
                     </a:stretch>
@@ -5706,9 +7662,9 @@
         <w:t xml:space="preserve">uzorka. Ova raspodela ukazuje na to da podaci nemaju drastičan disbalans klasa, što predstavlja povoljnu osnovu za kasniju izgradnju i treniranje modela klasifikacije, jer nijedna klasa nije zanemarljivo mala.</w:t>
       </w:r>
     </w:p>
-    <w:bookmarkEnd w:id="35"/>
     <w:bookmarkEnd w:id="36"/>
     <w:bookmarkEnd w:id="37"/>
+    <w:bookmarkEnd w:id="38"/>
     <w:sectPr>
       <w:pgSz w:h="15840" w:w="12240"/>
       <w:pgMar w:bottom="1440" w:footer="720" w:gutter="0" w:header="720" w:left="1440" w:right="1440" w:top="1440"/>
@@ -6051,6 +8007,9 @@
     <w:abstractNumId w:val="991"/>
   </w:num>
   <w:num w:numId="1005">
+    <w:abstractNumId w:val="991"/>
+  </w:num>
+  <w:num w:numId="1006">
     <w:abstractNumId w:val="991"/>
   </w:num>
 </w:numbering>

--- a/reports/airline_satisfaction.docx
+++ b/reports/airline_satisfaction.docx
@@ -1272,7 +1272,7 @@
         <w:t xml:space="preserve">Flight.Distance</w:t>
       </w:r>
       <w:r>
-        <w:t xml:space="preserve">, sve ocene usluga (14 kolona),</w:t>
+        <w:t xml:space="preserve">, sve ocene usluga (13 kolona),</w:t>
       </w:r>
       <w:r>
         <w:t xml:space="preserve"> </w:t>
@@ -5050,7 +5050,7 @@
         <w:pStyle w:val="FirstParagraph"/>
       </w:pPr>
       <w:r>
-        <w:t xml:space="preserve">Na osnovu izlaza možemo da zaključimo da su podaci u potpunosti čisti:</w:t>
+        <w:t xml:space="preserve">Na osnovu izlaza možemo da zaključimo da su podaci čisti:</w:t>
       </w:r>
       <w:r>
         <w:t xml:space="preserve"> </w:t>
@@ -6359,7 +6359,7 @@
         <w:pStyle w:val="FirstParagraph"/>
       </w:pPr>
       <w:r>
-        <w:t xml:space="preserve">Na osnovu dobijenih rezultata uočavamo da se broj nultih vrednosti značajno razlikuje u zavisnosti od usluge:</w:t>
+        <w:t xml:space="preserve">Na osnovu dobijenih rezultata uočavamo da se broj nultih vrednosti razlikuje u zavisnosti od posmatrane usluge:</w:t>
       </w:r>
     </w:p>
     <w:p>
@@ -6368,20 +6368,19 @@
           <w:ilvl w:val="0"/>
           <w:numId w:val="1006"/>
         </w:numPr>
-        <w:pStyle w:val="Compact"/>
       </w:pPr>
       <w:r>
         <w:rPr>
           <w:bCs/>
           <w:b/>
         </w:rPr>
-        <w:t xml:space="preserve">Najviše nula</w:t>
-      </w:r>
-      <w:r>
-        <w:t xml:space="preserve"> </w:t>
-      </w:r>
-      <w:r>
-        <w:t xml:space="preserve">imaju usluge koje su specifične ili nisu dostupne na svakom letu:</w:t>
+        <w:t xml:space="preserve">Najviše nultih vrednosti</w:t>
+      </w:r>
+      <w:r>
+        <w:t xml:space="preserve"> </w:t>
+      </w:r>
+      <w:r>
+        <w:t xml:space="preserve">imaju</w:t>
       </w:r>
       <w:r>
         <w:t xml:space="preserve"> </w:t>
@@ -6441,7 +6440,7 @@
         <w:t xml:space="preserve"> </w:t>
       </w:r>
       <w:r>
-        <w:t xml:space="preserve">(3.080). Ovo ima smisla iz domenskog znanja — na primer, putnici koji su kartu kupili preko agencije nisu koristili uslugu online rezervacije, ili na kraćim letovima nije bilo WiFi-ja.</w:t>
+        <w:t xml:space="preserve">(3.080). Ove promenljive odnose se na usluge koje možda nisu bile dostupne, relevantne ili korišćene za sve putnike. Na primer, moguće je da pojedini putnici nisu koristili online rezervaciju ili online ukrcavanje, odnosno da WiFi usluga nije bila dostupna ili korišćena na određenim letovima. Međutim, na osnovu dostupnih podataka ne možemo sa sigurnošću utvrditi konkretan razlog za pojavu svake nulte vrednosti.</w:t>
       </w:r>
     </w:p>
     <w:p>
@@ -6450,20 +6449,19 @@
           <w:ilvl w:val="0"/>
           <w:numId w:val="1006"/>
         </w:numPr>
-        <w:pStyle w:val="Compact"/>
       </w:pPr>
       <w:r>
         <w:rPr>
           <w:bCs/>
           <w:b/>
         </w:rPr>
-        <w:t xml:space="preserve">Umeren broj nula</w:t>
-      </w:r>
-      <w:r>
-        <w:t xml:space="preserve"> </w:t>
-      </w:r>
-      <w:r>
-        <w:t xml:space="preserve">imaju usluge poput</w:t>
+        <w:t xml:space="preserve">Umeren broj nultih vrednosti</w:t>
+      </w:r>
+      <w:r>
+        <w:t xml:space="preserve"> </w:t>
+      </w:r>
+      <w:r>
+        <w:t xml:space="preserve">imaju</w:t>
       </w:r>
       <w:r>
         <w:t xml:space="preserve"> </w:t>
@@ -6493,7 +6491,7 @@
         <w:t xml:space="preserve"> </w:t>
       </w:r>
       <w:r>
-        <w:t xml:space="preserve">(132).</w:t>
+        <w:t xml:space="preserve">(132). I u ovom slučaju nulta vrednost može označavati da usluga nije bila korišćena, dostupna ili relevantna za određenog putnika, pa je treba razlikovati od ocene nezadovoljstva.</w:t>
       </w:r>
     </w:p>
     <w:p>
@@ -6502,20 +6500,19 @@
           <w:ilvl w:val="0"/>
           <w:numId w:val="1006"/>
         </w:numPr>
-        <w:pStyle w:val="Compact"/>
       </w:pPr>
       <w:r>
         <w:rPr>
           <w:bCs/>
           <w:b/>
         </w:rPr>
-        <w:t xml:space="preserve">Gotovo da nema nula</w:t>
-      </w:r>
-      <w:r>
-        <w:t xml:space="preserve"> </w:t>
-      </w:r>
-      <w:r>
-        <w:t xml:space="preserve">kod usluga koje su univerzalne za svaki let:</w:t>
+        <w:t xml:space="preserve">Gotovo da nema nultih vrednosti</w:t>
+      </w:r>
+      <w:r>
+        <w:t xml:space="preserve"> </w:t>
+      </w:r>
+      <w:r>
+        <w:t xml:space="preserve">kod promenljivih</w:t>
       </w:r>
       <w:r>
         <w:t xml:space="preserve"> </w:t>
@@ -6590,7 +6587,7 @@
         <w:t xml:space="preserve"> </w:t>
       </w:r>
       <w:r>
-        <w:t xml:space="preserve">(5). Logično je da je svaki putnik morao da prođe kroz gejt, preda prtljag i sedi u sedištu, pa su te usluge skoro uvek ocenjene.</w:t>
+        <w:t xml:space="preserve">(5). To može ukazivati na to da su ove usluge bile dostupne ili relevantne za većinu putnika u posmatranom skupu. Ipak, bez dodatnih informacija o načinu prikupljanja i kodiranja podataka ne možemo sa potpunom sigurnošću zaključiti zbog čega se kod pojedinih opservacija pojavljuje vrednost 0.</w:t>
       </w:r>
     </w:p>
     <w:bookmarkEnd w:id="32"/>

--- a/reports/airline_satisfaction.docx
+++ b/reports/airline_satisfaction.docx
@@ -4621,7 +4621,7 @@
     </w:p>
     <w:bookmarkEnd w:id="30"/>
     <w:bookmarkEnd w:id="31"/>
-    <w:bookmarkStart w:id="38" w:name="eksplorativna-analiza-podataka-eda"/>
+    <w:bookmarkStart w:id="36" w:name="eksplorativna-analiza-podataka-eda"/>
     <w:p>
       <w:pPr>
         <w:pStyle w:val="Heading1"/>
@@ -6591,7 +6591,7 @@
       </w:r>
     </w:p>
     <w:bookmarkEnd w:id="32"/>
-    <w:bookmarkStart w:id="37" w:name="univarijantna-analiza"/>
+    <w:bookmarkStart w:id="35" w:name="univarijantna-analiza"/>
     <w:p>
       <w:pPr>
         <w:pStyle w:val="Heading2"/>
@@ -6624,7 +6624,7 @@
         <w:t xml:space="preserve">(zadovoljstvo putnika), jer nam njena raspodela govori o ravnoteži klasa koje ćemo kasnije predviđati.</w:t>
       </w:r>
     </w:p>
-    <w:bookmarkStart w:id="36" w:name="analiza-ciljne-promenljive-satisfaction"/>
+    <w:bookmarkStart w:id="34" w:name="analiza-ciljne-promenljive-satisfaction"/>
     <w:p>
       <w:pPr>
         <w:pStyle w:val="Heading3"/>
@@ -7564,12 +7564,12 @@
           <wp:inline>
             <wp:extent cx="5943600" cy="3714750"/>
             <wp:effectExtent b="0" l="0" r="0" t="0"/>
-            <wp:docPr descr="" title="" id="34" name="Picture"/>
+            <wp:docPr descr="" title="" id="1" name="Picture"/>
             <a:graphic>
               <a:graphicData uri="http://schemas.openxmlformats.org/drawingml/2006/picture">
                 <pic:pic>
                   <pic:nvPicPr>
-                    <pic:cNvPr descr="airline_satisfaction_files/figure-docx/unnamed-chunk-16-1.png" id="35" name="Picture"/>
+                    <pic:cNvPr descr="airline_satisfaction_files/figure-docx/unnamed-chunk-16-1.png" id="0" name="Picture"/>
                     <pic:cNvPicPr>
                       <a:picLocks noChangeArrowheads="1" noChangeAspect="1"/>
                     </pic:cNvPicPr>
@@ -7659,9 +7659,9 @@
         <w:t xml:space="preserve">uzorka. Ova raspodela ukazuje na to da podaci nemaju drastičan disbalans klasa, što predstavlja povoljnu osnovu za kasniju izgradnju i treniranje modela klasifikacije, jer nijedna klasa nije zanemarljivo mala.</w:t>
       </w:r>
     </w:p>
+    <w:bookmarkEnd w:id="34"/>
+    <w:bookmarkEnd w:id="35"/>
     <w:bookmarkEnd w:id="36"/>
-    <w:bookmarkEnd w:id="37"/>
-    <w:bookmarkEnd w:id="38"/>
     <w:sectPr>
       <w:pgSz w:h="15840" w:w="12240"/>
       <w:pgMar w:bottom="1440" w:footer="720" w:gutter="0" w:header="720" w:left="1440" w:right="1440" w:top="1440"/>
@@ -8769,7 +8769,7 @@
     <w:name w:val="ConstantTok"/>
     <w:basedOn w:val="VerbatimChar"/>
     <w:rPr>
-      <w:color w:val="8f5902"/>
+      <w:color w:val="000000"/>
       <w:shd w:val="clear" w:fill="f8f8f8"/>
     </w:rPr>
   </w:style>
@@ -8785,9 +8785,8 @@
     <w:name w:val="SpecialCharTok"/>
     <w:basedOn w:val="VerbatimChar"/>
     <w:rPr>
-      <w:color w:val="ce5c00"/>
+      <w:color w:val="000000"/>
       <w:shd w:val="clear" w:fill="f8f8f8"/>
-      <w:b/>
     </w:rPr>
   </w:style>
   <w:style w:type="character" w:customStyle="1" w:styleId="StringTok">
@@ -8872,9 +8871,8 @@
     <w:name w:val="FunctionTok"/>
     <w:basedOn w:val="VerbatimChar"/>
     <w:rPr>
-      <w:color w:val="204a87"/>
+      <w:color w:val="000000"/>
       <w:shd w:val="clear" w:fill="f8f8f8"/>
-      <w:b/>
     </w:rPr>
   </w:style>
   <w:style w:type="character" w:customStyle="1" w:styleId="VariableTok">
@@ -8930,7 +8928,7 @@
     <w:name w:val="AttributeTok"/>
     <w:basedOn w:val="VerbatimChar"/>
     <w:rPr>
-      <w:color w:val="204a87"/>
+      <w:color w:val="c4a000"/>
       <w:shd w:val="clear" w:fill="f8f8f8"/>
     </w:rPr>
   </w:style>

--- a/reports/airline_satisfaction.docx
+++ b/reports/airline_satisfaction.docx
@@ -4621,7 +4621,7 @@
     </w:p>
     <w:bookmarkEnd w:id="30"/>
     <w:bookmarkEnd w:id="31"/>
-    <w:bookmarkStart w:id="36" w:name="eksplorativna-analiza-podataka-eda"/>
+    <w:bookmarkStart w:id="71" w:name="eksplorativna-analiza-podataka-eda"/>
     <w:p>
       <w:pPr>
         <w:pStyle w:val="Heading1"/>
@@ -6591,7 +6591,7 @@
       </w:r>
     </w:p>
     <w:bookmarkEnd w:id="32"/>
-    <w:bookmarkStart w:id="35" w:name="univarijantna-analiza"/>
+    <w:bookmarkStart w:id="70" w:name="univarijantna-analiza"/>
     <w:p>
       <w:pPr>
         <w:pStyle w:val="Heading2"/>
@@ -6624,7 +6624,7 @@
         <w:t xml:space="preserve">(zadovoljstvo putnika), jer nam njena raspodela govori o ravnoteži klasa koje ćemo kasnije predviđati.</w:t>
       </w:r>
     </w:p>
-    <w:bookmarkStart w:id="34" w:name="analiza-ciljne-promenljive-satisfaction"/>
+    <w:bookmarkStart w:id="36" w:name="analiza-ciljne-promenljive-satisfaction"/>
     <w:p>
       <w:pPr>
         <w:pStyle w:val="Heading3"/>
@@ -7564,12 +7564,12 @@
           <wp:inline>
             <wp:extent cx="5943600" cy="3714750"/>
             <wp:effectExtent b="0" l="0" r="0" t="0"/>
-            <wp:docPr descr="" title="" id="1" name="Picture"/>
+            <wp:docPr descr="" title="" id="34" name="Picture"/>
             <a:graphic>
               <a:graphicData uri="http://schemas.openxmlformats.org/drawingml/2006/picture">
                 <pic:pic>
                   <pic:nvPicPr>
-                    <pic:cNvPr descr="airline_satisfaction_files/figure-docx/unnamed-chunk-16-1.png" id="0" name="Picture"/>
+                    <pic:cNvPr descr="airline_satisfaction_files/figure-docx/unnamed-chunk-16-1.png" id="35" name="Picture"/>
                     <pic:cNvPicPr>
                       <a:picLocks noChangeArrowheads="1" noChangeAspect="1"/>
                     </pic:cNvPicPr>
@@ -7659,9 +7659,5247 @@
         <w:t xml:space="preserve">uzorka. Ova raspodela ukazuje na to da podaci nemaju drastičan disbalans klasa, što predstavlja povoljnu osnovu za kasniju izgradnju i treniranje modela klasifikacije, jer nijedna klasa nije zanemarljivo mala.</w:t>
       </w:r>
     </w:p>
-    <w:bookmarkEnd w:id="34"/>
-    <w:bookmarkEnd w:id="35"/>
     <w:bookmarkEnd w:id="36"/>
+    <w:bookmarkStart w:id="37" w:name="X8c384a25f0a5667eb2250f3968008f2b60e6557"/>
+    <w:p>
+      <w:pPr>
+        <w:pStyle w:val="Heading3"/>
+      </w:pPr>
+      <w:r>
+        <w:t xml:space="preserve">Analiza kategorijskih promenljivih (Gender, Customer_Type, Type_of_Travel, Class)</w:t>
+      </w:r>
+    </w:p>
+    <w:p>
+      <w:pPr>
+        <w:pStyle w:val="FirstParagraph"/>
+      </w:pPr>
+      <w:r>
+        <w:t xml:space="preserve">Pored ciljne promenljive, analiziraćemo i preostale kategorijske promenljive kako bismo utvrdili strukturu putnika u našem uzorku. Prvo ćemo prikazati frekvencije i procente za svaku od ovih karakteristika.</w:t>
+      </w:r>
+    </w:p>
+    <w:p>
+      <w:pPr>
+        <w:pStyle w:val="SourceCode"/>
+      </w:pPr>
+      <w:r>
+        <w:rPr>
+          <w:rStyle w:val="CommentTok"/>
+        </w:rPr>
+        <w:t xml:space="preserve"># Prikaz distribucije za ključne kategorijske promenljive</w:t>
+      </w:r>
+      <w:r>
+        <w:br/>
+      </w:r>
+      <w:r>
+        <w:rPr>
+          <w:rStyle w:val="NormalTok"/>
+        </w:rPr>
+        <w:t xml:space="preserve">data </w:t>
+      </w:r>
+      <w:r>
+        <w:rPr>
+          <w:rStyle w:val="SpecialCharTok"/>
+        </w:rPr>
+        <w:t xml:space="preserve">%&gt;%</w:t>
+      </w:r>
+      <w:r>
+        <w:rPr>
+          <w:rStyle w:val="NormalTok"/>
+        </w:rPr>
+        <w:t xml:space="preserve"> </w:t>
+      </w:r>
+      <w:r>
+        <w:rPr>
+          <w:rStyle w:val="FunctionTok"/>
+        </w:rPr>
+        <w:t xml:space="preserve">count</w:t>
+      </w:r>
+      <w:r>
+        <w:rPr>
+          <w:rStyle w:val="NormalTok"/>
+        </w:rPr>
+        <w:t xml:space="preserve">(Gender, </w:t>
+      </w:r>
+      <w:r>
+        <w:rPr>
+          <w:rStyle w:val="AttributeTok"/>
+        </w:rPr>
+        <w:t xml:space="preserve">name =</w:t>
+      </w:r>
+      <w:r>
+        <w:rPr>
+          <w:rStyle w:val="NormalTok"/>
+        </w:rPr>
+        <w:t xml:space="preserve"> </w:t>
+      </w:r>
+      <w:r>
+        <w:rPr>
+          <w:rStyle w:val="StringTok"/>
+        </w:rPr>
+        <w:t xml:space="preserve">"Broj"</w:t>
+      </w:r>
+      <w:r>
+        <w:rPr>
+          <w:rStyle w:val="NormalTok"/>
+        </w:rPr>
+        <w:t xml:space="preserve">) </w:t>
+      </w:r>
+      <w:r>
+        <w:rPr>
+          <w:rStyle w:val="SpecialCharTok"/>
+        </w:rPr>
+        <w:t xml:space="preserve">%&gt;%</w:t>
+      </w:r>
+      <w:r>
+        <w:rPr>
+          <w:rStyle w:val="NormalTok"/>
+        </w:rPr>
+        <w:t xml:space="preserve"> </w:t>
+      </w:r>
+      <w:r>
+        <w:rPr>
+          <w:rStyle w:val="FunctionTok"/>
+        </w:rPr>
+        <w:t xml:space="preserve">mutate</w:t>
+      </w:r>
+      <w:r>
+        <w:rPr>
+          <w:rStyle w:val="NormalTok"/>
+        </w:rPr>
+        <w:t xml:space="preserve">(</w:t>
+      </w:r>
+      <w:r>
+        <w:rPr>
+          <w:rStyle w:val="AttributeTok"/>
+        </w:rPr>
+        <w:t xml:space="preserve">Procenat =</w:t>
+      </w:r>
+      <w:r>
+        <w:rPr>
+          <w:rStyle w:val="NormalTok"/>
+        </w:rPr>
+        <w:t xml:space="preserve"> </w:t>
+      </w:r>
+      <w:r>
+        <w:rPr>
+          <w:rStyle w:val="FunctionTok"/>
+        </w:rPr>
+        <w:t xml:space="preserve">round</w:t>
+      </w:r>
+      <w:r>
+        <w:rPr>
+          <w:rStyle w:val="NormalTok"/>
+        </w:rPr>
+        <w:t xml:space="preserve">(Broj </w:t>
+      </w:r>
+      <w:r>
+        <w:rPr>
+          <w:rStyle w:val="SpecialCharTok"/>
+        </w:rPr>
+        <w:t xml:space="preserve">/</w:t>
+      </w:r>
+      <w:r>
+        <w:rPr>
+          <w:rStyle w:val="NormalTok"/>
+        </w:rPr>
+        <w:t xml:space="preserve"> </w:t>
+      </w:r>
+      <w:r>
+        <w:rPr>
+          <w:rStyle w:val="FunctionTok"/>
+        </w:rPr>
+        <w:t xml:space="preserve">sum</w:t>
+      </w:r>
+      <w:r>
+        <w:rPr>
+          <w:rStyle w:val="NormalTok"/>
+        </w:rPr>
+        <w:t xml:space="preserve">(Broj) </w:t>
+      </w:r>
+      <w:r>
+        <w:rPr>
+          <w:rStyle w:val="SpecialCharTok"/>
+        </w:rPr>
+        <w:t xml:space="preserve">*</w:t>
+      </w:r>
+      <w:r>
+        <w:rPr>
+          <w:rStyle w:val="NormalTok"/>
+        </w:rPr>
+        <w:t xml:space="preserve"> </w:t>
+      </w:r>
+      <w:r>
+        <w:rPr>
+          <w:rStyle w:val="DecValTok"/>
+        </w:rPr>
+        <w:t xml:space="preserve">100</w:t>
+      </w:r>
+      <w:r>
+        <w:rPr>
+          <w:rStyle w:val="NormalTok"/>
+        </w:rPr>
+        <w:t xml:space="preserve">, </w:t>
+      </w:r>
+      <w:r>
+        <w:rPr>
+          <w:rStyle w:val="DecValTok"/>
+        </w:rPr>
+        <w:t xml:space="preserve">2</w:t>
+      </w:r>
+      <w:r>
+        <w:rPr>
+          <w:rStyle w:val="NormalTok"/>
+        </w:rPr>
+        <w:t xml:space="preserve">))</w:t>
+      </w:r>
+    </w:p>
+    <w:p>
+      <w:pPr>
+        <w:pStyle w:val="SourceCode"/>
+      </w:pPr>
+      <w:r>
+        <w:rPr>
+          <w:rStyle w:val="VerbatimChar"/>
+        </w:rPr>
+        <w:t xml:space="preserve">##   Gender  Broj Procenat</w:t>
+      </w:r>
+      <w:r>
+        <w:br/>
+      </w:r>
+      <w:r>
+        <w:rPr>
+          <w:rStyle w:val="VerbatimChar"/>
+        </w:rPr>
+        <w:t xml:space="preserve">## 1 Female 65899    50.74</w:t>
+      </w:r>
+      <w:r>
+        <w:br/>
+      </w:r>
+      <w:r>
+        <w:rPr>
+          <w:rStyle w:val="VerbatimChar"/>
+        </w:rPr>
+        <w:t xml:space="preserve">## 2   Male 63981    49.26</w:t>
+      </w:r>
+    </w:p>
+    <w:p>
+      <w:pPr>
+        <w:pStyle w:val="SourceCode"/>
+      </w:pPr>
+      <w:r>
+        <w:rPr>
+          <w:rStyle w:val="NormalTok"/>
+        </w:rPr>
+        <w:t xml:space="preserve">data </w:t>
+      </w:r>
+      <w:r>
+        <w:rPr>
+          <w:rStyle w:val="SpecialCharTok"/>
+        </w:rPr>
+        <w:t xml:space="preserve">%&gt;%</w:t>
+      </w:r>
+      <w:r>
+        <w:rPr>
+          <w:rStyle w:val="NormalTok"/>
+        </w:rPr>
+        <w:t xml:space="preserve"> </w:t>
+      </w:r>
+      <w:r>
+        <w:rPr>
+          <w:rStyle w:val="FunctionTok"/>
+        </w:rPr>
+        <w:t xml:space="preserve">count</w:t>
+      </w:r>
+      <w:r>
+        <w:rPr>
+          <w:rStyle w:val="NormalTok"/>
+        </w:rPr>
+        <w:t xml:space="preserve">(Customer_Type, </w:t>
+      </w:r>
+      <w:r>
+        <w:rPr>
+          <w:rStyle w:val="AttributeTok"/>
+        </w:rPr>
+        <w:t xml:space="preserve">name =</w:t>
+      </w:r>
+      <w:r>
+        <w:rPr>
+          <w:rStyle w:val="NormalTok"/>
+        </w:rPr>
+        <w:t xml:space="preserve"> </w:t>
+      </w:r>
+      <w:r>
+        <w:rPr>
+          <w:rStyle w:val="StringTok"/>
+        </w:rPr>
+        <w:t xml:space="preserve">"Broj"</w:t>
+      </w:r>
+      <w:r>
+        <w:rPr>
+          <w:rStyle w:val="NormalTok"/>
+        </w:rPr>
+        <w:t xml:space="preserve">) </w:t>
+      </w:r>
+      <w:r>
+        <w:rPr>
+          <w:rStyle w:val="SpecialCharTok"/>
+        </w:rPr>
+        <w:t xml:space="preserve">%&gt;%</w:t>
+      </w:r>
+      <w:r>
+        <w:rPr>
+          <w:rStyle w:val="NormalTok"/>
+        </w:rPr>
+        <w:t xml:space="preserve"> </w:t>
+      </w:r>
+      <w:r>
+        <w:rPr>
+          <w:rStyle w:val="FunctionTok"/>
+        </w:rPr>
+        <w:t xml:space="preserve">mutate</w:t>
+      </w:r>
+      <w:r>
+        <w:rPr>
+          <w:rStyle w:val="NormalTok"/>
+        </w:rPr>
+        <w:t xml:space="preserve">(</w:t>
+      </w:r>
+      <w:r>
+        <w:rPr>
+          <w:rStyle w:val="AttributeTok"/>
+        </w:rPr>
+        <w:t xml:space="preserve">Procenat =</w:t>
+      </w:r>
+      <w:r>
+        <w:rPr>
+          <w:rStyle w:val="NormalTok"/>
+        </w:rPr>
+        <w:t xml:space="preserve"> </w:t>
+      </w:r>
+      <w:r>
+        <w:rPr>
+          <w:rStyle w:val="FunctionTok"/>
+        </w:rPr>
+        <w:t xml:space="preserve">round</w:t>
+      </w:r>
+      <w:r>
+        <w:rPr>
+          <w:rStyle w:val="NormalTok"/>
+        </w:rPr>
+        <w:t xml:space="preserve">(Broj </w:t>
+      </w:r>
+      <w:r>
+        <w:rPr>
+          <w:rStyle w:val="SpecialCharTok"/>
+        </w:rPr>
+        <w:t xml:space="preserve">/</w:t>
+      </w:r>
+      <w:r>
+        <w:rPr>
+          <w:rStyle w:val="NormalTok"/>
+        </w:rPr>
+        <w:t xml:space="preserve"> </w:t>
+      </w:r>
+      <w:r>
+        <w:rPr>
+          <w:rStyle w:val="FunctionTok"/>
+        </w:rPr>
+        <w:t xml:space="preserve">sum</w:t>
+      </w:r>
+      <w:r>
+        <w:rPr>
+          <w:rStyle w:val="NormalTok"/>
+        </w:rPr>
+        <w:t xml:space="preserve">(Broj) </w:t>
+      </w:r>
+      <w:r>
+        <w:rPr>
+          <w:rStyle w:val="SpecialCharTok"/>
+        </w:rPr>
+        <w:t xml:space="preserve">*</w:t>
+      </w:r>
+      <w:r>
+        <w:rPr>
+          <w:rStyle w:val="NormalTok"/>
+        </w:rPr>
+        <w:t xml:space="preserve"> </w:t>
+      </w:r>
+      <w:r>
+        <w:rPr>
+          <w:rStyle w:val="DecValTok"/>
+        </w:rPr>
+        <w:t xml:space="preserve">100</w:t>
+      </w:r>
+      <w:r>
+        <w:rPr>
+          <w:rStyle w:val="NormalTok"/>
+        </w:rPr>
+        <w:t xml:space="preserve">, </w:t>
+      </w:r>
+      <w:r>
+        <w:rPr>
+          <w:rStyle w:val="DecValTok"/>
+        </w:rPr>
+        <w:t xml:space="preserve">2</w:t>
+      </w:r>
+      <w:r>
+        <w:rPr>
+          <w:rStyle w:val="NormalTok"/>
+        </w:rPr>
+        <w:t xml:space="preserve">))</w:t>
+      </w:r>
+    </w:p>
+    <w:p>
+      <w:pPr>
+        <w:pStyle w:val="SourceCode"/>
+      </w:pPr>
+      <w:r>
+        <w:rPr>
+          <w:rStyle w:val="VerbatimChar"/>
+        </w:rPr>
+        <w:t xml:space="preserve">##       Customer_Type   Broj Procenat</w:t>
+      </w:r>
+      <w:r>
+        <w:br/>
+      </w:r>
+      <w:r>
+        <w:rPr>
+          <w:rStyle w:val="VerbatimChar"/>
+        </w:rPr>
+        <w:t xml:space="preserve">## 1 Disloyal Customer  23780    18.31</w:t>
+      </w:r>
+      <w:r>
+        <w:br/>
+      </w:r>
+      <w:r>
+        <w:rPr>
+          <w:rStyle w:val="VerbatimChar"/>
+        </w:rPr>
+        <w:t xml:space="preserve">## 2    Loyal Customer 106100    81.69</w:t>
+      </w:r>
+    </w:p>
+    <w:p>
+      <w:pPr>
+        <w:pStyle w:val="SourceCode"/>
+      </w:pPr>
+      <w:r>
+        <w:rPr>
+          <w:rStyle w:val="NormalTok"/>
+        </w:rPr>
+        <w:t xml:space="preserve">data </w:t>
+      </w:r>
+      <w:r>
+        <w:rPr>
+          <w:rStyle w:val="SpecialCharTok"/>
+        </w:rPr>
+        <w:t xml:space="preserve">%&gt;%</w:t>
+      </w:r>
+      <w:r>
+        <w:rPr>
+          <w:rStyle w:val="NormalTok"/>
+        </w:rPr>
+        <w:t xml:space="preserve"> </w:t>
+      </w:r>
+      <w:r>
+        <w:rPr>
+          <w:rStyle w:val="FunctionTok"/>
+        </w:rPr>
+        <w:t xml:space="preserve">count</w:t>
+      </w:r>
+      <w:r>
+        <w:rPr>
+          <w:rStyle w:val="NormalTok"/>
+        </w:rPr>
+        <w:t xml:space="preserve">(Type_of_Travel, </w:t>
+      </w:r>
+      <w:r>
+        <w:rPr>
+          <w:rStyle w:val="AttributeTok"/>
+        </w:rPr>
+        <w:t xml:space="preserve">name =</w:t>
+      </w:r>
+      <w:r>
+        <w:rPr>
+          <w:rStyle w:val="NormalTok"/>
+        </w:rPr>
+        <w:t xml:space="preserve"> </w:t>
+      </w:r>
+      <w:r>
+        <w:rPr>
+          <w:rStyle w:val="StringTok"/>
+        </w:rPr>
+        <w:t xml:space="preserve">"Broj"</w:t>
+      </w:r>
+      <w:r>
+        <w:rPr>
+          <w:rStyle w:val="NormalTok"/>
+        </w:rPr>
+        <w:t xml:space="preserve">) </w:t>
+      </w:r>
+      <w:r>
+        <w:rPr>
+          <w:rStyle w:val="SpecialCharTok"/>
+        </w:rPr>
+        <w:t xml:space="preserve">%&gt;%</w:t>
+      </w:r>
+      <w:r>
+        <w:rPr>
+          <w:rStyle w:val="NormalTok"/>
+        </w:rPr>
+        <w:t xml:space="preserve"> </w:t>
+      </w:r>
+      <w:r>
+        <w:rPr>
+          <w:rStyle w:val="FunctionTok"/>
+        </w:rPr>
+        <w:t xml:space="preserve">mutate</w:t>
+      </w:r>
+      <w:r>
+        <w:rPr>
+          <w:rStyle w:val="NormalTok"/>
+        </w:rPr>
+        <w:t xml:space="preserve">(</w:t>
+      </w:r>
+      <w:r>
+        <w:rPr>
+          <w:rStyle w:val="AttributeTok"/>
+        </w:rPr>
+        <w:t xml:space="preserve">Procenat =</w:t>
+      </w:r>
+      <w:r>
+        <w:rPr>
+          <w:rStyle w:val="NormalTok"/>
+        </w:rPr>
+        <w:t xml:space="preserve"> </w:t>
+      </w:r>
+      <w:r>
+        <w:rPr>
+          <w:rStyle w:val="FunctionTok"/>
+        </w:rPr>
+        <w:t xml:space="preserve">round</w:t>
+      </w:r>
+      <w:r>
+        <w:rPr>
+          <w:rStyle w:val="NormalTok"/>
+        </w:rPr>
+        <w:t xml:space="preserve">(Broj </w:t>
+      </w:r>
+      <w:r>
+        <w:rPr>
+          <w:rStyle w:val="SpecialCharTok"/>
+        </w:rPr>
+        <w:t xml:space="preserve">/</w:t>
+      </w:r>
+      <w:r>
+        <w:rPr>
+          <w:rStyle w:val="NormalTok"/>
+        </w:rPr>
+        <w:t xml:space="preserve"> </w:t>
+      </w:r>
+      <w:r>
+        <w:rPr>
+          <w:rStyle w:val="FunctionTok"/>
+        </w:rPr>
+        <w:t xml:space="preserve">sum</w:t>
+      </w:r>
+      <w:r>
+        <w:rPr>
+          <w:rStyle w:val="NormalTok"/>
+        </w:rPr>
+        <w:t xml:space="preserve">(Broj) </w:t>
+      </w:r>
+      <w:r>
+        <w:rPr>
+          <w:rStyle w:val="SpecialCharTok"/>
+        </w:rPr>
+        <w:t xml:space="preserve">*</w:t>
+      </w:r>
+      <w:r>
+        <w:rPr>
+          <w:rStyle w:val="NormalTok"/>
+        </w:rPr>
+        <w:t xml:space="preserve"> </w:t>
+      </w:r>
+      <w:r>
+        <w:rPr>
+          <w:rStyle w:val="DecValTok"/>
+        </w:rPr>
+        <w:t xml:space="preserve">100</w:t>
+      </w:r>
+      <w:r>
+        <w:rPr>
+          <w:rStyle w:val="NormalTok"/>
+        </w:rPr>
+        <w:t xml:space="preserve">, </w:t>
+      </w:r>
+      <w:r>
+        <w:rPr>
+          <w:rStyle w:val="DecValTok"/>
+        </w:rPr>
+        <w:t xml:space="preserve">2</w:t>
+      </w:r>
+      <w:r>
+        <w:rPr>
+          <w:rStyle w:val="NormalTok"/>
+        </w:rPr>
+        <w:t xml:space="preserve">))</w:t>
+      </w:r>
+    </w:p>
+    <w:p>
+      <w:pPr>
+        <w:pStyle w:val="SourceCode"/>
+      </w:pPr>
+      <w:r>
+        <w:rPr>
+          <w:rStyle w:val="VerbatimChar"/>
+        </w:rPr>
+        <w:t xml:space="preserve">##    Type_of_Travel  Broj Procenat</w:t>
+      </w:r>
+      <w:r>
+        <w:br/>
+      </w:r>
+      <w:r>
+        <w:rPr>
+          <w:rStyle w:val="VerbatimChar"/>
+        </w:rPr>
+        <w:t xml:space="preserve">## 1 Business Travel 89693    69.06</w:t>
+      </w:r>
+      <w:r>
+        <w:br/>
+      </w:r>
+      <w:r>
+        <w:rPr>
+          <w:rStyle w:val="VerbatimChar"/>
+        </w:rPr>
+        <w:t xml:space="preserve">## 2 Personal Travel 40187    30.94</w:t>
+      </w:r>
+    </w:p>
+    <w:p>
+      <w:pPr>
+        <w:pStyle w:val="SourceCode"/>
+      </w:pPr>
+      <w:r>
+        <w:rPr>
+          <w:rStyle w:val="NormalTok"/>
+        </w:rPr>
+        <w:t xml:space="preserve">data </w:t>
+      </w:r>
+      <w:r>
+        <w:rPr>
+          <w:rStyle w:val="SpecialCharTok"/>
+        </w:rPr>
+        <w:t xml:space="preserve">%&gt;%</w:t>
+      </w:r>
+      <w:r>
+        <w:rPr>
+          <w:rStyle w:val="NormalTok"/>
+        </w:rPr>
+        <w:t xml:space="preserve"> </w:t>
+      </w:r>
+      <w:r>
+        <w:rPr>
+          <w:rStyle w:val="FunctionTok"/>
+        </w:rPr>
+        <w:t xml:space="preserve">count</w:t>
+      </w:r>
+      <w:r>
+        <w:rPr>
+          <w:rStyle w:val="NormalTok"/>
+        </w:rPr>
+        <w:t xml:space="preserve">(Class, </w:t>
+      </w:r>
+      <w:r>
+        <w:rPr>
+          <w:rStyle w:val="AttributeTok"/>
+        </w:rPr>
+        <w:t xml:space="preserve">name =</w:t>
+      </w:r>
+      <w:r>
+        <w:rPr>
+          <w:rStyle w:val="NormalTok"/>
+        </w:rPr>
+        <w:t xml:space="preserve"> </w:t>
+      </w:r>
+      <w:r>
+        <w:rPr>
+          <w:rStyle w:val="StringTok"/>
+        </w:rPr>
+        <w:t xml:space="preserve">"Broj"</w:t>
+      </w:r>
+      <w:r>
+        <w:rPr>
+          <w:rStyle w:val="NormalTok"/>
+        </w:rPr>
+        <w:t xml:space="preserve">) </w:t>
+      </w:r>
+      <w:r>
+        <w:rPr>
+          <w:rStyle w:val="SpecialCharTok"/>
+        </w:rPr>
+        <w:t xml:space="preserve">%&gt;%</w:t>
+      </w:r>
+      <w:r>
+        <w:rPr>
+          <w:rStyle w:val="NormalTok"/>
+        </w:rPr>
+        <w:t xml:space="preserve"> </w:t>
+      </w:r>
+      <w:r>
+        <w:rPr>
+          <w:rStyle w:val="FunctionTok"/>
+        </w:rPr>
+        <w:t xml:space="preserve">mutate</w:t>
+      </w:r>
+      <w:r>
+        <w:rPr>
+          <w:rStyle w:val="NormalTok"/>
+        </w:rPr>
+        <w:t xml:space="preserve">(</w:t>
+      </w:r>
+      <w:r>
+        <w:rPr>
+          <w:rStyle w:val="AttributeTok"/>
+        </w:rPr>
+        <w:t xml:space="preserve">Procenat =</w:t>
+      </w:r>
+      <w:r>
+        <w:rPr>
+          <w:rStyle w:val="NormalTok"/>
+        </w:rPr>
+        <w:t xml:space="preserve"> </w:t>
+      </w:r>
+      <w:r>
+        <w:rPr>
+          <w:rStyle w:val="FunctionTok"/>
+        </w:rPr>
+        <w:t xml:space="preserve">round</w:t>
+      </w:r>
+      <w:r>
+        <w:rPr>
+          <w:rStyle w:val="NormalTok"/>
+        </w:rPr>
+        <w:t xml:space="preserve">(Broj </w:t>
+      </w:r>
+      <w:r>
+        <w:rPr>
+          <w:rStyle w:val="SpecialCharTok"/>
+        </w:rPr>
+        <w:t xml:space="preserve">/</w:t>
+      </w:r>
+      <w:r>
+        <w:rPr>
+          <w:rStyle w:val="NormalTok"/>
+        </w:rPr>
+        <w:t xml:space="preserve"> </w:t>
+      </w:r>
+      <w:r>
+        <w:rPr>
+          <w:rStyle w:val="FunctionTok"/>
+        </w:rPr>
+        <w:t xml:space="preserve">sum</w:t>
+      </w:r>
+      <w:r>
+        <w:rPr>
+          <w:rStyle w:val="NormalTok"/>
+        </w:rPr>
+        <w:t xml:space="preserve">(Broj) </w:t>
+      </w:r>
+      <w:r>
+        <w:rPr>
+          <w:rStyle w:val="SpecialCharTok"/>
+        </w:rPr>
+        <w:t xml:space="preserve">*</w:t>
+      </w:r>
+      <w:r>
+        <w:rPr>
+          <w:rStyle w:val="NormalTok"/>
+        </w:rPr>
+        <w:t xml:space="preserve"> </w:t>
+      </w:r>
+      <w:r>
+        <w:rPr>
+          <w:rStyle w:val="DecValTok"/>
+        </w:rPr>
+        <w:t xml:space="preserve">100</w:t>
+      </w:r>
+      <w:r>
+        <w:rPr>
+          <w:rStyle w:val="NormalTok"/>
+        </w:rPr>
+        <w:t xml:space="preserve">, </w:t>
+      </w:r>
+      <w:r>
+        <w:rPr>
+          <w:rStyle w:val="DecValTok"/>
+        </w:rPr>
+        <w:t xml:space="preserve">2</w:t>
+      </w:r>
+      <w:r>
+        <w:rPr>
+          <w:rStyle w:val="NormalTok"/>
+        </w:rPr>
+        <w:t xml:space="preserve">))</w:t>
+      </w:r>
+    </w:p>
+    <w:p>
+      <w:pPr>
+        <w:pStyle w:val="SourceCode"/>
+      </w:pPr>
+      <w:r>
+        <w:rPr>
+          <w:rStyle w:val="VerbatimChar"/>
+        </w:rPr>
+        <w:t xml:space="preserve">##      Class  Broj Procenat</w:t>
+      </w:r>
+      <w:r>
+        <w:br/>
+      </w:r>
+      <w:r>
+        <w:rPr>
+          <w:rStyle w:val="VerbatimChar"/>
+        </w:rPr>
+        <w:t xml:space="preserve">## 1 Business 62160    47.86</w:t>
+      </w:r>
+      <w:r>
+        <w:br/>
+      </w:r>
+      <w:r>
+        <w:rPr>
+          <w:rStyle w:val="VerbatimChar"/>
+        </w:rPr>
+        <w:t xml:space="preserve">## 2      Eco 58309    44.89</w:t>
+      </w:r>
+      <w:r>
+        <w:br/>
+      </w:r>
+      <w:r>
+        <w:rPr>
+          <w:rStyle w:val="VerbatimChar"/>
+        </w:rPr>
+        <w:t xml:space="preserve">## 3 Eco Plus  9411     7.25</w:t>
+      </w:r>
+    </w:p>
+    <w:bookmarkEnd w:id="37"/>
+    <w:bookmarkStart w:id="50" w:name="X25f02c334b2aa68d07469e442c7055853e021ac"/>
+    <w:p>
+      <w:pPr>
+        <w:pStyle w:val="Heading3"/>
+      </w:pPr>
+      <w:r>
+        <w:t xml:space="preserve">Da bismo ove odnose lakše sagledali vizuelno, prikazaćemo ih stubićastim dijagramima za svaku kategorijsku promenljivu.</w:t>
+      </w:r>
+    </w:p>
+    <w:p>
+      <w:pPr>
+        <w:pStyle w:val="SourceCode"/>
+      </w:pPr>
+      <w:r>
+        <w:rPr>
+          <w:rStyle w:val="CommentTok"/>
+        </w:rPr>
+        <w:t xml:space="preserve"># Vizuelizacija kategorijskih promenljivih sa lepšim nazivima i labelama</w:t>
+      </w:r>
+      <w:r>
+        <w:br/>
+      </w:r>
+      <w:r>
+        <w:rPr>
+          <w:rStyle w:val="NormalTok"/>
+        </w:rPr>
+        <w:t xml:space="preserve">p1 </w:t>
+      </w:r>
+      <w:r>
+        <w:rPr>
+          <w:rStyle w:val="OtherTok"/>
+        </w:rPr>
+        <w:t xml:space="preserve">&lt;-</w:t>
+      </w:r>
+      <w:r>
+        <w:rPr>
+          <w:rStyle w:val="NormalTok"/>
+        </w:rPr>
+        <w:t xml:space="preserve"> </w:t>
+      </w:r>
+      <w:r>
+        <w:rPr>
+          <w:rStyle w:val="FunctionTok"/>
+        </w:rPr>
+        <w:t xml:space="preserve">ggplot</w:t>
+      </w:r>
+      <w:r>
+        <w:rPr>
+          <w:rStyle w:val="NormalTok"/>
+        </w:rPr>
+        <w:t xml:space="preserve">(data, </w:t>
+      </w:r>
+      <w:r>
+        <w:rPr>
+          <w:rStyle w:val="FunctionTok"/>
+        </w:rPr>
+        <w:t xml:space="preserve">aes</w:t>
+      </w:r>
+      <w:r>
+        <w:rPr>
+          <w:rStyle w:val="NormalTok"/>
+        </w:rPr>
+        <w:t xml:space="preserve">(</w:t>
+      </w:r>
+      <w:r>
+        <w:rPr>
+          <w:rStyle w:val="AttributeTok"/>
+        </w:rPr>
+        <w:t xml:space="preserve">x =</w:t>
+      </w:r>
+      <w:r>
+        <w:rPr>
+          <w:rStyle w:val="NormalTok"/>
+        </w:rPr>
+        <w:t xml:space="preserve"> Gender, </w:t>
+      </w:r>
+      <w:r>
+        <w:rPr>
+          <w:rStyle w:val="AttributeTok"/>
+        </w:rPr>
+        <w:t xml:space="preserve">fill =</w:t>
+      </w:r>
+      <w:r>
+        <w:rPr>
+          <w:rStyle w:val="NormalTok"/>
+        </w:rPr>
+        <w:t xml:space="preserve"> Gender)) </w:t>
+      </w:r>
+      <w:r>
+        <w:rPr>
+          <w:rStyle w:val="SpecialCharTok"/>
+        </w:rPr>
+        <w:t xml:space="preserve">+</w:t>
+      </w:r>
+      <w:r>
+        <w:rPr>
+          <w:rStyle w:val="NormalTok"/>
+        </w:rPr>
+        <w:t xml:space="preserve"> </w:t>
+      </w:r>
+      <w:r>
+        <w:br/>
+      </w:r>
+      <w:r>
+        <w:rPr>
+          <w:rStyle w:val="NormalTok"/>
+        </w:rPr>
+        <w:t xml:space="preserve">  </w:t>
+      </w:r>
+      <w:r>
+        <w:rPr>
+          <w:rStyle w:val="FunctionTok"/>
+        </w:rPr>
+        <w:t xml:space="preserve">geom_bar</w:t>
+      </w:r>
+      <w:r>
+        <w:rPr>
+          <w:rStyle w:val="NormalTok"/>
+        </w:rPr>
+        <w:t xml:space="preserve">(</w:t>
+      </w:r>
+      <w:r>
+        <w:rPr>
+          <w:rStyle w:val="AttributeTok"/>
+        </w:rPr>
+        <w:t xml:space="preserve">width =</w:t>
+      </w:r>
+      <w:r>
+        <w:rPr>
+          <w:rStyle w:val="NormalTok"/>
+        </w:rPr>
+        <w:t xml:space="preserve"> </w:t>
+      </w:r>
+      <w:r>
+        <w:rPr>
+          <w:rStyle w:val="FloatTok"/>
+        </w:rPr>
+        <w:t xml:space="preserve">0.6</w:t>
+      </w:r>
+      <w:r>
+        <w:rPr>
+          <w:rStyle w:val="NormalTok"/>
+        </w:rPr>
+        <w:t xml:space="preserve">) </w:t>
+      </w:r>
+      <w:r>
+        <w:rPr>
+          <w:rStyle w:val="SpecialCharTok"/>
+        </w:rPr>
+        <w:t xml:space="preserve">+</w:t>
+      </w:r>
+      <w:r>
+        <w:rPr>
+          <w:rStyle w:val="NormalTok"/>
+        </w:rPr>
+        <w:t xml:space="preserve"> </w:t>
+      </w:r>
+      <w:r>
+        <w:br/>
+      </w:r>
+      <w:r>
+        <w:rPr>
+          <w:rStyle w:val="NormalTok"/>
+        </w:rPr>
+        <w:t xml:space="preserve">  </w:t>
+      </w:r>
+      <w:r>
+        <w:rPr>
+          <w:rStyle w:val="FunctionTok"/>
+        </w:rPr>
+        <w:t xml:space="preserve">theme_minimal</w:t>
+      </w:r>
+      <w:r>
+        <w:rPr>
+          <w:rStyle w:val="NormalTok"/>
+        </w:rPr>
+        <w:t xml:space="preserve">() </w:t>
+      </w:r>
+      <w:r>
+        <w:rPr>
+          <w:rStyle w:val="SpecialCharTok"/>
+        </w:rPr>
+        <w:t xml:space="preserve">+</w:t>
+      </w:r>
+      <w:r>
+        <w:rPr>
+          <w:rStyle w:val="NormalTok"/>
+        </w:rPr>
+        <w:t xml:space="preserve"> </w:t>
+      </w:r>
+      <w:r>
+        <w:br/>
+      </w:r>
+      <w:r>
+        <w:rPr>
+          <w:rStyle w:val="NormalTok"/>
+        </w:rPr>
+        <w:t xml:space="preserve">  </w:t>
+      </w:r>
+      <w:r>
+        <w:rPr>
+          <w:rStyle w:val="FunctionTok"/>
+        </w:rPr>
+        <w:t xml:space="preserve">labs</w:t>
+      </w:r>
+      <w:r>
+        <w:rPr>
+          <w:rStyle w:val="NormalTok"/>
+        </w:rPr>
+        <w:t xml:space="preserve">(</w:t>
+      </w:r>
+      <w:r>
+        <w:rPr>
+          <w:rStyle w:val="AttributeTok"/>
+        </w:rPr>
+        <w:t xml:space="preserve">title =</w:t>
+      </w:r>
+      <w:r>
+        <w:rPr>
+          <w:rStyle w:val="NormalTok"/>
+        </w:rPr>
+        <w:t xml:space="preserve"> </w:t>
+      </w:r>
+      <w:r>
+        <w:rPr>
+          <w:rStyle w:val="StringTok"/>
+        </w:rPr>
+        <w:t xml:space="preserve">"Distribucija putnika po polu"</w:t>
+      </w:r>
+      <w:r>
+        <w:rPr>
+          <w:rStyle w:val="NormalTok"/>
+        </w:rPr>
+        <w:t xml:space="preserve">, </w:t>
+      </w:r>
+      <w:r>
+        <w:rPr>
+          <w:rStyle w:val="AttributeTok"/>
+        </w:rPr>
+        <w:t xml:space="preserve">x =</w:t>
+      </w:r>
+      <w:r>
+        <w:rPr>
+          <w:rStyle w:val="NormalTok"/>
+        </w:rPr>
+        <w:t xml:space="preserve"> </w:t>
+      </w:r>
+      <w:r>
+        <w:rPr>
+          <w:rStyle w:val="StringTok"/>
+        </w:rPr>
+        <w:t xml:space="preserve">"Polni sastav"</w:t>
+      </w:r>
+      <w:r>
+        <w:rPr>
+          <w:rStyle w:val="NormalTok"/>
+        </w:rPr>
+        <w:t xml:space="preserve">, </w:t>
+      </w:r>
+      <w:r>
+        <w:rPr>
+          <w:rStyle w:val="AttributeTok"/>
+        </w:rPr>
+        <w:t xml:space="preserve">y =</w:t>
+      </w:r>
+      <w:r>
+        <w:rPr>
+          <w:rStyle w:val="NormalTok"/>
+        </w:rPr>
+        <w:t xml:space="preserve"> </w:t>
+      </w:r>
+      <w:r>
+        <w:rPr>
+          <w:rStyle w:val="StringTok"/>
+        </w:rPr>
+        <w:t xml:space="preserve">"Broj putnika"</w:t>
+      </w:r>
+      <w:r>
+        <w:rPr>
+          <w:rStyle w:val="NormalTok"/>
+        </w:rPr>
+        <w:t xml:space="preserve">) </w:t>
+      </w:r>
+      <w:r>
+        <w:rPr>
+          <w:rStyle w:val="SpecialCharTok"/>
+        </w:rPr>
+        <w:t xml:space="preserve">+</w:t>
+      </w:r>
+      <w:r>
+        <w:rPr>
+          <w:rStyle w:val="NormalTok"/>
+        </w:rPr>
+        <w:t xml:space="preserve"> </w:t>
+      </w:r>
+      <w:r>
+        <w:br/>
+      </w:r>
+      <w:r>
+        <w:rPr>
+          <w:rStyle w:val="NormalTok"/>
+        </w:rPr>
+        <w:t xml:space="preserve">  </w:t>
+      </w:r>
+      <w:r>
+        <w:rPr>
+          <w:rStyle w:val="FunctionTok"/>
+        </w:rPr>
+        <w:t xml:space="preserve">theme</w:t>
+      </w:r>
+      <w:r>
+        <w:rPr>
+          <w:rStyle w:val="NormalTok"/>
+        </w:rPr>
+        <w:t xml:space="preserve">(</w:t>
+      </w:r>
+      <w:r>
+        <w:rPr>
+          <w:rStyle w:val="AttributeTok"/>
+        </w:rPr>
+        <w:t xml:space="preserve">legend.position =</w:t>
+      </w:r>
+      <w:r>
+        <w:rPr>
+          <w:rStyle w:val="NormalTok"/>
+        </w:rPr>
+        <w:t xml:space="preserve"> </w:t>
+      </w:r>
+      <w:r>
+        <w:rPr>
+          <w:rStyle w:val="StringTok"/>
+        </w:rPr>
+        <w:t xml:space="preserve">"none"</w:t>
+      </w:r>
+      <w:r>
+        <w:rPr>
+          <w:rStyle w:val="NormalTok"/>
+        </w:rPr>
+        <w:t xml:space="preserve">)</w:t>
+      </w:r>
+      <w:r>
+        <w:br/>
+      </w:r>
+      <w:r>
+        <w:rPr>
+          <w:rStyle w:val="NormalTok"/>
+        </w:rPr>
+        <w:t xml:space="preserve">p1</w:t>
+      </w:r>
+    </w:p>
+    <w:p>
+      <w:pPr>
+        <w:pStyle w:val="FirstParagraph"/>
+      </w:pPr>
+      <w:r>
+        <w:drawing>
+          <wp:inline>
+            <wp:extent cx="5943600" cy="3714750"/>
+            <wp:effectExtent b="0" l="0" r="0" t="0"/>
+            <wp:docPr descr="" title="" id="39" name="Picture"/>
+            <a:graphic>
+              <a:graphicData uri="http://schemas.openxmlformats.org/drawingml/2006/picture">
+                <pic:pic>
+                  <pic:nvPicPr>
+                    <pic:cNvPr descr="airline_satisfaction_files/figure-docx/unnamed-chunk-18-1.png" id="40" name="Picture"/>
+                    <pic:cNvPicPr>
+                      <a:picLocks noChangeArrowheads="1" noChangeAspect="1"/>
+                    </pic:cNvPicPr>
+                  </pic:nvPicPr>
+                  <pic:blipFill>
+                    <a:blip r:embed="rId38"/>
+                    <a:stretch>
+                      <a:fillRect/>
+                    </a:stretch>
+                  </pic:blipFill>
+                  <pic:spPr bwMode="auto">
+                    <a:xfrm>
+                      <a:off x="0" y="0"/>
+                      <a:ext cx="5943600" cy="3714750"/>
+                    </a:xfrm>
+                    <a:prstGeom prst="rect">
+                      <a:avLst/>
+                    </a:prstGeom>
+                    <a:noFill/>
+                    <a:ln w="9525">
+                      <a:noFill/>
+                      <a:headEnd/>
+                      <a:tailEnd/>
+                    </a:ln>
+                  </pic:spPr>
+                </pic:pic>
+              </a:graphicData>
+            </a:graphic>
+          </wp:inline>
+        </w:drawing>
+      </w:r>
+    </w:p>
+    <w:p>
+      <w:pPr>
+        <w:pStyle w:val="BodyText"/>
+      </w:pPr>
+      <w:r>
+        <w:t xml:space="preserve">Zastupljenost putnika muškog i ženskog pola je približno ujednačena. To znači da nijedna od ove dve kategorije nije izrazito dominantna u posmatranom uzorku. Međutim, uticaj pola na zadovoljstvo putnika biće moguće ispitati tek u bivarijantnoj analizi, poređenjem raspodele zadovoljstva između ove dve grupe.</w:t>
+      </w:r>
+    </w:p>
+    <w:p>
+      <w:pPr>
+        <w:pStyle w:val="SourceCode"/>
+      </w:pPr>
+      <w:r>
+        <w:rPr>
+          <w:rStyle w:val="NormalTok"/>
+        </w:rPr>
+        <w:t xml:space="preserve">p2 </w:t>
+      </w:r>
+      <w:r>
+        <w:rPr>
+          <w:rStyle w:val="OtherTok"/>
+        </w:rPr>
+        <w:t xml:space="preserve">&lt;-</w:t>
+      </w:r>
+      <w:r>
+        <w:rPr>
+          <w:rStyle w:val="NormalTok"/>
+        </w:rPr>
+        <w:t xml:space="preserve"> </w:t>
+      </w:r>
+      <w:r>
+        <w:rPr>
+          <w:rStyle w:val="FunctionTok"/>
+        </w:rPr>
+        <w:t xml:space="preserve">ggplot</w:t>
+      </w:r>
+      <w:r>
+        <w:rPr>
+          <w:rStyle w:val="NormalTok"/>
+        </w:rPr>
+        <w:t xml:space="preserve">(data, </w:t>
+      </w:r>
+      <w:r>
+        <w:rPr>
+          <w:rStyle w:val="FunctionTok"/>
+        </w:rPr>
+        <w:t xml:space="preserve">aes</w:t>
+      </w:r>
+      <w:r>
+        <w:rPr>
+          <w:rStyle w:val="NormalTok"/>
+        </w:rPr>
+        <w:t xml:space="preserve">(</w:t>
+      </w:r>
+      <w:r>
+        <w:rPr>
+          <w:rStyle w:val="AttributeTok"/>
+        </w:rPr>
+        <w:t xml:space="preserve">x =</w:t>
+      </w:r>
+      <w:r>
+        <w:rPr>
+          <w:rStyle w:val="NormalTok"/>
+        </w:rPr>
+        <w:t xml:space="preserve"> Customer_Type, </w:t>
+      </w:r>
+      <w:r>
+        <w:rPr>
+          <w:rStyle w:val="AttributeTok"/>
+        </w:rPr>
+        <w:t xml:space="preserve">fill =</w:t>
+      </w:r>
+      <w:r>
+        <w:rPr>
+          <w:rStyle w:val="NormalTok"/>
+        </w:rPr>
+        <w:t xml:space="preserve"> Customer_Type)) </w:t>
+      </w:r>
+      <w:r>
+        <w:rPr>
+          <w:rStyle w:val="SpecialCharTok"/>
+        </w:rPr>
+        <w:t xml:space="preserve">+</w:t>
+      </w:r>
+      <w:r>
+        <w:rPr>
+          <w:rStyle w:val="NormalTok"/>
+        </w:rPr>
+        <w:t xml:space="preserve"> </w:t>
+      </w:r>
+      <w:r>
+        <w:br/>
+      </w:r>
+      <w:r>
+        <w:rPr>
+          <w:rStyle w:val="NormalTok"/>
+        </w:rPr>
+        <w:t xml:space="preserve">  </w:t>
+      </w:r>
+      <w:r>
+        <w:rPr>
+          <w:rStyle w:val="FunctionTok"/>
+        </w:rPr>
+        <w:t xml:space="preserve">geom_bar</w:t>
+      </w:r>
+      <w:r>
+        <w:rPr>
+          <w:rStyle w:val="NormalTok"/>
+        </w:rPr>
+        <w:t xml:space="preserve">(</w:t>
+      </w:r>
+      <w:r>
+        <w:rPr>
+          <w:rStyle w:val="AttributeTok"/>
+        </w:rPr>
+        <w:t xml:space="preserve">width =</w:t>
+      </w:r>
+      <w:r>
+        <w:rPr>
+          <w:rStyle w:val="NormalTok"/>
+        </w:rPr>
+        <w:t xml:space="preserve"> </w:t>
+      </w:r>
+      <w:r>
+        <w:rPr>
+          <w:rStyle w:val="FloatTok"/>
+        </w:rPr>
+        <w:t xml:space="preserve">0.6</w:t>
+      </w:r>
+      <w:r>
+        <w:rPr>
+          <w:rStyle w:val="NormalTok"/>
+        </w:rPr>
+        <w:t xml:space="preserve">) </w:t>
+      </w:r>
+      <w:r>
+        <w:rPr>
+          <w:rStyle w:val="SpecialCharTok"/>
+        </w:rPr>
+        <w:t xml:space="preserve">+</w:t>
+      </w:r>
+      <w:r>
+        <w:rPr>
+          <w:rStyle w:val="NormalTok"/>
+        </w:rPr>
+        <w:t xml:space="preserve"> </w:t>
+      </w:r>
+      <w:r>
+        <w:br/>
+      </w:r>
+      <w:r>
+        <w:rPr>
+          <w:rStyle w:val="NormalTok"/>
+        </w:rPr>
+        <w:t xml:space="preserve">  </w:t>
+      </w:r>
+      <w:r>
+        <w:rPr>
+          <w:rStyle w:val="FunctionTok"/>
+        </w:rPr>
+        <w:t xml:space="preserve">theme_minimal</w:t>
+      </w:r>
+      <w:r>
+        <w:rPr>
+          <w:rStyle w:val="NormalTok"/>
+        </w:rPr>
+        <w:t xml:space="preserve">() </w:t>
+      </w:r>
+      <w:r>
+        <w:rPr>
+          <w:rStyle w:val="SpecialCharTok"/>
+        </w:rPr>
+        <w:t xml:space="preserve">+</w:t>
+      </w:r>
+      <w:r>
+        <w:rPr>
+          <w:rStyle w:val="NormalTok"/>
+        </w:rPr>
+        <w:t xml:space="preserve"> </w:t>
+      </w:r>
+      <w:r>
+        <w:br/>
+      </w:r>
+      <w:r>
+        <w:rPr>
+          <w:rStyle w:val="NormalTok"/>
+        </w:rPr>
+        <w:t xml:space="preserve">  </w:t>
+      </w:r>
+      <w:r>
+        <w:rPr>
+          <w:rStyle w:val="FunctionTok"/>
+        </w:rPr>
+        <w:t xml:space="preserve">labs</w:t>
+      </w:r>
+      <w:r>
+        <w:rPr>
+          <w:rStyle w:val="NormalTok"/>
+        </w:rPr>
+        <w:t xml:space="preserve">(</w:t>
+      </w:r>
+      <w:r>
+        <w:rPr>
+          <w:rStyle w:val="AttributeTok"/>
+        </w:rPr>
+        <w:t xml:space="preserve">title =</w:t>
+      </w:r>
+      <w:r>
+        <w:rPr>
+          <w:rStyle w:val="NormalTok"/>
+        </w:rPr>
+        <w:t xml:space="preserve"> </w:t>
+      </w:r>
+      <w:r>
+        <w:rPr>
+          <w:rStyle w:val="StringTok"/>
+        </w:rPr>
+        <w:t xml:space="preserve">"Odnos lojalnih i dislojalnih korisnika"</w:t>
+      </w:r>
+      <w:r>
+        <w:rPr>
+          <w:rStyle w:val="NormalTok"/>
+        </w:rPr>
+        <w:t xml:space="preserve">, </w:t>
+      </w:r>
+      <w:r>
+        <w:rPr>
+          <w:rStyle w:val="AttributeTok"/>
+        </w:rPr>
+        <w:t xml:space="preserve">x =</w:t>
+      </w:r>
+      <w:r>
+        <w:rPr>
+          <w:rStyle w:val="NormalTok"/>
+        </w:rPr>
+        <w:t xml:space="preserve"> </w:t>
+      </w:r>
+      <w:r>
+        <w:rPr>
+          <w:rStyle w:val="StringTok"/>
+        </w:rPr>
+        <w:t xml:space="preserve">"Tip korisnika"</w:t>
+      </w:r>
+      <w:r>
+        <w:rPr>
+          <w:rStyle w:val="NormalTok"/>
+        </w:rPr>
+        <w:t xml:space="preserve">, </w:t>
+      </w:r>
+      <w:r>
+        <w:rPr>
+          <w:rStyle w:val="AttributeTok"/>
+        </w:rPr>
+        <w:t xml:space="preserve">y =</w:t>
+      </w:r>
+      <w:r>
+        <w:rPr>
+          <w:rStyle w:val="NormalTok"/>
+        </w:rPr>
+        <w:t xml:space="preserve"> </w:t>
+      </w:r>
+      <w:r>
+        <w:rPr>
+          <w:rStyle w:val="StringTok"/>
+        </w:rPr>
+        <w:t xml:space="preserve">"Broj putnika"</w:t>
+      </w:r>
+      <w:r>
+        <w:rPr>
+          <w:rStyle w:val="NormalTok"/>
+        </w:rPr>
+        <w:t xml:space="preserve">) </w:t>
+      </w:r>
+      <w:r>
+        <w:rPr>
+          <w:rStyle w:val="SpecialCharTok"/>
+        </w:rPr>
+        <w:t xml:space="preserve">+</w:t>
+      </w:r>
+      <w:r>
+        <w:rPr>
+          <w:rStyle w:val="NormalTok"/>
+        </w:rPr>
+        <w:t xml:space="preserve"> </w:t>
+      </w:r>
+      <w:r>
+        <w:br/>
+      </w:r>
+      <w:r>
+        <w:rPr>
+          <w:rStyle w:val="NormalTok"/>
+        </w:rPr>
+        <w:t xml:space="preserve">  </w:t>
+      </w:r>
+      <w:r>
+        <w:rPr>
+          <w:rStyle w:val="FunctionTok"/>
+        </w:rPr>
+        <w:t xml:space="preserve">theme</w:t>
+      </w:r>
+      <w:r>
+        <w:rPr>
+          <w:rStyle w:val="NormalTok"/>
+        </w:rPr>
+        <w:t xml:space="preserve">(</w:t>
+      </w:r>
+      <w:r>
+        <w:rPr>
+          <w:rStyle w:val="AttributeTok"/>
+        </w:rPr>
+        <w:t xml:space="preserve">legend.position =</w:t>
+      </w:r>
+      <w:r>
+        <w:rPr>
+          <w:rStyle w:val="NormalTok"/>
+        </w:rPr>
+        <w:t xml:space="preserve"> </w:t>
+      </w:r>
+      <w:r>
+        <w:rPr>
+          <w:rStyle w:val="StringTok"/>
+        </w:rPr>
+        <w:t xml:space="preserve">"none"</w:t>
+      </w:r>
+      <w:r>
+        <w:rPr>
+          <w:rStyle w:val="NormalTok"/>
+        </w:rPr>
+        <w:t xml:space="preserve">)</w:t>
+      </w:r>
+      <w:r>
+        <w:br/>
+      </w:r>
+      <w:r>
+        <w:rPr>
+          <w:rStyle w:val="NormalTok"/>
+        </w:rPr>
+        <w:t xml:space="preserve">p2</w:t>
+      </w:r>
+    </w:p>
+    <w:p>
+      <w:pPr>
+        <w:pStyle w:val="FirstParagraph"/>
+      </w:pPr>
+      <w:r>
+        <w:drawing>
+          <wp:inline>
+            <wp:extent cx="5943600" cy="3714750"/>
+            <wp:effectExtent b="0" l="0" r="0" t="0"/>
+            <wp:docPr descr="" title="" id="42" name="Picture"/>
+            <a:graphic>
+              <a:graphicData uri="http://schemas.openxmlformats.org/drawingml/2006/picture">
+                <pic:pic>
+                  <pic:nvPicPr>
+                    <pic:cNvPr descr="airline_satisfaction_files/figure-docx/unnamed-chunk-19-1.png" id="43" name="Picture"/>
+                    <pic:cNvPicPr>
+                      <a:picLocks noChangeArrowheads="1" noChangeAspect="1"/>
+                    </pic:cNvPicPr>
+                  </pic:nvPicPr>
+                  <pic:blipFill>
+                    <a:blip r:embed="rId41"/>
+                    <a:stretch>
+                      <a:fillRect/>
+                    </a:stretch>
+                  </pic:blipFill>
+                  <pic:spPr bwMode="auto">
+                    <a:xfrm>
+                      <a:off x="0" y="0"/>
+                      <a:ext cx="5943600" cy="3714750"/>
+                    </a:xfrm>
+                    <a:prstGeom prst="rect">
+                      <a:avLst/>
+                    </a:prstGeom>
+                    <a:noFill/>
+                    <a:ln w="9525">
+                      <a:noFill/>
+                      <a:headEnd/>
+                      <a:tailEnd/>
+                    </a:ln>
+                  </pic:spPr>
+                </pic:pic>
+              </a:graphicData>
+            </a:graphic>
+          </wp:inline>
+        </w:drawing>
+      </w:r>
+      <w:r>
+        <w:t xml:space="preserve"> </w:t>
+      </w:r>
+      <w:r>
+        <w:t xml:space="preserve">Uočava se dominacija lojalnih putnika (Loyal Customer), dok redovnih/dislojalnih korisnika ima u znatno manjem broju. Ova kategorija može igrati važnu ulogu u oceni usluga.</w:t>
+      </w:r>
+    </w:p>
+    <w:p>
+      <w:pPr>
+        <w:pStyle w:val="SourceCode"/>
+      </w:pPr>
+      <w:r>
+        <w:rPr>
+          <w:rStyle w:val="NormalTok"/>
+        </w:rPr>
+        <w:t xml:space="preserve">p3 </w:t>
+      </w:r>
+      <w:r>
+        <w:rPr>
+          <w:rStyle w:val="OtherTok"/>
+        </w:rPr>
+        <w:t xml:space="preserve">&lt;-</w:t>
+      </w:r>
+      <w:r>
+        <w:rPr>
+          <w:rStyle w:val="NormalTok"/>
+        </w:rPr>
+        <w:t xml:space="preserve"> </w:t>
+      </w:r>
+      <w:r>
+        <w:rPr>
+          <w:rStyle w:val="FunctionTok"/>
+        </w:rPr>
+        <w:t xml:space="preserve">ggplot</w:t>
+      </w:r>
+      <w:r>
+        <w:rPr>
+          <w:rStyle w:val="NormalTok"/>
+        </w:rPr>
+        <w:t xml:space="preserve">(data, </w:t>
+      </w:r>
+      <w:r>
+        <w:rPr>
+          <w:rStyle w:val="FunctionTok"/>
+        </w:rPr>
+        <w:t xml:space="preserve">aes</w:t>
+      </w:r>
+      <w:r>
+        <w:rPr>
+          <w:rStyle w:val="NormalTok"/>
+        </w:rPr>
+        <w:t xml:space="preserve">(</w:t>
+      </w:r>
+      <w:r>
+        <w:rPr>
+          <w:rStyle w:val="AttributeTok"/>
+        </w:rPr>
+        <w:t xml:space="preserve">x =</w:t>
+      </w:r>
+      <w:r>
+        <w:rPr>
+          <w:rStyle w:val="NormalTok"/>
+        </w:rPr>
+        <w:t xml:space="preserve"> Type_of_Travel, </w:t>
+      </w:r>
+      <w:r>
+        <w:rPr>
+          <w:rStyle w:val="AttributeTok"/>
+        </w:rPr>
+        <w:t xml:space="preserve">fill =</w:t>
+      </w:r>
+      <w:r>
+        <w:rPr>
+          <w:rStyle w:val="NormalTok"/>
+        </w:rPr>
+        <w:t xml:space="preserve"> Type_of_Travel)) </w:t>
+      </w:r>
+      <w:r>
+        <w:rPr>
+          <w:rStyle w:val="SpecialCharTok"/>
+        </w:rPr>
+        <w:t xml:space="preserve">+</w:t>
+      </w:r>
+      <w:r>
+        <w:rPr>
+          <w:rStyle w:val="NormalTok"/>
+        </w:rPr>
+        <w:t xml:space="preserve"> </w:t>
+      </w:r>
+      <w:r>
+        <w:br/>
+      </w:r>
+      <w:r>
+        <w:rPr>
+          <w:rStyle w:val="NormalTok"/>
+        </w:rPr>
+        <w:t xml:space="preserve">  </w:t>
+      </w:r>
+      <w:r>
+        <w:rPr>
+          <w:rStyle w:val="FunctionTok"/>
+        </w:rPr>
+        <w:t xml:space="preserve">geom_bar</w:t>
+      </w:r>
+      <w:r>
+        <w:rPr>
+          <w:rStyle w:val="NormalTok"/>
+        </w:rPr>
+        <w:t xml:space="preserve">(</w:t>
+      </w:r>
+      <w:r>
+        <w:rPr>
+          <w:rStyle w:val="AttributeTok"/>
+        </w:rPr>
+        <w:t xml:space="preserve">width =</w:t>
+      </w:r>
+      <w:r>
+        <w:rPr>
+          <w:rStyle w:val="NormalTok"/>
+        </w:rPr>
+        <w:t xml:space="preserve"> </w:t>
+      </w:r>
+      <w:r>
+        <w:rPr>
+          <w:rStyle w:val="FloatTok"/>
+        </w:rPr>
+        <w:t xml:space="preserve">0.6</w:t>
+      </w:r>
+      <w:r>
+        <w:rPr>
+          <w:rStyle w:val="NormalTok"/>
+        </w:rPr>
+        <w:t xml:space="preserve">) </w:t>
+      </w:r>
+      <w:r>
+        <w:rPr>
+          <w:rStyle w:val="SpecialCharTok"/>
+        </w:rPr>
+        <w:t xml:space="preserve">+</w:t>
+      </w:r>
+      <w:r>
+        <w:rPr>
+          <w:rStyle w:val="NormalTok"/>
+        </w:rPr>
+        <w:t xml:space="preserve"> </w:t>
+      </w:r>
+      <w:r>
+        <w:br/>
+      </w:r>
+      <w:r>
+        <w:rPr>
+          <w:rStyle w:val="NormalTok"/>
+        </w:rPr>
+        <w:t xml:space="preserve">  </w:t>
+      </w:r>
+      <w:r>
+        <w:rPr>
+          <w:rStyle w:val="FunctionTok"/>
+        </w:rPr>
+        <w:t xml:space="preserve">theme_minimal</w:t>
+      </w:r>
+      <w:r>
+        <w:rPr>
+          <w:rStyle w:val="NormalTok"/>
+        </w:rPr>
+        <w:t xml:space="preserve">() </w:t>
+      </w:r>
+      <w:r>
+        <w:rPr>
+          <w:rStyle w:val="SpecialCharTok"/>
+        </w:rPr>
+        <w:t xml:space="preserve">+</w:t>
+      </w:r>
+      <w:r>
+        <w:rPr>
+          <w:rStyle w:val="NormalTok"/>
+        </w:rPr>
+        <w:t xml:space="preserve"> </w:t>
+      </w:r>
+      <w:r>
+        <w:br/>
+      </w:r>
+      <w:r>
+        <w:rPr>
+          <w:rStyle w:val="NormalTok"/>
+        </w:rPr>
+        <w:t xml:space="preserve">  </w:t>
+      </w:r>
+      <w:r>
+        <w:rPr>
+          <w:rStyle w:val="FunctionTok"/>
+        </w:rPr>
+        <w:t xml:space="preserve">labs</w:t>
+      </w:r>
+      <w:r>
+        <w:rPr>
+          <w:rStyle w:val="NormalTok"/>
+        </w:rPr>
+        <w:t xml:space="preserve">(</w:t>
+      </w:r>
+      <w:r>
+        <w:rPr>
+          <w:rStyle w:val="AttributeTok"/>
+        </w:rPr>
+        <w:t xml:space="preserve">title =</w:t>
+      </w:r>
+      <w:r>
+        <w:rPr>
+          <w:rStyle w:val="NormalTok"/>
+        </w:rPr>
+        <w:t xml:space="preserve"> </w:t>
+      </w:r>
+      <w:r>
+        <w:rPr>
+          <w:rStyle w:val="StringTok"/>
+        </w:rPr>
+        <w:t xml:space="preserve">"Struktura prema svrsi putovanja"</w:t>
+      </w:r>
+      <w:r>
+        <w:rPr>
+          <w:rStyle w:val="NormalTok"/>
+        </w:rPr>
+        <w:t xml:space="preserve">, </w:t>
+      </w:r>
+      <w:r>
+        <w:rPr>
+          <w:rStyle w:val="AttributeTok"/>
+        </w:rPr>
+        <w:t xml:space="preserve">x =</w:t>
+      </w:r>
+      <w:r>
+        <w:rPr>
+          <w:rStyle w:val="NormalTok"/>
+        </w:rPr>
+        <w:t xml:space="preserve"> </w:t>
+      </w:r>
+      <w:r>
+        <w:rPr>
+          <w:rStyle w:val="StringTok"/>
+        </w:rPr>
+        <w:t xml:space="preserve">"Svrha putovanja"</w:t>
+      </w:r>
+      <w:r>
+        <w:rPr>
+          <w:rStyle w:val="NormalTok"/>
+        </w:rPr>
+        <w:t xml:space="preserve">, </w:t>
+      </w:r>
+      <w:r>
+        <w:rPr>
+          <w:rStyle w:val="AttributeTok"/>
+        </w:rPr>
+        <w:t xml:space="preserve">y =</w:t>
+      </w:r>
+      <w:r>
+        <w:rPr>
+          <w:rStyle w:val="NormalTok"/>
+        </w:rPr>
+        <w:t xml:space="preserve"> </w:t>
+      </w:r>
+      <w:r>
+        <w:rPr>
+          <w:rStyle w:val="StringTok"/>
+        </w:rPr>
+        <w:t xml:space="preserve">"Broj putnika"</w:t>
+      </w:r>
+      <w:r>
+        <w:rPr>
+          <w:rStyle w:val="NormalTok"/>
+        </w:rPr>
+        <w:t xml:space="preserve">) </w:t>
+      </w:r>
+      <w:r>
+        <w:rPr>
+          <w:rStyle w:val="SpecialCharTok"/>
+        </w:rPr>
+        <w:t xml:space="preserve">+</w:t>
+      </w:r>
+      <w:r>
+        <w:rPr>
+          <w:rStyle w:val="NormalTok"/>
+        </w:rPr>
+        <w:t xml:space="preserve"> </w:t>
+      </w:r>
+      <w:r>
+        <w:br/>
+      </w:r>
+      <w:r>
+        <w:rPr>
+          <w:rStyle w:val="NormalTok"/>
+        </w:rPr>
+        <w:t xml:space="preserve">  </w:t>
+      </w:r>
+      <w:r>
+        <w:rPr>
+          <w:rStyle w:val="FunctionTok"/>
+        </w:rPr>
+        <w:t xml:space="preserve">theme</w:t>
+      </w:r>
+      <w:r>
+        <w:rPr>
+          <w:rStyle w:val="NormalTok"/>
+        </w:rPr>
+        <w:t xml:space="preserve">(</w:t>
+      </w:r>
+      <w:r>
+        <w:rPr>
+          <w:rStyle w:val="AttributeTok"/>
+        </w:rPr>
+        <w:t xml:space="preserve">legend.position =</w:t>
+      </w:r>
+      <w:r>
+        <w:rPr>
+          <w:rStyle w:val="NormalTok"/>
+        </w:rPr>
+        <w:t xml:space="preserve"> </w:t>
+      </w:r>
+      <w:r>
+        <w:rPr>
+          <w:rStyle w:val="StringTok"/>
+        </w:rPr>
+        <w:t xml:space="preserve">"none"</w:t>
+      </w:r>
+      <w:r>
+        <w:rPr>
+          <w:rStyle w:val="NormalTok"/>
+        </w:rPr>
+        <w:t xml:space="preserve">)</w:t>
+      </w:r>
+      <w:r>
+        <w:br/>
+      </w:r>
+      <w:r>
+        <w:rPr>
+          <w:rStyle w:val="NormalTok"/>
+        </w:rPr>
+        <w:t xml:space="preserve">p3</w:t>
+      </w:r>
+    </w:p>
+    <w:p>
+      <w:pPr>
+        <w:pStyle w:val="FirstParagraph"/>
+      </w:pPr>
+      <w:r>
+        <w:drawing>
+          <wp:inline>
+            <wp:extent cx="5943600" cy="3714750"/>
+            <wp:effectExtent b="0" l="0" r="0" t="0"/>
+            <wp:docPr descr="" title="" id="45" name="Picture"/>
+            <a:graphic>
+              <a:graphicData uri="http://schemas.openxmlformats.org/drawingml/2006/picture">
+                <pic:pic>
+                  <pic:nvPicPr>
+                    <pic:cNvPr descr="airline_satisfaction_files/figure-docx/unnamed-chunk-20-1.png" id="46" name="Picture"/>
+                    <pic:cNvPicPr>
+                      <a:picLocks noChangeArrowheads="1" noChangeAspect="1"/>
+                    </pic:cNvPicPr>
+                  </pic:nvPicPr>
+                  <pic:blipFill>
+                    <a:blip r:embed="rId44"/>
+                    <a:stretch>
+                      <a:fillRect/>
+                    </a:stretch>
+                  </pic:blipFill>
+                  <pic:spPr bwMode="auto">
+                    <a:xfrm>
+                      <a:off x="0" y="0"/>
+                      <a:ext cx="5943600" cy="3714750"/>
+                    </a:xfrm>
+                    <a:prstGeom prst="rect">
+                      <a:avLst/>
+                    </a:prstGeom>
+                    <a:noFill/>
+                    <a:ln w="9525">
+                      <a:noFill/>
+                      <a:headEnd/>
+                      <a:tailEnd/>
+                    </a:ln>
+                  </pic:spPr>
+                </pic:pic>
+              </a:graphicData>
+            </a:graphic>
+          </wp:inline>
+        </w:drawing>
+      </w:r>
+      <w:r>
+        <w:t xml:space="preserve"> </w:t>
+      </w:r>
+      <w:r>
+        <w:t xml:space="preserve">Poslovna putovanja (Business Travel) znatno nadmašuju lična putovanja (Personal Travel), što sugeriše da aviokompanija najviše posluje sa poslovnim klijentima.</w:t>
+      </w:r>
+    </w:p>
+    <w:p>
+      <w:pPr>
+        <w:pStyle w:val="SourceCode"/>
+      </w:pPr>
+      <w:r>
+        <w:rPr>
+          <w:rStyle w:val="NormalTok"/>
+        </w:rPr>
+        <w:t xml:space="preserve">p4 </w:t>
+      </w:r>
+      <w:r>
+        <w:rPr>
+          <w:rStyle w:val="OtherTok"/>
+        </w:rPr>
+        <w:t xml:space="preserve">&lt;-</w:t>
+      </w:r>
+      <w:r>
+        <w:rPr>
+          <w:rStyle w:val="NormalTok"/>
+        </w:rPr>
+        <w:t xml:space="preserve"> </w:t>
+      </w:r>
+      <w:r>
+        <w:rPr>
+          <w:rStyle w:val="FunctionTok"/>
+        </w:rPr>
+        <w:t xml:space="preserve">ggplot</w:t>
+      </w:r>
+      <w:r>
+        <w:rPr>
+          <w:rStyle w:val="NormalTok"/>
+        </w:rPr>
+        <w:t xml:space="preserve">(data, </w:t>
+      </w:r>
+      <w:r>
+        <w:rPr>
+          <w:rStyle w:val="FunctionTok"/>
+        </w:rPr>
+        <w:t xml:space="preserve">aes</w:t>
+      </w:r>
+      <w:r>
+        <w:rPr>
+          <w:rStyle w:val="NormalTok"/>
+        </w:rPr>
+        <w:t xml:space="preserve">(</w:t>
+      </w:r>
+      <w:r>
+        <w:rPr>
+          <w:rStyle w:val="AttributeTok"/>
+        </w:rPr>
+        <w:t xml:space="preserve">x =</w:t>
+      </w:r>
+      <w:r>
+        <w:rPr>
+          <w:rStyle w:val="NormalTok"/>
+        </w:rPr>
+        <w:t xml:space="preserve"> Class, </w:t>
+      </w:r>
+      <w:r>
+        <w:rPr>
+          <w:rStyle w:val="AttributeTok"/>
+        </w:rPr>
+        <w:t xml:space="preserve">fill =</w:t>
+      </w:r>
+      <w:r>
+        <w:rPr>
+          <w:rStyle w:val="NormalTok"/>
+        </w:rPr>
+        <w:t xml:space="preserve"> Class)) </w:t>
+      </w:r>
+      <w:r>
+        <w:rPr>
+          <w:rStyle w:val="SpecialCharTok"/>
+        </w:rPr>
+        <w:t xml:space="preserve">+</w:t>
+      </w:r>
+      <w:r>
+        <w:rPr>
+          <w:rStyle w:val="NormalTok"/>
+        </w:rPr>
+        <w:t xml:space="preserve"> </w:t>
+      </w:r>
+      <w:r>
+        <w:br/>
+      </w:r>
+      <w:r>
+        <w:rPr>
+          <w:rStyle w:val="NormalTok"/>
+        </w:rPr>
+        <w:t xml:space="preserve">  </w:t>
+      </w:r>
+      <w:r>
+        <w:rPr>
+          <w:rStyle w:val="FunctionTok"/>
+        </w:rPr>
+        <w:t xml:space="preserve">geom_bar</w:t>
+      </w:r>
+      <w:r>
+        <w:rPr>
+          <w:rStyle w:val="NormalTok"/>
+        </w:rPr>
+        <w:t xml:space="preserve">(</w:t>
+      </w:r>
+      <w:r>
+        <w:rPr>
+          <w:rStyle w:val="AttributeTok"/>
+        </w:rPr>
+        <w:t xml:space="preserve">width =</w:t>
+      </w:r>
+      <w:r>
+        <w:rPr>
+          <w:rStyle w:val="NormalTok"/>
+        </w:rPr>
+        <w:t xml:space="preserve"> </w:t>
+      </w:r>
+      <w:r>
+        <w:rPr>
+          <w:rStyle w:val="FloatTok"/>
+        </w:rPr>
+        <w:t xml:space="preserve">0.6</w:t>
+      </w:r>
+      <w:r>
+        <w:rPr>
+          <w:rStyle w:val="NormalTok"/>
+        </w:rPr>
+        <w:t xml:space="preserve">) </w:t>
+      </w:r>
+      <w:r>
+        <w:rPr>
+          <w:rStyle w:val="SpecialCharTok"/>
+        </w:rPr>
+        <w:t xml:space="preserve">+</w:t>
+      </w:r>
+      <w:r>
+        <w:rPr>
+          <w:rStyle w:val="NormalTok"/>
+        </w:rPr>
+        <w:t xml:space="preserve"> </w:t>
+      </w:r>
+      <w:r>
+        <w:br/>
+      </w:r>
+      <w:r>
+        <w:rPr>
+          <w:rStyle w:val="NormalTok"/>
+        </w:rPr>
+        <w:t xml:space="preserve">  </w:t>
+      </w:r>
+      <w:r>
+        <w:rPr>
+          <w:rStyle w:val="FunctionTok"/>
+        </w:rPr>
+        <w:t xml:space="preserve">theme_minimal</w:t>
+      </w:r>
+      <w:r>
+        <w:rPr>
+          <w:rStyle w:val="NormalTok"/>
+        </w:rPr>
+        <w:t xml:space="preserve">() </w:t>
+      </w:r>
+      <w:r>
+        <w:rPr>
+          <w:rStyle w:val="SpecialCharTok"/>
+        </w:rPr>
+        <w:t xml:space="preserve">+</w:t>
+      </w:r>
+      <w:r>
+        <w:rPr>
+          <w:rStyle w:val="NormalTok"/>
+        </w:rPr>
+        <w:t xml:space="preserve"> </w:t>
+      </w:r>
+      <w:r>
+        <w:br/>
+      </w:r>
+      <w:r>
+        <w:rPr>
+          <w:rStyle w:val="NormalTok"/>
+        </w:rPr>
+        <w:t xml:space="preserve">  </w:t>
+      </w:r>
+      <w:r>
+        <w:rPr>
+          <w:rStyle w:val="FunctionTok"/>
+        </w:rPr>
+        <w:t xml:space="preserve">labs</w:t>
+      </w:r>
+      <w:r>
+        <w:rPr>
+          <w:rStyle w:val="NormalTok"/>
+        </w:rPr>
+        <w:t xml:space="preserve">(</w:t>
+      </w:r>
+      <w:r>
+        <w:rPr>
+          <w:rStyle w:val="AttributeTok"/>
+        </w:rPr>
+        <w:t xml:space="preserve">title =</w:t>
+      </w:r>
+      <w:r>
+        <w:rPr>
+          <w:rStyle w:val="NormalTok"/>
+        </w:rPr>
+        <w:t xml:space="preserve"> </w:t>
+      </w:r>
+      <w:r>
+        <w:rPr>
+          <w:rStyle w:val="StringTok"/>
+        </w:rPr>
+        <w:t xml:space="preserve">"Zastupljenost klasa leta"</w:t>
+      </w:r>
+      <w:r>
+        <w:rPr>
+          <w:rStyle w:val="NormalTok"/>
+        </w:rPr>
+        <w:t xml:space="preserve">, </w:t>
+      </w:r>
+      <w:r>
+        <w:rPr>
+          <w:rStyle w:val="AttributeTok"/>
+        </w:rPr>
+        <w:t xml:space="preserve">x =</w:t>
+      </w:r>
+      <w:r>
+        <w:rPr>
+          <w:rStyle w:val="NormalTok"/>
+        </w:rPr>
+        <w:t xml:space="preserve"> </w:t>
+      </w:r>
+      <w:r>
+        <w:rPr>
+          <w:rStyle w:val="StringTok"/>
+        </w:rPr>
+        <w:t xml:space="preserve">"Klasa avio-karte"</w:t>
+      </w:r>
+      <w:r>
+        <w:rPr>
+          <w:rStyle w:val="NormalTok"/>
+        </w:rPr>
+        <w:t xml:space="preserve">, </w:t>
+      </w:r>
+      <w:r>
+        <w:rPr>
+          <w:rStyle w:val="AttributeTok"/>
+        </w:rPr>
+        <w:t xml:space="preserve">y =</w:t>
+      </w:r>
+      <w:r>
+        <w:rPr>
+          <w:rStyle w:val="NormalTok"/>
+        </w:rPr>
+        <w:t xml:space="preserve"> </w:t>
+      </w:r>
+      <w:r>
+        <w:rPr>
+          <w:rStyle w:val="StringTok"/>
+        </w:rPr>
+        <w:t xml:space="preserve">"Broj putnika"</w:t>
+      </w:r>
+      <w:r>
+        <w:rPr>
+          <w:rStyle w:val="NormalTok"/>
+        </w:rPr>
+        <w:t xml:space="preserve">) </w:t>
+      </w:r>
+      <w:r>
+        <w:rPr>
+          <w:rStyle w:val="SpecialCharTok"/>
+        </w:rPr>
+        <w:t xml:space="preserve">+</w:t>
+      </w:r>
+      <w:r>
+        <w:rPr>
+          <w:rStyle w:val="NormalTok"/>
+        </w:rPr>
+        <w:t xml:space="preserve"> </w:t>
+      </w:r>
+      <w:r>
+        <w:br/>
+      </w:r>
+      <w:r>
+        <w:rPr>
+          <w:rStyle w:val="NormalTok"/>
+        </w:rPr>
+        <w:t xml:space="preserve">  </w:t>
+      </w:r>
+      <w:r>
+        <w:rPr>
+          <w:rStyle w:val="FunctionTok"/>
+        </w:rPr>
+        <w:t xml:space="preserve">theme</w:t>
+      </w:r>
+      <w:r>
+        <w:rPr>
+          <w:rStyle w:val="NormalTok"/>
+        </w:rPr>
+        <w:t xml:space="preserve">(</w:t>
+      </w:r>
+      <w:r>
+        <w:rPr>
+          <w:rStyle w:val="AttributeTok"/>
+        </w:rPr>
+        <w:t xml:space="preserve">legend.position =</w:t>
+      </w:r>
+      <w:r>
+        <w:rPr>
+          <w:rStyle w:val="NormalTok"/>
+        </w:rPr>
+        <w:t xml:space="preserve"> </w:t>
+      </w:r>
+      <w:r>
+        <w:rPr>
+          <w:rStyle w:val="StringTok"/>
+        </w:rPr>
+        <w:t xml:space="preserve">"none"</w:t>
+      </w:r>
+      <w:r>
+        <w:rPr>
+          <w:rStyle w:val="NormalTok"/>
+        </w:rPr>
+        <w:t xml:space="preserve">)</w:t>
+      </w:r>
+      <w:r>
+        <w:br/>
+      </w:r>
+      <w:r>
+        <w:rPr>
+          <w:rStyle w:val="NormalTok"/>
+        </w:rPr>
+        <w:t xml:space="preserve">p4</w:t>
+      </w:r>
+    </w:p>
+    <w:p>
+      <w:pPr>
+        <w:pStyle w:val="FirstParagraph"/>
+      </w:pPr>
+      <w:r>
+        <w:drawing>
+          <wp:inline>
+            <wp:extent cx="5943600" cy="3714750"/>
+            <wp:effectExtent b="0" l="0" r="0" t="0"/>
+            <wp:docPr descr="" title="" id="48" name="Picture"/>
+            <a:graphic>
+              <a:graphicData uri="http://schemas.openxmlformats.org/drawingml/2006/picture">
+                <pic:pic>
+                  <pic:nvPicPr>
+                    <pic:cNvPr descr="airline_satisfaction_files/figure-docx/unnamed-chunk-21-1.png" id="49" name="Picture"/>
+                    <pic:cNvPicPr>
+                      <a:picLocks noChangeArrowheads="1" noChangeAspect="1"/>
+                    </pic:cNvPicPr>
+                  </pic:nvPicPr>
+                  <pic:blipFill>
+                    <a:blip r:embed="rId47"/>
+                    <a:stretch>
+                      <a:fillRect/>
+                    </a:stretch>
+                  </pic:blipFill>
+                  <pic:spPr bwMode="auto">
+                    <a:xfrm>
+                      <a:off x="0" y="0"/>
+                      <a:ext cx="5943600" cy="3714750"/>
+                    </a:xfrm>
+                    <a:prstGeom prst="rect">
+                      <a:avLst/>
+                    </a:prstGeom>
+                    <a:noFill/>
+                    <a:ln w="9525">
+                      <a:noFill/>
+                      <a:headEnd/>
+                      <a:tailEnd/>
+                    </a:ln>
+                  </pic:spPr>
+                </pic:pic>
+              </a:graphicData>
+            </a:graphic>
+          </wp:inline>
+        </w:drawing>
+      </w:r>
+      <w:r>
+        <w:t xml:space="preserve"> </w:t>
+      </w:r>
+      <w:r>
+        <w:t xml:space="preserve">Biznis klasa i ekonomska klasa (Eco) čine apsolutnu većinu putnika, dok je Eco Plus zastupljena u znatno manjem obimu.</w:t>
+      </w:r>
+    </w:p>
+    <w:bookmarkEnd w:id="50"/>
+    <w:bookmarkStart w:id="69" w:name="X81d7f0917f9fa1cbdd9a8043bfa413c830fdfd1"/>
+    <w:p>
+      <w:pPr>
+        <w:pStyle w:val="Heading3"/>
+      </w:pPr>
+      <w:r>
+        <w:t xml:space="preserve">Analiza numeričkih promenljivih (Age, Flight_Distance, Departure_Delay_in_Minutes, Arrival_Delay_in_Minutes)</w:t>
+      </w:r>
+    </w:p>
+    <w:p>
+      <w:pPr>
+        <w:pStyle w:val="FirstParagraph"/>
+      </w:pPr>
+      <w:r>
+        <w:t xml:space="preserve">Nakon analize kategorijskih promenljivih, prelazimo na istraživanje kontinuiranih (numeričkih) promenljivih. Cilj ove analize je sagledavanje centralnih tendencija, raspršenja, kao i uočavanje potencijalnih ekstremnih vrednosti (outlier-a) ili zakrivljenosti u distribucijama.</w:t>
+      </w:r>
+    </w:p>
+    <w:p>
+      <w:pPr>
+        <w:pStyle w:val="BodyText"/>
+      </w:pPr>
+      <w:r>
+        <w:t xml:space="preserve">Prvo ćemo izračunati osnovne statističke pokazatelje za posmatrane numeričke promenljive.</w:t>
+      </w:r>
+    </w:p>
+    <w:p>
+      <w:pPr>
+        <w:pStyle w:val="SourceCode"/>
+      </w:pPr>
+      <w:r>
+        <w:rPr>
+          <w:rStyle w:val="CommentTok"/>
+        </w:rPr>
+        <w:t xml:space="preserve"># Deskriptivna statistika za numeričke promenljive</w:t>
+      </w:r>
+      <w:r>
+        <w:br/>
+      </w:r>
+      <w:r>
+        <w:rPr>
+          <w:rStyle w:val="NormalTok"/>
+        </w:rPr>
+        <w:t xml:space="preserve">data </w:t>
+      </w:r>
+      <w:r>
+        <w:rPr>
+          <w:rStyle w:val="SpecialCharTok"/>
+        </w:rPr>
+        <w:t xml:space="preserve">%&gt;%</w:t>
+      </w:r>
+      <w:r>
+        <w:rPr>
+          <w:rStyle w:val="NormalTok"/>
+        </w:rPr>
+        <w:t xml:space="preserve"> </w:t>
+      </w:r>
+      <w:r>
+        <w:br/>
+      </w:r>
+      <w:r>
+        <w:rPr>
+          <w:rStyle w:val="NormalTok"/>
+        </w:rPr>
+        <w:t xml:space="preserve">  </w:t>
+      </w:r>
+      <w:r>
+        <w:rPr>
+          <w:rStyle w:val="FunctionTok"/>
+        </w:rPr>
+        <w:t xml:space="preserve">select</w:t>
+      </w:r>
+      <w:r>
+        <w:rPr>
+          <w:rStyle w:val="NormalTok"/>
+        </w:rPr>
+        <w:t xml:space="preserve">(Age, Flight_Distance, Departure_Delay_in_Minutes, Arrival_Delay_in_Minutes) </w:t>
+      </w:r>
+      <w:r>
+        <w:rPr>
+          <w:rStyle w:val="SpecialCharTok"/>
+        </w:rPr>
+        <w:t xml:space="preserve">%&gt;%</w:t>
+      </w:r>
+      <w:r>
+        <w:rPr>
+          <w:rStyle w:val="NormalTok"/>
+        </w:rPr>
+        <w:t xml:space="preserve"> </w:t>
+      </w:r>
+      <w:r>
+        <w:br/>
+      </w:r>
+      <w:r>
+        <w:rPr>
+          <w:rStyle w:val="NormalTok"/>
+        </w:rPr>
+        <w:t xml:space="preserve">  </w:t>
+      </w:r>
+      <w:r>
+        <w:rPr>
+          <w:rStyle w:val="FunctionTok"/>
+        </w:rPr>
+        <w:t xml:space="preserve">summary</w:t>
+      </w:r>
+      <w:r>
+        <w:rPr>
+          <w:rStyle w:val="NormalTok"/>
+        </w:rPr>
+        <w:t xml:space="preserve">()</w:t>
+      </w:r>
+    </w:p>
+    <w:p>
+      <w:pPr>
+        <w:pStyle w:val="SourceCode"/>
+      </w:pPr>
+      <w:r>
+        <w:rPr>
+          <w:rStyle w:val="VerbatimChar"/>
+        </w:rPr>
+        <w:t xml:space="preserve">##       Age        Flight_Distance Departure_Delay_in_Minutes</w:t>
+      </w:r>
+      <w:r>
+        <w:br/>
+      </w:r>
+      <w:r>
+        <w:rPr>
+          <w:rStyle w:val="VerbatimChar"/>
+        </w:rPr>
+        <w:t xml:space="preserve">##  Min.   : 7.00   Min.   :  31    Min.   :   0.00           </w:t>
+      </w:r>
+      <w:r>
+        <w:br/>
+      </w:r>
+      <w:r>
+        <w:rPr>
+          <w:rStyle w:val="VerbatimChar"/>
+        </w:rPr>
+        <w:t xml:space="preserve">##  1st Qu.:27.00   1st Qu.: 414    1st Qu.:   0.00           </w:t>
+      </w:r>
+      <w:r>
+        <w:br/>
+      </w:r>
+      <w:r>
+        <w:rPr>
+          <w:rStyle w:val="VerbatimChar"/>
+        </w:rPr>
+        <w:t xml:space="preserve">##  Median :40.00   Median : 844    Median :   0.00           </w:t>
+      </w:r>
+      <w:r>
+        <w:br/>
+      </w:r>
+      <w:r>
+        <w:rPr>
+          <w:rStyle w:val="VerbatimChar"/>
+        </w:rPr>
+        <w:t xml:space="preserve">##  Mean   :39.43   Mean   :1190    Mean   :  14.71           </w:t>
+      </w:r>
+      <w:r>
+        <w:br/>
+      </w:r>
+      <w:r>
+        <w:rPr>
+          <w:rStyle w:val="VerbatimChar"/>
+        </w:rPr>
+        <w:t xml:space="preserve">##  3rd Qu.:51.00   3rd Qu.:1744    3rd Qu.:  12.00           </w:t>
+      </w:r>
+      <w:r>
+        <w:br/>
+      </w:r>
+      <w:r>
+        <w:rPr>
+          <w:rStyle w:val="VerbatimChar"/>
+        </w:rPr>
+        <w:t xml:space="preserve">##  Max.   :85.00   Max.   :4983    Max.   :1592.00           </w:t>
+      </w:r>
+      <w:r>
+        <w:br/>
+      </w:r>
+      <w:r>
+        <w:rPr>
+          <w:rStyle w:val="VerbatimChar"/>
+        </w:rPr>
+        <w:t xml:space="preserve">##                                                            </w:t>
+      </w:r>
+      <w:r>
+        <w:br/>
+      </w:r>
+      <w:r>
+        <w:rPr>
+          <w:rStyle w:val="VerbatimChar"/>
+        </w:rPr>
+        <w:t xml:space="preserve">##  Arrival_Delay_in_Minutes</w:t>
+      </w:r>
+      <w:r>
+        <w:br/>
+      </w:r>
+      <w:r>
+        <w:rPr>
+          <w:rStyle w:val="VerbatimChar"/>
+        </w:rPr>
+        <w:t xml:space="preserve">##  Min.   :   0.00         </w:t>
+      </w:r>
+      <w:r>
+        <w:br/>
+      </w:r>
+      <w:r>
+        <w:rPr>
+          <w:rStyle w:val="VerbatimChar"/>
+        </w:rPr>
+        <w:t xml:space="preserve">##  1st Qu.:   0.00         </w:t>
+      </w:r>
+      <w:r>
+        <w:br/>
+      </w:r>
+      <w:r>
+        <w:rPr>
+          <w:rStyle w:val="VerbatimChar"/>
+        </w:rPr>
+        <w:t xml:space="preserve">##  Median :   0.00         </w:t>
+      </w:r>
+      <w:r>
+        <w:br/>
+      </w:r>
+      <w:r>
+        <w:rPr>
+          <w:rStyle w:val="VerbatimChar"/>
+        </w:rPr>
+        <w:t xml:space="preserve">##  Mean   :  15.09         </w:t>
+      </w:r>
+      <w:r>
+        <w:br/>
+      </w:r>
+      <w:r>
+        <w:rPr>
+          <w:rStyle w:val="VerbatimChar"/>
+        </w:rPr>
+        <w:t xml:space="preserve">##  3rd Qu.:  13.00         </w:t>
+      </w:r>
+      <w:r>
+        <w:br/>
+      </w:r>
+      <w:r>
+        <w:rPr>
+          <w:rStyle w:val="VerbatimChar"/>
+        </w:rPr>
+        <w:t xml:space="preserve">##  Max.   :1584.00         </w:t>
+      </w:r>
+      <w:r>
+        <w:br/>
+      </w:r>
+      <w:r>
+        <w:rPr>
+          <w:rStyle w:val="VerbatimChar"/>
+        </w:rPr>
+        <w:t xml:space="preserve">##  NA's   :393</w:t>
+      </w:r>
+    </w:p>
+    <w:p>
+      <w:pPr>
+        <w:pStyle w:val="FirstParagraph"/>
+      </w:pPr>
+      <w:r>
+        <w:t xml:space="preserve">Da bismo ove distribucije i njihove specifičnosti sagledali vizuelno, prikazaćemo pojedinačne histograme sa gustinom ili boxplot grafike za svaku numeričku promenljivu.</w:t>
+      </w:r>
+    </w:p>
+    <w:p>
+      <w:pPr>
+        <w:pStyle w:val="SourceCode"/>
+      </w:pPr>
+      <w:r>
+        <w:rPr>
+          <w:rStyle w:val="CommentTok"/>
+        </w:rPr>
+        <w:t xml:space="preserve"># Priprema grafika za numeričke promenljive</w:t>
+      </w:r>
+      <w:r>
+        <w:br/>
+      </w:r>
+      <w:r>
+        <w:rPr>
+          <w:rStyle w:val="NormalTok"/>
+        </w:rPr>
+        <w:t xml:space="preserve">p_age </w:t>
+      </w:r>
+      <w:r>
+        <w:rPr>
+          <w:rStyle w:val="OtherTok"/>
+        </w:rPr>
+        <w:t xml:space="preserve">&lt;-</w:t>
+      </w:r>
+      <w:r>
+        <w:rPr>
+          <w:rStyle w:val="NormalTok"/>
+        </w:rPr>
+        <w:t xml:space="preserve"> </w:t>
+      </w:r>
+      <w:r>
+        <w:rPr>
+          <w:rStyle w:val="FunctionTok"/>
+        </w:rPr>
+        <w:t xml:space="preserve">ggplot</w:t>
+      </w:r>
+      <w:r>
+        <w:rPr>
+          <w:rStyle w:val="NormalTok"/>
+        </w:rPr>
+        <w:t xml:space="preserve">(data, </w:t>
+      </w:r>
+      <w:r>
+        <w:rPr>
+          <w:rStyle w:val="FunctionTok"/>
+        </w:rPr>
+        <w:t xml:space="preserve">aes</w:t>
+      </w:r>
+      <w:r>
+        <w:rPr>
+          <w:rStyle w:val="NormalTok"/>
+        </w:rPr>
+        <w:t xml:space="preserve">(</w:t>
+      </w:r>
+      <w:r>
+        <w:rPr>
+          <w:rStyle w:val="AttributeTok"/>
+        </w:rPr>
+        <w:t xml:space="preserve">x =</w:t>
+      </w:r>
+      <w:r>
+        <w:rPr>
+          <w:rStyle w:val="NormalTok"/>
+        </w:rPr>
+        <w:t xml:space="preserve"> Age)) </w:t>
+      </w:r>
+      <w:r>
+        <w:rPr>
+          <w:rStyle w:val="SpecialCharTok"/>
+        </w:rPr>
+        <w:t xml:space="preserve">+</w:t>
+      </w:r>
+      <w:r>
+        <w:rPr>
+          <w:rStyle w:val="NormalTok"/>
+        </w:rPr>
+        <w:t xml:space="preserve"> </w:t>
+      </w:r>
+      <w:r>
+        <w:br/>
+      </w:r>
+      <w:r>
+        <w:rPr>
+          <w:rStyle w:val="NormalTok"/>
+        </w:rPr>
+        <w:t xml:space="preserve">  </w:t>
+      </w:r>
+      <w:r>
+        <w:rPr>
+          <w:rStyle w:val="FunctionTok"/>
+        </w:rPr>
+        <w:t xml:space="preserve">geom_histogram</w:t>
+      </w:r>
+      <w:r>
+        <w:rPr>
+          <w:rStyle w:val="NormalTok"/>
+        </w:rPr>
+        <w:t xml:space="preserve">(</w:t>
+      </w:r>
+      <w:r>
+        <w:rPr>
+          <w:rStyle w:val="AttributeTok"/>
+        </w:rPr>
+        <w:t xml:space="preserve">binwidth =</w:t>
+      </w:r>
+      <w:r>
+        <w:rPr>
+          <w:rStyle w:val="NormalTok"/>
+        </w:rPr>
+        <w:t xml:space="preserve"> </w:t>
+      </w:r>
+      <w:r>
+        <w:rPr>
+          <w:rStyle w:val="DecValTok"/>
+        </w:rPr>
+        <w:t xml:space="preserve">5</w:t>
+      </w:r>
+      <w:r>
+        <w:rPr>
+          <w:rStyle w:val="NormalTok"/>
+        </w:rPr>
+        <w:t xml:space="preserve">, </w:t>
+      </w:r>
+      <w:r>
+        <w:rPr>
+          <w:rStyle w:val="AttributeTok"/>
+        </w:rPr>
+        <w:t xml:space="preserve">fill =</w:t>
+      </w:r>
+      <w:r>
+        <w:rPr>
+          <w:rStyle w:val="NormalTok"/>
+        </w:rPr>
+        <w:t xml:space="preserve"> </w:t>
+      </w:r>
+      <w:r>
+        <w:rPr>
+          <w:rStyle w:val="StringTok"/>
+        </w:rPr>
+        <w:t xml:space="preserve">"#3498db"</w:t>
+      </w:r>
+      <w:r>
+        <w:rPr>
+          <w:rStyle w:val="NormalTok"/>
+        </w:rPr>
+        <w:t xml:space="preserve">, </w:t>
+      </w:r>
+      <w:r>
+        <w:rPr>
+          <w:rStyle w:val="AttributeTok"/>
+        </w:rPr>
+        <w:t xml:space="preserve">color =</w:t>
+      </w:r>
+      <w:r>
+        <w:rPr>
+          <w:rStyle w:val="NormalTok"/>
+        </w:rPr>
+        <w:t xml:space="preserve"> </w:t>
+      </w:r>
+      <w:r>
+        <w:rPr>
+          <w:rStyle w:val="StringTok"/>
+        </w:rPr>
+        <w:t xml:space="preserve">"white"</w:t>
+      </w:r>
+      <w:r>
+        <w:rPr>
+          <w:rStyle w:val="NormalTok"/>
+        </w:rPr>
+        <w:t xml:space="preserve">, </w:t>
+      </w:r>
+      <w:r>
+        <w:rPr>
+          <w:rStyle w:val="AttributeTok"/>
+        </w:rPr>
+        <w:t xml:space="preserve">alpha =</w:t>
+      </w:r>
+      <w:r>
+        <w:rPr>
+          <w:rStyle w:val="NormalTok"/>
+        </w:rPr>
+        <w:t xml:space="preserve"> </w:t>
+      </w:r>
+      <w:r>
+        <w:rPr>
+          <w:rStyle w:val="FloatTok"/>
+        </w:rPr>
+        <w:t xml:space="preserve">0.8</w:t>
+      </w:r>
+      <w:r>
+        <w:rPr>
+          <w:rStyle w:val="NormalTok"/>
+        </w:rPr>
+        <w:t xml:space="preserve">) </w:t>
+      </w:r>
+      <w:r>
+        <w:rPr>
+          <w:rStyle w:val="SpecialCharTok"/>
+        </w:rPr>
+        <w:t xml:space="preserve">+</w:t>
+      </w:r>
+      <w:r>
+        <w:rPr>
+          <w:rStyle w:val="NormalTok"/>
+        </w:rPr>
+        <w:t xml:space="preserve"> </w:t>
+      </w:r>
+      <w:r>
+        <w:br/>
+      </w:r>
+      <w:r>
+        <w:rPr>
+          <w:rStyle w:val="NormalTok"/>
+        </w:rPr>
+        <w:t xml:space="preserve">  </w:t>
+      </w:r>
+      <w:r>
+        <w:rPr>
+          <w:rStyle w:val="FunctionTok"/>
+        </w:rPr>
+        <w:t xml:space="preserve">theme_minimal</w:t>
+      </w:r>
+      <w:r>
+        <w:rPr>
+          <w:rStyle w:val="NormalTok"/>
+        </w:rPr>
+        <w:t xml:space="preserve">() </w:t>
+      </w:r>
+      <w:r>
+        <w:rPr>
+          <w:rStyle w:val="SpecialCharTok"/>
+        </w:rPr>
+        <w:t xml:space="preserve">+</w:t>
+      </w:r>
+      <w:r>
+        <w:rPr>
+          <w:rStyle w:val="NormalTok"/>
+        </w:rPr>
+        <w:t xml:space="preserve"> </w:t>
+      </w:r>
+      <w:r>
+        <w:br/>
+      </w:r>
+      <w:r>
+        <w:rPr>
+          <w:rStyle w:val="NormalTok"/>
+        </w:rPr>
+        <w:t xml:space="preserve">  </w:t>
+      </w:r>
+      <w:r>
+        <w:rPr>
+          <w:rStyle w:val="FunctionTok"/>
+        </w:rPr>
+        <w:t xml:space="preserve">labs</w:t>
+      </w:r>
+      <w:r>
+        <w:rPr>
+          <w:rStyle w:val="NormalTok"/>
+        </w:rPr>
+        <w:t xml:space="preserve">(</w:t>
+      </w:r>
+      <w:r>
+        <w:rPr>
+          <w:rStyle w:val="AttributeTok"/>
+        </w:rPr>
+        <w:t xml:space="preserve">title =</w:t>
+      </w:r>
+      <w:r>
+        <w:rPr>
+          <w:rStyle w:val="NormalTok"/>
+        </w:rPr>
+        <w:t xml:space="preserve"> </w:t>
+      </w:r>
+      <w:r>
+        <w:rPr>
+          <w:rStyle w:val="StringTok"/>
+        </w:rPr>
+        <w:t xml:space="preserve">"Distribucija starosti putnika"</w:t>
+      </w:r>
+      <w:r>
+        <w:rPr>
+          <w:rStyle w:val="NormalTok"/>
+        </w:rPr>
+        <w:t xml:space="preserve">, </w:t>
+      </w:r>
+      <w:r>
+        <w:rPr>
+          <w:rStyle w:val="AttributeTok"/>
+        </w:rPr>
+        <w:t xml:space="preserve">x =</w:t>
+      </w:r>
+      <w:r>
+        <w:rPr>
+          <w:rStyle w:val="NormalTok"/>
+        </w:rPr>
+        <w:t xml:space="preserve"> </w:t>
+      </w:r>
+      <w:r>
+        <w:rPr>
+          <w:rStyle w:val="StringTok"/>
+        </w:rPr>
+        <w:t xml:space="preserve">"Godine starosti (Age)"</w:t>
+      </w:r>
+      <w:r>
+        <w:rPr>
+          <w:rStyle w:val="NormalTok"/>
+        </w:rPr>
+        <w:t xml:space="preserve">, </w:t>
+      </w:r>
+      <w:r>
+        <w:rPr>
+          <w:rStyle w:val="AttributeTok"/>
+        </w:rPr>
+        <w:t xml:space="preserve">y =</w:t>
+      </w:r>
+      <w:r>
+        <w:rPr>
+          <w:rStyle w:val="NormalTok"/>
+        </w:rPr>
+        <w:t xml:space="preserve"> </w:t>
+      </w:r>
+      <w:r>
+        <w:rPr>
+          <w:rStyle w:val="StringTok"/>
+        </w:rPr>
+        <w:t xml:space="preserve">"Broj putnika"</w:t>
+      </w:r>
+      <w:r>
+        <w:rPr>
+          <w:rStyle w:val="NormalTok"/>
+        </w:rPr>
+        <w:t xml:space="preserve">)</w:t>
+      </w:r>
+      <w:r>
+        <w:br/>
+      </w:r>
+      <w:r>
+        <w:rPr>
+          <w:rStyle w:val="NormalTok"/>
+        </w:rPr>
+        <w:t xml:space="preserve">p_age</w:t>
+      </w:r>
+    </w:p>
+    <w:p>
+      <w:pPr>
+        <w:pStyle w:val="FirstParagraph"/>
+      </w:pPr>
+      <w:r>
+        <w:drawing>
+          <wp:inline>
+            <wp:extent cx="5943600" cy="3714750"/>
+            <wp:effectExtent b="0" l="0" r="0" t="0"/>
+            <wp:docPr descr="" title="" id="52" name="Picture"/>
+            <a:graphic>
+              <a:graphicData uri="http://schemas.openxmlformats.org/drawingml/2006/picture">
+                <pic:pic>
+                  <pic:nvPicPr>
+                    <pic:cNvPr descr="airline_satisfaction_files/figure-docx/unnamed-chunk-23-1.png" id="53" name="Picture"/>
+                    <pic:cNvPicPr>
+                      <a:picLocks noChangeArrowheads="1" noChangeAspect="1"/>
+                    </pic:cNvPicPr>
+                  </pic:nvPicPr>
+                  <pic:blipFill>
+                    <a:blip r:embed="rId51"/>
+                    <a:stretch>
+                      <a:fillRect/>
+                    </a:stretch>
+                  </pic:blipFill>
+                  <pic:spPr bwMode="auto">
+                    <a:xfrm>
+                      <a:off x="0" y="0"/>
+                      <a:ext cx="5943600" cy="3714750"/>
+                    </a:xfrm>
+                    <a:prstGeom prst="rect">
+                      <a:avLst/>
+                    </a:prstGeom>
+                    <a:noFill/>
+                    <a:ln w="9525">
+                      <a:noFill/>
+                      <a:headEnd/>
+                      <a:tailEnd/>
+                    </a:ln>
+                  </pic:spPr>
+                </pic:pic>
+              </a:graphicData>
+            </a:graphic>
+          </wp:inline>
+        </w:drawing>
+      </w:r>
+      <w:r>
+        <w:t xml:space="preserve"> </w:t>
+      </w:r>
+      <w:r>
+        <w:t xml:space="preserve">Starost putnika se kreće od 7 do 85 godina, pri čemu je najveća koncentracija putnika u starosnoj dobi između 20 i 60 godina (sa izraženim vrhuncem u rasponu od 40 do 50 godina). Distribucija uglavnom podseća na zvonastu raspodelu sa težištem u radno sposobnoj populaciji, što je u potpunosti u skladu sa prethodnim saznanjem da veći deo uzorka čine poslovni putnici.</w:t>
+      </w:r>
+    </w:p>
+    <w:p>
+      <w:pPr>
+        <w:pStyle w:val="SourceCode"/>
+      </w:pPr>
+      <w:r>
+        <w:rPr>
+          <w:rStyle w:val="NormalTok"/>
+        </w:rPr>
+        <w:t xml:space="preserve">p_dist </w:t>
+      </w:r>
+      <w:r>
+        <w:rPr>
+          <w:rStyle w:val="OtherTok"/>
+        </w:rPr>
+        <w:t xml:space="preserve">&lt;-</w:t>
+      </w:r>
+      <w:r>
+        <w:rPr>
+          <w:rStyle w:val="NormalTok"/>
+        </w:rPr>
+        <w:t xml:space="preserve"> </w:t>
+      </w:r>
+      <w:r>
+        <w:rPr>
+          <w:rStyle w:val="FunctionTok"/>
+        </w:rPr>
+        <w:t xml:space="preserve">ggplot</w:t>
+      </w:r>
+      <w:r>
+        <w:rPr>
+          <w:rStyle w:val="NormalTok"/>
+        </w:rPr>
+        <w:t xml:space="preserve">(data, </w:t>
+      </w:r>
+      <w:r>
+        <w:rPr>
+          <w:rStyle w:val="FunctionTok"/>
+        </w:rPr>
+        <w:t xml:space="preserve">aes</w:t>
+      </w:r>
+      <w:r>
+        <w:rPr>
+          <w:rStyle w:val="NormalTok"/>
+        </w:rPr>
+        <w:t xml:space="preserve">(</w:t>
+      </w:r>
+      <w:r>
+        <w:rPr>
+          <w:rStyle w:val="AttributeTok"/>
+        </w:rPr>
+        <w:t xml:space="preserve">x =</w:t>
+      </w:r>
+      <w:r>
+        <w:rPr>
+          <w:rStyle w:val="NormalTok"/>
+        </w:rPr>
+        <w:t xml:space="preserve"> Flight_Distance)) </w:t>
+      </w:r>
+      <w:r>
+        <w:rPr>
+          <w:rStyle w:val="SpecialCharTok"/>
+        </w:rPr>
+        <w:t xml:space="preserve">+</w:t>
+      </w:r>
+      <w:r>
+        <w:rPr>
+          <w:rStyle w:val="NormalTok"/>
+        </w:rPr>
+        <w:t xml:space="preserve"> </w:t>
+      </w:r>
+      <w:r>
+        <w:br/>
+      </w:r>
+      <w:r>
+        <w:rPr>
+          <w:rStyle w:val="NormalTok"/>
+        </w:rPr>
+        <w:t xml:space="preserve">  </w:t>
+      </w:r>
+      <w:r>
+        <w:rPr>
+          <w:rStyle w:val="FunctionTok"/>
+        </w:rPr>
+        <w:t xml:space="preserve">geom_histogram</w:t>
+      </w:r>
+      <w:r>
+        <w:rPr>
+          <w:rStyle w:val="NormalTok"/>
+        </w:rPr>
+        <w:t xml:space="preserve">(</w:t>
+      </w:r>
+      <w:r>
+        <w:rPr>
+          <w:rStyle w:val="AttributeTok"/>
+        </w:rPr>
+        <w:t xml:space="preserve">binwidth =</w:t>
+      </w:r>
+      <w:r>
+        <w:rPr>
+          <w:rStyle w:val="NormalTok"/>
+        </w:rPr>
+        <w:t xml:space="preserve"> </w:t>
+      </w:r>
+      <w:r>
+        <w:rPr>
+          <w:rStyle w:val="DecValTok"/>
+        </w:rPr>
+        <w:t xml:space="preserve">200</w:t>
+      </w:r>
+      <w:r>
+        <w:rPr>
+          <w:rStyle w:val="NormalTok"/>
+        </w:rPr>
+        <w:t xml:space="preserve">, </w:t>
+      </w:r>
+      <w:r>
+        <w:rPr>
+          <w:rStyle w:val="AttributeTok"/>
+        </w:rPr>
+        <w:t xml:space="preserve">fill =</w:t>
+      </w:r>
+      <w:r>
+        <w:rPr>
+          <w:rStyle w:val="NormalTok"/>
+        </w:rPr>
+        <w:t xml:space="preserve"> </w:t>
+      </w:r>
+      <w:r>
+        <w:rPr>
+          <w:rStyle w:val="StringTok"/>
+        </w:rPr>
+        <w:t xml:space="preserve">"#2ecc71"</w:t>
+      </w:r>
+      <w:r>
+        <w:rPr>
+          <w:rStyle w:val="NormalTok"/>
+        </w:rPr>
+        <w:t xml:space="preserve">, </w:t>
+      </w:r>
+      <w:r>
+        <w:rPr>
+          <w:rStyle w:val="AttributeTok"/>
+        </w:rPr>
+        <w:t xml:space="preserve">color =</w:t>
+      </w:r>
+      <w:r>
+        <w:rPr>
+          <w:rStyle w:val="NormalTok"/>
+        </w:rPr>
+        <w:t xml:space="preserve"> </w:t>
+      </w:r>
+      <w:r>
+        <w:rPr>
+          <w:rStyle w:val="StringTok"/>
+        </w:rPr>
+        <w:t xml:space="preserve">"white"</w:t>
+      </w:r>
+      <w:r>
+        <w:rPr>
+          <w:rStyle w:val="NormalTok"/>
+        </w:rPr>
+        <w:t xml:space="preserve">, </w:t>
+      </w:r>
+      <w:r>
+        <w:rPr>
+          <w:rStyle w:val="AttributeTok"/>
+        </w:rPr>
+        <w:t xml:space="preserve">alpha =</w:t>
+      </w:r>
+      <w:r>
+        <w:rPr>
+          <w:rStyle w:val="NormalTok"/>
+        </w:rPr>
+        <w:t xml:space="preserve"> </w:t>
+      </w:r>
+      <w:r>
+        <w:rPr>
+          <w:rStyle w:val="FloatTok"/>
+        </w:rPr>
+        <w:t xml:space="preserve">0.8</w:t>
+      </w:r>
+      <w:r>
+        <w:rPr>
+          <w:rStyle w:val="NormalTok"/>
+        </w:rPr>
+        <w:t xml:space="preserve">) </w:t>
+      </w:r>
+      <w:r>
+        <w:rPr>
+          <w:rStyle w:val="SpecialCharTok"/>
+        </w:rPr>
+        <w:t xml:space="preserve">+</w:t>
+      </w:r>
+      <w:r>
+        <w:rPr>
+          <w:rStyle w:val="NormalTok"/>
+        </w:rPr>
+        <w:t xml:space="preserve"> </w:t>
+      </w:r>
+      <w:r>
+        <w:br/>
+      </w:r>
+      <w:r>
+        <w:rPr>
+          <w:rStyle w:val="NormalTok"/>
+        </w:rPr>
+        <w:t xml:space="preserve">  </w:t>
+      </w:r>
+      <w:r>
+        <w:rPr>
+          <w:rStyle w:val="FunctionTok"/>
+        </w:rPr>
+        <w:t xml:space="preserve">theme_minimal</w:t>
+      </w:r>
+      <w:r>
+        <w:rPr>
+          <w:rStyle w:val="NormalTok"/>
+        </w:rPr>
+        <w:t xml:space="preserve">() </w:t>
+      </w:r>
+      <w:r>
+        <w:rPr>
+          <w:rStyle w:val="SpecialCharTok"/>
+        </w:rPr>
+        <w:t xml:space="preserve">+</w:t>
+      </w:r>
+      <w:r>
+        <w:rPr>
+          <w:rStyle w:val="NormalTok"/>
+        </w:rPr>
+        <w:t xml:space="preserve"> </w:t>
+      </w:r>
+      <w:r>
+        <w:br/>
+      </w:r>
+      <w:r>
+        <w:rPr>
+          <w:rStyle w:val="NormalTok"/>
+        </w:rPr>
+        <w:t xml:space="preserve">  </w:t>
+      </w:r>
+      <w:r>
+        <w:rPr>
+          <w:rStyle w:val="FunctionTok"/>
+        </w:rPr>
+        <w:t xml:space="preserve">labs</w:t>
+      </w:r>
+      <w:r>
+        <w:rPr>
+          <w:rStyle w:val="NormalTok"/>
+        </w:rPr>
+        <w:t xml:space="preserve">(</w:t>
+      </w:r>
+      <w:r>
+        <w:rPr>
+          <w:rStyle w:val="AttributeTok"/>
+        </w:rPr>
+        <w:t xml:space="preserve">title =</w:t>
+      </w:r>
+      <w:r>
+        <w:rPr>
+          <w:rStyle w:val="NormalTok"/>
+        </w:rPr>
+        <w:t xml:space="preserve"> </w:t>
+      </w:r>
+      <w:r>
+        <w:rPr>
+          <w:rStyle w:val="StringTok"/>
+        </w:rPr>
+        <w:t xml:space="preserve">"Distribucija dužine leta"</w:t>
+      </w:r>
+      <w:r>
+        <w:rPr>
+          <w:rStyle w:val="NormalTok"/>
+        </w:rPr>
+        <w:t xml:space="preserve">, </w:t>
+      </w:r>
+      <w:r>
+        <w:rPr>
+          <w:rStyle w:val="AttributeTok"/>
+        </w:rPr>
+        <w:t xml:space="preserve">x =</w:t>
+      </w:r>
+      <w:r>
+        <w:rPr>
+          <w:rStyle w:val="NormalTok"/>
+        </w:rPr>
+        <w:t xml:space="preserve"> </w:t>
+      </w:r>
+      <w:r>
+        <w:rPr>
+          <w:rStyle w:val="StringTok"/>
+        </w:rPr>
+        <w:t xml:space="preserve">"Dužina leta u miljama (Flight_Distance)"</w:t>
+      </w:r>
+      <w:r>
+        <w:rPr>
+          <w:rStyle w:val="NormalTok"/>
+        </w:rPr>
+        <w:t xml:space="preserve">, </w:t>
+      </w:r>
+      <w:r>
+        <w:rPr>
+          <w:rStyle w:val="AttributeTok"/>
+        </w:rPr>
+        <w:t xml:space="preserve">y =</w:t>
+      </w:r>
+      <w:r>
+        <w:rPr>
+          <w:rStyle w:val="NormalTok"/>
+        </w:rPr>
+        <w:t xml:space="preserve"> </w:t>
+      </w:r>
+      <w:r>
+        <w:rPr>
+          <w:rStyle w:val="StringTok"/>
+        </w:rPr>
+        <w:t xml:space="preserve">"Broj putnika"</w:t>
+      </w:r>
+      <w:r>
+        <w:rPr>
+          <w:rStyle w:val="NormalTok"/>
+        </w:rPr>
+        <w:t xml:space="preserve">)</w:t>
+      </w:r>
+      <w:r>
+        <w:br/>
+      </w:r>
+      <w:r>
+        <w:rPr>
+          <w:rStyle w:val="NormalTok"/>
+        </w:rPr>
+        <w:t xml:space="preserve">p_dist</w:t>
+      </w:r>
+    </w:p>
+    <w:p>
+      <w:pPr>
+        <w:pStyle w:val="FirstParagraph"/>
+      </w:pPr>
+      <w:r>
+        <w:drawing>
+          <wp:inline>
+            <wp:extent cx="5943600" cy="3714750"/>
+            <wp:effectExtent b="0" l="0" r="0" t="0"/>
+            <wp:docPr descr="" title="" id="55" name="Picture"/>
+            <a:graphic>
+              <a:graphicData uri="http://schemas.openxmlformats.org/drawingml/2006/picture">
+                <pic:pic>
+                  <pic:nvPicPr>
+                    <pic:cNvPr descr="airline_satisfaction_files/figure-docx/unnamed-chunk-24-1.png" id="56" name="Picture"/>
+                    <pic:cNvPicPr>
+                      <a:picLocks noChangeArrowheads="1" noChangeAspect="1"/>
+                    </pic:cNvPicPr>
+                  </pic:nvPicPr>
+                  <pic:blipFill>
+                    <a:blip r:embed="rId54"/>
+                    <a:stretch>
+                      <a:fillRect/>
+                    </a:stretch>
+                  </pic:blipFill>
+                  <pic:spPr bwMode="auto">
+                    <a:xfrm>
+                      <a:off x="0" y="0"/>
+                      <a:ext cx="5943600" cy="3714750"/>
+                    </a:xfrm>
+                    <a:prstGeom prst="rect">
+                      <a:avLst/>
+                    </a:prstGeom>
+                    <a:noFill/>
+                    <a:ln w="9525">
+                      <a:noFill/>
+                      <a:headEnd/>
+                      <a:tailEnd/>
+                    </a:ln>
+                  </pic:spPr>
+                </pic:pic>
+              </a:graphicData>
+            </a:graphic>
+          </wp:inline>
+        </w:drawing>
+      </w:r>
+      <w:r>
+        <w:t xml:space="preserve"> </w:t>
+      </w:r>
+      <w:r>
+        <w:t xml:space="preserve">Distribucija dužine leta pokazuje izraženu pozitivnu zakrivljenost (asimetriju udesno). Najveći broj letova obuhvata kraće i srednje relacije (sa najfrekventnijim opsegom između 300 i 1000 milja), dok je učestalost letova na dužim relacijama (preko 2000 milja) srazmerno manja.</w:t>
+      </w:r>
+    </w:p>
+    <w:p>
+      <w:pPr>
+        <w:pStyle w:val="SourceCode"/>
+      </w:pPr>
+      <w:r>
+        <w:rPr>
+          <w:rStyle w:val="NormalTok"/>
+        </w:rPr>
+        <w:t xml:space="preserve">p_dep_delay </w:t>
+      </w:r>
+      <w:r>
+        <w:rPr>
+          <w:rStyle w:val="OtherTok"/>
+        </w:rPr>
+        <w:t xml:space="preserve">&lt;-</w:t>
+      </w:r>
+      <w:r>
+        <w:rPr>
+          <w:rStyle w:val="NormalTok"/>
+        </w:rPr>
+        <w:t xml:space="preserve"> </w:t>
+      </w:r>
+      <w:r>
+        <w:rPr>
+          <w:rStyle w:val="FunctionTok"/>
+        </w:rPr>
+        <w:t xml:space="preserve">ggplot</w:t>
+      </w:r>
+      <w:r>
+        <w:rPr>
+          <w:rStyle w:val="NormalTok"/>
+        </w:rPr>
+        <w:t xml:space="preserve">(data, </w:t>
+      </w:r>
+      <w:r>
+        <w:rPr>
+          <w:rStyle w:val="FunctionTok"/>
+        </w:rPr>
+        <w:t xml:space="preserve">aes</w:t>
+      </w:r>
+      <w:r>
+        <w:rPr>
+          <w:rStyle w:val="NormalTok"/>
+        </w:rPr>
+        <w:t xml:space="preserve">(</w:t>
+      </w:r>
+      <w:r>
+        <w:rPr>
+          <w:rStyle w:val="AttributeTok"/>
+        </w:rPr>
+        <w:t xml:space="preserve">x =</w:t>
+      </w:r>
+      <w:r>
+        <w:rPr>
+          <w:rStyle w:val="NormalTok"/>
+        </w:rPr>
+        <w:t xml:space="preserve"> Departure_Delay_in_Minutes)) </w:t>
+      </w:r>
+      <w:r>
+        <w:rPr>
+          <w:rStyle w:val="SpecialCharTok"/>
+        </w:rPr>
+        <w:t xml:space="preserve">+</w:t>
+      </w:r>
+      <w:r>
+        <w:rPr>
+          <w:rStyle w:val="NormalTok"/>
+        </w:rPr>
+        <w:t xml:space="preserve"> </w:t>
+      </w:r>
+      <w:r>
+        <w:br/>
+      </w:r>
+      <w:r>
+        <w:rPr>
+          <w:rStyle w:val="NormalTok"/>
+        </w:rPr>
+        <w:t xml:space="preserve">  </w:t>
+      </w:r>
+      <w:r>
+        <w:rPr>
+          <w:rStyle w:val="FunctionTok"/>
+        </w:rPr>
+        <w:t xml:space="preserve">geom_histogram</w:t>
+      </w:r>
+      <w:r>
+        <w:rPr>
+          <w:rStyle w:val="NormalTok"/>
+        </w:rPr>
+        <w:t xml:space="preserve">(</w:t>
+      </w:r>
+      <w:r>
+        <w:rPr>
+          <w:rStyle w:val="AttributeTok"/>
+        </w:rPr>
+        <w:t xml:space="preserve">binwidth =</w:t>
+      </w:r>
+      <w:r>
+        <w:rPr>
+          <w:rStyle w:val="NormalTok"/>
+        </w:rPr>
+        <w:t xml:space="preserve"> </w:t>
+      </w:r>
+      <w:r>
+        <w:rPr>
+          <w:rStyle w:val="DecValTok"/>
+        </w:rPr>
+        <w:t xml:space="preserve">15</w:t>
+      </w:r>
+      <w:r>
+        <w:rPr>
+          <w:rStyle w:val="NormalTok"/>
+        </w:rPr>
+        <w:t xml:space="preserve">, </w:t>
+      </w:r>
+      <w:r>
+        <w:rPr>
+          <w:rStyle w:val="AttributeTok"/>
+        </w:rPr>
+        <w:t xml:space="preserve">fill =</w:t>
+      </w:r>
+      <w:r>
+        <w:rPr>
+          <w:rStyle w:val="NormalTok"/>
+        </w:rPr>
+        <w:t xml:space="preserve"> </w:t>
+      </w:r>
+      <w:r>
+        <w:rPr>
+          <w:rStyle w:val="StringTok"/>
+        </w:rPr>
+        <w:t xml:space="preserve">"#e67e22"</w:t>
+      </w:r>
+      <w:r>
+        <w:rPr>
+          <w:rStyle w:val="NormalTok"/>
+        </w:rPr>
+        <w:t xml:space="preserve">, </w:t>
+      </w:r>
+      <w:r>
+        <w:rPr>
+          <w:rStyle w:val="AttributeTok"/>
+        </w:rPr>
+        <w:t xml:space="preserve">color =</w:t>
+      </w:r>
+      <w:r>
+        <w:rPr>
+          <w:rStyle w:val="NormalTok"/>
+        </w:rPr>
+        <w:t xml:space="preserve"> </w:t>
+      </w:r>
+      <w:r>
+        <w:rPr>
+          <w:rStyle w:val="StringTok"/>
+        </w:rPr>
+        <w:t xml:space="preserve">"white"</w:t>
+      </w:r>
+      <w:r>
+        <w:rPr>
+          <w:rStyle w:val="NormalTok"/>
+        </w:rPr>
+        <w:t xml:space="preserve">, </w:t>
+      </w:r>
+      <w:r>
+        <w:rPr>
+          <w:rStyle w:val="AttributeTok"/>
+        </w:rPr>
+        <w:t xml:space="preserve">alpha =</w:t>
+      </w:r>
+      <w:r>
+        <w:rPr>
+          <w:rStyle w:val="NormalTok"/>
+        </w:rPr>
+        <w:t xml:space="preserve"> </w:t>
+      </w:r>
+      <w:r>
+        <w:rPr>
+          <w:rStyle w:val="FloatTok"/>
+        </w:rPr>
+        <w:t xml:space="preserve">0.8</w:t>
+      </w:r>
+      <w:r>
+        <w:rPr>
+          <w:rStyle w:val="NormalTok"/>
+        </w:rPr>
+        <w:t xml:space="preserve">) </w:t>
+      </w:r>
+      <w:r>
+        <w:rPr>
+          <w:rStyle w:val="SpecialCharTok"/>
+        </w:rPr>
+        <w:t xml:space="preserve">+</w:t>
+      </w:r>
+      <w:r>
+        <w:rPr>
+          <w:rStyle w:val="NormalTok"/>
+        </w:rPr>
+        <w:t xml:space="preserve"> </w:t>
+      </w:r>
+      <w:r>
+        <w:br/>
+      </w:r>
+      <w:r>
+        <w:rPr>
+          <w:rStyle w:val="NormalTok"/>
+        </w:rPr>
+        <w:t xml:space="preserve">  </w:t>
+      </w:r>
+      <w:r>
+        <w:rPr>
+          <w:rStyle w:val="FunctionTok"/>
+        </w:rPr>
+        <w:t xml:space="preserve">coord_cartesian</w:t>
+      </w:r>
+      <w:r>
+        <w:rPr>
+          <w:rStyle w:val="NormalTok"/>
+        </w:rPr>
+        <w:t xml:space="preserve">(</w:t>
+      </w:r>
+      <w:r>
+        <w:rPr>
+          <w:rStyle w:val="AttributeTok"/>
+        </w:rPr>
+        <w:t xml:space="preserve">xlim =</w:t>
+      </w:r>
+      <w:r>
+        <w:rPr>
+          <w:rStyle w:val="NormalTok"/>
+        </w:rPr>
+        <w:t xml:space="preserve"> </w:t>
+      </w:r>
+      <w:r>
+        <w:rPr>
+          <w:rStyle w:val="FunctionTok"/>
+        </w:rPr>
+        <w:t xml:space="preserve">c</w:t>
+      </w:r>
+      <w:r>
+        <w:rPr>
+          <w:rStyle w:val="NormalTok"/>
+        </w:rPr>
+        <w:t xml:space="preserve">(</w:t>
+      </w:r>
+      <w:r>
+        <w:rPr>
+          <w:rStyle w:val="DecValTok"/>
+        </w:rPr>
+        <w:t xml:space="preserve">0</w:t>
+      </w:r>
+      <w:r>
+        <w:rPr>
+          <w:rStyle w:val="NormalTok"/>
+        </w:rPr>
+        <w:t xml:space="preserve">, </w:t>
+      </w:r>
+      <w:r>
+        <w:rPr>
+          <w:rStyle w:val="DecValTok"/>
+        </w:rPr>
+        <w:t xml:space="preserve">200</w:t>
+      </w:r>
+      <w:r>
+        <w:rPr>
+          <w:rStyle w:val="NormalTok"/>
+        </w:rPr>
+        <w:t xml:space="preserve">)) </w:t>
+      </w:r>
+      <w:r>
+        <w:rPr>
+          <w:rStyle w:val="SpecialCharTok"/>
+        </w:rPr>
+        <w:t xml:space="preserve">+</w:t>
+      </w:r>
+      <w:r>
+        <w:br/>
+      </w:r>
+      <w:r>
+        <w:rPr>
+          <w:rStyle w:val="NormalTok"/>
+        </w:rPr>
+        <w:t xml:space="preserve">  </w:t>
+      </w:r>
+      <w:r>
+        <w:rPr>
+          <w:rStyle w:val="FunctionTok"/>
+        </w:rPr>
+        <w:t xml:space="preserve">theme_minimal</w:t>
+      </w:r>
+      <w:r>
+        <w:rPr>
+          <w:rStyle w:val="NormalTok"/>
+        </w:rPr>
+        <w:t xml:space="preserve">() </w:t>
+      </w:r>
+      <w:r>
+        <w:rPr>
+          <w:rStyle w:val="SpecialCharTok"/>
+        </w:rPr>
+        <w:t xml:space="preserve">+</w:t>
+      </w:r>
+      <w:r>
+        <w:rPr>
+          <w:rStyle w:val="NormalTok"/>
+        </w:rPr>
+        <w:t xml:space="preserve"> </w:t>
+      </w:r>
+      <w:r>
+        <w:br/>
+      </w:r>
+      <w:r>
+        <w:rPr>
+          <w:rStyle w:val="NormalTok"/>
+        </w:rPr>
+        <w:t xml:space="preserve">  </w:t>
+      </w:r>
+      <w:r>
+        <w:rPr>
+          <w:rStyle w:val="FunctionTok"/>
+        </w:rPr>
+        <w:t xml:space="preserve">labs</w:t>
+      </w:r>
+      <w:r>
+        <w:rPr>
+          <w:rStyle w:val="NormalTok"/>
+        </w:rPr>
+        <w:t xml:space="preserve">(</w:t>
+      </w:r>
+      <w:r>
+        <w:rPr>
+          <w:rStyle w:val="AttributeTok"/>
+        </w:rPr>
+        <w:t xml:space="preserve">title =</w:t>
+      </w:r>
+      <w:r>
+        <w:rPr>
+          <w:rStyle w:val="NormalTok"/>
+        </w:rPr>
+        <w:t xml:space="preserve"> </w:t>
+      </w:r>
+      <w:r>
+        <w:rPr>
+          <w:rStyle w:val="StringTok"/>
+        </w:rPr>
+        <w:t xml:space="preserve">"Distribucija kašnjenja u polasku"</w:t>
+      </w:r>
+      <w:r>
+        <w:rPr>
+          <w:rStyle w:val="NormalTok"/>
+        </w:rPr>
+        <w:t xml:space="preserve">, </w:t>
+      </w:r>
+      <w:r>
+        <w:rPr>
+          <w:rStyle w:val="AttributeTok"/>
+        </w:rPr>
+        <w:t xml:space="preserve">x =</w:t>
+      </w:r>
+      <w:r>
+        <w:rPr>
+          <w:rStyle w:val="NormalTok"/>
+        </w:rPr>
+        <w:t xml:space="preserve"> </w:t>
+      </w:r>
+      <w:r>
+        <w:rPr>
+          <w:rStyle w:val="StringTok"/>
+        </w:rPr>
+        <w:t xml:space="preserve">"Kašnjenje u polasku (minuti)"</w:t>
+      </w:r>
+      <w:r>
+        <w:rPr>
+          <w:rStyle w:val="NormalTok"/>
+        </w:rPr>
+        <w:t xml:space="preserve">, </w:t>
+      </w:r>
+      <w:r>
+        <w:rPr>
+          <w:rStyle w:val="AttributeTok"/>
+        </w:rPr>
+        <w:t xml:space="preserve">y =</w:t>
+      </w:r>
+      <w:r>
+        <w:rPr>
+          <w:rStyle w:val="NormalTok"/>
+        </w:rPr>
+        <w:t xml:space="preserve"> </w:t>
+      </w:r>
+      <w:r>
+        <w:rPr>
+          <w:rStyle w:val="StringTok"/>
+        </w:rPr>
+        <w:t xml:space="preserve">"Broj putnika"</w:t>
+      </w:r>
+      <w:r>
+        <w:rPr>
+          <w:rStyle w:val="NormalTok"/>
+        </w:rPr>
+        <w:t xml:space="preserve">)</w:t>
+      </w:r>
+      <w:r>
+        <w:br/>
+      </w:r>
+      <w:r>
+        <w:rPr>
+          <w:rStyle w:val="NormalTok"/>
+        </w:rPr>
+        <w:t xml:space="preserve">p_dep_delay</w:t>
+      </w:r>
+    </w:p>
+    <w:p>
+      <w:pPr>
+        <w:pStyle w:val="FirstParagraph"/>
+      </w:pPr>
+      <w:r>
+        <w:drawing>
+          <wp:inline>
+            <wp:extent cx="5943600" cy="3714750"/>
+            <wp:effectExtent b="0" l="0" r="0" t="0"/>
+            <wp:docPr descr="" title="" id="58" name="Picture"/>
+            <a:graphic>
+              <a:graphicData uri="http://schemas.openxmlformats.org/drawingml/2006/picture">
+                <pic:pic>
+                  <pic:nvPicPr>
+                    <pic:cNvPr descr="airline_satisfaction_files/figure-docx/unnamed-chunk-25-1.png" id="59" name="Picture"/>
+                    <pic:cNvPicPr>
+                      <a:picLocks noChangeArrowheads="1" noChangeAspect="1"/>
+                    </pic:cNvPicPr>
+                  </pic:nvPicPr>
+                  <pic:blipFill>
+                    <a:blip r:embed="rId57"/>
+                    <a:stretch>
+                      <a:fillRect/>
+                    </a:stretch>
+                  </pic:blipFill>
+                  <pic:spPr bwMode="auto">
+                    <a:xfrm>
+                      <a:off x="0" y="0"/>
+                      <a:ext cx="5943600" cy="3714750"/>
+                    </a:xfrm>
+                    <a:prstGeom prst="rect">
+                      <a:avLst/>
+                    </a:prstGeom>
+                    <a:noFill/>
+                    <a:ln w="9525">
+                      <a:noFill/>
+                      <a:headEnd/>
+                      <a:tailEnd/>
+                    </a:ln>
+                  </pic:spPr>
+                </pic:pic>
+              </a:graphicData>
+            </a:graphic>
+          </wp:inline>
+        </w:drawing>
+      </w:r>
+      <w:r>
+        <w:t xml:space="preserve"> </w:t>
+      </w:r>
+      <w:r>
+        <w:t xml:space="preserve">Promenljiva kašnjenja pri polasku ima izrazito asimetričnu raspodelu sa teškim desnim repom. Ogromna većina letova polazi bez ikakvog kašnjenja ili sa minimalnim odstupanjem (vrednosti oko 0), dok mali broj letova beleži duža kašnjenja. Ove vrednosti predstavljaju potencijalno ekstremne opservacije (outlier-e), što bi dodatno trebalo proveriti pomoću boxplot grafikona ili IQR kriterijuma.</w:t>
+      </w:r>
+    </w:p>
+    <w:p>
+      <w:pPr>
+        <w:pStyle w:val="BodyText"/>
+      </w:pPr>
+      <w:r>
+        <w:t xml:space="preserve">Da bismo dodatno proverili postojanje potencijalnih ekstremnih vrednosti, prikazaćemo boxplot promenljive</w:t>
+      </w:r>
+      <w:r>
+        <w:t xml:space="preserve"> </w:t>
+      </w:r>
+      <w:r>
+        <w:rPr>
+          <w:rStyle w:val="VerbatimChar"/>
+        </w:rPr>
+        <w:t xml:space="preserve">Departure_Delay_in_Minutes</w:t>
+      </w:r>
+      <w:r>
+        <w:t xml:space="preserve">.</w:t>
+      </w:r>
+    </w:p>
+    <w:p>
+      <w:pPr>
+        <w:pStyle w:val="SourceCode"/>
+      </w:pPr>
+      <w:r>
+        <w:rPr>
+          <w:rStyle w:val="FunctionTok"/>
+        </w:rPr>
+        <w:t xml:space="preserve">ggplot</w:t>
+      </w:r>
+      <w:r>
+        <w:rPr>
+          <w:rStyle w:val="NormalTok"/>
+        </w:rPr>
+        <w:t xml:space="preserve">(data, </w:t>
+      </w:r>
+      <w:r>
+        <w:rPr>
+          <w:rStyle w:val="FunctionTok"/>
+        </w:rPr>
+        <w:t xml:space="preserve">aes</w:t>
+      </w:r>
+      <w:r>
+        <w:rPr>
+          <w:rStyle w:val="NormalTok"/>
+        </w:rPr>
+        <w:t xml:space="preserve">(</w:t>
+      </w:r>
+      <w:r>
+        <w:rPr>
+          <w:rStyle w:val="AttributeTok"/>
+        </w:rPr>
+        <w:t xml:space="preserve">y =</w:t>
+      </w:r>
+      <w:r>
+        <w:rPr>
+          <w:rStyle w:val="NormalTok"/>
+        </w:rPr>
+        <w:t xml:space="preserve"> Departure_Delay_in_Minutes)) </w:t>
+      </w:r>
+      <w:r>
+        <w:rPr>
+          <w:rStyle w:val="SpecialCharTok"/>
+        </w:rPr>
+        <w:t xml:space="preserve">+</w:t>
+      </w:r>
+      <w:r>
+        <w:br/>
+      </w:r>
+      <w:r>
+        <w:rPr>
+          <w:rStyle w:val="NormalTok"/>
+        </w:rPr>
+        <w:t xml:space="preserve">  </w:t>
+      </w:r>
+      <w:r>
+        <w:rPr>
+          <w:rStyle w:val="FunctionTok"/>
+        </w:rPr>
+        <w:t xml:space="preserve">geom_boxplot</w:t>
+      </w:r>
+      <w:r>
+        <w:rPr>
+          <w:rStyle w:val="NormalTok"/>
+        </w:rPr>
+        <w:t xml:space="preserve">(</w:t>
+      </w:r>
+      <w:r>
+        <w:br/>
+      </w:r>
+      <w:r>
+        <w:rPr>
+          <w:rStyle w:val="NormalTok"/>
+        </w:rPr>
+        <w:t xml:space="preserve">    </w:t>
+      </w:r>
+      <w:r>
+        <w:rPr>
+          <w:rStyle w:val="AttributeTok"/>
+        </w:rPr>
+        <w:t xml:space="preserve">fill =</w:t>
+      </w:r>
+      <w:r>
+        <w:rPr>
+          <w:rStyle w:val="NormalTok"/>
+        </w:rPr>
+        <w:t xml:space="preserve"> </w:t>
+      </w:r>
+      <w:r>
+        <w:rPr>
+          <w:rStyle w:val="StringTok"/>
+        </w:rPr>
+        <w:t xml:space="preserve">"#e67e22"</w:t>
+      </w:r>
+      <w:r>
+        <w:rPr>
+          <w:rStyle w:val="NormalTok"/>
+        </w:rPr>
+        <w:t xml:space="preserve">,</w:t>
+      </w:r>
+      <w:r>
+        <w:br/>
+      </w:r>
+      <w:r>
+        <w:rPr>
+          <w:rStyle w:val="NormalTok"/>
+        </w:rPr>
+        <w:t xml:space="preserve">    </w:t>
+      </w:r>
+      <w:r>
+        <w:rPr>
+          <w:rStyle w:val="AttributeTok"/>
+        </w:rPr>
+        <w:t xml:space="preserve">color =</w:t>
+      </w:r>
+      <w:r>
+        <w:rPr>
+          <w:rStyle w:val="NormalTok"/>
+        </w:rPr>
+        <w:t xml:space="preserve"> </w:t>
+      </w:r>
+      <w:r>
+        <w:rPr>
+          <w:rStyle w:val="StringTok"/>
+        </w:rPr>
+        <w:t xml:space="preserve">"black"</w:t>
+      </w:r>
+      <w:r>
+        <w:rPr>
+          <w:rStyle w:val="NormalTok"/>
+        </w:rPr>
+        <w:t xml:space="preserve">,</w:t>
+      </w:r>
+      <w:r>
+        <w:br/>
+      </w:r>
+      <w:r>
+        <w:rPr>
+          <w:rStyle w:val="NormalTok"/>
+        </w:rPr>
+        <w:t xml:space="preserve">    </w:t>
+      </w:r>
+      <w:r>
+        <w:rPr>
+          <w:rStyle w:val="AttributeTok"/>
+        </w:rPr>
+        <w:t xml:space="preserve">alpha =</w:t>
+      </w:r>
+      <w:r>
+        <w:rPr>
+          <w:rStyle w:val="NormalTok"/>
+        </w:rPr>
+        <w:t xml:space="preserve"> </w:t>
+      </w:r>
+      <w:r>
+        <w:rPr>
+          <w:rStyle w:val="FloatTok"/>
+        </w:rPr>
+        <w:t xml:space="preserve">0.8</w:t>
+      </w:r>
+      <w:r>
+        <w:rPr>
+          <w:rStyle w:val="NormalTok"/>
+        </w:rPr>
+        <w:t xml:space="preserve">,</w:t>
+      </w:r>
+      <w:r>
+        <w:br/>
+      </w:r>
+      <w:r>
+        <w:rPr>
+          <w:rStyle w:val="NormalTok"/>
+        </w:rPr>
+        <w:t xml:space="preserve">    </w:t>
+      </w:r>
+      <w:r>
+        <w:rPr>
+          <w:rStyle w:val="AttributeTok"/>
+        </w:rPr>
+        <w:t xml:space="preserve">na.rm =</w:t>
+      </w:r>
+      <w:r>
+        <w:rPr>
+          <w:rStyle w:val="NormalTok"/>
+        </w:rPr>
+        <w:t xml:space="preserve"> </w:t>
+      </w:r>
+      <w:r>
+        <w:rPr>
+          <w:rStyle w:val="ConstantTok"/>
+        </w:rPr>
+        <w:t xml:space="preserve">TRUE</w:t>
+      </w:r>
+      <w:r>
+        <w:rPr>
+          <w:rStyle w:val="NormalTok"/>
+        </w:rPr>
+        <w:t xml:space="preserve">) </w:t>
+      </w:r>
+      <w:r>
+        <w:rPr>
+          <w:rStyle w:val="SpecialCharTok"/>
+        </w:rPr>
+        <w:t xml:space="preserve">+</w:t>
+      </w:r>
+      <w:r>
+        <w:br/>
+      </w:r>
+      <w:r>
+        <w:rPr>
+          <w:rStyle w:val="NormalTok"/>
+        </w:rPr>
+        <w:t xml:space="preserve">  </w:t>
+      </w:r>
+      <w:r>
+        <w:rPr>
+          <w:rStyle w:val="FunctionTok"/>
+        </w:rPr>
+        <w:t xml:space="preserve">theme_minimal</w:t>
+      </w:r>
+      <w:r>
+        <w:rPr>
+          <w:rStyle w:val="NormalTok"/>
+        </w:rPr>
+        <w:t xml:space="preserve">() </w:t>
+      </w:r>
+      <w:r>
+        <w:rPr>
+          <w:rStyle w:val="SpecialCharTok"/>
+        </w:rPr>
+        <w:t xml:space="preserve">+</w:t>
+      </w:r>
+      <w:r>
+        <w:br/>
+      </w:r>
+      <w:r>
+        <w:rPr>
+          <w:rStyle w:val="NormalTok"/>
+        </w:rPr>
+        <w:t xml:space="preserve">  </w:t>
+      </w:r>
+      <w:r>
+        <w:rPr>
+          <w:rStyle w:val="FunctionTok"/>
+        </w:rPr>
+        <w:t xml:space="preserve">labs</w:t>
+      </w:r>
+      <w:r>
+        <w:rPr>
+          <w:rStyle w:val="NormalTok"/>
+        </w:rPr>
+        <w:t xml:space="preserve">(</w:t>
+      </w:r>
+      <w:r>
+        <w:br/>
+      </w:r>
+      <w:r>
+        <w:rPr>
+          <w:rStyle w:val="NormalTok"/>
+        </w:rPr>
+        <w:t xml:space="preserve">    </w:t>
+      </w:r>
+      <w:r>
+        <w:rPr>
+          <w:rStyle w:val="AttributeTok"/>
+        </w:rPr>
+        <w:t xml:space="preserve">title =</w:t>
+      </w:r>
+      <w:r>
+        <w:rPr>
+          <w:rStyle w:val="NormalTok"/>
+        </w:rPr>
+        <w:t xml:space="preserve"> </w:t>
+      </w:r>
+      <w:r>
+        <w:rPr>
+          <w:rStyle w:val="StringTok"/>
+        </w:rPr>
+        <w:t xml:space="preserve">"Boxplot kašnjenja pri polasku"</w:t>
+      </w:r>
+      <w:r>
+        <w:rPr>
+          <w:rStyle w:val="NormalTok"/>
+        </w:rPr>
+        <w:t xml:space="preserve">,</w:t>
+      </w:r>
+      <w:r>
+        <w:br/>
+      </w:r>
+      <w:r>
+        <w:rPr>
+          <w:rStyle w:val="NormalTok"/>
+        </w:rPr>
+        <w:t xml:space="preserve">    </w:t>
+      </w:r>
+      <w:r>
+        <w:rPr>
+          <w:rStyle w:val="AttributeTok"/>
+        </w:rPr>
+        <w:t xml:space="preserve">y =</w:t>
+      </w:r>
+      <w:r>
+        <w:rPr>
+          <w:rStyle w:val="NormalTok"/>
+        </w:rPr>
+        <w:t xml:space="preserve"> </w:t>
+      </w:r>
+      <w:r>
+        <w:rPr>
+          <w:rStyle w:val="StringTok"/>
+        </w:rPr>
+        <w:t xml:space="preserve">"Kašnjenje pri polasku (minuti)"</w:t>
+      </w:r>
+      <w:r>
+        <w:rPr>
+          <w:rStyle w:val="NormalTok"/>
+        </w:rPr>
+        <w:t xml:space="preserve">,</w:t>
+      </w:r>
+      <w:r>
+        <w:br/>
+      </w:r>
+      <w:r>
+        <w:rPr>
+          <w:rStyle w:val="NormalTok"/>
+        </w:rPr>
+        <w:t xml:space="preserve">    </w:t>
+      </w:r>
+      <w:r>
+        <w:rPr>
+          <w:rStyle w:val="AttributeTok"/>
+        </w:rPr>
+        <w:t xml:space="preserve">x =</w:t>
+      </w:r>
+      <w:r>
+        <w:rPr>
+          <w:rStyle w:val="NormalTok"/>
+        </w:rPr>
+        <w:t xml:space="preserve"> </w:t>
+      </w:r>
+      <w:r>
+        <w:rPr>
+          <w:rStyle w:val="ConstantTok"/>
+        </w:rPr>
+        <w:t xml:space="preserve">NULL</w:t>
+      </w:r>
+      <w:r>
+        <w:rPr>
+          <w:rStyle w:val="NormalTok"/>
+        </w:rPr>
+        <w:t xml:space="preserve">)</w:t>
+      </w:r>
+    </w:p>
+    <w:p>
+      <w:pPr>
+        <w:pStyle w:val="FirstParagraph"/>
+      </w:pPr>
+      <w:r>
+        <w:drawing>
+          <wp:inline>
+            <wp:extent cx="5943600" cy="3714750"/>
+            <wp:effectExtent b="0" l="0" r="0" t="0"/>
+            <wp:docPr descr="" title="" id="61" name="Picture"/>
+            <a:graphic>
+              <a:graphicData uri="http://schemas.openxmlformats.org/drawingml/2006/picture">
+                <pic:pic>
+                  <pic:nvPicPr>
+                    <pic:cNvPr descr="airline_satisfaction_files/figure-docx/unnamed-chunk-26-1.png" id="62" name="Picture"/>
+                    <pic:cNvPicPr>
+                      <a:picLocks noChangeArrowheads="1" noChangeAspect="1"/>
+                    </pic:cNvPicPr>
+                  </pic:nvPicPr>
+                  <pic:blipFill>
+                    <a:blip r:embed="rId60"/>
+                    <a:stretch>
+                      <a:fillRect/>
+                    </a:stretch>
+                  </pic:blipFill>
+                  <pic:spPr bwMode="auto">
+                    <a:xfrm>
+                      <a:off x="0" y="0"/>
+                      <a:ext cx="5943600" cy="3714750"/>
+                    </a:xfrm>
+                    <a:prstGeom prst="rect">
+                      <a:avLst/>
+                    </a:prstGeom>
+                    <a:noFill/>
+                    <a:ln w="9525">
+                      <a:noFill/>
+                      <a:headEnd/>
+                      <a:tailEnd/>
+                    </a:ln>
+                  </pic:spPr>
+                </pic:pic>
+              </a:graphicData>
+            </a:graphic>
+          </wp:inline>
+        </w:drawing>
+      </w:r>
+    </w:p>
+    <w:p>
+      <w:pPr>
+        <w:pStyle w:val="BodyText"/>
+      </w:pPr>
+      <w:r>
+        <w:t xml:space="preserve">Boxplot potvrđuje da je većina vrednosti kašnjenja pri polasku koncentrisana oko nule, dok je interkvartilni raspon veoma mali. Iznad gornjeg brka (whisker) nalazi se veći broj potencijalno ekstremnih opservacija, koje se protežu do približno 1.600 minuta. Iako ove opservacije predstavljaju manji deo ukupnog broja letova, njihov broj je prema IQR kriterijumu relativno veliki. Ovakav raspored potvrđuje izraženu asimetriju distribucije udesno i ukazuje na postojanje dužih kašnjenja kod manjeg dela letova.</w:t>
+      </w:r>
+    </w:p>
+    <w:p>
+      <w:pPr>
+        <w:pStyle w:val="BodyText"/>
+      </w:pPr>
+      <w:r>
+        <w:t xml:space="preserve">Ove opservacije nećemo automatski uklanjati, jer mogu predstavljati stvarna kašnjenja i važnu informaciju za analizu zadovoljstva putnika. Njihov uticaj biće dodatno razmotren u kasnijim fazama analize i pripreme podataka.</w:t>
+      </w:r>
+    </w:p>
+    <w:p>
+      <w:pPr>
+        <w:pStyle w:val="SourceCode"/>
+      </w:pPr>
+      <w:r>
+        <w:rPr>
+          <w:rStyle w:val="NormalTok"/>
+        </w:rPr>
+        <w:t xml:space="preserve">p_arr_delay </w:t>
+      </w:r>
+      <w:r>
+        <w:rPr>
+          <w:rStyle w:val="OtherTok"/>
+        </w:rPr>
+        <w:t xml:space="preserve">&lt;-</w:t>
+      </w:r>
+      <w:r>
+        <w:rPr>
+          <w:rStyle w:val="NormalTok"/>
+        </w:rPr>
+        <w:t xml:space="preserve"> </w:t>
+      </w:r>
+      <w:r>
+        <w:rPr>
+          <w:rStyle w:val="FunctionTok"/>
+        </w:rPr>
+        <w:t xml:space="preserve">ggplot</w:t>
+      </w:r>
+      <w:r>
+        <w:rPr>
+          <w:rStyle w:val="NormalTok"/>
+        </w:rPr>
+        <w:t xml:space="preserve">(data, </w:t>
+      </w:r>
+      <w:r>
+        <w:rPr>
+          <w:rStyle w:val="FunctionTok"/>
+        </w:rPr>
+        <w:t xml:space="preserve">aes</w:t>
+      </w:r>
+      <w:r>
+        <w:rPr>
+          <w:rStyle w:val="NormalTok"/>
+        </w:rPr>
+        <w:t xml:space="preserve">(</w:t>
+      </w:r>
+      <w:r>
+        <w:rPr>
+          <w:rStyle w:val="AttributeTok"/>
+        </w:rPr>
+        <w:t xml:space="preserve">x =</w:t>
+      </w:r>
+      <w:r>
+        <w:rPr>
+          <w:rStyle w:val="NormalTok"/>
+        </w:rPr>
+        <w:t xml:space="preserve"> Arrival_Delay_in_Minutes)) </w:t>
+      </w:r>
+      <w:r>
+        <w:rPr>
+          <w:rStyle w:val="SpecialCharTok"/>
+        </w:rPr>
+        <w:t xml:space="preserve">+</w:t>
+      </w:r>
+      <w:r>
+        <w:rPr>
+          <w:rStyle w:val="NormalTok"/>
+        </w:rPr>
+        <w:t xml:space="preserve"> </w:t>
+      </w:r>
+      <w:r>
+        <w:br/>
+      </w:r>
+      <w:r>
+        <w:rPr>
+          <w:rStyle w:val="NormalTok"/>
+        </w:rPr>
+        <w:t xml:space="preserve">  </w:t>
+      </w:r>
+      <w:r>
+        <w:rPr>
+          <w:rStyle w:val="FunctionTok"/>
+        </w:rPr>
+        <w:t xml:space="preserve">geom_histogram</w:t>
+      </w:r>
+      <w:r>
+        <w:rPr>
+          <w:rStyle w:val="NormalTok"/>
+        </w:rPr>
+        <w:t xml:space="preserve">(</w:t>
+      </w:r>
+      <w:r>
+        <w:rPr>
+          <w:rStyle w:val="AttributeTok"/>
+        </w:rPr>
+        <w:t xml:space="preserve">binwidth =</w:t>
+      </w:r>
+      <w:r>
+        <w:rPr>
+          <w:rStyle w:val="NormalTok"/>
+        </w:rPr>
+        <w:t xml:space="preserve"> </w:t>
+      </w:r>
+      <w:r>
+        <w:rPr>
+          <w:rStyle w:val="DecValTok"/>
+        </w:rPr>
+        <w:t xml:space="preserve">15</w:t>
+      </w:r>
+      <w:r>
+        <w:rPr>
+          <w:rStyle w:val="NormalTok"/>
+        </w:rPr>
+        <w:t xml:space="preserve">, </w:t>
+      </w:r>
+      <w:r>
+        <w:rPr>
+          <w:rStyle w:val="AttributeTok"/>
+        </w:rPr>
+        <w:t xml:space="preserve">fill =</w:t>
+      </w:r>
+      <w:r>
+        <w:rPr>
+          <w:rStyle w:val="NormalTok"/>
+        </w:rPr>
+        <w:t xml:space="preserve"> </w:t>
+      </w:r>
+      <w:r>
+        <w:rPr>
+          <w:rStyle w:val="StringTok"/>
+        </w:rPr>
+        <w:t xml:space="preserve">"#e74c3c"</w:t>
+      </w:r>
+      <w:r>
+        <w:rPr>
+          <w:rStyle w:val="NormalTok"/>
+        </w:rPr>
+        <w:t xml:space="preserve">, </w:t>
+      </w:r>
+      <w:r>
+        <w:rPr>
+          <w:rStyle w:val="AttributeTok"/>
+        </w:rPr>
+        <w:t xml:space="preserve">color =</w:t>
+      </w:r>
+      <w:r>
+        <w:rPr>
+          <w:rStyle w:val="NormalTok"/>
+        </w:rPr>
+        <w:t xml:space="preserve"> </w:t>
+      </w:r>
+      <w:r>
+        <w:rPr>
+          <w:rStyle w:val="StringTok"/>
+        </w:rPr>
+        <w:t xml:space="preserve">"white"</w:t>
+      </w:r>
+      <w:r>
+        <w:rPr>
+          <w:rStyle w:val="NormalTok"/>
+        </w:rPr>
+        <w:t xml:space="preserve">, </w:t>
+      </w:r>
+      <w:r>
+        <w:rPr>
+          <w:rStyle w:val="AttributeTok"/>
+        </w:rPr>
+        <w:t xml:space="preserve">alpha =</w:t>
+      </w:r>
+      <w:r>
+        <w:rPr>
+          <w:rStyle w:val="NormalTok"/>
+        </w:rPr>
+        <w:t xml:space="preserve"> </w:t>
+      </w:r>
+      <w:r>
+        <w:rPr>
+          <w:rStyle w:val="FloatTok"/>
+        </w:rPr>
+        <w:t xml:space="preserve">0.8</w:t>
+      </w:r>
+      <w:r>
+        <w:rPr>
+          <w:rStyle w:val="NormalTok"/>
+        </w:rPr>
+        <w:t xml:space="preserve">) </w:t>
+      </w:r>
+      <w:r>
+        <w:rPr>
+          <w:rStyle w:val="SpecialCharTok"/>
+        </w:rPr>
+        <w:t xml:space="preserve">+</w:t>
+      </w:r>
+      <w:r>
+        <w:rPr>
+          <w:rStyle w:val="NormalTok"/>
+        </w:rPr>
+        <w:t xml:space="preserve"> </w:t>
+      </w:r>
+      <w:r>
+        <w:br/>
+      </w:r>
+      <w:r>
+        <w:rPr>
+          <w:rStyle w:val="NormalTok"/>
+        </w:rPr>
+        <w:t xml:space="preserve">  </w:t>
+      </w:r>
+      <w:r>
+        <w:rPr>
+          <w:rStyle w:val="FunctionTok"/>
+        </w:rPr>
+        <w:t xml:space="preserve">coord_cartesian</w:t>
+      </w:r>
+      <w:r>
+        <w:rPr>
+          <w:rStyle w:val="NormalTok"/>
+        </w:rPr>
+        <w:t xml:space="preserve">(</w:t>
+      </w:r>
+      <w:r>
+        <w:rPr>
+          <w:rStyle w:val="AttributeTok"/>
+        </w:rPr>
+        <w:t xml:space="preserve">xlim =</w:t>
+      </w:r>
+      <w:r>
+        <w:rPr>
+          <w:rStyle w:val="NormalTok"/>
+        </w:rPr>
+        <w:t xml:space="preserve"> </w:t>
+      </w:r>
+      <w:r>
+        <w:rPr>
+          <w:rStyle w:val="FunctionTok"/>
+        </w:rPr>
+        <w:t xml:space="preserve">c</w:t>
+      </w:r>
+      <w:r>
+        <w:rPr>
+          <w:rStyle w:val="NormalTok"/>
+        </w:rPr>
+        <w:t xml:space="preserve">(</w:t>
+      </w:r>
+      <w:r>
+        <w:rPr>
+          <w:rStyle w:val="DecValTok"/>
+        </w:rPr>
+        <w:t xml:space="preserve">0</w:t>
+      </w:r>
+      <w:r>
+        <w:rPr>
+          <w:rStyle w:val="NormalTok"/>
+        </w:rPr>
+        <w:t xml:space="preserve">, </w:t>
+      </w:r>
+      <w:r>
+        <w:rPr>
+          <w:rStyle w:val="DecValTok"/>
+        </w:rPr>
+        <w:t xml:space="preserve">200</w:t>
+      </w:r>
+      <w:r>
+        <w:rPr>
+          <w:rStyle w:val="NormalTok"/>
+        </w:rPr>
+        <w:t xml:space="preserve">)) </w:t>
+      </w:r>
+      <w:r>
+        <w:rPr>
+          <w:rStyle w:val="SpecialCharTok"/>
+        </w:rPr>
+        <w:t xml:space="preserve">+</w:t>
+      </w:r>
+      <w:r>
+        <w:br/>
+      </w:r>
+      <w:r>
+        <w:rPr>
+          <w:rStyle w:val="NormalTok"/>
+        </w:rPr>
+        <w:t xml:space="preserve">  </w:t>
+      </w:r>
+      <w:r>
+        <w:rPr>
+          <w:rStyle w:val="FunctionTok"/>
+        </w:rPr>
+        <w:t xml:space="preserve">theme_minimal</w:t>
+      </w:r>
+      <w:r>
+        <w:rPr>
+          <w:rStyle w:val="NormalTok"/>
+        </w:rPr>
+        <w:t xml:space="preserve">() </w:t>
+      </w:r>
+      <w:r>
+        <w:rPr>
+          <w:rStyle w:val="SpecialCharTok"/>
+        </w:rPr>
+        <w:t xml:space="preserve">+</w:t>
+      </w:r>
+      <w:r>
+        <w:rPr>
+          <w:rStyle w:val="NormalTok"/>
+        </w:rPr>
+        <w:t xml:space="preserve"> </w:t>
+      </w:r>
+      <w:r>
+        <w:br/>
+      </w:r>
+      <w:r>
+        <w:rPr>
+          <w:rStyle w:val="NormalTok"/>
+        </w:rPr>
+        <w:t xml:space="preserve">  </w:t>
+      </w:r>
+      <w:r>
+        <w:rPr>
+          <w:rStyle w:val="FunctionTok"/>
+        </w:rPr>
+        <w:t xml:space="preserve">labs</w:t>
+      </w:r>
+      <w:r>
+        <w:rPr>
+          <w:rStyle w:val="NormalTok"/>
+        </w:rPr>
+        <w:t xml:space="preserve">(</w:t>
+      </w:r>
+      <w:r>
+        <w:rPr>
+          <w:rStyle w:val="AttributeTok"/>
+        </w:rPr>
+        <w:t xml:space="preserve">title =</w:t>
+      </w:r>
+      <w:r>
+        <w:rPr>
+          <w:rStyle w:val="NormalTok"/>
+        </w:rPr>
+        <w:t xml:space="preserve"> </w:t>
+      </w:r>
+      <w:r>
+        <w:rPr>
+          <w:rStyle w:val="StringTok"/>
+        </w:rPr>
+        <w:t xml:space="preserve">"Distribucija kašnjenja u dolasku"</w:t>
+      </w:r>
+      <w:r>
+        <w:rPr>
+          <w:rStyle w:val="NormalTok"/>
+        </w:rPr>
+        <w:t xml:space="preserve">, </w:t>
+      </w:r>
+      <w:r>
+        <w:rPr>
+          <w:rStyle w:val="AttributeTok"/>
+        </w:rPr>
+        <w:t xml:space="preserve">x =</w:t>
+      </w:r>
+      <w:r>
+        <w:rPr>
+          <w:rStyle w:val="NormalTok"/>
+        </w:rPr>
+        <w:t xml:space="preserve"> </w:t>
+      </w:r>
+      <w:r>
+        <w:rPr>
+          <w:rStyle w:val="StringTok"/>
+        </w:rPr>
+        <w:t xml:space="preserve">"Kašnjenje u dolasku (minuti)"</w:t>
+      </w:r>
+      <w:r>
+        <w:rPr>
+          <w:rStyle w:val="NormalTok"/>
+        </w:rPr>
+        <w:t xml:space="preserve">, </w:t>
+      </w:r>
+      <w:r>
+        <w:rPr>
+          <w:rStyle w:val="AttributeTok"/>
+        </w:rPr>
+        <w:t xml:space="preserve">y =</w:t>
+      </w:r>
+      <w:r>
+        <w:rPr>
+          <w:rStyle w:val="NormalTok"/>
+        </w:rPr>
+        <w:t xml:space="preserve"> </w:t>
+      </w:r>
+      <w:r>
+        <w:rPr>
+          <w:rStyle w:val="StringTok"/>
+        </w:rPr>
+        <w:t xml:space="preserve">"Broj putnika"</w:t>
+      </w:r>
+      <w:r>
+        <w:rPr>
+          <w:rStyle w:val="NormalTok"/>
+        </w:rPr>
+        <w:t xml:space="preserve">)</w:t>
+      </w:r>
+      <w:r>
+        <w:br/>
+      </w:r>
+      <w:r>
+        <w:rPr>
+          <w:rStyle w:val="NormalTok"/>
+        </w:rPr>
+        <w:t xml:space="preserve">p_arr_delay</w:t>
+      </w:r>
+    </w:p>
+    <w:p>
+      <w:pPr>
+        <w:pStyle w:val="FirstParagraph"/>
+      </w:pPr>
+      <w:r>
+        <w:drawing>
+          <wp:inline>
+            <wp:extent cx="5943600" cy="3714750"/>
+            <wp:effectExtent b="0" l="0" r="0" t="0"/>
+            <wp:docPr descr="" title="" id="64" name="Picture"/>
+            <a:graphic>
+              <a:graphicData uri="http://schemas.openxmlformats.org/drawingml/2006/picture">
+                <pic:pic>
+                  <pic:nvPicPr>
+                    <pic:cNvPr descr="airline_satisfaction_files/figure-docx/unnamed-chunk-27-1.png" id="65" name="Picture"/>
+                    <pic:cNvPicPr>
+                      <a:picLocks noChangeArrowheads="1" noChangeAspect="1"/>
+                    </pic:cNvPicPr>
+                  </pic:nvPicPr>
+                  <pic:blipFill>
+                    <a:blip r:embed="rId63"/>
+                    <a:stretch>
+                      <a:fillRect/>
+                    </a:stretch>
+                  </pic:blipFill>
+                  <pic:spPr bwMode="auto">
+                    <a:xfrm>
+                      <a:off x="0" y="0"/>
+                      <a:ext cx="5943600" cy="3714750"/>
+                    </a:xfrm>
+                    <a:prstGeom prst="rect">
+                      <a:avLst/>
+                    </a:prstGeom>
+                    <a:noFill/>
+                    <a:ln w="9525">
+                      <a:noFill/>
+                      <a:headEnd/>
+                      <a:tailEnd/>
+                    </a:ln>
+                  </pic:spPr>
+                </pic:pic>
+              </a:graphicData>
+            </a:graphic>
+          </wp:inline>
+        </w:drawing>
+      </w:r>
+    </w:p>
+    <w:p>
+      <w:pPr>
+        <w:pStyle w:val="BodyText"/>
+      </w:pPr>
+      <w:r>
+        <w:t xml:space="preserve">Distribucija kašnjenja u dolasku pokazuje sličan obrazac kao distribucija kašnjenja pri polasku. Većina putnika stiže na odredište bez kašnjenja ili sa minimalnim kašnjenjem, dok se manji broj opservacija sa dužim kašnjenjima proteže ka desnoj strani distribucije. Ovakav oblik ukazuje na izraženu asimetriju udesno i prisustvo potencijalno ekstremnih vrednosti.</w:t>
+      </w:r>
+    </w:p>
+    <w:p>
+      <w:pPr>
+        <w:pStyle w:val="BodyText"/>
+      </w:pPr>
+      <w:r>
+        <w:t xml:space="preserve">Da bismo dodatno proverili potencijalne ekstremne vrednosti, prikazaćemo boxplot promenljive</w:t>
+      </w:r>
+      <w:r>
+        <w:t xml:space="preserve"> </w:t>
+      </w:r>
+      <w:r>
+        <w:rPr>
+          <w:rStyle w:val="VerbatimChar"/>
+        </w:rPr>
+        <w:t xml:space="preserve">Arrival_Delay_in_Minutes</w:t>
+      </w:r>
+      <w:r>
+        <w:t xml:space="preserve">.</w:t>
+      </w:r>
+    </w:p>
+    <w:p>
+      <w:pPr>
+        <w:pStyle w:val="SourceCode"/>
+      </w:pPr>
+      <w:r>
+        <w:rPr>
+          <w:rStyle w:val="FunctionTok"/>
+        </w:rPr>
+        <w:t xml:space="preserve">ggplot</w:t>
+      </w:r>
+      <w:r>
+        <w:rPr>
+          <w:rStyle w:val="NormalTok"/>
+        </w:rPr>
+        <w:t xml:space="preserve">(data, </w:t>
+      </w:r>
+      <w:r>
+        <w:rPr>
+          <w:rStyle w:val="FunctionTok"/>
+        </w:rPr>
+        <w:t xml:space="preserve">aes</w:t>
+      </w:r>
+      <w:r>
+        <w:rPr>
+          <w:rStyle w:val="NormalTok"/>
+        </w:rPr>
+        <w:t xml:space="preserve">(</w:t>
+      </w:r>
+      <w:r>
+        <w:rPr>
+          <w:rStyle w:val="AttributeTok"/>
+        </w:rPr>
+        <w:t xml:space="preserve">y =</w:t>
+      </w:r>
+      <w:r>
+        <w:rPr>
+          <w:rStyle w:val="NormalTok"/>
+        </w:rPr>
+        <w:t xml:space="preserve"> Arrival_Delay_in_Minutes)) </w:t>
+      </w:r>
+      <w:r>
+        <w:rPr>
+          <w:rStyle w:val="SpecialCharTok"/>
+        </w:rPr>
+        <w:t xml:space="preserve">+</w:t>
+      </w:r>
+      <w:r>
+        <w:br/>
+      </w:r>
+      <w:r>
+        <w:rPr>
+          <w:rStyle w:val="NormalTok"/>
+        </w:rPr>
+        <w:t xml:space="preserve">  </w:t>
+      </w:r>
+      <w:r>
+        <w:rPr>
+          <w:rStyle w:val="FunctionTok"/>
+        </w:rPr>
+        <w:t xml:space="preserve">geom_boxplot</w:t>
+      </w:r>
+      <w:r>
+        <w:rPr>
+          <w:rStyle w:val="NormalTok"/>
+        </w:rPr>
+        <w:t xml:space="preserve">(</w:t>
+      </w:r>
+      <w:r>
+        <w:br/>
+      </w:r>
+      <w:r>
+        <w:rPr>
+          <w:rStyle w:val="NormalTok"/>
+        </w:rPr>
+        <w:t xml:space="preserve">    </w:t>
+      </w:r>
+      <w:r>
+        <w:rPr>
+          <w:rStyle w:val="AttributeTok"/>
+        </w:rPr>
+        <w:t xml:space="preserve">fill =</w:t>
+      </w:r>
+      <w:r>
+        <w:rPr>
+          <w:rStyle w:val="NormalTok"/>
+        </w:rPr>
+        <w:t xml:space="preserve"> </w:t>
+      </w:r>
+      <w:r>
+        <w:rPr>
+          <w:rStyle w:val="StringTok"/>
+        </w:rPr>
+        <w:t xml:space="preserve">"#e74c3c"</w:t>
+      </w:r>
+      <w:r>
+        <w:rPr>
+          <w:rStyle w:val="NormalTok"/>
+        </w:rPr>
+        <w:t xml:space="preserve">,</w:t>
+      </w:r>
+      <w:r>
+        <w:br/>
+      </w:r>
+      <w:r>
+        <w:rPr>
+          <w:rStyle w:val="NormalTok"/>
+        </w:rPr>
+        <w:t xml:space="preserve">    </w:t>
+      </w:r>
+      <w:r>
+        <w:rPr>
+          <w:rStyle w:val="AttributeTok"/>
+        </w:rPr>
+        <w:t xml:space="preserve">color =</w:t>
+      </w:r>
+      <w:r>
+        <w:rPr>
+          <w:rStyle w:val="NormalTok"/>
+        </w:rPr>
+        <w:t xml:space="preserve"> </w:t>
+      </w:r>
+      <w:r>
+        <w:rPr>
+          <w:rStyle w:val="StringTok"/>
+        </w:rPr>
+        <w:t xml:space="preserve">"black"</w:t>
+      </w:r>
+      <w:r>
+        <w:rPr>
+          <w:rStyle w:val="NormalTok"/>
+        </w:rPr>
+        <w:t xml:space="preserve">,</w:t>
+      </w:r>
+      <w:r>
+        <w:br/>
+      </w:r>
+      <w:r>
+        <w:rPr>
+          <w:rStyle w:val="NormalTok"/>
+        </w:rPr>
+        <w:t xml:space="preserve">    </w:t>
+      </w:r>
+      <w:r>
+        <w:rPr>
+          <w:rStyle w:val="AttributeTok"/>
+        </w:rPr>
+        <w:t xml:space="preserve">alpha =</w:t>
+      </w:r>
+      <w:r>
+        <w:rPr>
+          <w:rStyle w:val="NormalTok"/>
+        </w:rPr>
+        <w:t xml:space="preserve"> </w:t>
+      </w:r>
+      <w:r>
+        <w:rPr>
+          <w:rStyle w:val="FloatTok"/>
+        </w:rPr>
+        <w:t xml:space="preserve">0.8</w:t>
+      </w:r>
+      <w:r>
+        <w:rPr>
+          <w:rStyle w:val="NormalTok"/>
+        </w:rPr>
+        <w:t xml:space="preserve">,</w:t>
+      </w:r>
+      <w:r>
+        <w:br/>
+      </w:r>
+      <w:r>
+        <w:rPr>
+          <w:rStyle w:val="NormalTok"/>
+        </w:rPr>
+        <w:t xml:space="preserve">    </w:t>
+      </w:r>
+      <w:r>
+        <w:rPr>
+          <w:rStyle w:val="AttributeTok"/>
+        </w:rPr>
+        <w:t xml:space="preserve">na.rm =</w:t>
+      </w:r>
+      <w:r>
+        <w:rPr>
+          <w:rStyle w:val="NormalTok"/>
+        </w:rPr>
+        <w:t xml:space="preserve"> </w:t>
+      </w:r>
+      <w:r>
+        <w:rPr>
+          <w:rStyle w:val="ConstantTok"/>
+        </w:rPr>
+        <w:t xml:space="preserve">TRUE</w:t>
+      </w:r>
+      <w:r>
+        <w:br/>
+      </w:r>
+      <w:r>
+        <w:rPr>
+          <w:rStyle w:val="NormalTok"/>
+        </w:rPr>
+        <w:t xml:space="preserve">  ) </w:t>
+      </w:r>
+      <w:r>
+        <w:rPr>
+          <w:rStyle w:val="SpecialCharTok"/>
+        </w:rPr>
+        <w:t xml:space="preserve">+</w:t>
+      </w:r>
+      <w:r>
+        <w:br/>
+      </w:r>
+      <w:r>
+        <w:rPr>
+          <w:rStyle w:val="NormalTok"/>
+        </w:rPr>
+        <w:t xml:space="preserve">  </w:t>
+      </w:r>
+      <w:r>
+        <w:rPr>
+          <w:rStyle w:val="FunctionTok"/>
+        </w:rPr>
+        <w:t xml:space="preserve">theme_minimal</w:t>
+      </w:r>
+      <w:r>
+        <w:rPr>
+          <w:rStyle w:val="NormalTok"/>
+        </w:rPr>
+        <w:t xml:space="preserve">() </w:t>
+      </w:r>
+      <w:r>
+        <w:rPr>
+          <w:rStyle w:val="SpecialCharTok"/>
+        </w:rPr>
+        <w:t xml:space="preserve">+</w:t>
+      </w:r>
+      <w:r>
+        <w:br/>
+      </w:r>
+      <w:r>
+        <w:rPr>
+          <w:rStyle w:val="NormalTok"/>
+        </w:rPr>
+        <w:t xml:space="preserve">  </w:t>
+      </w:r>
+      <w:r>
+        <w:rPr>
+          <w:rStyle w:val="FunctionTok"/>
+        </w:rPr>
+        <w:t xml:space="preserve">labs</w:t>
+      </w:r>
+      <w:r>
+        <w:rPr>
+          <w:rStyle w:val="NormalTok"/>
+        </w:rPr>
+        <w:t xml:space="preserve">(</w:t>
+      </w:r>
+      <w:r>
+        <w:br/>
+      </w:r>
+      <w:r>
+        <w:rPr>
+          <w:rStyle w:val="NormalTok"/>
+        </w:rPr>
+        <w:t xml:space="preserve">    </w:t>
+      </w:r>
+      <w:r>
+        <w:rPr>
+          <w:rStyle w:val="AttributeTok"/>
+        </w:rPr>
+        <w:t xml:space="preserve">title =</w:t>
+      </w:r>
+      <w:r>
+        <w:rPr>
+          <w:rStyle w:val="NormalTok"/>
+        </w:rPr>
+        <w:t xml:space="preserve"> </w:t>
+      </w:r>
+      <w:r>
+        <w:rPr>
+          <w:rStyle w:val="StringTok"/>
+        </w:rPr>
+        <w:t xml:space="preserve">"Boxplot kašnjenja pri dolasku"</w:t>
+      </w:r>
+      <w:r>
+        <w:rPr>
+          <w:rStyle w:val="NormalTok"/>
+        </w:rPr>
+        <w:t xml:space="preserve">,</w:t>
+      </w:r>
+      <w:r>
+        <w:br/>
+      </w:r>
+      <w:r>
+        <w:rPr>
+          <w:rStyle w:val="NormalTok"/>
+        </w:rPr>
+        <w:t xml:space="preserve">    </w:t>
+      </w:r>
+      <w:r>
+        <w:rPr>
+          <w:rStyle w:val="AttributeTok"/>
+        </w:rPr>
+        <w:t xml:space="preserve">y =</w:t>
+      </w:r>
+      <w:r>
+        <w:rPr>
+          <w:rStyle w:val="NormalTok"/>
+        </w:rPr>
+        <w:t xml:space="preserve"> </w:t>
+      </w:r>
+      <w:r>
+        <w:rPr>
+          <w:rStyle w:val="StringTok"/>
+        </w:rPr>
+        <w:t xml:space="preserve">"Kašnjenje pri dolasku (minuti)"</w:t>
+      </w:r>
+      <w:r>
+        <w:rPr>
+          <w:rStyle w:val="NormalTok"/>
+        </w:rPr>
+        <w:t xml:space="preserve">,</w:t>
+      </w:r>
+      <w:r>
+        <w:br/>
+      </w:r>
+      <w:r>
+        <w:rPr>
+          <w:rStyle w:val="NormalTok"/>
+        </w:rPr>
+        <w:t xml:space="preserve">    </w:t>
+      </w:r>
+      <w:r>
+        <w:rPr>
+          <w:rStyle w:val="AttributeTok"/>
+        </w:rPr>
+        <w:t xml:space="preserve">x =</w:t>
+      </w:r>
+      <w:r>
+        <w:rPr>
+          <w:rStyle w:val="NormalTok"/>
+        </w:rPr>
+        <w:t xml:space="preserve"> </w:t>
+      </w:r>
+      <w:r>
+        <w:rPr>
+          <w:rStyle w:val="ConstantTok"/>
+        </w:rPr>
+        <w:t xml:space="preserve">NULL</w:t>
+      </w:r>
+      <w:r>
+        <w:br/>
+      </w:r>
+      <w:r>
+        <w:rPr>
+          <w:rStyle w:val="NormalTok"/>
+        </w:rPr>
+        <w:t xml:space="preserve">  )</w:t>
+      </w:r>
+    </w:p>
+    <w:p>
+      <w:pPr>
+        <w:pStyle w:val="FirstParagraph"/>
+      </w:pPr>
+      <w:r>
+        <w:drawing>
+          <wp:inline>
+            <wp:extent cx="5943600" cy="3714750"/>
+            <wp:effectExtent b="0" l="0" r="0" t="0"/>
+            <wp:docPr descr="" title="" id="67" name="Picture"/>
+            <a:graphic>
+              <a:graphicData uri="http://schemas.openxmlformats.org/drawingml/2006/picture">
+                <pic:pic>
+                  <pic:nvPicPr>
+                    <pic:cNvPr descr="airline_satisfaction_files/figure-docx/unnamed-chunk-28-1.png" id="68" name="Picture"/>
+                    <pic:cNvPicPr>
+                      <a:picLocks noChangeArrowheads="1" noChangeAspect="1"/>
+                    </pic:cNvPicPr>
+                  </pic:nvPicPr>
+                  <pic:blipFill>
+                    <a:blip r:embed="rId66"/>
+                    <a:stretch>
+                      <a:fillRect/>
+                    </a:stretch>
+                  </pic:blipFill>
+                  <pic:spPr bwMode="auto">
+                    <a:xfrm>
+                      <a:off x="0" y="0"/>
+                      <a:ext cx="5943600" cy="3714750"/>
+                    </a:xfrm>
+                    <a:prstGeom prst="rect">
+                      <a:avLst/>
+                    </a:prstGeom>
+                    <a:noFill/>
+                    <a:ln w="9525">
+                      <a:noFill/>
+                      <a:headEnd/>
+                      <a:tailEnd/>
+                    </a:ln>
+                  </pic:spPr>
+                </pic:pic>
+              </a:graphicData>
+            </a:graphic>
+          </wp:inline>
+        </w:drawing>
+      </w:r>
+    </w:p>
+    <w:p>
+      <w:pPr>
+        <w:pStyle w:val="BodyText"/>
+      </w:pPr>
+      <w:r>
+        <w:t xml:space="preserve">Boxplot pokazuje da je većina vrednosti kašnjenja pri dolasku koncentrisana oko nule, dok je interkvartilni raspon mali. Iznad gornjeg brka nalazi se veći broj potencijalno ekstremnih opservacija, koje predstavljaju duža kašnjenja. Ovakav raspored dodatno potvrđuje izraženu asimetriju distribucije udesno.</w:t>
+      </w:r>
+    </w:p>
+    <w:p>
+      <w:pPr>
+        <w:pStyle w:val="BodyText"/>
+      </w:pPr>
+      <w:r>
+        <w:t xml:space="preserve">Potencijalne ekstremne vrednosti nećemo automatski uklanjati, jer mogu predstavljati stvarna kašnjenja i važnu informaciju za analizu zadovoljstva putnika. Njihov uticaj biće dodatno razmotren u kasnijim fazama analize i pripreme podataka. Povezanost između kašnjenja pri polasku i kašnjenja pri dolasku biće ispitana u okviru bivarijantne analize.</w:t>
+      </w:r>
+    </w:p>
+    <w:bookmarkEnd w:id="69"/>
+    <w:bookmarkEnd w:id="70"/>
+    <w:bookmarkEnd w:id="71"/>
     <w:sectPr>
       <w:pgSz w:h="15840" w:w="12240"/>
       <w:pgMar w:bottom="1440" w:footer="720" w:gutter="0" w:header="720" w:left="1440" w:right="1440" w:top="1440"/>
@@ -8769,7 +14007,7 @@
     <w:name w:val="ConstantTok"/>
     <w:basedOn w:val="VerbatimChar"/>
     <w:rPr>
-      <w:color w:val="000000"/>
+      <w:color w:val="8f5902"/>
       <w:shd w:val="clear" w:fill="f8f8f8"/>
     </w:rPr>
   </w:style>
@@ -8785,8 +14023,9 @@
     <w:name w:val="SpecialCharTok"/>
     <w:basedOn w:val="VerbatimChar"/>
     <w:rPr>
-      <w:color w:val="000000"/>
+      <w:color w:val="ce5c00"/>
       <w:shd w:val="clear" w:fill="f8f8f8"/>
+      <w:b/>
     </w:rPr>
   </w:style>
   <w:style w:type="character" w:customStyle="1" w:styleId="StringTok">
@@ -8871,8 +14110,9 @@
     <w:name w:val="FunctionTok"/>
     <w:basedOn w:val="VerbatimChar"/>
     <w:rPr>
-      <w:color w:val="000000"/>
+      <w:color w:val="204a87"/>
       <w:shd w:val="clear" w:fill="f8f8f8"/>
+      <w:b/>
     </w:rPr>
   </w:style>
   <w:style w:type="character" w:customStyle="1" w:styleId="VariableTok">
@@ -8928,7 +14168,7 @@
     <w:name w:val="AttributeTok"/>
     <w:basedOn w:val="VerbatimChar"/>
     <w:rPr>
-      <w:color w:val="c4a000"/>
+      <w:color w:val="204a87"/>
       <w:shd w:val="clear" w:fill="f8f8f8"/>
     </w:rPr>
   </w:style>

--- a/reports/airline_satisfaction.docx
+++ b/reports/airline_satisfaction.docx
@@ -4621,7 +4621,7 @@
     </w:p>
     <w:bookmarkEnd w:id="30"/>
     <w:bookmarkEnd w:id="31"/>
-    <w:bookmarkStart w:id="71" w:name="eksplorativna-analiza-podataka-eda"/>
+    <w:bookmarkStart w:id="78" w:name="eksplorativna-analiza-podataka-eda"/>
     <w:p>
       <w:pPr>
         <w:pStyle w:val="Heading1"/>
@@ -12899,7 +12899,1476 @@
     </w:p>
     <w:bookmarkEnd w:id="69"/>
     <w:bookmarkEnd w:id="70"/>
-    <w:bookmarkEnd w:id="71"/>
+    <w:bookmarkStart w:id="77" w:name="bivarijantna-analiza"/>
+    <w:p>
+      <w:pPr>
+        <w:pStyle w:val="Heading2"/>
+      </w:pPr>
+      <w:r>
+        <w:t xml:space="preserve">Bivarijantna analiza</w:t>
+      </w:r>
+    </w:p>
+    <w:p>
+      <w:pPr>
+        <w:pStyle w:val="FirstParagraph"/>
+      </w:pPr>
+      <w:r>
+        <w:t xml:space="preserve">Bivarijantna analiza predstavlja deo eksplorativne analize u okviru koga se ispituje odnos između dve promenljive. Za razliku od univarijantne analize, u kojoj se svaka promenljiva posmatra pojedinačno, bivarijantna analiza omogućava da utvrdimo da li između promenljivih postoje određeni obrasci, razlike ili povezanosti.</w:t>
+      </w:r>
+    </w:p>
+    <w:p>
+      <w:pPr>
+        <w:pStyle w:val="BodyText"/>
+      </w:pPr>
+      <w:r>
+        <w:t xml:space="preserve">U ovom radu posebnu pažnju posvetićemo ispitivanju odnosa između karakteristika putnika i leta, sa jedne strane, i ciljne promenljive</w:t>
+      </w:r>
+      <w:r>
+        <w:t xml:space="preserve"> </w:t>
+      </w:r>
+      <w:r>
+        <w:rPr>
+          <w:rStyle w:val="VerbatimChar"/>
+        </w:rPr>
+        <w:t xml:space="preserve">Satisfaction</w:t>
+      </w:r>
+      <w:r>
+        <w:t xml:space="preserve">, sa druge strane. Cilj je da se utvrdi da li se zadovoljstvo putnika razlikuje u zavisnosti od pola, tipa korisnika, svrhe putovanja, klase leta, starosti, dužine leta, vremena kašnjenja i ocena pojedinačnih usluga.</w:t>
+      </w:r>
+    </w:p>
+    <w:p>
+      <w:pPr>
+        <w:pStyle w:val="BodyText"/>
+      </w:pPr>
+      <w:r>
+        <w:t xml:space="preserve">Kod kategorijskih promenljivih analiziraćemo raspodelu zadovoljnih i nezadovoljnih putnika unutar svake kategorije. Na primer, ispitaćemo da li se procenat zadovoljnih putnika razlikuje između poslovne i ekonomske klase, između lojalnih i dislojalnih korisnika, kao i između poslovnih i ličnih putovanja. Za ove prikaze koristićemo tabele frekvencija, procentualne stubičaste dijagrame i, po potrebi, test nezavisnosti.</w:t>
+      </w:r>
+    </w:p>
+    <w:p>
+      <w:pPr>
+        <w:pStyle w:val="BodyText"/>
+      </w:pPr>
+      <w:r>
+        <w:t xml:space="preserve">Kod numeričkih promenljivih poredićemo njihove distribucije između zadovoljnih i nezadovoljnih putnika. Na taj način možemo ispitati da li se, na primer, starost putnika, dužina leta ili vreme kašnjenja razlikuju između ove dve grupe. Za prikaz odnosa koristićemo boxplot grafikone, a kod promenljivih za koje je to opravdano i korelacionu analizu.</w:t>
+      </w:r>
+    </w:p>
+    <w:p>
+      <w:pPr>
+        <w:pStyle w:val="BodyText"/>
+      </w:pPr>
+      <w:r>
+        <w:t xml:space="preserve">Posebno ćemo analizirati odnos između ocena usluga i ciljne promenljive</w:t>
+      </w:r>
+      <w:r>
+        <w:t xml:space="preserve"> </w:t>
+      </w:r>
+      <w:r>
+        <w:rPr>
+          <w:rStyle w:val="VerbatimChar"/>
+        </w:rPr>
+        <w:t xml:space="preserve">Satisfaction</w:t>
+      </w:r>
+      <w:r>
+        <w:t xml:space="preserve">. Na osnovu tih analiza možemo utvrditi da li su više ocene usluga češće povezane sa zadovoljnim putnicima i koje karakteristike potencijalno imaju najveći značaj za predviđanje zadovoljstva.</w:t>
+      </w:r>
+    </w:p>
+    <w:p>
+      <w:pPr>
+        <w:pStyle w:val="BodyText"/>
+      </w:pPr>
+      <w:r>
+        <w:t xml:space="preserve">Rezultate bivarijantne analize nećemo tumačiti kao dokaz uzročno-posledične veze. Uočene razlike i povezanosti opisuju obrasce u posmatranom skupu podataka i poslužiće kao osnova za izbor promenljivih i izgradnju modela mašinskog učenja.</w:t>
+      </w:r>
+    </w:p>
+    <w:bookmarkStart w:id="75" w:name="X5217c69aba886573b720b1404d40e9d4f26bb3e"/>
+    <w:p>
+      <w:pPr>
+        <w:pStyle w:val="Heading3"/>
+      </w:pPr>
+      <w:r>
+        <w:t xml:space="preserve">Bivarijantna analiza kategorijskih promenljivih</w:t>
+      </w:r>
+    </w:p>
+    <w:bookmarkStart w:id="74" w:name="odnos-pola-i-zadovoljstva-putnika"/>
+    <w:p>
+      <w:pPr>
+        <w:pStyle w:val="Heading4"/>
+      </w:pPr>
+      <w:r>
+        <w:t xml:space="preserve">Odnos pola i zadovoljstva putnika</w:t>
+      </w:r>
+    </w:p>
+    <w:p>
+      <w:pPr>
+        <w:pStyle w:val="FirstParagraph"/>
+      </w:pPr>
+      <w:r>
+        <w:t xml:space="preserve">U ovom delu ispitaćemo da li se zadovoljstvo putnika razlikuje u zavisnosti od pola. Za razliku od univarijantne analize, u kojoj smo posmatrali samo zastupljenost muškaraca i žena, sada ćemo analizirati raspodelu kategorija</w:t>
+      </w:r>
+      <w:r>
+        <w:t xml:space="preserve"> </w:t>
+      </w:r>
+      <w:r>
+        <w:rPr>
+          <w:rStyle w:val="VerbatimChar"/>
+        </w:rPr>
+        <w:t xml:space="preserve">Satisfied</w:t>
+      </w:r>
+      <w:r>
+        <w:t xml:space="preserve"> </w:t>
+      </w:r>
+      <w:r>
+        <w:t xml:space="preserve">i</w:t>
+      </w:r>
+      <w:r>
+        <w:t xml:space="preserve"> </w:t>
+      </w:r>
+      <w:r>
+        <w:rPr>
+          <w:rStyle w:val="VerbatimChar"/>
+        </w:rPr>
+        <w:t xml:space="preserve">Not Satisfied</w:t>
+      </w:r>
+      <w:r>
+        <w:t xml:space="preserve"> </w:t>
+      </w:r>
+      <w:r>
+        <w:t xml:space="preserve">unutar svake polne grupe.</w:t>
+      </w:r>
+    </w:p>
+    <w:p>
+      <w:pPr>
+        <w:pStyle w:val="BodyText"/>
+      </w:pPr>
+      <w:r>
+        <w:t xml:space="preserve">Za poređenje ćemo koristiti relativne frekvencije, odnosno procenat zadovoljnih i nezadovoljnih putnika unutar svake kategorije pola. Korišćenje procenata je važno zato što omogućava pravično poređenje grupa, čak i kada njihov ukupan broj nije potpuno jednak.</w:t>
+      </w:r>
+    </w:p>
+    <w:p>
+      <w:pPr>
+        <w:pStyle w:val="SourceCode"/>
+      </w:pPr>
+      <w:r>
+        <w:rPr>
+          <w:rStyle w:val="NormalTok"/>
+        </w:rPr>
+        <w:t xml:space="preserve">gender_satisfaction </w:t>
+      </w:r>
+      <w:r>
+        <w:rPr>
+          <w:rStyle w:val="OtherTok"/>
+        </w:rPr>
+        <w:t xml:space="preserve">&lt;-</w:t>
+      </w:r>
+      <w:r>
+        <w:rPr>
+          <w:rStyle w:val="NormalTok"/>
+        </w:rPr>
+        <w:t xml:space="preserve"> data </w:t>
+      </w:r>
+      <w:r>
+        <w:rPr>
+          <w:rStyle w:val="SpecialCharTok"/>
+        </w:rPr>
+        <w:t xml:space="preserve">%&gt;%</w:t>
+      </w:r>
+      <w:r>
+        <w:br/>
+      </w:r>
+      <w:r>
+        <w:rPr>
+          <w:rStyle w:val="NormalTok"/>
+        </w:rPr>
+        <w:t xml:space="preserve">  </w:t>
+      </w:r>
+      <w:r>
+        <w:rPr>
+          <w:rStyle w:val="FunctionTok"/>
+        </w:rPr>
+        <w:t xml:space="preserve">count</w:t>
+      </w:r>
+      <w:r>
+        <w:rPr>
+          <w:rStyle w:val="NormalTok"/>
+        </w:rPr>
+        <w:t xml:space="preserve">(Gender, Satisfaction, </w:t>
+      </w:r>
+      <w:r>
+        <w:rPr>
+          <w:rStyle w:val="AttributeTok"/>
+        </w:rPr>
+        <w:t xml:space="preserve">name =</w:t>
+      </w:r>
+      <w:r>
+        <w:rPr>
+          <w:rStyle w:val="NormalTok"/>
+        </w:rPr>
+        <w:t xml:space="preserve"> </w:t>
+      </w:r>
+      <w:r>
+        <w:rPr>
+          <w:rStyle w:val="StringTok"/>
+        </w:rPr>
+        <w:t xml:space="preserve">"Broj"</w:t>
+      </w:r>
+      <w:r>
+        <w:rPr>
+          <w:rStyle w:val="NormalTok"/>
+        </w:rPr>
+        <w:t xml:space="preserve">) </w:t>
+      </w:r>
+      <w:r>
+        <w:rPr>
+          <w:rStyle w:val="SpecialCharTok"/>
+        </w:rPr>
+        <w:t xml:space="preserve">%&gt;%</w:t>
+      </w:r>
+      <w:r>
+        <w:br/>
+      </w:r>
+      <w:r>
+        <w:rPr>
+          <w:rStyle w:val="NormalTok"/>
+        </w:rPr>
+        <w:t xml:space="preserve">  </w:t>
+      </w:r>
+      <w:r>
+        <w:rPr>
+          <w:rStyle w:val="FunctionTok"/>
+        </w:rPr>
+        <w:t xml:space="preserve">group_by</w:t>
+      </w:r>
+      <w:r>
+        <w:rPr>
+          <w:rStyle w:val="NormalTok"/>
+        </w:rPr>
+        <w:t xml:space="preserve">(Gender) </w:t>
+      </w:r>
+      <w:r>
+        <w:rPr>
+          <w:rStyle w:val="SpecialCharTok"/>
+        </w:rPr>
+        <w:t xml:space="preserve">%&gt;%</w:t>
+      </w:r>
+      <w:r>
+        <w:br/>
+      </w:r>
+      <w:r>
+        <w:rPr>
+          <w:rStyle w:val="NormalTok"/>
+        </w:rPr>
+        <w:t xml:space="preserve">  </w:t>
+      </w:r>
+      <w:r>
+        <w:rPr>
+          <w:rStyle w:val="FunctionTok"/>
+        </w:rPr>
+        <w:t xml:space="preserve">mutate</w:t>
+      </w:r>
+      <w:r>
+        <w:rPr>
+          <w:rStyle w:val="NormalTok"/>
+        </w:rPr>
+        <w:t xml:space="preserve">(</w:t>
+      </w:r>
+      <w:r>
+        <w:rPr>
+          <w:rStyle w:val="AttributeTok"/>
+        </w:rPr>
+        <w:t xml:space="preserve">Procenat =</w:t>
+      </w:r>
+      <w:r>
+        <w:rPr>
+          <w:rStyle w:val="NormalTok"/>
+        </w:rPr>
+        <w:t xml:space="preserve"> </w:t>
+      </w:r>
+      <w:r>
+        <w:rPr>
+          <w:rStyle w:val="FunctionTok"/>
+        </w:rPr>
+        <w:t xml:space="preserve">round</w:t>
+      </w:r>
+      <w:r>
+        <w:rPr>
+          <w:rStyle w:val="NormalTok"/>
+        </w:rPr>
+        <w:t xml:space="preserve">(Broj </w:t>
+      </w:r>
+      <w:r>
+        <w:rPr>
+          <w:rStyle w:val="SpecialCharTok"/>
+        </w:rPr>
+        <w:t xml:space="preserve">/</w:t>
+      </w:r>
+      <w:r>
+        <w:rPr>
+          <w:rStyle w:val="NormalTok"/>
+        </w:rPr>
+        <w:t xml:space="preserve"> </w:t>
+      </w:r>
+      <w:r>
+        <w:rPr>
+          <w:rStyle w:val="FunctionTok"/>
+        </w:rPr>
+        <w:t xml:space="preserve">sum</w:t>
+      </w:r>
+      <w:r>
+        <w:rPr>
+          <w:rStyle w:val="NormalTok"/>
+        </w:rPr>
+        <w:t xml:space="preserve">(Broj) </w:t>
+      </w:r>
+      <w:r>
+        <w:rPr>
+          <w:rStyle w:val="SpecialCharTok"/>
+        </w:rPr>
+        <w:t xml:space="preserve">*</w:t>
+      </w:r>
+      <w:r>
+        <w:rPr>
+          <w:rStyle w:val="NormalTok"/>
+        </w:rPr>
+        <w:t xml:space="preserve"> </w:t>
+      </w:r>
+      <w:r>
+        <w:rPr>
+          <w:rStyle w:val="DecValTok"/>
+        </w:rPr>
+        <w:t xml:space="preserve">100</w:t>
+      </w:r>
+      <w:r>
+        <w:rPr>
+          <w:rStyle w:val="NormalTok"/>
+        </w:rPr>
+        <w:t xml:space="preserve">, </w:t>
+      </w:r>
+      <w:r>
+        <w:rPr>
+          <w:rStyle w:val="DecValTok"/>
+        </w:rPr>
+        <w:t xml:space="preserve">2</w:t>
+      </w:r>
+      <w:r>
+        <w:rPr>
+          <w:rStyle w:val="NormalTok"/>
+        </w:rPr>
+        <w:t xml:space="preserve">)) </w:t>
+      </w:r>
+      <w:r>
+        <w:rPr>
+          <w:rStyle w:val="SpecialCharTok"/>
+        </w:rPr>
+        <w:t xml:space="preserve">%&gt;%</w:t>
+      </w:r>
+      <w:r>
+        <w:br/>
+      </w:r>
+      <w:r>
+        <w:rPr>
+          <w:rStyle w:val="NormalTok"/>
+        </w:rPr>
+        <w:t xml:space="preserve">  </w:t>
+      </w:r>
+      <w:r>
+        <w:rPr>
+          <w:rStyle w:val="FunctionTok"/>
+        </w:rPr>
+        <w:t xml:space="preserve">ungroup</w:t>
+      </w:r>
+      <w:r>
+        <w:rPr>
+          <w:rStyle w:val="NormalTok"/>
+        </w:rPr>
+        <w:t xml:space="preserve">()</w:t>
+      </w:r>
+      <w:r>
+        <w:br/>
+      </w:r>
+      <w:r>
+        <w:br/>
+      </w:r>
+      <w:r>
+        <w:rPr>
+          <w:rStyle w:val="NormalTok"/>
+        </w:rPr>
+        <w:t xml:space="preserve">gender_satisfaction</w:t>
+      </w:r>
+    </w:p>
+    <w:p>
+      <w:pPr>
+        <w:pStyle w:val="SourceCode"/>
+      </w:pPr>
+      <w:r>
+        <w:rPr>
+          <w:rStyle w:val="VerbatimChar"/>
+        </w:rPr>
+        <w:t xml:space="preserve">## # A tibble: 4 × 4</w:t>
+      </w:r>
+      <w:r>
+        <w:br/>
+      </w:r>
+      <w:r>
+        <w:rPr>
+          <w:rStyle w:val="VerbatimChar"/>
+        </w:rPr>
+        <w:t xml:space="preserve">##   Gender Satisfaction   Broj Procenat</w:t>
+      </w:r>
+      <w:r>
+        <w:br/>
+      </w:r>
+      <w:r>
+        <w:rPr>
+          <w:rStyle w:val="VerbatimChar"/>
+        </w:rPr>
+        <w:t xml:space="preserve">##   &lt;fct&gt;  &lt;fct&gt;         &lt;int&gt;    &lt;dbl&gt;</w:t>
+      </w:r>
+      <w:r>
+        <w:br/>
+      </w:r>
+      <w:r>
+        <w:rPr>
+          <w:rStyle w:val="VerbatimChar"/>
+        </w:rPr>
+        <w:t xml:space="preserve">## 1 Female Satisfied     28269     42.9</w:t>
+      </w:r>
+      <w:r>
+        <w:br/>
+      </w:r>
+      <w:r>
+        <w:rPr>
+          <w:rStyle w:val="VerbatimChar"/>
+        </w:rPr>
+        <w:t xml:space="preserve">## 2 Female Not Satisfied 37630     57.1</w:t>
+      </w:r>
+      <w:r>
+        <w:br/>
+      </w:r>
+      <w:r>
+        <w:rPr>
+          <w:rStyle w:val="VerbatimChar"/>
+        </w:rPr>
+        <w:t xml:space="preserve">## 3 Male   Satisfied     28159     44.0</w:t>
+      </w:r>
+      <w:r>
+        <w:br/>
+      </w:r>
+      <w:r>
+        <w:rPr>
+          <w:rStyle w:val="VerbatimChar"/>
+        </w:rPr>
+        <w:t xml:space="preserve">## 4 Male   Not Satisfied 35822     56.0</w:t>
+      </w:r>
+    </w:p>
+    <w:p>
+      <w:pPr>
+        <w:pStyle w:val="FirstParagraph"/>
+      </w:pPr>
+      <w:r>
+        <w:t xml:space="preserve">Da bismo lakše uporedili zadovoljstvo putnika između polnih grupa, prikazaćemo proporcionalni stubičasti dijagram. Visina svakog stuba predstavlja 100% putnika unutar jedne polne grupe, dok boje prikazuju udeo zadovoljnih i nezadovoljnih putnika.</w:t>
+      </w:r>
+    </w:p>
+    <w:p>
+      <w:pPr>
+        <w:pStyle w:val="SourceCode"/>
+      </w:pPr>
+      <w:r>
+        <w:rPr>
+          <w:rStyle w:val="FunctionTok"/>
+        </w:rPr>
+        <w:t xml:space="preserve">ggplot</w:t>
+      </w:r>
+      <w:r>
+        <w:rPr>
+          <w:rStyle w:val="NormalTok"/>
+        </w:rPr>
+        <w:t xml:space="preserve">(data, </w:t>
+      </w:r>
+      <w:r>
+        <w:rPr>
+          <w:rStyle w:val="FunctionTok"/>
+        </w:rPr>
+        <w:t xml:space="preserve">aes</w:t>
+      </w:r>
+      <w:r>
+        <w:rPr>
+          <w:rStyle w:val="NormalTok"/>
+        </w:rPr>
+        <w:t xml:space="preserve">(</w:t>
+      </w:r>
+      <w:r>
+        <w:rPr>
+          <w:rStyle w:val="AttributeTok"/>
+        </w:rPr>
+        <w:t xml:space="preserve">x =</w:t>
+      </w:r>
+      <w:r>
+        <w:rPr>
+          <w:rStyle w:val="NormalTok"/>
+        </w:rPr>
+        <w:t xml:space="preserve"> Gender, </w:t>
+      </w:r>
+      <w:r>
+        <w:rPr>
+          <w:rStyle w:val="AttributeTok"/>
+        </w:rPr>
+        <w:t xml:space="preserve">fill =</w:t>
+      </w:r>
+      <w:r>
+        <w:rPr>
+          <w:rStyle w:val="NormalTok"/>
+        </w:rPr>
+        <w:t xml:space="preserve"> Satisfaction)) </w:t>
+      </w:r>
+      <w:r>
+        <w:rPr>
+          <w:rStyle w:val="SpecialCharTok"/>
+        </w:rPr>
+        <w:t xml:space="preserve">+</w:t>
+      </w:r>
+      <w:r>
+        <w:br/>
+      </w:r>
+      <w:r>
+        <w:rPr>
+          <w:rStyle w:val="NormalTok"/>
+        </w:rPr>
+        <w:t xml:space="preserve">  </w:t>
+      </w:r>
+      <w:r>
+        <w:rPr>
+          <w:rStyle w:val="FunctionTok"/>
+        </w:rPr>
+        <w:t xml:space="preserve">geom_bar</w:t>
+      </w:r>
+      <w:r>
+        <w:rPr>
+          <w:rStyle w:val="NormalTok"/>
+        </w:rPr>
+        <w:t xml:space="preserve">(</w:t>
+      </w:r>
+      <w:r>
+        <w:rPr>
+          <w:rStyle w:val="AttributeTok"/>
+        </w:rPr>
+        <w:t xml:space="preserve">position =</w:t>
+      </w:r>
+      <w:r>
+        <w:rPr>
+          <w:rStyle w:val="NormalTok"/>
+        </w:rPr>
+        <w:t xml:space="preserve"> </w:t>
+      </w:r>
+      <w:r>
+        <w:rPr>
+          <w:rStyle w:val="StringTok"/>
+        </w:rPr>
+        <w:t xml:space="preserve">"fill"</w:t>
+      </w:r>
+      <w:r>
+        <w:rPr>
+          <w:rStyle w:val="NormalTok"/>
+        </w:rPr>
+        <w:t xml:space="preserve">) </w:t>
+      </w:r>
+      <w:r>
+        <w:rPr>
+          <w:rStyle w:val="SpecialCharTok"/>
+        </w:rPr>
+        <w:t xml:space="preserve">+</w:t>
+      </w:r>
+      <w:r>
+        <w:br/>
+      </w:r>
+      <w:r>
+        <w:rPr>
+          <w:rStyle w:val="NormalTok"/>
+        </w:rPr>
+        <w:t xml:space="preserve">  </w:t>
+      </w:r>
+      <w:r>
+        <w:rPr>
+          <w:rStyle w:val="FunctionTok"/>
+        </w:rPr>
+        <w:t xml:space="preserve">scale_y_continuous</w:t>
+      </w:r>
+      <w:r>
+        <w:rPr>
+          <w:rStyle w:val="NormalTok"/>
+        </w:rPr>
+        <w:t xml:space="preserve">(</w:t>
+      </w:r>
+      <w:r>
+        <w:br/>
+      </w:r>
+      <w:r>
+        <w:rPr>
+          <w:rStyle w:val="NormalTok"/>
+        </w:rPr>
+        <w:t xml:space="preserve">    </w:t>
+      </w:r>
+      <w:r>
+        <w:rPr>
+          <w:rStyle w:val="AttributeTok"/>
+        </w:rPr>
+        <w:t xml:space="preserve">labels =</w:t>
+      </w:r>
+      <w:r>
+        <w:rPr>
+          <w:rStyle w:val="NormalTok"/>
+        </w:rPr>
+        <w:t xml:space="preserve"> scales</w:t>
+      </w:r>
+      <w:r>
+        <w:rPr>
+          <w:rStyle w:val="SpecialCharTok"/>
+        </w:rPr>
+        <w:t xml:space="preserve">::</w:t>
+      </w:r>
+      <w:r>
+        <w:rPr>
+          <w:rStyle w:val="FunctionTok"/>
+        </w:rPr>
+        <w:t xml:space="preserve">percent_format</w:t>
+      </w:r>
+      <w:r>
+        <w:rPr>
+          <w:rStyle w:val="NormalTok"/>
+        </w:rPr>
+        <w:t xml:space="preserve">()</w:t>
+      </w:r>
+      <w:r>
+        <w:br/>
+      </w:r>
+      <w:r>
+        <w:rPr>
+          <w:rStyle w:val="NormalTok"/>
+        </w:rPr>
+        <w:t xml:space="preserve">  ) </w:t>
+      </w:r>
+      <w:r>
+        <w:rPr>
+          <w:rStyle w:val="SpecialCharTok"/>
+        </w:rPr>
+        <w:t xml:space="preserve">+</w:t>
+      </w:r>
+      <w:r>
+        <w:br/>
+      </w:r>
+      <w:r>
+        <w:rPr>
+          <w:rStyle w:val="NormalTok"/>
+        </w:rPr>
+        <w:t xml:space="preserve">  </w:t>
+      </w:r>
+      <w:r>
+        <w:rPr>
+          <w:rStyle w:val="FunctionTok"/>
+        </w:rPr>
+        <w:t xml:space="preserve">scale_fill_manual</w:t>
+      </w:r>
+      <w:r>
+        <w:rPr>
+          <w:rStyle w:val="NormalTok"/>
+        </w:rPr>
+        <w:t xml:space="preserve">(</w:t>
+      </w:r>
+      <w:r>
+        <w:br/>
+      </w:r>
+      <w:r>
+        <w:rPr>
+          <w:rStyle w:val="NormalTok"/>
+        </w:rPr>
+        <w:t xml:space="preserve">    </w:t>
+      </w:r>
+      <w:r>
+        <w:rPr>
+          <w:rStyle w:val="AttributeTok"/>
+        </w:rPr>
+        <w:t xml:space="preserve">values =</w:t>
+      </w:r>
+      <w:r>
+        <w:rPr>
+          <w:rStyle w:val="NormalTok"/>
+        </w:rPr>
+        <w:t xml:space="preserve"> </w:t>
+      </w:r>
+      <w:r>
+        <w:rPr>
+          <w:rStyle w:val="FunctionTok"/>
+        </w:rPr>
+        <w:t xml:space="preserve">c</w:t>
+      </w:r>
+      <w:r>
+        <w:rPr>
+          <w:rStyle w:val="NormalTok"/>
+        </w:rPr>
+        <w:t xml:space="preserve">(</w:t>
+      </w:r>
+      <w:r>
+        <w:br/>
+      </w:r>
+      <w:r>
+        <w:rPr>
+          <w:rStyle w:val="NormalTok"/>
+        </w:rPr>
+        <w:t xml:space="preserve">      </w:t>
+      </w:r>
+      <w:r>
+        <w:rPr>
+          <w:rStyle w:val="StringTok"/>
+        </w:rPr>
+        <w:t xml:space="preserve">"Satisfied"</w:t>
+      </w:r>
+      <w:r>
+        <w:rPr>
+          <w:rStyle w:val="NormalTok"/>
+        </w:rPr>
+        <w:t xml:space="preserve"> </w:t>
+      </w:r>
+      <w:r>
+        <w:rPr>
+          <w:rStyle w:val="OtherTok"/>
+        </w:rPr>
+        <w:t xml:space="preserve">=</w:t>
+      </w:r>
+      <w:r>
+        <w:rPr>
+          <w:rStyle w:val="NormalTok"/>
+        </w:rPr>
+        <w:t xml:space="preserve"> </w:t>
+      </w:r>
+      <w:r>
+        <w:rPr>
+          <w:rStyle w:val="StringTok"/>
+        </w:rPr>
+        <w:t xml:space="preserve">"#2ecc71"</w:t>
+      </w:r>
+      <w:r>
+        <w:rPr>
+          <w:rStyle w:val="NormalTok"/>
+        </w:rPr>
+        <w:t xml:space="preserve">,</w:t>
+      </w:r>
+      <w:r>
+        <w:br/>
+      </w:r>
+      <w:r>
+        <w:rPr>
+          <w:rStyle w:val="NormalTok"/>
+        </w:rPr>
+        <w:t xml:space="preserve">      </w:t>
+      </w:r>
+      <w:r>
+        <w:rPr>
+          <w:rStyle w:val="StringTok"/>
+        </w:rPr>
+        <w:t xml:space="preserve">"Not Satisfied"</w:t>
+      </w:r>
+      <w:r>
+        <w:rPr>
+          <w:rStyle w:val="NormalTok"/>
+        </w:rPr>
+        <w:t xml:space="preserve"> </w:t>
+      </w:r>
+      <w:r>
+        <w:rPr>
+          <w:rStyle w:val="OtherTok"/>
+        </w:rPr>
+        <w:t xml:space="preserve">=</w:t>
+      </w:r>
+      <w:r>
+        <w:rPr>
+          <w:rStyle w:val="NormalTok"/>
+        </w:rPr>
+        <w:t xml:space="preserve"> </w:t>
+      </w:r>
+      <w:r>
+        <w:rPr>
+          <w:rStyle w:val="StringTok"/>
+        </w:rPr>
+        <w:t xml:space="preserve">"#e74c3c"</w:t>
+      </w:r>
+      <w:r>
+        <w:br/>
+      </w:r>
+      <w:r>
+        <w:rPr>
+          <w:rStyle w:val="NormalTok"/>
+        </w:rPr>
+        <w:t xml:space="preserve">    )</w:t>
+      </w:r>
+      <w:r>
+        <w:br/>
+      </w:r>
+      <w:r>
+        <w:rPr>
+          <w:rStyle w:val="NormalTok"/>
+        </w:rPr>
+        <w:t xml:space="preserve">  ) </w:t>
+      </w:r>
+      <w:r>
+        <w:rPr>
+          <w:rStyle w:val="SpecialCharTok"/>
+        </w:rPr>
+        <w:t xml:space="preserve">+</w:t>
+      </w:r>
+      <w:r>
+        <w:br/>
+      </w:r>
+      <w:r>
+        <w:rPr>
+          <w:rStyle w:val="NormalTok"/>
+        </w:rPr>
+        <w:t xml:space="preserve">  </w:t>
+      </w:r>
+      <w:r>
+        <w:rPr>
+          <w:rStyle w:val="FunctionTok"/>
+        </w:rPr>
+        <w:t xml:space="preserve">theme_minimal</w:t>
+      </w:r>
+      <w:r>
+        <w:rPr>
+          <w:rStyle w:val="NormalTok"/>
+        </w:rPr>
+        <w:t xml:space="preserve">() </w:t>
+      </w:r>
+      <w:r>
+        <w:rPr>
+          <w:rStyle w:val="SpecialCharTok"/>
+        </w:rPr>
+        <w:t xml:space="preserve">+</w:t>
+      </w:r>
+      <w:r>
+        <w:br/>
+      </w:r>
+      <w:r>
+        <w:rPr>
+          <w:rStyle w:val="NormalTok"/>
+        </w:rPr>
+        <w:t xml:space="preserve">  </w:t>
+      </w:r>
+      <w:r>
+        <w:rPr>
+          <w:rStyle w:val="FunctionTok"/>
+        </w:rPr>
+        <w:t xml:space="preserve">labs</w:t>
+      </w:r>
+      <w:r>
+        <w:rPr>
+          <w:rStyle w:val="NormalTok"/>
+        </w:rPr>
+        <w:t xml:space="preserve">(</w:t>
+      </w:r>
+      <w:r>
+        <w:br/>
+      </w:r>
+      <w:r>
+        <w:rPr>
+          <w:rStyle w:val="NormalTok"/>
+        </w:rPr>
+        <w:t xml:space="preserve">    </w:t>
+      </w:r>
+      <w:r>
+        <w:rPr>
+          <w:rStyle w:val="AttributeTok"/>
+        </w:rPr>
+        <w:t xml:space="preserve">title =</w:t>
+      </w:r>
+      <w:r>
+        <w:rPr>
+          <w:rStyle w:val="NormalTok"/>
+        </w:rPr>
+        <w:t xml:space="preserve"> </w:t>
+      </w:r>
+      <w:r>
+        <w:rPr>
+          <w:rStyle w:val="StringTok"/>
+        </w:rPr>
+        <w:t xml:space="preserve">"Zadovoljstvo putnika prema polu"</w:t>
+      </w:r>
+      <w:r>
+        <w:rPr>
+          <w:rStyle w:val="NormalTok"/>
+        </w:rPr>
+        <w:t xml:space="preserve">,</w:t>
+      </w:r>
+      <w:r>
+        <w:br/>
+      </w:r>
+      <w:r>
+        <w:rPr>
+          <w:rStyle w:val="NormalTok"/>
+        </w:rPr>
+        <w:t xml:space="preserve">    </w:t>
+      </w:r>
+      <w:r>
+        <w:rPr>
+          <w:rStyle w:val="AttributeTok"/>
+        </w:rPr>
+        <w:t xml:space="preserve">x =</w:t>
+      </w:r>
+      <w:r>
+        <w:rPr>
+          <w:rStyle w:val="NormalTok"/>
+        </w:rPr>
+        <w:t xml:space="preserve"> </w:t>
+      </w:r>
+      <w:r>
+        <w:rPr>
+          <w:rStyle w:val="StringTok"/>
+        </w:rPr>
+        <w:t xml:space="preserve">"Pol"</w:t>
+      </w:r>
+      <w:r>
+        <w:rPr>
+          <w:rStyle w:val="NormalTok"/>
+        </w:rPr>
+        <w:t xml:space="preserve">,</w:t>
+      </w:r>
+      <w:r>
+        <w:br/>
+      </w:r>
+      <w:r>
+        <w:rPr>
+          <w:rStyle w:val="NormalTok"/>
+        </w:rPr>
+        <w:t xml:space="preserve">    </w:t>
+      </w:r>
+      <w:r>
+        <w:rPr>
+          <w:rStyle w:val="AttributeTok"/>
+        </w:rPr>
+        <w:t xml:space="preserve">y =</w:t>
+      </w:r>
+      <w:r>
+        <w:rPr>
+          <w:rStyle w:val="NormalTok"/>
+        </w:rPr>
+        <w:t xml:space="preserve"> </w:t>
+      </w:r>
+      <w:r>
+        <w:rPr>
+          <w:rStyle w:val="StringTok"/>
+        </w:rPr>
+        <w:t xml:space="preserve">"Procenat putnika"</w:t>
+      </w:r>
+      <w:r>
+        <w:rPr>
+          <w:rStyle w:val="NormalTok"/>
+        </w:rPr>
+        <w:t xml:space="preserve">,</w:t>
+      </w:r>
+      <w:r>
+        <w:br/>
+      </w:r>
+      <w:r>
+        <w:rPr>
+          <w:rStyle w:val="NormalTok"/>
+        </w:rPr>
+        <w:t xml:space="preserve">    </w:t>
+      </w:r>
+      <w:r>
+        <w:rPr>
+          <w:rStyle w:val="AttributeTok"/>
+        </w:rPr>
+        <w:t xml:space="preserve">fill =</w:t>
+      </w:r>
+      <w:r>
+        <w:rPr>
+          <w:rStyle w:val="NormalTok"/>
+        </w:rPr>
+        <w:t xml:space="preserve"> </w:t>
+      </w:r>
+      <w:r>
+        <w:rPr>
+          <w:rStyle w:val="StringTok"/>
+        </w:rPr>
+        <w:t xml:space="preserve">"Status zadovoljstva"</w:t>
+      </w:r>
+      <w:r>
+        <w:br/>
+      </w:r>
+      <w:r>
+        <w:rPr>
+          <w:rStyle w:val="NormalTok"/>
+        </w:rPr>
+        <w:t xml:space="preserve">  )</w:t>
+      </w:r>
+    </w:p>
+    <w:p>
+      <w:pPr>
+        <w:pStyle w:val="FirstParagraph"/>
+      </w:pPr>
+      <w:r>
+        <w:drawing>
+          <wp:inline>
+            <wp:extent cx="5943600" cy="3714750"/>
+            <wp:effectExtent b="0" l="0" r="0" t="0"/>
+            <wp:docPr descr="" title="" id="72" name="Picture"/>
+            <a:graphic>
+              <a:graphicData uri="http://schemas.openxmlformats.org/drawingml/2006/picture">
+                <pic:pic>
+                  <pic:nvPicPr>
+                    <pic:cNvPr descr="airline_satisfaction_files/figure-docx/unnamed-chunk-30-1.png" id="73" name="Picture"/>
+                    <pic:cNvPicPr>
+                      <a:picLocks noChangeArrowheads="1" noChangeAspect="1"/>
+                    </pic:cNvPicPr>
+                  </pic:nvPicPr>
+                  <pic:blipFill>
+                    <a:blip r:embed="rId71"/>
+                    <a:stretch>
+                      <a:fillRect/>
+                    </a:stretch>
+                  </pic:blipFill>
+                  <pic:spPr bwMode="auto">
+                    <a:xfrm>
+                      <a:off x="0" y="0"/>
+                      <a:ext cx="5943600" cy="3714750"/>
+                    </a:xfrm>
+                    <a:prstGeom prst="rect">
+                      <a:avLst/>
+                    </a:prstGeom>
+                    <a:noFill/>
+                    <a:ln w="9525">
+                      <a:noFill/>
+                      <a:headEnd/>
+                      <a:tailEnd/>
+                    </a:ln>
+                  </pic:spPr>
+                </pic:pic>
+              </a:graphicData>
+            </a:graphic>
+          </wp:inline>
+        </w:drawing>
+      </w:r>
+    </w:p>
+    <w:p>
+      <w:pPr>
+        <w:pStyle w:val="BodyText"/>
+      </w:pPr>
+      <w:r>
+        <w:t xml:space="preserve">Na osnovu tabele i proporcionalnog stubičastog dijagrama uočavamo da su raspodele zadovoljstva kod muškaraca i žena veoma slične. U grupi žena 42,9% putnika je zadovoljno, dok je 57,1% nezadovoljno. Kod muškaraca zadovoljni putnici čine 44,0%, a nezadovoljni 56,0%.</w:t>
+      </w:r>
+    </w:p>
+    <w:p>
+      <w:pPr>
+        <w:pStyle w:val="BodyText"/>
+      </w:pPr>
+      <w:r>
+        <w:t xml:space="preserve">Razlika u procentu zadovoljnih putnika između muškaraca i žena iznosi približno 1,1 procentni poen, što predstavlja malu razliku. Na osnovu ovog prikaza ne uočava se značajna razlika u zadovoljstvu putnika između dve polne grupe. Ipak, grafički prikaz sam po sebi ne predstavlja formalni statistički test, pa bi se značajnost eventualne povezanosti mogla dodatno proveriti hi-kvadrat testom.</w:t>
+      </w:r>
+    </w:p>
+    <w:p>
+      <w:pPr>
+        <w:pStyle w:val="BodyText"/>
+      </w:pPr>
+      <w:r>
+        <w:t xml:space="preserve">Da bismo formalno proverili da li postoji povezanost između pola i zadovoljstva putnika, primenjen je hi-kvadrat test nezavisnosti. Nultom hipotezom pretpostavlja se da pol i zadovoljstvo putnika nisu povezani, dok alternativna hipoteza pretpostavlja da između njih postoji povezanost.</w:t>
+      </w:r>
+    </w:p>
+    <w:p>
+      <w:pPr>
+        <w:pStyle w:val="SourceCode"/>
+      </w:pPr>
+      <w:r>
+        <w:rPr>
+          <w:rStyle w:val="NormalTok"/>
+        </w:rPr>
+        <w:t xml:space="preserve">gender_satisfaction_table </w:t>
+      </w:r>
+      <w:r>
+        <w:rPr>
+          <w:rStyle w:val="OtherTok"/>
+        </w:rPr>
+        <w:t xml:space="preserve">&lt;-</w:t>
+      </w:r>
+      <w:r>
+        <w:rPr>
+          <w:rStyle w:val="NormalTok"/>
+        </w:rPr>
+        <w:t xml:space="preserve"> </w:t>
+      </w:r>
+      <w:r>
+        <w:rPr>
+          <w:rStyle w:val="FunctionTok"/>
+        </w:rPr>
+        <w:t xml:space="preserve">table</w:t>
+      </w:r>
+      <w:r>
+        <w:rPr>
+          <w:rStyle w:val="NormalTok"/>
+        </w:rPr>
+        <w:t xml:space="preserve">(data</w:t>
+      </w:r>
+      <w:r>
+        <w:rPr>
+          <w:rStyle w:val="SpecialCharTok"/>
+        </w:rPr>
+        <w:t xml:space="preserve">$</w:t>
+      </w:r>
+      <w:r>
+        <w:rPr>
+          <w:rStyle w:val="NormalTok"/>
+        </w:rPr>
+        <w:t xml:space="preserve">Gender, data</w:t>
+      </w:r>
+      <w:r>
+        <w:rPr>
+          <w:rStyle w:val="SpecialCharTok"/>
+        </w:rPr>
+        <w:t xml:space="preserve">$</w:t>
+      </w:r>
+      <w:r>
+        <w:rPr>
+          <w:rStyle w:val="NormalTok"/>
+        </w:rPr>
+        <w:t xml:space="preserve">Satisfaction)</w:t>
+      </w:r>
+      <w:r>
+        <w:br/>
+      </w:r>
+      <w:r>
+        <w:br/>
+      </w:r>
+      <w:r>
+        <w:rPr>
+          <w:rStyle w:val="NormalTok"/>
+        </w:rPr>
+        <w:t xml:space="preserve">gender_satisfaction_table</w:t>
+      </w:r>
+    </w:p>
+    <w:p>
+      <w:pPr>
+        <w:pStyle w:val="SourceCode"/>
+      </w:pPr>
+      <w:r>
+        <w:rPr>
+          <w:rStyle w:val="VerbatimChar"/>
+        </w:rPr>
+        <w:t xml:space="preserve">##         </w:t>
+      </w:r>
+      <w:r>
+        <w:br/>
+      </w:r>
+      <w:r>
+        <w:rPr>
+          <w:rStyle w:val="VerbatimChar"/>
+        </w:rPr>
+        <w:t xml:space="preserve">##          Satisfied Not Satisfied</w:t>
+      </w:r>
+      <w:r>
+        <w:br/>
+      </w:r>
+      <w:r>
+        <w:rPr>
+          <w:rStyle w:val="VerbatimChar"/>
+        </w:rPr>
+        <w:t xml:space="preserve">##   Female     28269         37630</w:t>
+      </w:r>
+      <w:r>
+        <w:br/>
+      </w:r>
+      <w:r>
+        <w:rPr>
+          <w:rStyle w:val="VerbatimChar"/>
+        </w:rPr>
+        <w:t xml:space="preserve">##   Male       28159         35822</w:t>
+      </w:r>
+    </w:p>
+    <w:p>
+      <w:pPr>
+        <w:pStyle w:val="SourceCode"/>
+      </w:pPr>
+      <w:r>
+        <w:rPr>
+          <w:rStyle w:val="NormalTok"/>
+        </w:rPr>
+        <w:t xml:space="preserve">gender_chisq </w:t>
+      </w:r>
+      <w:r>
+        <w:rPr>
+          <w:rStyle w:val="OtherTok"/>
+        </w:rPr>
+        <w:t xml:space="preserve">&lt;-</w:t>
+      </w:r>
+      <w:r>
+        <w:rPr>
+          <w:rStyle w:val="NormalTok"/>
+        </w:rPr>
+        <w:t xml:space="preserve"> </w:t>
+      </w:r>
+      <w:r>
+        <w:rPr>
+          <w:rStyle w:val="FunctionTok"/>
+        </w:rPr>
+        <w:t xml:space="preserve">chisq.test</w:t>
+      </w:r>
+      <w:r>
+        <w:rPr>
+          <w:rStyle w:val="NormalTok"/>
+        </w:rPr>
+        <w:t xml:space="preserve">(gender_satisfaction_table)</w:t>
+      </w:r>
+      <w:r>
+        <w:br/>
+      </w:r>
+      <w:r>
+        <w:br/>
+      </w:r>
+      <w:r>
+        <w:rPr>
+          <w:rStyle w:val="NormalTok"/>
+        </w:rPr>
+        <w:t xml:space="preserve">gender_chisq</w:t>
+      </w:r>
+    </w:p>
+    <w:p>
+      <w:pPr>
+        <w:pStyle w:val="SourceCode"/>
+      </w:pPr>
+      <w:r>
+        <w:rPr>
+          <w:rStyle w:val="VerbatimChar"/>
+        </w:rPr>
+        <w:t xml:space="preserve">## </w:t>
+      </w:r>
+      <w:r>
+        <w:br/>
+      </w:r>
+      <w:r>
+        <w:rPr>
+          <w:rStyle w:val="VerbatimChar"/>
+        </w:rPr>
+        <w:t xml:space="preserve">##  Pearson's Chi-squared test with Yates' continuity correction</w:t>
+      </w:r>
+      <w:r>
+        <w:br/>
+      </w:r>
+      <w:r>
+        <w:rPr>
+          <w:rStyle w:val="VerbatimChar"/>
+        </w:rPr>
+        <w:t xml:space="preserve">## </w:t>
+      </w:r>
+      <w:r>
+        <w:br/>
+      </w:r>
+      <w:r>
+        <w:rPr>
+          <w:rStyle w:val="VerbatimChar"/>
+        </w:rPr>
+        <w:t xml:space="preserve">## data:  gender_satisfaction_table</w:t>
+      </w:r>
+      <w:r>
+        <w:br/>
+      </w:r>
+      <w:r>
+        <w:rPr>
+          <w:rStyle w:val="VerbatimChar"/>
+        </w:rPr>
+        <w:t xml:space="preserve">## X-squared = 16.352, df = 1, p-value = 5.26e-05</w:t>
+      </w:r>
+    </w:p>
+    <w:p>
+      <w:pPr>
+        <w:pStyle w:val="FirstParagraph"/>
+      </w:pPr>
+      <w:r>
+        <w:t xml:space="preserve">Rezultat hi-kvadrat testa pokazuje da postoji statistički značajna povezanost između pola i zadovoljstva putnika, χ²(1) = 16,352, p &lt; 0,001. Zbog toga odbacujemo nultu hipotezu o nezavisnosti ove dve promenljive.</w:t>
+      </w:r>
+    </w:p>
+    <w:p>
+      <w:pPr>
+        <w:pStyle w:val="BodyText"/>
+      </w:pPr>
+      <w:r>
+        <w:t xml:space="preserve">Međutim, statistička značajnost ne znači nužno da je razlika praktično velika. U grupi žena zadovoljni putnici čine 42,9%, dok kod muškaraca čine 44,0%, što predstavlja razliku od približno 1,1 procentnog poena. Zbog velikog broja opservacija i ovako mala razlika može biti statistički značajna.</w:t>
+      </w:r>
+    </w:p>
+    <w:p>
+      <w:pPr>
+        <w:pStyle w:val="BodyText"/>
+      </w:pPr>
+      <w:r>
+        <w:t xml:space="preserve">Da bismo procenili jačinu povezanosti, izračunat je Cramerov koeficijent V.</w:t>
+      </w:r>
+    </w:p>
+    <w:p>
+      <w:pPr>
+        <w:pStyle w:val="SourceCode"/>
+      </w:pPr>
+      <w:r>
+        <w:rPr>
+          <w:rStyle w:val="NormalTok"/>
+        </w:rPr>
+        <w:t xml:space="preserve">n </w:t>
+      </w:r>
+      <w:r>
+        <w:rPr>
+          <w:rStyle w:val="OtherTok"/>
+        </w:rPr>
+        <w:t xml:space="preserve">&lt;-</w:t>
+      </w:r>
+      <w:r>
+        <w:rPr>
+          <w:rStyle w:val="NormalTok"/>
+        </w:rPr>
+        <w:t xml:space="preserve"> </w:t>
+      </w:r>
+      <w:r>
+        <w:rPr>
+          <w:rStyle w:val="FunctionTok"/>
+        </w:rPr>
+        <w:t xml:space="preserve">sum</w:t>
+      </w:r>
+      <w:r>
+        <w:rPr>
+          <w:rStyle w:val="NormalTok"/>
+        </w:rPr>
+        <w:t xml:space="preserve">(gender_satisfaction_table)</w:t>
+      </w:r>
+      <w:r>
+        <w:br/>
+      </w:r>
+      <w:r>
+        <w:rPr>
+          <w:rStyle w:val="NormalTok"/>
+        </w:rPr>
+        <w:t xml:space="preserve">chi_square </w:t>
+      </w:r>
+      <w:r>
+        <w:rPr>
+          <w:rStyle w:val="OtherTok"/>
+        </w:rPr>
+        <w:t xml:space="preserve">&lt;-</w:t>
+      </w:r>
+      <w:r>
+        <w:rPr>
+          <w:rStyle w:val="NormalTok"/>
+        </w:rPr>
+        <w:t xml:space="preserve"> </w:t>
+      </w:r>
+      <w:r>
+        <w:rPr>
+          <w:rStyle w:val="FunctionTok"/>
+        </w:rPr>
+        <w:t xml:space="preserve">as.numeric</w:t>
+      </w:r>
+      <w:r>
+        <w:rPr>
+          <w:rStyle w:val="NormalTok"/>
+        </w:rPr>
+        <w:t xml:space="preserve">(gender_chisq</w:t>
+      </w:r>
+      <w:r>
+        <w:rPr>
+          <w:rStyle w:val="SpecialCharTok"/>
+        </w:rPr>
+        <w:t xml:space="preserve">$</w:t>
+      </w:r>
+      <w:r>
+        <w:rPr>
+          <w:rStyle w:val="NormalTok"/>
+        </w:rPr>
+        <w:t xml:space="preserve">statistic)</w:t>
+      </w:r>
+      <w:r>
+        <w:br/>
+      </w:r>
+      <w:r>
+        <w:br/>
+      </w:r>
+      <w:r>
+        <w:rPr>
+          <w:rStyle w:val="NormalTok"/>
+        </w:rPr>
+        <w:t xml:space="preserve">cramers_v </w:t>
+      </w:r>
+      <w:r>
+        <w:rPr>
+          <w:rStyle w:val="OtherTok"/>
+        </w:rPr>
+        <w:t xml:space="preserve">&lt;-</w:t>
+      </w:r>
+      <w:r>
+        <w:rPr>
+          <w:rStyle w:val="NormalTok"/>
+        </w:rPr>
+        <w:t xml:space="preserve"> </w:t>
+      </w:r>
+      <w:r>
+        <w:rPr>
+          <w:rStyle w:val="FunctionTok"/>
+        </w:rPr>
+        <w:t xml:space="preserve">sqrt</w:t>
+      </w:r>
+      <w:r>
+        <w:rPr>
+          <w:rStyle w:val="NormalTok"/>
+        </w:rPr>
+        <w:t xml:space="preserve">(chi_square </w:t>
+      </w:r>
+      <w:r>
+        <w:rPr>
+          <w:rStyle w:val="SpecialCharTok"/>
+        </w:rPr>
+        <w:t xml:space="preserve">/</w:t>
+      </w:r>
+      <w:r>
+        <w:rPr>
+          <w:rStyle w:val="NormalTok"/>
+        </w:rPr>
+        <w:t xml:space="preserve"> n)</w:t>
+      </w:r>
+      <w:r>
+        <w:br/>
+      </w:r>
+      <w:r>
+        <w:br/>
+      </w:r>
+      <w:r>
+        <w:rPr>
+          <w:rStyle w:val="NormalTok"/>
+        </w:rPr>
+        <w:t xml:space="preserve">cramers_v</w:t>
+      </w:r>
+    </w:p>
+    <w:p>
+      <w:pPr>
+        <w:pStyle w:val="SourceCode"/>
+      </w:pPr>
+      <w:r>
+        <w:rPr>
+          <w:rStyle w:val="VerbatimChar"/>
+        </w:rPr>
+        <w:t xml:space="preserve">## [1] 0.01122058</w:t>
+      </w:r>
+    </w:p>
+    <w:p>
+      <w:pPr>
+        <w:pStyle w:val="FirstParagraph"/>
+      </w:pPr>
+      <w:r>
+        <w:t xml:space="preserve">Dobijena vrednost Cramerovog V iznosi približno 0,011, što ukazuje na veoma slabu povezanost između pola i zadovoljstva putnika. Prema tome, iako je povezanost statistički značajna, njena praktična važnost je veoma mala. Na osnovu ove analize ne može se zaključiti da pol značajno određuje zadovoljstvo putnika, već samo da u posmatranom skupu postoji vrlo mala razlika između dve polne grupe.</w:t>
+      </w:r>
+    </w:p>
+    <w:bookmarkEnd w:id="74"/>
+    <w:bookmarkEnd w:id="75"/>
+    <w:bookmarkStart w:id="76" w:name="X1203714cc99f79146cd0d42ff12c9c190835c1d"/>
+    <w:p>
+      <w:pPr>
+        <w:pStyle w:val="Heading3"/>
+      </w:pPr>
+      <w:r>
+        <w:t xml:space="preserve">Odnos tipa korisnika i zadovoljstva putnika (Customer_Type)</w:t>
+      </w:r>
+    </w:p>
+    <w:bookmarkEnd w:id="76"/>
+    <w:bookmarkEnd w:id="77"/>
+    <w:bookmarkEnd w:id="78"/>
     <w:sectPr>
       <w:pgSz w:h="15840" w:w="12240"/>
       <w:pgMar w:bottom="1440" w:footer="720" w:gutter="0" w:header="720" w:left="1440" w:right="1440" w:top="1440"/>

--- a/reports/airline_satisfaction.docx
+++ b/reports/airline_satisfaction.docx
@@ -4621,7 +4621,7 @@
     </w:p>
     <w:bookmarkEnd w:id="30"/>
     <w:bookmarkEnd w:id="31"/>
-    <w:bookmarkStart w:id="78" w:name="eksplorativna-analiza-podataka-eda"/>
+    <w:bookmarkStart w:id="85" w:name="eksplorativna-analiza-podataka-eda"/>
     <w:p>
       <w:pPr>
         <w:pStyle w:val="Heading1"/>
@@ -12899,7 +12899,7 @@
     </w:p>
     <w:bookmarkEnd w:id="69"/>
     <w:bookmarkEnd w:id="70"/>
-    <w:bookmarkStart w:id="77" w:name="bivarijantna-analiza"/>
+    <w:bookmarkStart w:id="84" w:name="bivarijantna-analiza"/>
     <w:p>
       <w:pPr>
         <w:pStyle w:val="Heading2"/>
@@ -14357,18 +14357,2914 @@
     </w:p>
     <w:bookmarkEnd w:id="74"/>
     <w:bookmarkEnd w:id="75"/>
-    <w:bookmarkStart w:id="76" w:name="X1203714cc99f79146cd0d42ff12c9c190835c1d"/>
+    <w:bookmarkStart w:id="79" w:name="X1203714cc99f79146cd0d42ff12c9c190835c1d"/>
     <w:p>
       <w:pPr>
         <w:pStyle w:val="Heading3"/>
       </w:pPr>
       <w:r>
-        <w:t xml:space="preserve">Odnos tipa korisnika i zadovoljstva putnika (Customer_Type)</w:t>
-      </w:r>
-    </w:p>
-    <w:bookmarkEnd w:id="76"/>
-    <w:bookmarkEnd w:id="77"/>
-    <w:bookmarkEnd w:id="78"/>
+        <w:t xml:space="preserve">Odnos tipa korisnika i zadovoljstva putnika (</w:t>
+      </w:r>
+      <w:r>
+        <w:rPr>
+          <w:rStyle w:val="VerbatimChar"/>
+        </w:rPr>
+        <w:t xml:space="preserve">Customer_Type</w:t>
+      </w:r>
+      <w:r>
+        <w:t xml:space="preserve">)</w:t>
+      </w:r>
+    </w:p>
+    <w:p>
+      <w:pPr>
+        <w:pStyle w:val="FirstParagraph"/>
+      </w:pPr>
+      <w:r>
+        <w:t xml:space="preserve">U nastavku ćemo ispitati da li se zadovoljstvo putnika razlikuje između lojalnih i dislojalnih korisnika. U univarijantnoj analizi uočeno je da su lojalni korisnici znatno zastupljeniji u odnosu na dislojalne korisnike. Zbog toga ćemo u ovoj analizi koristiti relativne frekvencije, odnosno procenat zadovoljnih i nezadovoljnih putnika unutar svake kategorije korisnika.</w:t>
+      </w:r>
+    </w:p>
+    <w:p>
+      <w:pPr>
+        <w:pStyle w:val="BodyText"/>
+      </w:pPr>
+      <w:r>
+        <w:t xml:space="preserve">Na ovaj način možemo da proverimo da li se raspodela zadovoljstva razlikuje između ove dve grupe, nezavisno od njihovog ukupnog broja u skupu podataka.</w:t>
+      </w:r>
+    </w:p>
+    <w:p>
+      <w:pPr>
+        <w:pStyle w:val="SourceCode"/>
+      </w:pPr>
+      <w:r>
+        <w:rPr>
+          <w:rStyle w:val="NormalTok"/>
+        </w:rPr>
+        <w:t xml:space="preserve">customer_satisfaction </w:t>
+      </w:r>
+      <w:r>
+        <w:rPr>
+          <w:rStyle w:val="OtherTok"/>
+        </w:rPr>
+        <w:t xml:space="preserve">&lt;-</w:t>
+      </w:r>
+      <w:r>
+        <w:rPr>
+          <w:rStyle w:val="NormalTok"/>
+        </w:rPr>
+        <w:t xml:space="preserve"> data </w:t>
+      </w:r>
+      <w:r>
+        <w:rPr>
+          <w:rStyle w:val="SpecialCharTok"/>
+        </w:rPr>
+        <w:t xml:space="preserve">%&gt;%</w:t>
+      </w:r>
+      <w:r>
+        <w:br/>
+      </w:r>
+      <w:r>
+        <w:rPr>
+          <w:rStyle w:val="NormalTok"/>
+        </w:rPr>
+        <w:t xml:space="preserve">  </w:t>
+      </w:r>
+      <w:r>
+        <w:rPr>
+          <w:rStyle w:val="FunctionTok"/>
+        </w:rPr>
+        <w:t xml:space="preserve">count</w:t>
+      </w:r>
+      <w:r>
+        <w:rPr>
+          <w:rStyle w:val="NormalTok"/>
+        </w:rPr>
+        <w:t xml:space="preserve">(Customer_Type, Satisfaction, </w:t>
+      </w:r>
+      <w:r>
+        <w:rPr>
+          <w:rStyle w:val="AttributeTok"/>
+        </w:rPr>
+        <w:t xml:space="preserve">name =</w:t>
+      </w:r>
+      <w:r>
+        <w:rPr>
+          <w:rStyle w:val="NormalTok"/>
+        </w:rPr>
+        <w:t xml:space="preserve"> </w:t>
+      </w:r>
+      <w:r>
+        <w:rPr>
+          <w:rStyle w:val="StringTok"/>
+        </w:rPr>
+        <w:t xml:space="preserve">"Broj"</w:t>
+      </w:r>
+      <w:r>
+        <w:rPr>
+          <w:rStyle w:val="NormalTok"/>
+        </w:rPr>
+        <w:t xml:space="preserve">) </w:t>
+      </w:r>
+      <w:r>
+        <w:rPr>
+          <w:rStyle w:val="SpecialCharTok"/>
+        </w:rPr>
+        <w:t xml:space="preserve">%&gt;%</w:t>
+      </w:r>
+      <w:r>
+        <w:br/>
+      </w:r>
+      <w:r>
+        <w:rPr>
+          <w:rStyle w:val="NormalTok"/>
+        </w:rPr>
+        <w:t xml:space="preserve">  </w:t>
+      </w:r>
+      <w:r>
+        <w:rPr>
+          <w:rStyle w:val="FunctionTok"/>
+        </w:rPr>
+        <w:t xml:space="preserve">group_by</w:t>
+      </w:r>
+      <w:r>
+        <w:rPr>
+          <w:rStyle w:val="NormalTok"/>
+        </w:rPr>
+        <w:t xml:space="preserve">(Customer_Type) </w:t>
+      </w:r>
+      <w:r>
+        <w:rPr>
+          <w:rStyle w:val="SpecialCharTok"/>
+        </w:rPr>
+        <w:t xml:space="preserve">%&gt;%</w:t>
+      </w:r>
+      <w:r>
+        <w:br/>
+      </w:r>
+      <w:r>
+        <w:rPr>
+          <w:rStyle w:val="NormalTok"/>
+        </w:rPr>
+        <w:t xml:space="preserve">  </w:t>
+      </w:r>
+      <w:r>
+        <w:rPr>
+          <w:rStyle w:val="FunctionTok"/>
+        </w:rPr>
+        <w:t xml:space="preserve">mutate</w:t>
+      </w:r>
+      <w:r>
+        <w:rPr>
+          <w:rStyle w:val="NormalTok"/>
+        </w:rPr>
+        <w:t xml:space="preserve">(</w:t>
+      </w:r>
+      <w:r>
+        <w:rPr>
+          <w:rStyle w:val="AttributeTok"/>
+        </w:rPr>
+        <w:t xml:space="preserve">Procenat =</w:t>
+      </w:r>
+      <w:r>
+        <w:rPr>
+          <w:rStyle w:val="NormalTok"/>
+        </w:rPr>
+        <w:t xml:space="preserve"> </w:t>
+      </w:r>
+      <w:r>
+        <w:rPr>
+          <w:rStyle w:val="FunctionTok"/>
+        </w:rPr>
+        <w:t xml:space="preserve">round</w:t>
+      </w:r>
+      <w:r>
+        <w:rPr>
+          <w:rStyle w:val="NormalTok"/>
+        </w:rPr>
+        <w:t xml:space="preserve">(Broj </w:t>
+      </w:r>
+      <w:r>
+        <w:rPr>
+          <w:rStyle w:val="SpecialCharTok"/>
+        </w:rPr>
+        <w:t xml:space="preserve">/</w:t>
+      </w:r>
+      <w:r>
+        <w:rPr>
+          <w:rStyle w:val="NormalTok"/>
+        </w:rPr>
+        <w:t xml:space="preserve"> </w:t>
+      </w:r>
+      <w:r>
+        <w:rPr>
+          <w:rStyle w:val="FunctionTok"/>
+        </w:rPr>
+        <w:t xml:space="preserve">sum</w:t>
+      </w:r>
+      <w:r>
+        <w:rPr>
+          <w:rStyle w:val="NormalTok"/>
+        </w:rPr>
+        <w:t xml:space="preserve">(Broj) </w:t>
+      </w:r>
+      <w:r>
+        <w:rPr>
+          <w:rStyle w:val="SpecialCharTok"/>
+        </w:rPr>
+        <w:t xml:space="preserve">*</w:t>
+      </w:r>
+      <w:r>
+        <w:rPr>
+          <w:rStyle w:val="NormalTok"/>
+        </w:rPr>
+        <w:t xml:space="preserve"> </w:t>
+      </w:r>
+      <w:r>
+        <w:rPr>
+          <w:rStyle w:val="DecValTok"/>
+        </w:rPr>
+        <w:t xml:space="preserve">100</w:t>
+      </w:r>
+      <w:r>
+        <w:rPr>
+          <w:rStyle w:val="NormalTok"/>
+        </w:rPr>
+        <w:t xml:space="preserve">, </w:t>
+      </w:r>
+      <w:r>
+        <w:rPr>
+          <w:rStyle w:val="DecValTok"/>
+        </w:rPr>
+        <w:t xml:space="preserve">2</w:t>
+      </w:r>
+      <w:r>
+        <w:rPr>
+          <w:rStyle w:val="NormalTok"/>
+        </w:rPr>
+        <w:t xml:space="preserve">)) </w:t>
+      </w:r>
+      <w:r>
+        <w:rPr>
+          <w:rStyle w:val="SpecialCharTok"/>
+        </w:rPr>
+        <w:t xml:space="preserve">%&gt;%</w:t>
+      </w:r>
+      <w:r>
+        <w:br/>
+      </w:r>
+      <w:r>
+        <w:rPr>
+          <w:rStyle w:val="NormalTok"/>
+        </w:rPr>
+        <w:t xml:space="preserve">  </w:t>
+      </w:r>
+      <w:r>
+        <w:rPr>
+          <w:rStyle w:val="FunctionTok"/>
+        </w:rPr>
+        <w:t xml:space="preserve">ungroup</w:t>
+      </w:r>
+      <w:r>
+        <w:rPr>
+          <w:rStyle w:val="NormalTok"/>
+        </w:rPr>
+        <w:t xml:space="preserve">()</w:t>
+      </w:r>
+      <w:r>
+        <w:br/>
+      </w:r>
+      <w:r>
+        <w:br/>
+      </w:r>
+      <w:r>
+        <w:rPr>
+          <w:rStyle w:val="NormalTok"/>
+        </w:rPr>
+        <w:t xml:space="preserve">customer_satisfaction</w:t>
+      </w:r>
+    </w:p>
+    <w:p>
+      <w:pPr>
+        <w:pStyle w:val="SourceCode"/>
+      </w:pPr>
+      <w:r>
+        <w:rPr>
+          <w:rStyle w:val="VerbatimChar"/>
+        </w:rPr>
+        <w:t xml:space="preserve">## # A tibble: 4 × 4</w:t>
+      </w:r>
+      <w:r>
+        <w:br/>
+      </w:r>
+      <w:r>
+        <w:rPr>
+          <w:rStyle w:val="VerbatimChar"/>
+        </w:rPr>
+        <w:t xml:space="preserve">##   Customer_Type     Satisfaction   Broj Procenat</w:t>
+      </w:r>
+      <w:r>
+        <w:br/>
+      </w:r>
+      <w:r>
+        <w:rPr>
+          <w:rStyle w:val="VerbatimChar"/>
+        </w:rPr>
+        <w:t xml:space="preserve">##   &lt;fct&gt;             &lt;fct&gt;         &lt;int&gt;    &lt;dbl&gt;</w:t>
+      </w:r>
+      <w:r>
+        <w:br/>
+      </w:r>
+      <w:r>
+        <w:rPr>
+          <w:rStyle w:val="VerbatimChar"/>
+        </w:rPr>
+        <w:t xml:space="preserve">## 1 Disloyal Customer Satisfied      5700     24.0</w:t>
+      </w:r>
+      <w:r>
+        <w:br/>
+      </w:r>
+      <w:r>
+        <w:rPr>
+          <w:rStyle w:val="VerbatimChar"/>
+        </w:rPr>
+        <w:t xml:space="preserve">## 2 Disloyal Customer Not Satisfied 18080     76.0</w:t>
+      </w:r>
+      <w:r>
+        <w:br/>
+      </w:r>
+      <w:r>
+        <w:rPr>
+          <w:rStyle w:val="VerbatimChar"/>
+        </w:rPr>
+        <w:t xml:space="preserve">## 3 Loyal Customer    Satisfied     50728     47.8</w:t>
+      </w:r>
+      <w:r>
+        <w:br/>
+      </w:r>
+      <w:r>
+        <w:rPr>
+          <w:rStyle w:val="VerbatimChar"/>
+        </w:rPr>
+        <w:t xml:space="preserve">## 4 Loyal Customer    Not Satisfied 55372     52.2</w:t>
+      </w:r>
+    </w:p>
+    <w:p>
+      <w:pPr>
+        <w:pStyle w:val="FirstParagraph"/>
+      </w:pPr>
+      <w:r>
+        <w:t xml:space="preserve">Da bismo vizuelno uporedili zadovoljstvo između lojalnih i dislojalnih korisnika, prikazaćemo proporcionalni stubičasti dijagram.</w:t>
+      </w:r>
+    </w:p>
+    <w:p>
+      <w:pPr>
+        <w:pStyle w:val="SourceCode"/>
+      </w:pPr>
+      <w:r>
+        <w:rPr>
+          <w:rStyle w:val="FunctionTok"/>
+        </w:rPr>
+        <w:t xml:space="preserve">ggplot</w:t>
+      </w:r>
+      <w:r>
+        <w:rPr>
+          <w:rStyle w:val="NormalTok"/>
+        </w:rPr>
+        <w:t xml:space="preserve">(data, </w:t>
+      </w:r>
+      <w:r>
+        <w:rPr>
+          <w:rStyle w:val="FunctionTok"/>
+        </w:rPr>
+        <w:t xml:space="preserve">aes</w:t>
+      </w:r>
+      <w:r>
+        <w:rPr>
+          <w:rStyle w:val="NormalTok"/>
+        </w:rPr>
+        <w:t xml:space="preserve">(</w:t>
+      </w:r>
+      <w:r>
+        <w:rPr>
+          <w:rStyle w:val="AttributeTok"/>
+        </w:rPr>
+        <w:t xml:space="preserve">x =</w:t>
+      </w:r>
+      <w:r>
+        <w:rPr>
+          <w:rStyle w:val="NormalTok"/>
+        </w:rPr>
+        <w:t xml:space="preserve"> Customer_Type, </w:t>
+      </w:r>
+      <w:r>
+        <w:rPr>
+          <w:rStyle w:val="AttributeTok"/>
+        </w:rPr>
+        <w:t xml:space="preserve">fill =</w:t>
+      </w:r>
+      <w:r>
+        <w:rPr>
+          <w:rStyle w:val="NormalTok"/>
+        </w:rPr>
+        <w:t xml:space="preserve"> Satisfaction)) </w:t>
+      </w:r>
+      <w:r>
+        <w:rPr>
+          <w:rStyle w:val="SpecialCharTok"/>
+        </w:rPr>
+        <w:t xml:space="preserve">+</w:t>
+      </w:r>
+      <w:r>
+        <w:br/>
+      </w:r>
+      <w:r>
+        <w:rPr>
+          <w:rStyle w:val="NormalTok"/>
+        </w:rPr>
+        <w:t xml:space="preserve">  </w:t>
+      </w:r>
+      <w:r>
+        <w:rPr>
+          <w:rStyle w:val="FunctionTok"/>
+        </w:rPr>
+        <w:t xml:space="preserve">geom_bar</w:t>
+      </w:r>
+      <w:r>
+        <w:rPr>
+          <w:rStyle w:val="NormalTok"/>
+        </w:rPr>
+        <w:t xml:space="preserve">(</w:t>
+      </w:r>
+      <w:r>
+        <w:rPr>
+          <w:rStyle w:val="AttributeTok"/>
+        </w:rPr>
+        <w:t xml:space="preserve">position =</w:t>
+      </w:r>
+      <w:r>
+        <w:rPr>
+          <w:rStyle w:val="NormalTok"/>
+        </w:rPr>
+        <w:t xml:space="preserve"> </w:t>
+      </w:r>
+      <w:r>
+        <w:rPr>
+          <w:rStyle w:val="StringTok"/>
+        </w:rPr>
+        <w:t xml:space="preserve">"fill"</w:t>
+      </w:r>
+      <w:r>
+        <w:rPr>
+          <w:rStyle w:val="NormalTok"/>
+        </w:rPr>
+        <w:t xml:space="preserve">) </w:t>
+      </w:r>
+      <w:r>
+        <w:rPr>
+          <w:rStyle w:val="SpecialCharTok"/>
+        </w:rPr>
+        <w:t xml:space="preserve">+</w:t>
+      </w:r>
+      <w:r>
+        <w:br/>
+      </w:r>
+      <w:r>
+        <w:rPr>
+          <w:rStyle w:val="NormalTok"/>
+        </w:rPr>
+        <w:t xml:space="preserve">  </w:t>
+      </w:r>
+      <w:r>
+        <w:rPr>
+          <w:rStyle w:val="FunctionTok"/>
+        </w:rPr>
+        <w:t xml:space="preserve">scale_y_continuous</w:t>
+      </w:r>
+      <w:r>
+        <w:rPr>
+          <w:rStyle w:val="NormalTok"/>
+        </w:rPr>
+        <w:t xml:space="preserve">(</w:t>
+      </w:r>
+      <w:r>
+        <w:br/>
+      </w:r>
+      <w:r>
+        <w:rPr>
+          <w:rStyle w:val="NormalTok"/>
+        </w:rPr>
+        <w:t xml:space="preserve">    </w:t>
+      </w:r>
+      <w:r>
+        <w:rPr>
+          <w:rStyle w:val="AttributeTok"/>
+        </w:rPr>
+        <w:t xml:space="preserve">labels =</w:t>
+      </w:r>
+      <w:r>
+        <w:rPr>
+          <w:rStyle w:val="NormalTok"/>
+        </w:rPr>
+        <w:t xml:space="preserve"> scales</w:t>
+      </w:r>
+      <w:r>
+        <w:rPr>
+          <w:rStyle w:val="SpecialCharTok"/>
+        </w:rPr>
+        <w:t xml:space="preserve">::</w:t>
+      </w:r>
+      <w:r>
+        <w:rPr>
+          <w:rStyle w:val="FunctionTok"/>
+        </w:rPr>
+        <w:t xml:space="preserve">percent_format</w:t>
+      </w:r>
+      <w:r>
+        <w:rPr>
+          <w:rStyle w:val="NormalTok"/>
+        </w:rPr>
+        <w:t xml:space="preserve">()</w:t>
+      </w:r>
+      <w:r>
+        <w:br/>
+      </w:r>
+      <w:r>
+        <w:rPr>
+          <w:rStyle w:val="NormalTok"/>
+        </w:rPr>
+        <w:t xml:space="preserve">  ) </w:t>
+      </w:r>
+      <w:r>
+        <w:rPr>
+          <w:rStyle w:val="SpecialCharTok"/>
+        </w:rPr>
+        <w:t xml:space="preserve">+</w:t>
+      </w:r>
+      <w:r>
+        <w:br/>
+      </w:r>
+      <w:r>
+        <w:rPr>
+          <w:rStyle w:val="NormalTok"/>
+        </w:rPr>
+        <w:t xml:space="preserve">  </w:t>
+      </w:r>
+      <w:r>
+        <w:rPr>
+          <w:rStyle w:val="FunctionTok"/>
+        </w:rPr>
+        <w:t xml:space="preserve">scale_fill_manual</w:t>
+      </w:r>
+      <w:r>
+        <w:rPr>
+          <w:rStyle w:val="NormalTok"/>
+        </w:rPr>
+        <w:t xml:space="preserve">(</w:t>
+      </w:r>
+      <w:r>
+        <w:br/>
+      </w:r>
+      <w:r>
+        <w:rPr>
+          <w:rStyle w:val="NormalTok"/>
+        </w:rPr>
+        <w:t xml:space="preserve">    </w:t>
+      </w:r>
+      <w:r>
+        <w:rPr>
+          <w:rStyle w:val="AttributeTok"/>
+        </w:rPr>
+        <w:t xml:space="preserve">values =</w:t>
+      </w:r>
+      <w:r>
+        <w:rPr>
+          <w:rStyle w:val="NormalTok"/>
+        </w:rPr>
+        <w:t xml:space="preserve"> </w:t>
+      </w:r>
+      <w:r>
+        <w:rPr>
+          <w:rStyle w:val="FunctionTok"/>
+        </w:rPr>
+        <w:t xml:space="preserve">c</w:t>
+      </w:r>
+      <w:r>
+        <w:rPr>
+          <w:rStyle w:val="NormalTok"/>
+        </w:rPr>
+        <w:t xml:space="preserve">(</w:t>
+      </w:r>
+      <w:r>
+        <w:br/>
+      </w:r>
+      <w:r>
+        <w:rPr>
+          <w:rStyle w:val="NormalTok"/>
+        </w:rPr>
+        <w:t xml:space="preserve">      </w:t>
+      </w:r>
+      <w:r>
+        <w:rPr>
+          <w:rStyle w:val="StringTok"/>
+        </w:rPr>
+        <w:t xml:space="preserve">"Satisfied"</w:t>
+      </w:r>
+      <w:r>
+        <w:rPr>
+          <w:rStyle w:val="NormalTok"/>
+        </w:rPr>
+        <w:t xml:space="preserve"> </w:t>
+      </w:r>
+      <w:r>
+        <w:rPr>
+          <w:rStyle w:val="OtherTok"/>
+        </w:rPr>
+        <w:t xml:space="preserve">=</w:t>
+      </w:r>
+      <w:r>
+        <w:rPr>
+          <w:rStyle w:val="NormalTok"/>
+        </w:rPr>
+        <w:t xml:space="preserve"> </w:t>
+      </w:r>
+      <w:r>
+        <w:rPr>
+          <w:rStyle w:val="StringTok"/>
+        </w:rPr>
+        <w:t xml:space="preserve">"#2ecc71"</w:t>
+      </w:r>
+      <w:r>
+        <w:rPr>
+          <w:rStyle w:val="NormalTok"/>
+        </w:rPr>
+        <w:t xml:space="preserve">,</w:t>
+      </w:r>
+      <w:r>
+        <w:br/>
+      </w:r>
+      <w:r>
+        <w:rPr>
+          <w:rStyle w:val="NormalTok"/>
+        </w:rPr>
+        <w:t xml:space="preserve">      </w:t>
+      </w:r>
+      <w:r>
+        <w:rPr>
+          <w:rStyle w:val="StringTok"/>
+        </w:rPr>
+        <w:t xml:space="preserve">"Not Satisfied"</w:t>
+      </w:r>
+      <w:r>
+        <w:rPr>
+          <w:rStyle w:val="NormalTok"/>
+        </w:rPr>
+        <w:t xml:space="preserve"> </w:t>
+      </w:r>
+      <w:r>
+        <w:rPr>
+          <w:rStyle w:val="OtherTok"/>
+        </w:rPr>
+        <w:t xml:space="preserve">=</w:t>
+      </w:r>
+      <w:r>
+        <w:rPr>
+          <w:rStyle w:val="NormalTok"/>
+        </w:rPr>
+        <w:t xml:space="preserve"> </w:t>
+      </w:r>
+      <w:r>
+        <w:rPr>
+          <w:rStyle w:val="StringTok"/>
+        </w:rPr>
+        <w:t xml:space="preserve">"#e74c3c"</w:t>
+      </w:r>
+      <w:r>
+        <w:br/>
+      </w:r>
+      <w:r>
+        <w:rPr>
+          <w:rStyle w:val="NormalTok"/>
+        </w:rPr>
+        <w:t xml:space="preserve">    )</w:t>
+      </w:r>
+      <w:r>
+        <w:br/>
+      </w:r>
+      <w:r>
+        <w:rPr>
+          <w:rStyle w:val="NormalTok"/>
+        </w:rPr>
+        <w:t xml:space="preserve">  ) </w:t>
+      </w:r>
+      <w:r>
+        <w:rPr>
+          <w:rStyle w:val="SpecialCharTok"/>
+        </w:rPr>
+        <w:t xml:space="preserve">+</w:t>
+      </w:r>
+      <w:r>
+        <w:br/>
+      </w:r>
+      <w:r>
+        <w:rPr>
+          <w:rStyle w:val="NormalTok"/>
+        </w:rPr>
+        <w:t xml:space="preserve">  </w:t>
+      </w:r>
+      <w:r>
+        <w:rPr>
+          <w:rStyle w:val="FunctionTok"/>
+        </w:rPr>
+        <w:t xml:space="preserve">theme_minimal</w:t>
+      </w:r>
+      <w:r>
+        <w:rPr>
+          <w:rStyle w:val="NormalTok"/>
+        </w:rPr>
+        <w:t xml:space="preserve">() </w:t>
+      </w:r>
+      <w:r>
+        <w:rPr>
+          <w:rStyle w:val="SpecialCharTok"/>
+        </w:rPr>
+        <w:t xml:space="preserve">+</w:t>
+      </w:r>
+      <w:r>
+        <w:br/>
+      </w:r>
+      <w:r>
+        <w:rPr>
+          <w:rStyle w:val="NormalTok"/>
+        </w:rPr>
+        <w:t xml:space="preserve">  </w:t>
+      </w:r>
+      <w:r>
+        <w:rPr>
+          <w:rStyle w:val="FunctionTok"/>
+        </w:rPr>
+        <w:t xml:space="preserve">labs</w:t>
+      </w:r>
+      <w:r>
+        <w:rPr>
+          <w:rStyle w:val="NormalTok"/>
+        </w:rPr>
+        <w:t xml:space="preserve">(</w:t>
+      </w:r>
+      <w:r>
+        <w:br/>
+      </w:r>
+      <w:r>
+        <w:rPr>
+          <w:rStyle w:val="NormalTok"/>
+        </w:rPr>
+        <w:t xml:space="preserve">    </w:t>
+      </w:r>
+      <w:r>
+        <w:rPr>
+          <w:rStyle w:val="AttributeTok"/>
+        </w:rPr>
+        <w:t xml:space="preserve">title =</w:t>
+      </w:r>
+      <w:r>
+        <w:rPr>
+          <w:rStyle w:val="NormalTok"/>
+        </w:rPr>
+        <w:t xml:space="preserve"> </w:t>
+      </w:r>
+      <w:r>
+        <w:rPr>
+          <w:rStyle w:val="StringTok"/>
+        </w:rPr>
+        <w:t xml:space="preserve">"Zadovoljstvo putnika prema tipu korisnika"</w:t>
+      </w:r>
+      <w:r>
+        <w:rPr>
+          <w:rStyle w:val="NormalTok"/>
+        </w:rPr>
+        <w:t xml:space="preserve">,</w:t>
+      </w:r>
+      <w:r>
+        <w:br/>
+      </w:r>
+      <w:r>
+        <w:rPr>
+          <w:rStyle w:val="NormalTok"/>
+        </w:rPr>
+        <w:t xml:space="preserve">    </w:t>
+      </w:r>
+      <w:r>
+        <w:rPr>
+          <w:rStyle w:val="AttributeTok"/>
+        </w:rPr>
+        <w:t xml:space="preserve">x =</w:t>
+      </w:r>
+      <w:r>
+        <w:rPr>
+          <w:rStyle w:val="NormalTok"/>
+        </w:rPr>
+        <w:t xml:space="preserve"> </w:t>
+      </w:r>
+      <w:r>
+        <w:rPr>
+          <w:rStyle w:val="StringTok"/>
+        </w:rPr>
+        <w:t xml:space="preserve">"Tip korisnika"</w:t>
+      </w:r>
+      <w:r>
+        <w:rPr>
+          <w:rStyle w:val="NormalTok"/>
+        </w:rPr>
+        <w:t xml:space="preserve">,</w:t>
+      </w:r>
+      <w:r>
+        <w:br/>
+      </w:r>
+      <w:r>
+        <w:rPr>
+          <w:rStyle w:val="NormalTok"/>
+        </w:rPr>
+        <w:t xml:space="preserve">    </w:t>
+      </w:r>
+      <w:r>
+        <w:rPr>
+          <w:rStyle w:val="AttributeTok"/>
+        </w:rPr>
+        <w:t xml:space="preserve">y =</w:t>
+      </w:r>
+      <w:r>
+        <w:rPr>
+          <w:rStyle w:val="NormalTok"/>
+        </w:rPr>
+        <w:t xml:space="preserve"> </w:t>
+      </w:r>
+      <w:r>
+        <w:rPr>
+          <w:rStyle w:val="StringTok"/>
+        </w:rPr>
+        <w:t xml:space="preserve">"Procenat putnika"</w:t>
+      </w:r>
+      <w:r>
+        <w:rPr>
+          <w:rStyle w:val="NormalTok"/>
+        </w:rPr>
+        <w:t xml:space="preserve">,</w:t>
+      </w:r>
+      <w:r>
+        <w:br/>
+      </w:r>
+      <w:r>
+        <w:rPr>
+          <w:rStyle w:val="NormalTok"/>
+        </w:rPr>
+        <w:t xml:space="preserve">    </w:t>
+      </w:r>
+      <w:r>
+        <w:rPr>
+          <w:rStyle w:val="AttributeTok"/>
+        </w:rPr>
+        <w:t xml:space="preserve">fill =</w:t>
+      </w:r>
+      <w:r>
+        <w:rPr>
+          <w:rStyle w:val="NormalTok"/>
+        </w:rPr>
+        <w:t xml:space="preserve"> </w:t>
+      </w:r>
+      <w:r>
+        <w:rPr>
+          <w:rStyle w:val="StringTok"/>
+        </w:rPr>
+        <w:t xml:space="preserve">"Status zadovoljstva"</w:t>
+      </w:r>
+      <w:r>
+        <w:br/>
+      </w:r>
+      <w:r>
+        <w:rPr>
+          <w:rStyle w:val="NormalTok"/>
+        </w:rPr>
+        <w:t xml:space="preserve">  )</w:t>
+      </w:r>
+    </w:p>
+    <w:p>
+      <w:pPr>
+        <w:pStyle w:val="FirstParagraph"/>
+      </w:pPr>
+      <w:r>
+        <w:drawing>
+          <wp:inline>
+            <wp:extent cx="5943600" cy="3714750"/>
+            <wp:effectExtent b="0" l="0" r="0" t="0"/>
+            <wp:docPr descr="" title="" id="77" name="Picture"/>
+            <a:graphic>
+              <a:graphicData uri="http://schemas.openxmlformats.org/drawingml/2006/picture">
+                <pic:pic>
+                  <pic:nvPicPr>
+                    <pic:cNvPr descr="airline_satisfaction_files/figure-docx/unnamed-chunk-34-1.png" id="78" name="Picture"/>
+                    <pic:cNvPicPr>
+                      <a:picLocks noChangeArrowheads="1" noChangeAspect="1"/>
+                    </pic:cNvPicPr>
+                  </pic:nvPicPr>
+                  <pic:blipFill>
+                    <a:blip r:embed="rId76"/>
+                    <a:stretch>
+                      <a:fillRect/>
+                    </a:stretch>
+                  </pic:blipFill>
+                  <pic:spPr bwMode="auto">
+                    <a:xfrm>
+                      <a:off x="0" y="0"/>
+                      <a:ext cx="5943600" cy="3714750"/>
+                    </a:xfrm>
+                    <a:prstGeom prst="rect">
+                      <a:avLst/>
+                    </a:prstGeom>
+                    <a:noFill/>
+                    <a:ln w="9525">
+                      <a:noFill/>
+                      <a:headEnd/>
+                      <a:tailEnd/>
+                    </a:ln>
+                  </pic:spPr>
+                </pic:pic>
+              </a:graphicData>
+            </a:graphic>
+          </wp:inline>
+        </w:drawing>
+      </w:r>
+    </w:p>
+    <w:p>
+      <w:pPr>
+        <w:pStyle w:val="BodyText"/>
+      </w:pPr>
+      <w:r>
+        <w:t xml:space="preserve">Na osnovu tabele i proporcionalnog stubičastog dijagrama uočava se jasna razlika u raspodeli zadovoljstva između lojalnih i dislojalnih korisnika. Kod dislojalnih korisnika zadovoljni putnici čine 24,0%, dok nezadovoljni čine 76,0% ukupnog broja putnika u toj grupi. Kod lojalnih korisnika zadovoljni putnici čine 47,8%, a nezadovoljni 52,2%.</w:t>
+      </w:r>
+    </w:p>
+    <w:p>
+      <w:pPr>
+        <w:pStyle w:val="BodyText"/>
+      </w:pPr>
+      <w:r>
+        <w:t xml:space="preserve">Udeo zadovoljnih putnika kod lojalnih korisnika veći je za približno 23,8 procentnih poena u odnosu na dislojalne korisnike. Ova razlika ukazuje na moguću povezanost između tipa korisnika i zadovoljstva putnika, koju ćemo formalno proveriti hi-kvadrat testom nezavisnosti.</w:t>
+      </w:r>
+    </w:p>
+    <w:p>
+      <w:pPr>
+        <w:pStyle w:val="BodyText"/>
+      </w:pPr>
+      <w:r>
+        <w:t xml:space="preserve">Nulta hipoteza glasi da su tip korisnika i zadovoljstvo putnika nezavisne promenljive. Alternativna hipoteza glasi da između njih postoji povezanost.</w:t>
+      </w:r>
+    </w:p>
+    <w:p>
+      <w:pPr>
+        <w:pStyle w:val="SourceCode"/>
+      </w:pPr>
+      <w:r>
+        <w:rPr>
+          <w:rStyle w:val="NormalTok"/>
+        </w:rPr>
+        <w:t xml:space="preserve">customer_satisfaction_table </w:t>
+      </w:r>
+      <w:r>
+        <w:rPr>
+          <w:rStyle w:val="OtherTok"/>
+        </w:rPr>
+        <w:t xml:space="preserve">&lt;-</w:t>
+      </w:r>
+      <w:r>
+        <w:rPr>
+          <w:rStyle w:val="NormalTok"/>
+        </w:rPr>
+        <w:t xml:space="preserve"> </w:t>
+      </w:r>
+      <w:r>
+        <w:rPr>
+          <w:rStyle w:val="FunctionTok"/>
+        </w:rPr>
+        <w:t xml:space="preserve">table</w:t>
+      </w:r>
+      <w:r>
+        <w:rPr>
+          <w:rStyle w:val="NormalTok"/>
+        </w:rPr>
+        <w:t xml:space="preserve">(</w:t>
+      </w:r>
+      <w:r>
+        <w:br/>
+      </w:r>
+      <w:r>
+        <w:rPr>
+          <w:rStyle w:val="NormalTok"/>
+        </w:rPr>
+        <w:t xml:space="preserve">  data</w:t>
+      </w:r>
+      <w:r>
+        <w:rPr>
+          <w:rStyle w:val="SpecialCharTok"/>
+        </w:rPr>
+        <w:t xml:space="preserve">$</w:t>
+      </w:r>
+      <w:r>
+        <w:rPr>
+          <w:rStyle w:val="NormalTok"/>
+        </w:rPr>
+        <w:t xml:space="preserve">Customer_Type,</w:t>
+      </w:r>
+      <w:r>
+        <w:br/>
+      </w:r>
+      <w:r>
+        <w:rPr>
+          <w:rStyle w:val="NormalTok"/>
+        </w:rPr>
+        <w:t xml:space="preserve">  data</w:t>
+      </w:r>
+      <w:r>
+        <w:rPr>
+          <w:rStyle w:val="SpecialCharTok"/>
+        </w:rPr>
+        <w:t xml:space="preserve">$</w:t>
+      </w:r>
+      <w:r>
+        <w:rPr>
+          <w:rStyle w:val="NormalTok"/>
+        </w:rPr>
+        <w:t xml:space="preserve">Satisfaction</w:t>
+      </w:r>
+      <w:r>
+        <w:br/>
+      </w:r>
+      <w:r>
+        <w:rPr>
+          <w:rStyle w:val="NormalTok"/>
+        </w:rPr>
+        <w:t xml:space="preserve">)</w:t>
+      </w:r>
+      <w:r>
+        <w:br/>
+      </w:r>
+      <w:r>
+        <w:br/>
+      </w:r>
+      <w:r>
+        <w:rPr>
+          <w:rStyle w:val="NormalTok"/>
+        </w:rPr>
+        <w:t xml:space="preserve">customer_satisfaction_table</w:t>
+      </w:r>
+    </w:p>
+    <w:p>
+      <w:pPr>
+        <w:pStyle w:val="SourceCode"/>
+      </w:pPr>
+      <w:r>
+        <w:rPr>
+          <w:rStyle w:val="VerbatimChar"/>
+        </w:rPr>
+        <w:t xml:space="preserve">##                    </w:t>
+      </w:r>
+      <w:r>
+        <w:br/>
+      </w:r>
+      <w:r>
+        <w:rPr>
+          <w:rStyle w:val="VerbatimChar"/>
+        </w:rPr>
+        <w:t xml:space="preserve">##                     Satisfied Not Satisfied</w:t>
+      </w:r>
+      <w:r>
+        <w:br/>
+      </w:r>
+      <w:r>
+        <w:rPr>
+          <w:rStyle w:val="VerbatimChar"/>
+        </w:rPr>
+        <w:t xml:space="preserve">##   Disloyal Customer      5700         18080</w:t>
+      </w:r>
+      <w:r>
+        <w:br/>
+      </w:r>
+      <w:r>
+        <w:rPr>
+          <w:rStyle w:val="VerbatimChar"/>
+        </w:rPr>
+        <w:t xml:space="preserve">##   Loyal Customer        50728         55372</w:t>
+      </w:r>
+    </w:p>
+    <w:p>
+      <w:pPr>
+        <w:pStyle w:val="SourceCode"/>
+      </w:pPr>
+      <w:r>
+        <w:rPr>
+          <w:rStyle w:val="NormalTok"/>
+        </w:rPr>
+        <w:t xml:space="preserve">customer_chisq </w:t>
+      </w:r>
+      <w:r>
+        <w:rPr>
+          <w:rStyle w:val="OtherTok"/>
+        </w:rPr>
+        <w:t xml:space="preserve">&lt;-</w:t>
+      </w:r>
+      <w:r>
+        <w:rPr>
+          <w:rStyle w:val="NormalTok"/>
+        </w:rPr>
+        <w:t xml:space="preserve"> </w:t>
+      </w:r>
+      <w:r>
+        <w:rPr>
+          <w:rStyle w:val="FunctionTok"/>
+        </w:rPr>
+        <w:t xml:space="preserve">chisq.test</w:t>
+      </w:r>
+      <w:r>
+        <w:rPr>
+          <w:rStyle w:val="NormalTok"/>
+        </w:rPr>
+        <w:t xml:space="preserve">(</w:t>
+      </w:r>
+      <w:r>
+        <w:br/>
+      </w:r>
+      <w:r>
+        <w:rPr>
+          <w:rStyle w:val="NormalTok"/>
+        </w:rPr>
+        <w:t xml:space="preserve">  customer_satisfaction_table,</w:t>
+      </w:r>
+      <w:r>
+        <w:br/>
+      </w:r>
+      <w:r>
+        <w:rPr>
+          <w:rStyle w:val="NormalTok"/>
+        </w:rPr>
+        <w:t xml:space="preserve">  </w:t>
+      </w:r>
+      <w:r>
+        <w:rPr>
+          <w:rStyle w:val="AttributeTok"/>
+        </w:rPr>
+        <w:t xml:space="preserve">correct =</w:t>
+      </w:r>
+      <w:r>
+        <w:rPr>
+          <w:rStyle w:val="NormalTok"/>
+        </w:rPr>
+        <w:t xml:space="preserve"> </w:t>
+      </w:r>
+      <w:r>
+        <w:rPr>
+          <w:rStyle w:val="ConstantTok"/>
+        </w:rPr>
+        <w:t xml:space="preserve">FALSE</w:t>
+      </w:r>
+      <w:r>
+        <w:br/>
+      </w:r>
+      <w:r>
+        <w:rPr>
+          <w:rStyle w:val="NormalTok"/>
+        </w:rPr>
+        <w:t xml:space="preserve">)</w:t>
+      </w:r>
+      <w:r>
+        <w:br/>
+      </w:r>
+      <w:r>
+        <w:br/>
+      </w:r>
+      <w:r>
+        <w:rPr>
+          <w:rStyle w:val="NormalTok"/>
+        </w:rPr>
+        <w:t xml:space="preserve">customer_chisq</w:t>
+      </w:r>
+    </w:p>
+    <w:p>
+      <w:pPr>
+        <w:pStyle w:val="SourceCode"/>
+      </w:pPr>
+      <w:r>
+        <w:rPr>
+          <w:rStyle w:val="VerbatimChar"/>
+        </w:rPr>
+        <w:t xml:space="preserve">## </w:t>
+      </w:r>
+      <w:r>
+        <w:br/>
+      </w:r>
+      <w:r>
+        <w:rPr>
+          <w:rStyle w:val="VerbatimChar"/>
+        </w:rPr>
+        <w:t xml:space="preserve">##  Pearson's Chi-squared test</w:t>
+      </w:r>
+      <w:r>
+        <w:br/>
+      </w:r>
+      <w:r>
+        <w:rPr>
+          <w:rStyle w:val="VerbatimChar"/>
+        </w:rPr>
+        <w:t xml:space="preserve">## </w:t>
+      </w:r>
+      <w:r>
+        <w:br/>
+      </w:r>
+      <w:r>
+        <w:rPr>
+          <w:rStyle w:val="VerbatimChar"/>
+        </w:rPr>
+        <w:t xml:space="preserve">## data:  customer_satisfaction_table</w:t>
+      </w:r>
+      <w:r>
+        <w:br/>
+      </w:r>
+      <w:r>
+        <w:rPr>
+          <w:rStyle w:val="VerbatimChar"/>
+        </w:rPr>
+        <w:t xml:space="preserve">## X-squared = 4494.2, df = 1, p-value &lt; 2.2e-16</w:t>
+      </w:r>
+    </w:p>
+    <w:p>
+      <w:pPr>
+        <w:pStyle w:val="FirstParagraph"/>
+      </w:pPr>
+      <w:r>
+        <w:t xml:space="preserve">Za procenu jačine povezanosti između tipa korisnika i zadovoljstva putnika izračunaćemo Cramerov koeficijent V.</w:t>
+      </w:r>
+    </w:p>
+    <w:p>
+      <w:pPr>
+        <w:pStyle w:val="SourceCode"/>
+      </w:pPr>
+      <w:r>
+        <w:rPr>
+          <w:rStyle w:val="NormalTok"/>
+        </w:rPr>
+        <w:t xml:space="preserve">n </w:t>
+      </w:r>
+      <w:r>
+        <w:rPr>
+          <w:rStyle w:val="OtherTok"/>
+        </w:rPr>
+        <w:t xml:space="preserve">&lt;-</w:t>
+      </w:r>
+      <w:r>
+        <w:rPr>
+          <w:rStyle w:val="NormalTok"/>
+        </w:rPr>
+        <w:t xml:space="preserve"> </w:t>
+      </w:r>
+      <w:r>
+        <w:rPr>
+          <w:rStyle w:val="FunctionTok"/>
+        </w:rPr>
+        <w:t xml:space="preserve">sum</w:t>
+      </w:r>
+      <w:r>
+        <w:rPr>
+          <w:rStyle w:val="NormalTok"/>
+        </w:rPr>
+        <w:t xml:space="preserve">(customer_satisfaction_table)</w:t>
+      </w:r>
+      <w:r>
+        <w:br/>
+      </w:r>
+      <w:r>
+        <w:rPr>
+          <w:rStyle w:val="NormalTok"/>
+        </w:rPr>
+        <w:t xml:space="preserve">chi_square </w:t>
+      </w:r>
+      <w:r>
+        <w:rPr>
+          <w:rStyle w:val="OtherTok"/>
+        </w:rPr>
+        <w:t xml:space="preserve">&lt;-</w:t>
+      </w:r>
+      <w:r>
+        <w:rPr>
+          <w:rStyle w:val="NormalTok"/>
+        </w:rPr>
+        <w:t xml:space="preserve"> </w:t>
+      </w:r>
+      <w:r>
+        <w:rPr>
+          <w:rStyle w:val="FunctionTok"/>
+        </w:rPr>
+        <w:t xml:space="preserve">as.numeric</w:t>
+      </w:r>
+      <w:r>
+        <w:rPr>
+          <w:rStyle w:val="NormalTok"/>
+        </w:rPr>
+        <w:t xml:space="preserve">(customer_chisq</w:t>
+      </w:r>
+      <w:r>
+        <w:rPr>
+          <w:rStyle w:val="SpecialCharTok"/>
+        </w:rPr>
+        <w:t xml:space="preserve">$</w:t>
+      </w:r>
+      <w:r>
+        <w:rPr>
+          <w:rStyle w:val="NormalTok"/>
+        </w:rPr>
+        <w:t xml:space="preserve">statistic)</w:t>
+      </w:r>
+      <w:r>
+        <w:br/>
+      </w:r>
+      <w:r>
+        <w:br/>
+      </w:r>
+      <w:r>
+        <w:rPr>
+          <w:rStyle w:val="NormalTok"/>
+        </w:rPr>
+        <w:t xml:space="preserve">customer_cramers_v </w:t>
+      </w:r>
+      <w:r>
+        <w:rPr>
+          <w:rStyle w:val="OtherTok"/>
+        </w:rPr>
+        <w:t xml:space="preserve">&lt;-</w:t>
+      </w:r>
+      <w:r>
+        <w:rPr>
+          <w:rStyle w:val="NormalTok"/>
+        </w:rPr>
+        <w:t xml:space="preserve"> </w:t>
+      </w:r>
+      <w:r>
+        <w:rPr>
+          <w:rStyle w:val="FunctionTok"/>
+        </w:rPr>
+        <w:t xml:space="preserve">sqrt</w:t>
+      </w:r>
+      <w:r>
+        <w:rPr>
+          <w:rStyle w:val="NormalTok"/>
+        </w:rPr>
+        <w:t xml:space="preserve">(chi_square </w:t>
+      </w:r>
+      <w:r>
+        <w:rPr>
+          <w:rStyle w:val="SpecialCharTok"/>
+        </w:rPr>
+        <w:t xml:space="preserve">/</w:t>
+      </w:r>
+      <w:r>
+        <w:rPr>
+          <w:rStyle w:val="NormalTok"/>
+        </w:rPr>
+        <w:t xml:space="preserve"> n)</w:t>
+      </w:r>
+      <w:r>
+        <w:br/>
+      </w:r>
+      <w:r>
+        <w:br/>
+      </w:r>
+      <w:r>
+        <w:rPr>
+          <w:rStyle w:val="NormalTok"/>
+        </w:rPr>
+        <w:t xml:space="preserve">customer_cramers_v</w:t>
+      </w:r>
+    </w:p>
+    <w:p>
+      <w:pPr>
+        <w:pStyle w:val="SourceCode"/>
+      </w:pPr>
+      <w:r>
+        <w:rPr>
+          <w:rStyle w:val="VerbatimChar"/>
+        </w:rPr>
+        <w:t xml:space="preserve">## [1] 0.1860172</w:t>
+      </w:r>
+    </w:p>
+    <w:p>
+      <w:pPr>
+        <w:pStyle w:val="FirstParagraph"/>
+      </w:pPr>
+      <w:r>
+        <w:t xml:space="preserve">Rezultat Pearsonovog hi-kvadrat testa pokazuje da postoji statistički značajna povezanost između tipa korisnika i zadovoljstva putnika, χ²(1) = 4494,2, p &lt; 0,001. Na osnovu ovog rezultata odbacujemo nultu hipotezu o nezavisnosti ove dve promenljive.</w:t>
+      </w:r>
+    </w:p>
+    <w:p>
+      <w:pPr>
+        <w:pStyle w:val="BodyText"/>
+      </w:pPr>
+      <w:r>
+        <w:t xml:space="preserve">Cramerov koeficijent V iznosi 0,186, što ukazuje na povezanost slabog intenziteta, ali sa većim praktičnim značajem nego u slučaju promenljive</w:t>
+      </w:r>
+      <w:r>
+        <w:t xml:space="preserve"> </w:t>
+      </w:r>
+      <w:r>
+        <w:rPr>
+          <w:rStyle w:val="VerbatimChar"/>
+        </w:rPr>
+        <w:t xml:space="preserve">Gender</w:t>
+      </w:r>
+      <w:r>
+        <w:t xml:space="preserve">. Iako je povezanost statistički značajna, rezultat ne dokazuje da tip korisnika direktno uzrokuje zadovoljstvo ili nezadovoljstvo. On pokazuje da se raspodela zadovoljstva značajno razlikuje između lojalnih i dislojalnih korisnika u posmatranom skupu podataka.</w:t>
+      </w:r>
+    </w:p>
+    <w:bookmarkEnd w:id="79"/>
+    <w:bookmarkStart w:id="83" w:name="X55fa3250898416e6b15ab3a3ba3e54612e214b7"/>
+    <w:p>
+      <w:pPr>
+        <w:pStyle w:val="Heading3"/>
+      </w:pPr>
+      <w:r>
+        <w:t xml:space="preserve">Odnos tipa putovanja i zadovoljstva putnika (</w:t>
+      </w:r>
+      <w:r>
+        <w:rPr>
+          <w:rStyle w:val="VerbatimChar"/>
+        </w:rPr>
+        <w:t xml:space="preserve">Type_of_Travel</w:t>
+      </w:r>
+      <w:r>
+        <w:t xml:space="preserve">)</w:t>
+      </w:r>
+    </w:p>
+    <w:p>
+      <w:pPr>
+        <w:pStyle w:val="FirstParagraph"/>
+      </w:pPr>
+      <w:r>
+        <w:t xml:space="preserve">U nastavku ćemo ispitati da li se zadovoljstvo putnika razlikuje u zavisnosti od svrhe putovanja. Promenljiva</w:t>
+      </w:r>
+      <w:r>
+        <w:t xml:space="preserve"> </w:t>
+      </w:r>
+      <w:r>
+        <w:rPr>
+          <w:rStyle w:val="VerbatimChar"/>
+        </w:rPr>
+        <w:t xml:space="preserve">Type_of_Travel</w:t>
+      </w:r>
+      <w:r>
+        <w:t xml:space="preserve"> </w:t>
+      </w:r>
+      <w:r>
+        <w:t xml:space="preserve">sadrži dve kategorije:</w:t>
+      </w:r>
+      <w:r>
+        <w:t xml:space="preserve"> </w:t>
+      </w:r>
+      <w:r>
+        <w:rPr>
+          <w:rStyle w:val="VerbatimChar"/>
+        </w:rPr>
+        <w:t xml:space="preserve">Business Travel</w:t>
+      </w:r>
+      <w:r>
+        <w:t xml:space="preserve"> </w:t>
+      </w:r>
+      <w:r>
+        <w:t xml:space="preserve">i</w:t>
+      </w:r>
+      <w:r>
+        <w:t xml:space="preserve"> </w:t>
+      </w:r>
+      <w:r>
+        <w:rPr>
+          <w:rStyle w:val="VerbatimChar"/>
+        </w:rPr>
+        <w:t xml:space="preserve">Personal Travel</w:t>
+      </w:r>
+      <w:r>
+        <w:t xml:space="preserve">.</w:t>
+      </w:r>
+    </w:p>
+    <w:p>
+      <w:pPr>
+        <w:pStyle w:val="BodyText"/>
+      </w:pPr>
+      <w:r>
+        <w:t xml:space="preserve">U ovoj analizi koristićemo relativne frekvencije, odnosno procenat zadovoljnih i nezadovoljnih putnika unutar svake kategorije svrhe putovanja. Na taj način možemo pravično da uporedimo ove dve grupe, nezavisno od njihovog ukupnog broja u skupu podataka.</w:t>
+      </w:r>
+    </w:p>
+    <w:p>
+      <w:pPr>
+        <w:pStyle w:val="SourceCode"/>
+      </w:pPr>
+      <w:r>
+        <w:rPr>
+          <w:rStyle w:val="NormalTok"/>
+        </w:rPr>
+        <w:t xml:space="preserve">travel_satisfaction </w:t>
+      </w:r>
+      <w:r>
+        <w:rPr>
+          <w:rStyle w:val="OtherTok"/>
+        </w:rPr>
+        <w:t xml:space="preserve">&lt;-</w:t>
+      </w:r>
+      <w:r>
+        <w:rPr>
+          <w:rStyle w:val="NormalTok"/>
+        </w:rPr>
+        <w:t xml:space="preserve"> data </w:t>
+      </w:r>
+      <w:r>
+        <w:rPr>
+          <w:rStyle w:val="SpecialCharTok"/>
+        </w:rPr>
+        <w:t xml:space="preserve">%&gt;%</w:t>
+      </w:r>
+      <w:r>
+        <w:br/>
+      </w:r>
+      <w:r>
+        <w:rPr>
+          <w:rStyle w:val="NormalTok"/>
+        </w:rPr>
+        <w:t xml:space="preserve">  </w:t>
+      </w:r>
+      <w:r>
+        <w:rPr>
+          <w:rStyle w:val="FunctionTok"/>
+        </w:rPr>
+        <w:t xml:space="preserve">count</w:t>
+      </w:r>
+      <w:r>
+        <w:rPr>
+          <w:rStyle w:val="NormalTok"/>
+        </w:rPr>
+        <w:t xml:space="preserve">(Type_of_Travel, Satisfaction, </w:t>
+      </w:r>
+      <w:r>
+        <w:rPr>
+          <w:rStyle w:val="AttributeTok"/>
+        </w:rPr>
+        <w:t xml:space="preserve">name =</w:t>
+      </w:r>
+      <w:r>
+        <w:rPr>
+          <w:rStyle w:val="NormalTok"/>
+        </w:rPr>
+        <w:t xml:space="preserve"> </w:t>
+      </w:r>
+      <w:r>
+        <w:rPr>
+          <w:rStyle w:val="StringTok"/>
+        </w:rPr>
+        <w:t xml:space="preserve">"Broj"</w:t>
+      </w:r>
+      <w:r>
+        <w:rPr>
+          <w:rStyle w:val="NormalTok"/>
+        </w:rPr>
+        <w:t xml:space="preserve">) </w:t>
+      </w:r>
+      <w:r>
+        <w:rPr>
+          <w:rStyle w:val="SpecialCharTok"/>
+        </w:rPr>
+        <w:t xml:space="preserve">%&gt;%</w:t>
+      </w:r>
+      <w:r>
+        <w:br/>
+      </w:r>
+      <w:r>
+        <w:rPr>
+          <w:rStyle w:val="NormalTok"/>
+        </w:rPr>
+        <w:t xml:space="preserve">  </w:t>
+      </w:r>
+      <w:r>
+        <w:rPr>
+          <w:rStyle w:val="FunctionTok"/>
+        </w:rPr>
+        <w:t xml:space="preserve">group_by</w:t>
+      </w:r>
+      <w:r>
+        <w:rPr>
+          <w:rStyle w:val="NormalTok"/>
+        </w:rPr>
+        <w:t xml:space="preserve">(Type_of_Travel) </w:t>
+      </w:r>
+      <w:r>
+        <w:rPr>
+          <w:rStyle w:val="SpecialCharTok"/>
+        </w:rPr>
+        <w:t xml:space="preserve">%&gt;%</w:t>
+      </w:r>
+      <w:r>
+        <w:br/>
+      </w:r>
+      <w:r>
+        <w:rPr>
+          <w:rStyle w:val="NormalTok"/>
+        </w:rPr>
+        <w:t xml:space="preserve">  </w:t>
+      </w:r>
+      <w:r>
+        <w:rPr>
+          <w:rStyle w:val="FunctionTok"/>
+        </w:rPr>
+        <w:t xml:space="preserve">mutate</w:t>
+      </w:r>
+      <w:r>
+        <w:rPr>
+          <w:rStyle w:val="NormalTok"/>
+        </w:rPr>
+        <w:t xml:space="preserve">(</w:t>
+      </w:r>
+      <w:r>
+        <w:rPr>
+          <w:rStyle w:val="AttributeTok"/>
+        </w:rPr>
+        <w:t xml:space="preserve">Procenat =</w:t>
+      </w:r>
+      <w:r>
+        <w:rPr>
+          <w:rStyle w:val="NormalTok"/>
+        </w:rPr>
+        <w:t xml:space="preserve"> </w:t>
+      </w:r>
+      <w:r>
+        <w:rPr>
+          <w:rStyle w:val="FunctionTok"/>
+        </w:rPr>
+        <w:t xml:space="preserve">round</w:t>
+      </w:r>
+      <w:r>
+        <w:rPr>
+          <w:rStyle w:val="NormalTok"/>
+        </w:rPr>
+        <w:t xml:space="preserve">(Broj </w:t>
+      </w:r>
+      <w:r>
+        <w:rPr>
+          <w:rStyle w:val="SpecialCharTok"/>
+        </w:rPr>
+        <w:t xml:space="preserve">/</w:t>
+      </w:r>
+      <w:r>
+        <w:rPr>
+          <w:rStyle w:val="NormalTok"/>
+        </w:rPr>
+        <w:t xml:space="preserve"> </w:t>
+      </w:r>
+      <w:r>
+        <w:rPr>
+          <w:rStyle w:val="FunctionTok"/>
+        </w:rPr>
+        <w:t xml:space="preserve">sum</w:t>
+      </w:r>
+      <w:r>
+        <w:rPr>
+          <w:rStyle w:val="NormalTok"/>
+        </w:rPr>
+        <w:t xml:space="preserve">(Broj) </w:t>
+      </w:r>
+      <w:r>
+        <w:rPr>
+          <w:rStyle w:val="SpecialCharTok"/>
+        </w:rPr>
+        <w:t xml:space="preserve">*</w:t>
+      </w:r>
+      <w:r>
+        <w:rPr>
+          <w:rStyle w:val="NormalTok"/>
+        </w:rPr>
+        <w:t xml:space="preserve"> </w:t>
+      </w:r>
+      <w:r>
+        <w:rPr>
+          <w:rStyle w:val="DecValTok"/>
+        </w:rPr>
+        <w:t xml:space="preserve">100</w:t>
+      </w:r>
+      <w:r>
+        <w:rPr>
+          <w:rStyle w:val="NormalTok"/>
+        </w:rPr>
+        <w:t xml:space="preserve">, </w:t>
+      </w:r>
+      <w:r>
+        <w:rPr>
+          <w:rStyle w:val="DecValTok"/>
+        </w:rPr>
+        <w:t xml:space="preserve">2</w:t>
+      </w:r>
+      <w:r>
+        <w:rPr>
+          <w:rStyle w:val="NormalTok"/>
+        </w:rPr>
+        <w:t xml:space="preserve">)) </w:t>
+      </w:r>
+      <w:r>
+        <w:rPr>
+          <w:rStyle w:val="SpecialCharTok"/>
+        </w:rPr>
+        <w:t xml:space="preserve">%&gt;%</w:t>
+      </w:r>
+      <w:r>
+        <w:br/>
+      </w:r>
+      <w:r>
+        <w:rPr>
+          <w:rStyle w:val="NormalTok"/>
+        </w:rPr>
+        <w:t xml:space="preserve">  </w:t>
+      </w:r>
+      <w:r>
+        <w:rPr>
+          <w:rStyle w:val="FunctionTok"/>
+        </w:rPr>
+        <w:t xml:space="preserve">ungroup</w:t>
+      </w:r>
+      <w:r>
+        <w:rPr>
+          <w:rStyle w:val="NormalTok"/>
+        </w:rPr>
+        <w:t xml:space="preserve">()</w:t>
+      </w:r>
+      <w:r>
+        <w:br/>
+      </w:r>
+      <w:r>
+        <w:br/>
+      </w:r>
+      <w:r>
+        <w:rPr>
+          <w:rStyle w:val="NormalTok"/>
+        </w:rPr>
+        <w:t xml:space="preserve">travel_satisfaction</w:t>
+      </w:r>
+    </w:p>
+    <w:p>
+      <w:pPr>
+        <w:pStyle w:val="SourceCode"/>
+      </w:pPr>
+      <w:r>
+        <w:rPr>
+          <w:rStyle w:val="VerbatimChar"/>
+        </w:rPr>
+        <w:t xml:space="preserve">## # A tibble: 4 × 4</w:t>
+      </w:r>
+      <w:r>
+        <w:br/>
+      </w:r>
+      <w:r>
+        <w:rPr>
+          <w:rStyle w:val="VerbatimChar"/>
+        </w:rPr>
+        <w:t xml:space="preserve">##   Type_of_Travel  Satisfaction   Broj Procenat</w:t>
+      </w:r>
+      <w:r>
+        <w:br/>
+      </w:r>
+      <w:r>
+        <w:rPr>
+          <w:rStyle w:val="VerbatimChar"/>
+        </w:rPr>
+        <w:t xml:space="preserve">##   &lt;fct&gt;           &lt;fct&gt;         &lt;int&gt;    &lt;dbl&gt;</w:t>
+      </w:r>
+      <w:r>
+        <w:br/>
+      </w:r>
+      <w:r>
+        <w:rPr>
+          <w:rStyle w:val="VerbatimChar"/>
+        </w:rPr>
+        <w:t xml:space="preserve">## 1 Business Travel Satisfied     52356     58.4</w:t>
+      </w:r>
+      <w:r>
+        <w:br/>
+      </w:r>
+      <w:r>
+        <w:rPr>
+          <w:rStyle w:val="VerbatimChar"/>
+        </w:rPr>
+        <w:t xml:space="preserve">## 2 Business Travel Not Satisfied 37337     41.6</w:t>
+      </w:r>
+      <w:r>
+        <w:br/>
+      </w:r>
+      <w:r>
+        <w:rPr>
+          <w:rStyle w:val="VerbatimChar"/>
+        </w:rPr>
+        <w:t xml:space="preserve">## 3 Personal Travel Satisfied      4072     10.1</w:t>
+      </w:r>
+      <w:r>
+        <w:br/>
+      </w:r>
+      <w:r>
+        <w:rPr>
+          <w:rStyle w:val="VerbatimChar"/>
+        </w:rPr>
+        <w:t xml:space="preserve">## 4 Personal Travel Not Satisfied 36115     89.9</w:t>
+      </w:r>
+    </w:p>
+    <w:p>
+      <w:pPr>
+        <w:pStyle w:val="FirstParagraph"/>
+      </w:pPr>
+      <w:r>
+        <w:t xml:space="preserve">Da bismo vizuelno uporedili raspodelu zadovoljstva prema svrsi putovanja, prikazaćemo proporcionalni stubičasti dijagram.</w:t>
+      </w:r>
+    </w:p>
+    <w:p>
+      <w:pPr>
+        <w:pStyle w:val="SourceCode"/>
+      </w:pPr>
+      <w:r>
+        <w:rPr>
+          <w:rStyle w:val="FunctionTok"/>
+        </w:rPr>
+        <w:t xml:space="preserve">ggplot</w:t>
+      </w:r>
+      <w:r>
+        <w:rPr>
+          <w:rStyle w:val="NormalTok"/>
+        </w:rPr>
+        <w:t xml:space="preserve">(data, </w:t>
+      </w:r>
+      <w:r>
+        <w:rPr>
+          <w:rStyle w:val="FunctionTok"/>
+        </w:rPr>
+        <w:t xml:space="preserve">aes</w:t>
+      </w:r>
+      <w:r>
+        <w:rPr>
+          <w:rStyle w:val="NormalTok"/>
+        </w:rPr>
+        <w:t xml:space="preserve">(</w:t>
+      </w:r>
+      <w:r>
+        <w:rPr>
+          <w:rStyle w:val="AttributeTok"/>
+        </w:rPr>
+        <w:t xml:space="preserve">x =</w:t>
+      </w:r>
+      <w:r>
+        <w:rPr>
+          <w:rStyle w:val="NormalTok"/>
+        </w:rPr>
+        <w:t xml:space="preserve"> Type_of_Travel, </w:t>
+      </w:r>
+      <w:r>
+        <w:rPr>
+          <w:rStyle w:val="AttributeTok"/>
+        </w:rPr>
+        <w:t xml:space="preserve">fill =</w:t>
+      </w:r>
+      <w:r>
+        <w:rPr>
+          <w:rStyle w:val="NormalTok"/>
+        </w:rPr>
+        <w:t xml:space="preserve"> Satisfaction)) </w:t>
+      </w:r>
+      <w:r>
+        <w:rPr>
+          <w:rStyle w:val="SpecialCharTok"/>
+        </w:rPr>
+        <w:t xml:space="preserve">+</w:t>
+      </w:r>
+      <w:r>
+        <w:br/>
+      </w:r>
+      <w:r>
+        <w:rPr>
+          <w:rStyle w:val="NormalTok"/>
+        </w:rPr>
+        <w:t xml:space="preserve">  </w:t>
+      </w:r>
+      <w:r>
+        <w:rPr>
+          <w:rStyle w:val="FunctionTok"/>
+        </w:rPr>
+        <w:t xml:space="preserve">geom_bar</w:t>
+      </w:r>
+      <w:r>
+        <w:rPr>
+          <w:rStyle w:val="NormalTok"/>
+        </w:rPr>
+        <w:t xml:space="preserve">(</w:t>
+      </w:r>
+      <w:r>
+        <w:rPr>
+          <w:rStyle w:val="AttributeTok"/>
+        </w:rPr>
+        <w:t xml:space="preserve">position =</w:t>
+      </w:r>
+      <w:r>
+        <w:rPr>
+          <w:rStyle w:val="NormalTok"/>
+        </w:rPr>
+        <w:t xml:space="preserve"> </w:t>
+      </w:r>
+      <w:r>
+        <w:rPr>
+          <w:rStyle w:val="StringTok"/>
+        </w:rPr>
+        <w:t xml:space="preserve">"fill"</w:t>
+      </w:r>
+      <w:r>
+        <w:rPr>
+          <w:rStyle w:val="NormalTok"/>
+        </w:rPr>
+        <w:t xml:space="preserve">) </w:t>
+      </w:r>
+      <w:r>
+        <w:rPr>
+          <w:rStyle w:val="SpecialCharTok"/>
+        </w:rPr>
+        <w:t xml:space="preserve">+</w:t>
+      </w:r>
+      <w:r>
+        <w:br/>
+      </w:r>
+      <w:r>
+        <w:rPr>
+          <w:rStyle w:val="NormalTok"/>
+        </w:rPr>
+        <w:t xml:space="preserve">  </w:t>
+      </w:r>
+      <w:r>
+        <w:rPr>
+          <w:rStyle w:val="FunctionTok"/>
+        </w:rPr>
+        <w:t xml:space="preserve">scale_y_continuous</w:t>
+      </w:r>
+      <w:r>
+        <w:rPr>
+          <w:rStyle w:val="NormalTok"/>
+        </w:rPr>
+        <w:t xml:space="preserve">(</w:t>
+      </w:r>
+      <w:r>
+        <w:br/>
+      </w:r>
+      <w:r>
+        <w:rPr>
+          <w:rStyle w:val="NormalTok"/>
+        </w:rPr>
+        <w:t xml:space="preserve">    </w:t>
+      </w:r>
+      <w:r>
+        <w:rPr>
+          <w:rStyle w:val="AttributeTok"/>
+        </w:rPr>
+        <w:t xml:space="preserve">labels =</w:t>
+      </w:r>
+      <w:r>
+        <w:rPr>
+          <w:rStyle w:val="NormalTok"/>
+        </w:rPr>
+        <w:t xml:space="preserve"> scales</w:t>
+      </w:r>
+      <w:r>
+        <w:rPr>
+          <w:rStyle w:val="SpecialCharTok"/>
+        </w:rPr>
+        <w:t xml:space="preserve">::</w:t>
+      </w:r>
+      <w:r>
+        <w:rPr>
+          <w:rStyle w:val="FunctionTok"/>
+        </w:rPr>
+        <w:t xml:space="preserve">percent_format</w:t>
+      </w:r>
+      <w:r>
+        <w:rPr>
+          <w:rStyle w:val="NormalTok"/>
+        </w:rPr>
+        <w:t xml:space="preserve">()</w:t>
+      </w:r>
+      <w:r>
+        <w:br/>
+      </w:r>
+      <w:r>
+        <w:rPr>
+          <w:rStyle w:val="NormalTok"/>
+        </w:rPr>
+        <w:t xml:space="preserve">  ) </w:t>
+      </w:r>
+      <w:r>
+        <w:rPr>
+          <w:rStyle w:val="SpecialCharTok"/>
+        </w:rPr>
+        <w:t xml:space="preserve">+</w:t>
+      </w:r>
+      <w:r>
+        <w:br/>
+      </w:r>
+      <w:r>
+        <w:rPr>
+          <w:rStyle w:val="NormalTok"/>
+        </w:rPr>
+        <w:t xml:space="preserve">  </w:t>
+      </w:r>
+      <w:r>
+        <w:rPr>
+          <w:rStyle w:val="FunctionTok"/>
+        </w:rPr>
+        <w:t xml:space="preserve">scale_fill_manual</w:t>
+      </w:r>
+      <w:r>
+        <w:rPr>
+          <w:rStyle w:val="NormalTok"/>
+        </w:rPr>
+        <w:t xml:space="preserve">(</w:t>
+      </w:r>
+      <w:r>
+        <w:br/>
+      </w:r>
+      <w:r>
+        <w:rPr>
+          <w:rStyle w:val="NormalTok"/>
+        </w:rPr>
+        <w:t xml:space="preserve">    </w:t>
+      </w:r>
+      <w:r>
+        <w:rPr>
+          <w:rStyle w:val="AttributeTok"/>
+        </w:rPr>
+        <w:t xml:space="preserve">values =</w:t>
+      </w:r>
+      <w:r>
+        <w:rPr>
+          <w:rStyle w:val="NormalTok"/>
+        </w:rPr>
+        <w:t xml:space="preserve"> </w:t>
+      </w:r>
+      <w:r>
+        <w:rPr>
+          <w:rStyle w:val="FunctionTok"/>
+        </w:rPr>
+        <w:t xml:space="preserve">c</w:t>
+      </w:r>
+      <w:r>
+        <w:rPr>
+          <w:rStyle w:val="NormalTok"/>
+        </w:rPr>
+        <w:t xml:space="preserve">(</w:t>
+      </w:r>
+      <w:r>
+        <w:br/>
+      </w:r>
+      <w:r>
+        <w:rPr>
+          <w:rStyle w:val="NormalTok"/>
+        </w:rPr>
+        <w:t xml:space="preserve">      </w:t>
+      </w:r>
+      <w:r>
+        <w:rPr>
+          <w:rStyle w:val="StringTok"/>
+        </w:rPr>
+        <w:t xml:space="preserve">"Satisfied"</w:t>
+      </w:r>
+      <w:r>
+        <w:rPr>
+          <w:rStyle w:val="NormalTok"/>
+        </w:rPr>
+        <w:t xml:space="preserve"> </w:t>
+      </w:r>
+      <w:r>
+        <w:rPr>
+          <w:rStyle w:val="OtherTok"/>
+        </w:rPr>
+        <w:t xml:space="preserve">=</w:t>
+      </w:r>
+      <w:r>
+        <w:rPr>
+          <w:rStyle w:val="NormalTok"/>
+        </w:rPr>
+        <w:t xml:space="preserve"> </w:t>
+      </w:r>
+      <w:r>
+        <w:rPr>
+          <w:rStyle w:val="StringTok"/>
+        </w:rPr>
+        <w:t xml:space="preserve">"#2ecc71"</w:t>
+      </w:r>
+      <w:r>
+        <w:rPr>
+          <w:rStyle w:val="NormalTok"/>
+        </w:rPr>
+        <w:t xml:space="preserve">,</w:t>
+      </w:r>
+      <w:r>
+        <w:br/>
+      </w:r>
+      <w:r>
+        <w:rPr>
+          <w:rStyle w:val="NormalTok"/>
+        </w:rPr>
+        <w:t xml:space="preserve">      </w:t>
+      </w:r>
+      <w:r>
+        <w:rPr>
+          <w:rStyle w:val="StringTok"/>
+        </w:rPr>
+        <w:t xml:space="preserve">"Not Satisfied"</w:t>
+      </w:r>
+      <w:r>
+        <w:rPr>
+          <w:rStyle w:val="NormalTok"/>
+        </w:rPr>
+        <w:t xml:space="preserve"> </w:t>
+      </w:r>
+      <w:r>
+        <w:rPr>
+          <w:rStyle w:val="OtherTok"/>
+        </w:rPr>
+        <w:t xml:space="preserve">=</w:t>
+      </w:r>
+      <w:r>
+        <w:rPr>
+          <w:rStyle w:val="NormalTok"/>
+        </w:rPr>
+        <w:t xml:space="preserve"> </w:t>
+      </w:r>
+      <w:r>
+        <w:rPr>
+          <w:rStyle w:val="StringTok"/>
+        </w:rPr>
+        <w:t xml:space="preserve">"#e74c3c"</w:t>
+      </w:r>
+      <w:r>
+        <w:br/>
+      </w:r>
+      <w:r>
+        <w:rPr>
+          <w:rStyle w:val="NormalTok"/>
+        </w:rPr>
+        <w:t xml:space="preserve">    )</w:t>
+      </w:r>
+      <w:r>
+        <w:br/>
+      </w:r>
+      <w:r>
+        <w:rPr>
+          <w:rStyle w:val="NormalTok"/>
+        </w:rPr>
+        <w:t xml:space="preserve">  ) </w:t>
+      </w:r>
+      <w:r>
+        <w:rPr>
+          <w:rStyle w:val="SpecialCharTok"/>
+        </w:rPr>
+        <w:t xml:space="preserve">+</w:t>
+      </w:r>
+      <w:r>
+        <w:br/>
+      </w:r>
+      <w:r>
+        <w:rPr>
+          <w:rStyle w:val="NormalTok"/>
+        </w:rPr>
+        <w:t xml:space="preserve">  </w:t>
+      </w:r>
+      <w:r>
+        <w:rPr>
+          <w:rStyle w:val="FunctionTok"/>
+        </w:rPr>
+        <w:t xml:space="preserve">theme_minimal</w:t>
+      </w:r>
+      <w:r>
+        <w:rPr>
+          <w:rStyle w:val="NormalTok"/>
+        </w:rPr>
+        <w:t xml:space="preserve">() </w:t>
+      </w:r>
+      <w:r>
+        <w:rPr>
+          <w:rStyle w:val="SpecialCharTok"/>
+        </w:rPr>
+        <w:t xml:space="preserve">+</w:t>
+      </w:r>
+      <w:r>
+        <w:br/>
+      </w:r>
+      <w:r>
+        <w:rPr>
+          <w:rStyle w:val="NormalTok"/>
+        </w:rPr>
+        <w:t xml:space="preserve">  </w:t>
+      </w:r>
+      <w:r>
+        <w:rPr>
+          <w:rStyle w:val="FunctionTok"/>
+        </w:rPr>
+        <w:t xml:space="preserve">labs</w:t>
+      </w:r>
+      <w:r>
+        <w:rPr>
+          <w:rStyle w:val="NormalTok"/>
+        </w:rPr>
+        <w:t xml:space="preserve">(</w:t>
+      </w:r>
+      <w:r>
+        <w:br/>
+      </w:r>
+      <w:r>
+        <w:rPr>
+          <w:rStyle w:val="NormalTok"/>
+        </w:rPr>
+        <w:t xml:space="preserve">    </w:t>
+      </w:r>
+      <w:r>
+        <w:rPr>
+          <w:rStyle w:val="AttributeTok"/>
+        </w:rPr>
+        <w:t xml:space="preserve">title =</w:t>
+      </w:r>
+      <w:r>
+        <w:rPr>
+          <w:rStyle w:val="NormalTok"/>
+        </w:rPr>
+        <w:t xml:space="preserve"> </w:t>
+      </w:r>
+      <w:r>
+        <w:rPr>
+          <w:rStyle w:val="StringTok"/>
+        </w:rPr>
+        <w:t xml:space="preserve">"Zadovoljstvo putnika prema svrsi putovanja"</w:t>
+      </w:r>
+      <w:r>
+        <w:rPr>
+          <w:rStyle w:val="NormalTok"/>
+        </w:rPr>
+        <w:t xml:space="preserve">,</w:t>
+      </w:r>
+      <w:r>
+        <w:br/>
+      </w:r>
+      <w:r>
+        <w:rPr>
+          <w:rStyle w:val="NormalTok"/>
+        </w:rPr>
+        <w:t xml:space="preserve">    </w:t>
+      </w:r>
+      <w:r>
+        <w:rPr>
+          <w:rStyle w:val="AttributeTok"/>
+        </w:rPr>
+        <w:t xml:space="preserve">x =</w:t>
+      </w:r>
+      <w:r>
+        <w:rPr>
+          <w:rStyle w:val="NormalTok"/>
+        </w:rPr>
+        <w:t xml:space="preserve"> </w:t>
+      </w:r>
+      <w:r>
+        <w:rPr>
+          <w:rStyle w:val="StringTok"/>
+        </w:rPr>
+        <w:t xml:space="preserve">"Svrha putovanja"</w:t>
+      </w:r>
+      <w:r>
+        <w:rPr>
+          <w:rStyle w:val="NormalTok"/>
+        </w:rPr>
+        <w:t xml:space="preserve">,</w:t>
+      </w:r>
+      <w:r>
+        <w:br/>
+      </w:r>
+      <w:r>
+        <w:rPr>
+          <w:rStyle w:val="NormalTok"/>
+        </w:rPr>
+        <w:t xml:space="preserve">    </w:t>
+      </w:r>
+      <w:r>
+        <w:rPr>
+          <w:rStyle w:val="AttributeTok"/>
+        </w:rPr>
+        <w:t xml:space="preserve">y =</w:t>
+      </w:r>
+      <w:r>
+        <w:rPr>
+          <w:rStyle w:val="NormalTok"/>
+        </w:rPr>
+        <w:t xml:space="preserve"> </w:t>
+      </w:r>
+      <w:r>
+        <w:rPr>
+          <w:rStyle w:val="StringTok"/>
+        </w:rPr>
+        <w:t xml:space="preserve">"Procenat putnika"</w:t>
+      </w:r>
+      <w:r>
+        <w:rPr>
+          <w:rStyle w:val="NormalTok"/>
+        </w:rPr>
+        <w:t xml:space="preserve">,</w:t>
+      </w:r>
+      <w:r>
+        <w:br/>
+      </w:r>
+      <w:r>
+        <w:rPr>
+          <w:rStyle w:val="NormalTok"/>
+        </w:rPr>
+        <w:t xml:space="preserve">    </w:t>
+      </w:r>
+      <w:r>
+        <w:rPr>
+          <w:rStyle w:val="AttributeTok"/>
+        </w:rPr>
+        <w:t xml:space="preserve">fill =</w:t>
+      </w:r>
+      <w:r>
+        <w:rPr>
+          <w:rStyle w:val="NormalTok"/>
+        </w:rPr>
+        <w:t xml:space="preserve"> </w:t>
+      </w:r>
+      <w:r>
+        <w:rPr>
+          <w:rStyle w:val="StringTok"/>
+        </w:rPr>
+        <w:t xml:space="preserve">"Status zadovoljstva"</w:t>
+      </w:r>
+      <w:r>
+        <w:br/>
+      </w:r>
+      <w:r>
+        <w:rPr>
+          <w:rStyle w:val="NormalTok"/>
+        </w:rPr>
+        <w:t xml:space="preserve">  )</w:t>
+      </w:r>
+    </w:p>
+    <w:p>
+      <w:pPr>
+        <w:pStyle w:val="FirstParagraph"/>
+      </w:pPr>
+      <w:r>
+        <w:drawing>
+          <wp:inline>
+            <wp:extent cx="5943600" cy="3714750"/>
+            <wp:effectExtent b="0" l="0" r="0" t="0"/>
+            <wp:docPr descr="" title="" id="81" name="Picture"/>
+            <a:graphic>
+              <a:graphicData uri="http://schemas.openxmlformats.org/drawingml/2006/picture">
+                <pic:pic>
+                  <pic:nvPicPr>
+                    <pic:cNvPr descr="airline_satisfaction_files/figure-docx/unnamed-chunk-38-1.png" id="82" name="Picture"/>
+                    <pic:cNvPicPr>
+                      <a:picLocks noChangeArrowheads="1" noChangeAspect="1"/>
+                    </pic:cNvPicPr>
+                  </pic:nvPicPr>
+                  <pic:blipFill>
+                    <a:blip r:embed="rId80"/>
+                    <a:stretch>
+                      <a:fillRect/>
+                    </a:stretch>
+                  </pic:blipFill>
+                  <pic:spPr bwMode="auto">
+                    <a:xfrm>
+                      <a:off x="0" y="0"/>
+                      <a:ext cx="5943600" cy="3714750"/>
+                    </a:xfrm>
+                    <a:prstGeom prst="rect">
+                      <a:avLst/>
+                    </a:prstGeom>
+                    <a:noFill/>
+                    <a:ln w="9525">
+                      <a:noFill/>
+                      <a:headEnd/>
+                      <a:tailEnd/>
+                    </a:ln>
+                  </pic:spPr>
+                </pic:pic>
+              </a:graphicData>
+            </a:graphic>
+          </wp:inline>
+        </w:drawing>
+      </w:r>
+      <w:r>
+        <w:t xml:space="preserve"> </w:t>
+      </w:r>
+      <w:r>
+        <w:t xml:space="preserve">Razlika u procentu zadovoljnih putnika između poslovnih i ličnih putovanja iznosi 48,3 procentnih poena. Ova razlika ukazuje na moguću povezanost između svrhe putovanja i zadovoljstva putnika, koju ćemo formalno proveriti hi-kvadrat testom nezavisnosti.</w:t>
+      </w:r>
+    </w:p>
+    <w:p>
+      <w:pPr>
+        <w:pStyle w:val="SourceCode"/>
+      </w:pPr>
+      <w:r>
+        <w:rPr>
+          <w:rStyle w:val="NormalTok"/>
+        </w:rPr>
+        <w:t xml:space="preserve">travel_satisfaction_table </w:t>
+      </w:r>
+      <w:r>
+        <w:rPr>
+          <w:rStyle w:val="OtherTok"/>
+        </w:rPr>
+        <w:t xml:space="preserve">&lt;-</w:t>
+      </w:r>
+      <w:r>
+        <w:rPr>
+          <w:rStyle w:val="NormalTok"/>
+        </w:rPr>
+        <w:t xml:space="preserve"> </w:t>
+      </w:r>
+      <w:r>
+        <w:rPr>
+          <w:rStyle w:val="FunctionTok"/>
+        </w:rPr>
+        <w:t xml:space="preserve">table</w:t>
+      </w:r>
+      <w:r>
+        <w:rPr>
+          <w:rStyle w:val="NormalTok"/>
+        </w:rPr>
+        <w:t xml:space="preserve">(</w:t>
+      </w:r>
+      <w:r>
+        <w:br/>
+      </w:r>
+      <w:r>
+        <w:rPr>
+          <w:rStyle w:val="NormalTok"/>
+        </w:rPr>
+        <w:t xml:space="preserve">  data</w:t>
+      </w:r>
+      <w:r>
+        <w:rPr>
+          <w:rStyle w:val="SpecialCharTok"/>
+        </w:rPr>
+        <w:t xml:space="preserve">$</w:t>
+      </w:r>
+      <w:r>
+        <w:rPr>
+          <w:rStyle w:val="NormalTok"/>
+        </w:rPr>
+        <w:t xml:space="preserve">Type_of_Travel,</w:t>
+      </w:r>
+      <w:r>
+        <w:br/>
+      </w:r>
+      <w:r>
+        <w:rPr>
+          <w:rStyle w:val="NormalTok"/>
+        </w:rPr>
+        <w:t xml:space="preserve">  data</w:t>
+      </w:r>
+      <w:r>
+        <w:rPr>
+          <w:rStyle w:val="SpecialCharTok"/>
+        </w:rPr>
+        <w:t xml:space="preserve">$</w:t>
+      </w:r>
+      <w:r>
+        <w:rPr>
+          <w:rStyle w:val="NormalTok"/>
+        </w:rPr>
+        <w:t xml:space="preserve">Satisfaction</w:t>
+      </w:r>
+      <w:r>
+        <w:br/>
+      </w:r>
+      <w:r>
+        <w:rPr>
+          <w:rStyle w:val="NormalTok"/>
+        </w:rPr>
+        <w:t xml:space="preserve">)</w:t>
+      </w:r>
+      <w:r>
+        <w:br/>
+      </w:r>
+      <w:r>
+        <w:br/>
+      </w:r>
+      <w:r>
+        <w:rPr>
+          <w:rStyle w:val="NormalTok"/>
+        </w:rPr>
+        <w:t xml:space="preserve">travel_satisfaction_table</w:t>
+      </w:r>
+    </w:p>
+    <w:p>
+      <w:pPr>
+        <w:pStyle w:val="SourceCode"/>
+      </w:pPr>
+      <w:r>
+        <w:rPr>
+          <w:rStyle w:val="VerbatimChar"/>
+        </w:rPr>
+        <w:t xml:space="preserve">##                  </w:t>
+      </w:r>
+      <w:r>
+        <w:br/>
+      </w:r>
+      <w:r>
+        <w:rPr>
+          <w:rStyle w:val="VerbatimChar"/>
+        </w:rPr>
+        <w:t xml:space="preserve">##                   Satisfied Not Satisfied</w:t>
+      </w:r>
+      <w:r>
+        <w:br/>
+      </w:r>
+      <w:r>
+        <w:rPr>
+          <w:rStyle w:val="VerbatimChar"/>
+        </w:rPr>
+        <w:t xml:space="preserve">##   Business Travel     52356         37337</w:t>
+      </w:r>
+      <w:r>
+        <w:br/>
+      </w:r>
+      <w:r>
+        <w:rPr>
+          <w:rStyle w:val="VerbatimChar"/>
+        </w:rPr>
+        <w:t xml:space="preserve">##   Personal Travel      4072         36115</w:t>
+      </w:r>
+    </w:p>
+    <w:p>
+      <w:pPr>
+        <w:pStyle w:val="SourceCode"/>
+      </w:pPr>
+      <w:r>
+        <w:rPr>
+          <w:rStyle w:val="NormalTok"/>
+        </w:rPr>
+        <w:t xml:space="preserve">travel_chisq </w:t>
+      </w:r>
+      <w:r>
+        <w:rPr>
+          <w:rStyle w:val="OtherTok"/>
+        </w:rPr>
+        <w:t xml:space="preserve">&lt;-</w:t>
+      </w:r>
+      <w:r>
+        <w:rPr>
+          <w:rStyle w:val="NormalTok"/>
+        </w:rPr>
+        <w:t xml:space="preserve"> </w:t>
+      </w:r>
+      <w:r>
+        <w:rPr>
+          <w:rStyle w:val="FunctionTok"/>
+        </w:rPr>
+        <w:t xml:space="preserve">chisq.test</w:t>
+      </w:r>
+      <w:r>
+        <w:rPr>
+          <w:rStyle w:val="NormalTok"/>
+        </w:rPr>
+        <w:t xml:space="preserve">(</w:t>
+      </w:r>
+      <w:r>
+        <w:br/>
+      </w:r>
+      <w:r>
+        <w:rPr>
+          <w:rStyle w:val="NormalTok"/>
+        </w:rPr>
+        <w:t xml:space="preserve">  travel_satisfaction_table,</w:t>
+      </w:r>
+      <w:r>
+        <w:br/>
+      </w:r>
+      <w:r>
+        <w:rPr>
+          <w:rStyle w:val="NormalTok"/>
+        </w:rPr>
+        <w:t xml:space="preserve">  </w:t>
+      </w:r>
+      <w:r>
+        <w:rPr>
+          <w:rStyle w:val="AttributeTok"/>
+        </w:rPr>
+        <w:t xml:space="preserve">correct =</w:t>
+      </w:r>
+      <w:r>
+        <w:rPr>
+          <w:rStyle w:val="NormalTok"/>
+        </w:rPr>
+        <w:t xml:space="preserve"> </w:t>
+      </w:r>
+      <w:r>
+        <w:rPr>
+          <w:rStyle w:val="ConstantTok"/>
+        </w:rPr>
+        <w:t xml:space="preserve">FALSE</w:t>
+      </w:r>
+      <w:r>
+        <w:br/>
+      </w:r>
+      <w:r>
+        <w:rPr>
+          <w:rStyle w:val="NormalTok"/>
+        </w:rPr>
+        <w:t xml:space="preserve">)</w:t>
+      </w:r>
+      <w:r>
+        <w:br/>
+      </w:r>
+      <w:r>
+        <w:br/>
+      </w:r>
+      <w:r>
+        <w:rPr>
+          <w:rStyle w:val="NormalTok"/>
+        </w:rPr>
+        <w:t xml:space="preserve">travel_chisq</w:t>
+      </w:r>
+    </w:p>
+    <w:p>
+      <w:pPr>
+        <w:pStyle w:val="SourceCode"/>
+      </w:pPr>
+      <w:r>
+        <w:rPr>
+          <w:rStyle w:val="VerbatimChar"/>
+        </w:rPr>
+        <w:t xml:space="preserve">## </w:t>
+      </w:r>
+      <w:r>
+        <w:br/>
+      </w:r>
+      <w:r>
+        <w:rPr>
+          <w:rStyle w:val="VerbatimChar"/>
+        </w:rPr>
+        <w:t xml:space="preserve">##  Pearson's Chi-squared test</w:t>
+      </w:r>
+      <w:r>
+        <w:br/>
+      </w:r>
+      <w:r>
+        <w:rPr>
+          <w:rStyle w:val="VerbatimChar"/>
+        </w:rPr>
+        <w:t xml:space="preserve">## </w:t>
+      </w:r>
+      <w:r>
+        <w:br/>
+      </w:r>
+      <w:r>
+        <w:rPr>
+          <w:rStyle w:val="VerbatimChar"/>
+        </w:rPr>
+        <w:t xml:space="preserve">## data:  travel_satisfaction_table</w:t>
+      </w:r>
+      <w:r>
+        <w:br/>
+      </w:r>
+      <w:r>
+        <w:rPr>
+          <w:rStyle w:val="VerbatimChar"/>
+        </w:rPr>
+        <w:t xml:space="preserve">## X-squared = 26284, df = 1, p-value &lt; 2.2e-16</w:t>
+      </w:r>
+    </w:p>
+    <w:p>
+      <w:pPr>
+        <w:pStyle w:val="SourceCode"/>
+      </w:pPr>
+      <w:r>
+        <w:rPr>
+          <w:rStyle w:val="NormalTok"/>
+        </w:rPr>
+        <w:t xml:space="preserve">n </w:t>
+      </w:r>
+      <w:r>
+        <w:rPr>
+          <w:rStyle w:val="OtherTok"/>
+        </w:rPr>
+        <w:t xml:space="preserve">&lt;-</w:t>
+      </w:r>
+      <w:r>
+        <w:rPr>
+          <w:rStyle w:val="NormalTok"/>
+        </w:rPr>
+        <w:t xml:space="preserve"> </w:t>
+      </w:r>
+      <w:r>
+        <w:rPr>
+          <w:rStyle w:val="FunctionTok"/>
+        </w:rPr>
+        <w:t xml:space="preserve">sum</w:t>
+      </w:r>
+      <w:r>
+        <w:rPr>
+          <w:rStyle w:val="NormalTok"/>
+        </w:rPr>
+        <w:t xml:space="preserve">(travel_satisfaction_table)</w:t>
+      </w:r>
+      <w:r>
+        <w:br/>
+      </w:r>
+      <w:r>
+        <w:rPr>
+          <w:rStyle w:val="NormalTok"/>
+        </w:rPr>
+        <w:t xml:space="preserve">chi_square </w:t>
+      </w:r>
+      <w:r>
+        <w:rPr>
+          <w:rStyle w:val="OtherTok"/>
+        </w:rPr>
+        <w:t xml:space="preserve">&lt;-</w:t>
+      </w:r>
+      <w:r>
+        <w:rPr>
+          <w:rStyle w:val="NormalTok"/>
+        </w:rPr>
+        <w:t xml:space="preserve"> </w:t>
+      </w:r>
+      <w:r>
+        <w:rPr>
+          <w:rStyle w:val="FunctionTok"/>
+        </w:rPr>
+        <w:t xml:space="preserve">as.numeric</w:t>
+      </w:r>
+      <w:r>
+        <w:rPr>
+          <w:rStyle w:val="NormalTok"/>
+        </w:rPr>
+        <w:t xml:space="preserve">(travel_chisq</w:t>
+      </w:r>
+      <w:r>
+        <w:rPr>
+          <w:rStyle w:val="SpecialCharTok"/>
+        </w:rPr>
+        <w:t xml:space="preserve">$</w:t>
+      </w:r>
+      <w:r>
+        <w:rPr>
+          <w:rStyle w:val="NormalTok"/>
+        </w:rPr>
+        <w:t xml:space="preserve">statistic)</w:t>
+      </w:r>
+      <w:r>
+        <w:br/>
+      </w:r>
+      <w:r>
+        <w:br/>
+      </w:r>
+      <w:r>
+        <w:rPr>
+          <w:rStyle w:val="NormalTok"/>
+        </w:rPr>
+        <w:t xml:space="preserve">travel_cramers_v </w:t>
+      </w:r>
+      <w:r>
+        <w:rPr>
+          <w:rStyle w:val="OtherTok"/>
+        </w:rPr>
+        <w:t xml:space="preserve">&lt;-</w:t>
+      </w:r>
+      <w:r>
+        <w:rPr>
+          <w:rStyle w:val="NormalTok"/>
+        </w:rPr>
+        <w:t xml:space="preserve"> </w:t>
+      </w:r>
+      <w:r>
+        <w:rPr>
+          <w:rStyle w:val="FunctionTok"/>
+        </w:rPr>
+        <w:t xml:space="preserve">sqrt</w:t>
+      </w:r>
+      <w:r>
+        <w:rPr>
+          <w:rStyle w:val="NormalTok"/>
+        </w:rPr>
+        <w:t xml:space="preserve">(chi_square </w:t>
+      </w:r>
+      <w:r>
+        <w:rPr>
+          <w:rStyle w:val="SpecialCharTok"/>
+        </w:rPr>
+        <w:t xml:space="preserve">/</w:t>
+      </w:r>
+      <w:r>
+        <w:rPr>
+          <w:rStyle w:val="NormalTok"/>
+        </w:rPr>
+        <w:t xml:space="preserve"> n)</w:t>
+      </w:r>
+      <w:r>
+        <w:br/>
+      </w:r>
+      <w:r>
+        <w:br/>
+      </w:r>
+      <w:r>
+        <w:rPr>
+          <w:rStyle w:val="NormalTok"/>
+        </w:rPr>
+        <w:t xml:space="preserve">travel_cramers_v</w:t>
+      </w:r>
+    </w:p>
+    <w:p>
+      <w:pPr>
+        <w:pStyle w:val="SourceCode"/>
+      </w:pPr>
+      <w:r>
+        <w:rPr>
+          <w:rStyle w:val="VerbatimChar"/>
+        </w:rPr>
+        <w:t xml:space="preserve">## [1] 0.4498613</w:t>
+      </w:r>
+    </w:p>
+    <w:p>
+      <w:pPr>
+        <w:pStyle w:val="FirstParagraph"/>
+      </w:pPr>
+      <w:r>
+        <w:t xml:space="preserve">Rezultat Pearsonovog hi-kvadrat testa pokazuje da postoji statistički značajna povezanost između svrhe putovanja i zadovoljstva putnika, χ²(1) = 26284, p &lt; 0,001. Na osnovu ovog rezultata odbacujemo nultu hipotezu o nezavisnosti ove dve promenljive.</w:t>
+      </w:r>
+    </w:p>
+    <w:p>
+      <w:pPr>
+        <w:pStyle w:val="BodyText"/>
+      </w:pPr>
+      <w:r>
+        <w:t xml:space="preserve">Cramerov koeficijent V iznosi 0,450, što ukazuje na relativno jaku povezanost između svrhe putovanja i zadovoljstva putnika. Ova povezanost je izraženija nego kod prethodno analiziranih promenljivih</w:t>
+      </w:r>
+      <w:r>
+        <w:t xml:space="preserve"> </w:t>
+      </w:r>
+      <w:r>
+        <w:rPr>
+          <w:rStyle w:val="VerbatimChar"/>
+        </w:rPr>
+        <w:t xml:space="preserve">Gender</w:t>
+      </w:r>
+      <w:r>
+        <w:t xml:space="preserve"> </w:t>
+      </w:r>
+      <w:r>
+        <w:t xml:space="preserve">i</w:t>
+      </w:r>
+      <w:r>
+        <w:t xml:space="preserve"> </w:t>
+      </w:r>
+      <w:r>
+        <w:rPr>
+          <w:rStyle w:val="VerbatimChar"/>
+        </w:rPr>
+        <w:t xml:space="preserve">Customer_Type</w:t>
+      </w:r>
+      <w:r>
+        <w:t xml:space="preserve">, pa svrha putovanja u ovom skupu podataka ima veći potencijalni značaj za objašnjenje zadovoljstva putnika.</w:t>
+      </w:r>
+    </w:p>
+    <w:p>
+      <w:pPr>
+        <w:pStyle w:val="BodyText"/>
+      </w:pPr>
+      <w:r>
+        <w:t xml:space="preserve">Ipak, hi-kvadrat test i Cramerov V ne dokazuju uzročno-posledičnu vezu. Rezultati pokazuju da se zadovoljstvo putnika značajno razlikuje između poslovnih i ličnih putovanja u posmatranom skupu podataka, ali ne dokazuju da svrha putovanja direktno uzrokuje zadovoljstvo ili nezadovoljstvo.</w:t>
+      </w:r>
+    </w:p>
+    <w:p>
+      <w:pPr>
+        <w:pStyle w:val="BodyText"/>
+      </w:pPr>
+      <w:r>
+        <w:t xml:space="preserve">Konačna procena prediktorskog značaja promenljive</w:t>
+      </w:r>
+      <w:r>
+        <w:t xml:space="preserve"> </w:t>
+      </w:r>
+      <w:r>
+        <w:rPr>
+          <w:rStyle w:val="VerbatimChar"/>
+        </w:rPr>
+        <w:t xml:space="preserve">Type_of_Travel</w:t>
+      </w:r>
+      <w:r>
+        <w:t xml:space="preserve"> </w:t>
+      </w:r>
+      <w:r>
+        <w:t xml:space="preserve">biće izvršena u kasnijoj fazi, kroz izgradnju i evaluaciju modela mašinskog učenja i analizu važnosti promenljivih.</w:t>
+      </w:r>
+    </w:p>
+    <w:bookmarkEnd w:id="83"/>
+    <w:bookmarkEnd w:id="84"/>
+    <w:bookmarkEnd w:id="85"/>
     <w:sectPr>
       <w:pgSz w:h="15840" w:w="12240"/>
       <w:pgMar w:bottom="1440" w:footer="720" w:gutter="0" w:header="720" w:left="1440" w:right="1440" w:top="1440"/>

--- a/reports/airline_satisfaction.docx
+++ b/reports/airline_satisfaction.docx
@@ -4621,7 +4621,7 @@
     </w:p>
     <w:bookmarkEnd w:id="30"/>
     <w:bookmarkEnd w:id="31"/>
-    <w:bookmarkStart w:id="85" w:name="eksplorativna-analiza-podataka-eda"/>
+    <w:bookmarkStart w:id="89" w:name="eksplorativna-analiza-podataka-eda"/>
     <w:p>
       <w:pPr>
         <w:pStyle w:val="Heading1"/>
@@ -12899,7 +12899,7 @@
     </w:p>
     <w:bookmarkEnd w:id="69"/>
     <w:bookmarkEnd w:id="70"/>
-    <w:bookmarkStart w:id="84" w:name="bivarijantna-analiza"/>
+    <w:bookmarkStart w:id="88" w:name="bivarijantna-analiza"/>
     <w:p>
       <w:pPr>
         <w:pStyle w:val="Heading2"/>
@@ -17263,8 +17263,1552 @@
       </w:r>
     </w:p>
     <w:bookmarkEnd w:id="83"/>
-    <w:bookmarkEnd w:id="84"/>
-    <w:bookmarkEnd w:id="85"/>
+    <w:bookmarkStart w:id="87" w:name="X488e303a0d76b78a52a2f001d0bb69f55d331e5"/>
+    <w:p>
+      <w:pPr>
+        <w:pStyle w:val="Heading3"/>
+      </w:pPr>
+      <w:r>
+        <w:t xml:space="preserve">Odnos klase leta i zadovoljstva putnika (</w:t>
+      </w:r>
+      <w:r>
+        <w:rPr>
+          <w:rStyle w:val="VerbatimChar"/>
+        </w:rPr>
+        <w:t xml:space="preserve">Class</w:t>
+      </w:r>
+      <w:r>
+        <w:t xml:space="preserve">)</w:t>
+      </w:r>
+    </w:p>
+    <w:p>
+      <w:pPr>
+        <w:pStyle w:val="FirstParagraph"/>
+      </w:pPr>
+      <w:r>
+        <w:t xml:space="preserve">U nastavku ćemo ispitati da li se zadovoljstvo putnika razlikuje u zavisnosti od klase leta. Promenljiva</w:t>
+      </w:r>
+      <w:r>
+        <w:t xml:space="preserve"> </w:t>
+      </w:r>
+      <w:r>
+        <w:rPr>
+          <w:rStyle w:val="VerbatimChar"/>
+        </w:rPr>
+        <w:t xml:space="preserve">Class</w:t>
+      </w:r>
+      <w:r>
+        <w:t xml:space="preserve"> </w:t>
+      </w:r>
+      <w:r>
+        <w:t xml:space="preserve">sadrži tri kategorije:</w:t>
+      </w:r>
+      <w:r>
+        <w:t xml:space="preserve"> </w:t>
+      </w:r>
+      <w:r>
+        <w:rPr>
+          <w:rStyle w:val="VerbatimChar"/>
+        </w:rPr>
+        <w:t xml:space="preserve">Business</w:t>
+      </w:r>
+      <w:r>
+        <w:t xml:space="preserve">,</w:t>
+      </w:r>
+      <w:r>
+        <w:t xml:space="preserve"> </w:t>
+      </w:r>
+      <w:r>
+        <w:rPr>
+          <w:rStyle w:val="VerbatimChar"/>
+        </w:rPr>
+        <w:t xml:space="preserve">Eco</w:t>
+      </w:r>
+      <w:r>
+        <w:t xml:space="preserve"> </w:t>
+      </w:r>
+      <w:r>
+        <w:t xml:space="preserve">i</w:t>
+      </w:r>
+      <w:r>
+        <w:t xml:space="preserve"> </w:t>
+      </w:r>
+      <w:r>
+        <w:rPr>
+          <w:rStyle w:val="VerbatimChar"/>
+        </w:rPr>
+        <w:t xml:space="preserve">Eco Plus</w:t>
+      </w:r>
+      <w:r>
+        <w:t xml:space="preserve">.</w:t>
+      </w:r>
+    </w:p>
+    <w:p>
+      <w:pPr>
+        <w:pStyle w:val="BodyText"/>
+      </w:pPr>
+      <w:r>
+        <w:t xml:space="preserve">Za poređenje ovih grupa koristićemo relativne frekvencije, odnosno procenat zadovoljnih i nezadovoljnih putnika unutar svake klase leta. Na ovaj način možemo da uporedimo raspodelu zadovoljstva između klasa, nezavisno od njihovog ukupnog broja u skupu podataka.</w:t>
+      </w:r>
+    </w:p>
+    <w:p>
+      <w:pPr>
+        <w:pStyle w:val="SourceCode"/>
+      </w:pPr>
+      <w:r>
+        <w:rPr>
+          <w:rStyle w:val="NormalTok"/>
+        </w:rPr>
+        <w:t xml:space="preserve">class_satisfaction </w:t>
+      </w:r>
+      <w:r>
+        <w:rPr>
+          <w:rStyle w:val="OtherTok"/>
+        </w:rPr>
+        <w:t xml:space="preserve">&lt;-</w:t>
+      </w:r>
+      <w:r>
+        <w:rPr>
+          <w:rStyle w:val="NormalTok"/>
+        </w:rPr>
+        <w:t xml:space="preserve"> data </w:t>
+      </w:r>
+      <w:r>
+        <w:rPr>
+          <w:rStyle w:val="SpecialCharTok"/>
+        </w:rPr>
+        <w:t xml:space="preserve">%&gt;%</w:t>
+      </w:r>
+      <w:r>
+        <w:br/>
+      </w:r>
+      <w:r>
+        <w:rPr>
+          <w:rStyle w:val="NormalTok"/>
+        </w:rPr>
+        <w:t xml:space="preserve">  </w:t>
+      </w:r>
+      <w:r>
+        <w:rPr>
+          <w:rStyle w:val="FunctionTok"/>
+        </w:rPr>
+        <w:t xml:space="preserve">count</w:t>
+      </w:r>
+      <w:r>
+        <w:rPr>
+          <w:rStyle w:val="NormalTok"/>
+        </w:rPr>
+        <w:t xml:space="preserve">(Class, Satisfaction, </w:t>
+      </w:r>
+      <w:r>
+        <w:rPr>
+          <w:rStyle w:val="AttributeTok"/>
+        </w:rPr>
+        <w:t xml:space="preserve">name =</w:t>
+      </w:r>
+      <w:r>
+        <w:rPr>
+          <w:rStyle w:val="NormalTok"/>
+        </w:rPr>
+        <w:t xml:space="preserve"> </w:t>
+      </w:r>
+      <w:r>
+        <w:rPr>
+          <w:rStyle w:val="StringTok"/>
+        </w:rPr>
+        <w:t xml:space="preserve">"Broj"</w:t>
+      </w:r>
+      <w:r>
+        <w:rPr>
+          <w:rStyle w:val="NormalTok"/>
+        </w:rPr>
+        <w:t xml:space="preserve">) </w:t>
+      </w:r>
+      <w:r>
+        <w:rPr>
+          <w:rStyle w:val="SpecialCharTok"/>
+        </w:rPr>
+        <w:t xml:space="preserve">%&gt;%</w:t>
+      </w:r>
+      <w:r>
+        <w:br/>
+      </w:r>
+      <w:r>
+        <w:rPr>
+          <w:rStyle w:val="NormalTok"/>
+        </w:rPr>
+        <w:t xml:space="preserve">  </w:t>
+      </w:r>
+      <w:r>
+        <w:rPr>
+          <w:rStyle w:val="FunctionTok"/>
+        </w:rPr>
+        <w:t xml:space="preserve">group_by</w:t>
+      </w:r>
+      <w:r>
+        <w:rPr>
+          <w:rStyle w:val="NormalTok"/>
+        </w:rPr>
+        <w:t xml:space="preserve">(Class) </w:t>
+      </w:r>
+      <w:r>
+        <w:rPr>
+          <w:rStyle w:val="SpecialCharTok"/>
+        </w:rPr>
+        <w:t xml:space="preserve">%&gt;%</w:t>
+      </w:r>
+      <w:r>
+        <w:br/>
+      </w:r>
+      <w:r>
+        <w:rPr>
+          <w:rStyle w:val="NormalTok"/>
+        </w:rPr>
+        <w:t xml:space="preserve">  </w:t>
+      </w:r>
+      <w:r>
+        <w:rPr>
+          <w:rStyle w:val="FunctionTok"/>
+        </w:rPr>
+        <w:t xml:space="preserve">mutate</w:t>
+      </w:r>
+      <w:r>
+        <w:rPr>
+          <w:rStyle w:val="NormalTok"/>
+        </w:rPr>
+        <w:t xml:space="preserve">(</w:t>
+      </w:r>
+      <w:r>
+        <w:rPr>
+          <w:rStyle w:val="AttributeTok"/>
+        </w:rPr>
+        <w:t xml:space="preserve">Procenat =</w:t>
+      </w:r>
+      <w:r>
+        <w:rPr>
+          <w:rStyle w:val="NormalTok"/>
+        </w:rPr>
+        <w:t xml:space="preserve"> </w:t>
+      </w:r>
+      <w:r>
+        <w:rPr>
+          <w:rStyle w:val="FunctionTok"/>
+        </w:rPr>
+        <w:t xml:space="preserve">round</w:t>
+      </w:r>
+      <w:r>
+        <w:rPr>
+          <w:rStyle w:val="NormalTok"/>
+        </w:rPr>
+        <w:t xml:space="preserve">(Broj </w:t>
+      </w:r>
+      <w:r>
+        <w:rPr>
+          <w:rStyle w:val="SpecialCharTok"/>
+        </w:rPr>
+        <w:t xml:space="preserve">/</w:t>
+      </w:r>
+      <w:r>
+        <w:rPr>
+          <w:rStyle w:val="NormalTok"/>
+        </w:rPr>
+        <w:t xml:space="preserve"> </w:t>
+      </w:r>
+      <w:r>
+        <w:rPr>
+          <w:rStyle w:val="FunctionTok"/>
+        </w:rPr>
+        <w:t xml:space="preserve">sum</w:t>
+      </w:r>
+      <w:r>
+        <w:rPr>
+          <w:rStyle w:val="NormalTok"/>
+        </w:rPr>
+        <w:t xml:space="preserve">(Broj) </w:t>
+      </w:r>
+      <w:r>
+        <w:rPr>
+          <w:rStyle w:val="SpecialCharTok"/>
+        </w:rPr>
+        <w:t xml:space="preserve">*</w:t>
+      </w:r>
+      <w:r>
+        <w:rPr>
+          <w:rStyle w:val="NormalTok"/>
+        </w:rPr>
+        <w:t xml:space="preserve"> </w:t>
+      </w:r>
+      <w:r>
+        <w:rPr>
+          <w:rStyle w:val="DecValTok"/>
+        </w:rPr>
+        <w:t xml:space="preserve">100</w:t>
+      </w:r>
+      <w:r>
+        <w:rPr>
+          <w:rStyle w:val="NormalTok"/>
+        </w:rPr>
+        <w:t xml:space="preserve">, </w:t>
+      </w:r>
+      <w:r>
+        <w:rPr>
+          <w:rStyle w:val="DecValTok"/>
+        </w:rPr>
+        <w:t xml:space="preserve">2</w:t>
+      </w:r>
+      <w:r>
+        <w:rPr>
+          <w:rStyle w:val="NormalTok"/>
+        </w:rPr>
+        <w:t xml:space="preserve">)) </w:t>
+      </w:r>
+      <w:r>
+        <w:rPr>
+          <w:rStyle w:val="SpecialCharTok"/>
+        </w:rPr>
+        <w:t xml:space="preserve">%&gt;%</w:t>
+      </w:r>
+      <w:r>
+        <w:br/>
+      </w:r>
+      <w:r>
+        <w:rPr>
+          <w:rStyle w:val="NormalTok"/>
+        </w:rPr>
+        <w:t xml:space="preserve">  </w:t>
+      </w:r>
+      <w:r>
+        <w:rPr>
+          <w:rStyle w:val="FunctionTok"/>
+        </w:rPr>
+        <w:t xml:space="preserve">ungroup</w:t>
+      </w:r>
+      <w:r>
+        <w:rPr>
+          <w:rStyle w:val="NormalTok"/>
+        </w:rPr>
+        <w:t xml:space="preserve">()</w:t>
+      </w:r>
+      <w:r>
+        <w:br/>
+      </w:r>
+      <w:r>
+        <w:br/>
+      </w:r>
+      <w:r>
+        <w:rPr>
+          <w:rStyle w:val="NormalTok"/>
+        </w:rPr>
+        <w:t xml:space="preserve">class_satisfaction</w:t>
+      </w:r>
+    </w:p>
+    <w:p>
+      <w:pPr>
+        <w:pStyle w:val="SourceCode"/>
+      </w:pPr>
+      <w:r>
+        <w:rPr>
+          <w:rStyle w:val="VerbatimChar"/>
+        </w:rPr>
+        <w:t xml:space="preserve">## # A tibble: 6 × 4</w:t>
+      </w:r>
+      <w:r>
+        <w:br/>
+      </w:r>
+      <w:r>
+        <w:rPr>
+          <w:rStyle w:val="VerbatimChar"/>
+        </w:rPr>
+        <w:t xml:space="preserve">##   Class    Satisfaction   Broj Procenat</w:t>
+      </w:r>
+      <w:r>
+        <w:br/>
+      </w:r>
+      <w:r>
+        <w:rPr>
+          <w:rStyle w:val="VerbatimChar"/>
+        </w:rPr>
+        <w:t xml:space="preserve">##   &lt;fct&gt;    &lt;fct&gt;         &lt;int&gt;    &lt;dbl&gt;</w:t>
+      </w:r>
+      <w:r>
+        <w:br/>
+      </w:r>
+      <w:r>
+        <w:rPr>
+          <w:rStyle w:val="VerbatimChar"/>
+        </w:rPr>
+        <w:t xml:space="preserve">## 1 Business Satisfied     43166     69.4</w:t>
+      </w:r>
+      <w:r>
+        <w:br/>
+      </w:r>
+      <w:r>
+        <w:rPr>
+          <w:rStyle w:val="VerbatimChar"/>
+        </w:rPr>
+        <w:t xml:space="preserve">## 2 Business Not Satisfied 18994     30.6</w:t>
+      </w:r>
+      <w:r>
+        <w:br/>
+      </w:r>
+      <w:r>
+        <w:rPr>
+          <w:rStyle w:val="VerbatimChar"/>
+        </w:rPr>
+        <w:t xml:space="preserve">## 3 Eco      Satisfied     10943     18.8</w:t>
+      </w:r>
+      <w:r>
+        <w:br/>
+      </w:r>
+      <w:r>
+        <w:rPr>
+          <w:rStyle w:val="VerbatimChar"/>
+        </w:rPr>
+        <w:t xml:space="preserve">## 4 Eco      Not Satisfied 47366     81.2</w:t>
+      </w:r>
+      <w:r>
+        <w:br/>
+      </w:r>
+      <w:r>
+        <w:rPr>
+          <w:rStyle w:val="VerbatimChar"/>
+        </w:rPr>
+        <w:t xml:space="preserve">## 5 Eco Plus Satisfied      2319     24.6</w:t>
+      </w:r>
+      <w:r>
+        <w:br/>
+      </w:r>
+      <w:r>
+        <w:rPr>
+          <w:rStyle w:val="VerbatimChar"/>
+        </w:rPr>
+        <w:t xml:space="preserve">## 6 Eco Plus Not Satisfied  7092     75.4</w:t>
+      </w:r>
+    </w:p>
+    <w:p>
+      <w:pPr>
+        <w:pStyle w:val="FirstParagraph"/>
+      </w:pPr>
+      <w:r>
+        <w:t xml:space="preserve">Da bismo vizuelno uporedili raspodelu zadovoljstva između različitih klasa leta, prikazaćemo proporcionalni stubičasti dijagram. Svaki stub predstavlja 100% putnika unutar jedne klase, dok boje prikazuju procenat zadovoljnih i nezadovoljnih putnika.</w:t>
+      </w:r>
+    </w:p>
+    <w:p>
+      <w:pPr>
+        <w:pStyle w:val="SourceCode"/>
+      </w:pPr>
+      <w:r>
+        <w:rPr>
+          <w:rStyle w:val="FunctionTok"/>
+        </w:rPr>
+        <w:t xml:space="preserve">ggplot</w:t>
+      </w:r>
+      <w:r>
+        <w:rPr>
+          <w:rStyle w:val="NormalTok"/>
+        </w:rPr>
+        <w:t xml:space="preserve">(data, </w:t>
+      </w:r>
+      <w:r>
+        <w:rPr>
+          <w:rStyle w:val="FunctionTok"/>
+        </w:rPr>
+        <w:t xml:space="preserve">aes</w:t>
+      </w:r>
+      <w:r>
+        <w:rPr>
+          <w:rStyle w:val="NormalTok"/>
+        </w:rPr>
+        <w:t xml:space="preserve">(</w:t>
+      </w:r>
+      <w:r>
+        <w:rPr>
+          <w:rStyle w:val="AttributeTok"/>
+        </w:rPr>
+        <w:t xml:space="preserve">x =</w:t>
+      </w:r>
+      <w:r>
+        <w:rPr>
+          <w:rStyle w:val="NormalTok"/>
+        </w:rPr>
+        <w:t xml:space="preserve"> Class, </w:t>
+      </w:r>
+      <w:r>
+        <w:rPr>
+          <w:rStyle w:val="AttributeTok"/>
+        </w:rPr>
+        <w:t xml:space="preserve">fill =</w:t>
+      </w:r>
+      <w:r>
+        <w:rPr>
+          <w:rStyle w:val="NormalTok"/>
+        </w:rPr>
+        <w:t xml:space="preserve"> Satisfaction)) </w:t>
+      </w:r>
+      <w:r>
+        <w:rPr>
+          <w:rStyle w:val="SpecialCharTok"/>
+        </w:rPr>
+        <w:t xml:space="preserve">+</w:t>
+      </w:r>
+      <w:r>
+        <w:br/>
+      </w:r>
+      <w:r>
+        <w:rPr>
+          <w:rStyle w:val="NormalTok"/>
+        </w:rPr>
+        <w:t xml:space="preserve">  </w:t>
+      </w:r>
+      <w:r>
+        <w:rPr>
+          <w:rStyle w:val="FunctionTok"/>
+        </w:rPr>
+        <w:t xml:space="preserve">geom_bar</w:t>
+      </w:r>
+      <w:r>
+        <w:rPr>
+          <w:rStyle w:val="NormalTok"/>
+        </w:rPr>
+        <w:t xml:space="preserve">(</w:t>
+      </w:r>
+      <w:r>
+        <w:rPr>
+          <w:rStyle w:val="AttributeTok"/>
+        </w:rPr>
+        <w:t xml:space="preserve">position =</w:t>
+      </w:r>
+      <w:r>
+        <w:rPr>
+          <w:rStyle w:val="NormalTok"/>
+        </w:rPr>
+        <w:t xml:space="preserve"> </w:t>
+      </w:r>
+      <w:r>
+        <w:rPr>
+          <w:rStyle w:val="StringTok"/>
+        </w:rPr>
+        <w:t xml:space="preserve">"fill"</w:t>
+      </w:r>
+      <w:r>
+        <w:rPr>
+          <w:rStyle w:val="NormalTok"/>
+        </w:rPr>
+        <w:t xml:space="preserve">) </w:t>
+      </w:r>
+      <w:r>
+        <w:rPr>
+          <w:rStyle w:val="SpecialCharTok"/>
+        </w:rPr>
+        <w:t xml:space="preserve">+</w:t>
+      </w:r>
+      <w:r>
+        <w:br/>
+      </w:r>
+      <w:r>
+        <w:rPr>
+          <w:rStyle w:val="NormalTok"/>
+        </w:rPr>
+        <w:t xml:space="preserve">  </w:t>
+      </w:r>
+      <w:r>
+        <w:rPr>
+          <w:rStyle w:val="FunctionTok"/>
+        </w:rPr>
+        <w:t xml:space="preserve">scale_y_continuous</w:t>
+      </w:r>
+      <w:r>
+        <w:rPr>
+          <w:rStyle w:val="NormalTok"/>
+        </w:rPr>
+        <w:t xml:space="preserve">(</w:t>
+      </w:r>
+      <w:r>
+        <w:br/>
+      </w:r>
+      <w:r>
+        <w:rPr>
+          <w:rStyle w:val="NormalTok"/>
+        </w:rPr>
+        <w:t xml:space="preserve">    </w:t>
+      </w:r>
+      <w:r>
+        <w:rPr>
+          <w:rStyle w:val="AttributeTok"/>
+        </w:rPr>
+        <w:t xml:space="preserve">labels =</w:t>
+      </w:r>
+      <w:r>
+        <w:rPr>
+          <w:rStyle w:val="NormalTok"/>
+        </w:rPr>
+        <w:t xml:space="preserve"> scales</w:t>
+      </w:r>
+      <w:r>
+        <w:rPr>
+          <w:rStyle w:val="SpecialCharTok"/>
+        </w:rPr>
+        <w:t xml:space="preserve">::</w:t>
+      </w:r>
+      <w:r>
+        <w:rPr>
+          <w:rStyle w:val="FunctionTok"/>
+        </w:rPr>
+        <w:t xml:space="preserve">percent_format</w:t>
+      </w:r>
+      <w:r>
+        <w:rPr>
+          <w:rStyle w:val="NormalTok"/>
+        </w:rPr>
+        <w:t xml:space="preserve">()</w:t>
+      </w:r>
+      <w:r>
+        <w:br/>
+      </w:r>
+      <w:r>
+        <w:rPr>
+          <w:rStyle w:val="NormalTok"/>
+        </w:rPr>
+        <w:t xml:space="preserve">  ) </w:t>
+      </w:r>
+      <w:r>
+        <w:rPr>
+          <w:rStyle w:val="SpecialCharTok"/>
+        </w:rPr>
+        <w:t xml:space="preserve">+</w:t>
+      </w:r>
+      <w:r>
+        <w:br/>
+      </w:r>
+      <w:r>
+        <w:rPr>
+          <w:rStyle w:val="NormalTok"/>
+        </w:rPr>
+        <w:t xml:space="preserve">  </w:t>
+      </w:r>
+      <w:r>
+        <w:rPr>
+          <w:rStyle w:val="FunctionTok"/>
+        </w:rPr>
+        <w:t xml:space="preserve">scale_fill_manual</w:t>
+      </w:r>
+      <w:r>
+        <w:rPr>
+          <w:rStyle w:val="NormalTok"/>
+        </w:rPr>
+        <w:t xml:space="preserve">(</w:t>
+      </w:r>
+      <w:r>
+        <w:br/>
+      </w:r>
+      <w:r>
+        <w:rPr>
+          <w:rStyle w:val="NormalTok"/>
+        </w:rPr>
+        <w:t xml:space="preserve">    </w:t>
+      </w:r>
+      <w:r>
+        <w:rPr>
+          <w:rStyle w:val="AttributeTok"/>
+        </w:rPr>
+        <w:t xml:space="preserve">values =</w:t>
+      </w:r>
+      <w:r>
+        <w:rPr>
+          <w:rStyle w:val="NormalTok"/>
+        </w:rPr>
+        <w:t xml:space="preserve"> </w:t>
+      </w:r>
+      <w:r>
+        <w:rPr>
+          <w:rStyle w:val="FunctionTok"/>
+        </w:rPr>
+        <w:t xml:space="preserve">c</w:t>
+      </w:r>
+      <w:r>
+        <w:rPr>
+          <w:rStyle w:val="NormalTok"/>
+        </w:rPr>
+        <w:t xml:space="preserve">(</w:t>
+      </w:r>
+      <w:r>
+        <w:br/>
+      </w:r>
+      <w:r>
+        <w:rPr>
+          <w:rStyle w:val="NormalTok"/>
+        </w:rPr>
+        <w:t xml:space="preserve">      </w:t>
+      </w:r>
+      <w:r>
+        <w:rPr>
+          <w:rStyle w:val="StringTok"/>
+        </w:rPr>
+        <w:t xml:space="preserve">"Satisfied"</w:t>
+      </w:r>
+      <w:r>
+        <w:rPr>
+          <w:rStyle w:val="NormalTok"/>
+        </w:rPr>
+        <w:t xml:space="preserve"> </w:t>
+      </w:r>
+      <w:r>
+        <w:rPr>
+          <w:rStyle w:val="OtherTok"/>
+        </w:rPr>
+        <w:t xml:space="preserve">=</w:t>
+      </w:r>
+      <w:r>
+        <w:rPr>
+          <w:rStyle w:val="NormalTok"/>
+        </w:rPr>
+        <w:t xml:space="preserve"> </w:t>
+      </w:r>
+      <w:r>
+        <w:rPr>
+          <w:rStyle w:val="StringTok"/>
+        </w:rPr>
+        <w:t xml:space="preserve">"#2ecc71"</w:t>
+      </w:r>
+      <w:r>
+        <w:rPr>
+          <w:rStyle w:val="NormalTok"/>
+        </w:rPr>
+        <w:t xml:space="preserve">,</w:t>
+      </w:r>
+      <w:r>
+        <w:br/>
+      </w:r>
+      <w:r>
+        <w:rPr>
+          <w:rStyle w:val="NormalTok"/>
+        </w:rPr>
+        <w:t xml:space="preserve">      </w:t>
+      </w:r>
+      <w:r>
+        <w:rPr>
+          <w:rStyle w:val="StringTok"/>
+        </w:rPr>
+        <w:t xml:space="preserve">"Not Satisfied"</w:t>
+      </w:r>
+      <w:r>
+        <w:rPr>
+          <w:rStyle w:val="NormalTok"/>
+        </w:rPr>
+        <w:t xml:space="preserve"> </w:t>
+      </w:r>
+      <w:r>
+        <w:rPr>
+          <w:rStyle w:val="OtherTok"/>
+        </w:rPr>
+        <w:t xml:space="preserve">=</w:t>
+      </w:r>
+      <w:r>
+        <w:rPr>
+          <w:rStyle w:val="NormalTok"/>
+        </w:rPr>
+        <w:t xml:space="preserve"> </w:t>
+      </w:r>
+      <w:r>
+        <w:rPr>
+          <w:rStyle w:val="StringTok"/>
+        </w:rPr>
+        <w:t xml:space="preserve">"#e74c3c"</w:t>
+      </w:r>
+      <w:r>
+        <w:br/>
+      </w:r>
+      <w:r>
+        <w:rPr>
+          <w:rStyle w:val="NormalTok"/>
+        </w:rPr>
+        <w:t xml:space="preserve">    )</w:t>
+      </w:r>
+      <w:r>
+        <w:br/>
+      </w:r>
+      <w:r>
+        <w:rPr>
+          <w:rStyle w:val="NormalTok"/>
+        </w:rPr>
+        <w:t xml:space="preserve">  ) </w:t>
+      </w:r>
+      <w:r>
+        <w:rPr>
+          <w:rStyle w:val="SpecialCharTok"/>
+        </w:rPr>
+        <w:t xml:space="preserve">+</w:t>
+      </w:r>
+      <w:r>
+        <w:br/>
+      </w:r>
+      <w:r>
+        <w:rPr>
+          <w:rStyle w:val="NormalTok"/>
+        </w:rPr>
+        <w:t xml:space="preserve">  </w:t>
+      </w:r>
+      <w:r>
+        <w:rPr>
+          <w:rStyle w:val="FunctionTok"/>
+        </w:rPr>
+        <w:t xml:space="preserve">theme_minimal</w:t>
+      </w:r>
+      <w:r>
+        <w:rPr>
+          <w:rStyle w:val="NormalTok"/>
+        </w:rPr>
+        <w:t xml:space="preserve">() </w:t>
+      </w:r>
+      <w:r>
+        <w:rPr>
+          <w:rStyle w:val="SpecialCharTok"/>
+        </w:rPr>
+        <w:t xml:space="preserve">+</w:t>
+      </w:r>
+      <w:r>
+        <w:br/>
+      </w:r>
+      <w:r>
+        <w:rPr>
+          <w:rStyle w:val="NormalTok"/>
+        </w:rPr>
+        <w:t xml:space="preserve">  </w:t>
+      </w:r>
+      <w:r>
+        <w:rPr>
+          <w:rStyle w:val="FunctionTok"/>
+        </w:rPr>
+        <w:t xml:space="preserve">labs</w:t>
+      </w:r>
+      <w:r>
+        <w:rPr>
+          <w:rStyle w:val="NormalTok"/>
+        </w:rPr>
+        <w:t xml:space="preserve">(</w:t>
+      </w:r>
+      <w:r>
+        <w:br/>
+      </w:r>
+      <w:r>
+        <w:rPr>
+          <w:rStyle w:val="NormalTok"/>
+        </w:rPr>
+        <w:t xml:space="preserve">    </w:t>
+      </w:r>
+      <w:r>
+        <w:rPr>
+          <w:rStyle w:val="AttributeTok"/>
+        </w:rPr>
+        <w:t xml:space="preserve">title =</w:t>
+      </w:r>
+      <w:r>
+        <w:rPr>
+          <w:rStyle w:val="NormalTok"/>
+        </w:rPr>
+        <w:t xml:space="preserve"> </w:t>
+      </w:r>
+      <w:r>
+        <w:rPr>
+          <w:rStyle w:val="StringTok"/>
+        </w:rPr>
+        <w:t xml:space="preserve">"Zadovoljstvo putnika prema klasi leta"</w:t>
+      </w:r>
+      <w:r>
+        <w:rPr>
+          <w:rStyle w:val="NormalTok"/>
+        </w:rPr>
+        <w:t xml:space="preserve">,</w:t>
+      </w:r>
+      <w:r>
+        <w:br/>
+      </w:r>
+      <w:r>
+        <w:rPr>
+          <w:rStyle w:val="NormalTok"/>
+        </w:rPr>
+        <w:t xml:space="preserve">    </w:t>
+      </w:r>
+      <w:r>
+        <w:rPr>
+          <w:rStyle w:val="AttributeTok"/>
+        </w:rPr>
+        <w:t xml:space="preserve">x =</w:t>
+      </w:r>
+      <w:r>
+        <w:rPr>
+          <w:rStyle w:val="NormalTok"/>
+        </w:rPr>
+        <w:t xml:space="preserve"> </w:t>
+      </w:r>
+      <w:r>
+        <w:rPr>
+          <w:rStyle w:val="StringTok"/>
+        </w:rPr>
+        <w:t xml:space="preserve">"Klasa leta"</w:t>
+      </w:r>
+      <w:r>
+        <w:rPr>
+          <w:rStyle w:val="NormalTok"/>
+        </w:rPr>
+        <w:t xml:space="preserve">,</w:t>
+      </w:r>
+      <w:r>
+        <w:br/>
+      </w:r>
+      <w:r>
+        <w:rPr>
+          <w:rStyle w:val="NormalTok"/>
+        </w:rPr>
+        <w:t xml:space="preserve">    </w:t>
+      </w:r>
+      <w:r>
+        <w:rPr>
+          <w:rStyle w:val="AttributeTok"/>
+        </w:rPr>
+        <w:t xml:space="preserve">y =</w:t>
+      </w:r>
+      <w:r>
+        <w:rPr>
+          <w:rStyle w:val="NormalTok"/>
+        </w:rPr>
+        <w:t xml:space="preserve"> </w:t>
+      </w:r>
+      <w:r>
+        <w:rPr>
+          <w:rStyle w:val="StringTok"/>
+        </w:rPr>
+        <w:t xml:space="preserve">"Procenat putnika"</w:t>
+      </w:r>
+      <w:r>
+        <w:rPr>
+          <w:rStyle w:val="NormalTok"/>
+        </w:rPr>
+        <w:t xml:space="preserve">,</w:t>
+      </w:r>
+      <w:r>
+        <w:br/>
+      </w:r>
+      <w:r>
+        <w:rPr>
+          <w:rStyle w:val="NormalTok"/>
+        </w:rPr>
+        <w:t xml:space="preserve">    </w:t>
+      </w:r>
+      <w:r>
+        <w:rPr>
+          <w:rStyle w:val="AttributeTok"/>
+        </w:rPr>
+        <w:t xml:space="preserve">fill =</w:t>
+      </w:r>
+      <w:r>
+        <w:rPr>
+          <w:rStyle w:val="NormalTok"/>
+        </w:rPr>
+        <w:t xml:space="preserve"> </w:t>
+      </w:r>
+      <w:r>
+        <w:rPr>
+          <w:rStyle w:val="StringTok"/>
+        </w:rPr>
+        <w:t xml:space="preserve">"Status zadovoljstva"</w:t>
+      </w:r>
+      <w:r>
+        <w:br/>
+      </w:r>
+      <w:r>
+        <w:rPr>
+          <w:rStyle w:val="NormalTok"/>
+        </w:rPr>
+        <w:t xml:space="preserve">  )</w:t>
+      </w:r>
+    </w:p>
+    <w:p>
+      <w:pPr>
+        <w:pStyle w:val="FirstParagraph"/>
+      </w:pPr>
+      <w:r>
+        <w:drawing>
+          <wp:inline>
+            <wp:extent cx="5943600" cy="3714750"/>
+            <wp:effectExtent b="0" l="0" r="0" t="0"/>
+            <wp:docPr descr="" title="" id="85" name="Picture"/>
+            <a:graphic>
+              <a:graphicData uri="http://schemas.openxmlformats.org/drawingml/2006/picture">
+                <pic:pic>
+                  <pic:nvPicPr>
+                    <pic:cNvPr descr="airline_satisfaction_files/figure-docx/unnamed-chunk-42-1.png" id="86" name="Picture"/>
+                    <pic:cNvPicPr>
+                      <a:picLocks noChangeArrowheads="1" noChangeAspect="1"/>
+                    </pic:cNvPicPr>
+                  </pic:nvPicPr>
+                  <pic:blipFill>
+                    <a:blip r:embed="rId84"/>
+                    <a:stretch>
+                      <a:fillRect/>
+                    </a:stretch>
+                  </pic:blipFill>
+                  <pic:spPr bwMode="auto">
+                    <a:xfrm>
+                      <a:off x="0" y="0"/>
+                      <a:ext cx="5943600" cy="3714750"/>
+                    </a:xfrm>
+                    <a:prstGeom prst="rect">
+                      <a:avLst/>
+                    </a:prstGeom>
+                    <a:noFill/>
+                    <a:ln w="9525">
+                      <a:noFill/>
+                      <a:headEnd/>
+                      <a:tailEnd/>
+                    </a:ln>
+                  </pic:spPr>
+                </pic:pic>
+              </a:graphicData>
+            </a:graphic>
+          </wp:inline>
+        </w:drawing>
+      </w:r>
+    </w:p>
+    <w:p>
+      <w:pPr>
+        <w:pStyle w:val="BodyText"/>
+      </w:pPr>
+      <w:r>
+        <w:t xml:space="preserve">Na osnovu tabele i proporcionalnog stubičastog dijagrama uočava se izražena razlika u raspodeli zadovoljstva između klasa leta. U poslovnoj klasi zadovoljni putnici čine 69,4%, dok nezadovoljni čine 30,6%. U ekonomskoj klasi zadovoljni putnici čine 18,8%, a nezadovoljni 81,2%. Kod klase</w:t>
+      </w:r>
+      <w:r>
+        <w:t xml:space="preserve"> </w:t>
+      </w:r>
+      <w:r>
+        <w:rPr>
+          <w:rStyle w:val="VerbatimChar"/>
+        </w:rPr>
+        <w:t xml:space="preserve">Eco Plus</w:t>
+      </w:r>
+      <w:r>
+        <w:t xml:space="preserve"> </w:t>
+      </w:r>
+      <w:r>
+        <w:t xml:space="preserve">zadovoljni putnici čine 24,6%, dok nezadovoljni čine 75,4%.</w:t>
+      </w:r>
+    </w:p>
+    <w:p>
+      <w:pPr>
+        <w:pStyle w:val="BodyText"/>
+      </w:pPr>
+      <w:r>
+        <w:t xml:space="preserve">Najveći udeo zadovoljnih putnika zabeležen je u poslovnoj klasi. U odnosu na ekonomsku klasu, razlika iznosi približno 50,67 procentnih poena, dok u odnosu na klasu</w:t>
+      </w:r>
+      <w:r>
+        <w:t xml:space="preserve"> </w:t>
+      </w:r>
+      <w:r>
+        <w:rPr>
+          <w:rStyle w:val="VerbatimChar"/>
+        </w:rPr>
+        <w:t xml:space="preserve">Eco Plus</w:t>
+      </w:r>
+      <w:r>
+        <w:t xml:space="preserve"> </w:t>
+      </w:r>
+      <w:r>
+        <w:t xml:space="preserve">iznosi približno 44,80 procentnih poena. Ovi rezultati ukazuju na moguću povezanost između klase leta i zadovoljstva putnika, koju ćemo formalno proveriti hi-kvadrat testom nezavisnosti.</w:t>
+      </w:r>
+    </w:p>
+    <w:p>
+      <w:pPr>
+        <w:pStyle w:val="BodyText"/>
+      </w:pPr>
+      <w:r>
+        <w:t xml:space="preserve">Nulta hipoteza glasi da su klasa leta i zadovoljstvo putnika nezavisne promenljive. Alternativna hipoteza glasi da između klase leta i zadovoljstva putnika postoji povezanost.</w:t>
+      </w:r>
+    </w:p>
+    <w:p>
+      <w:pPr>
+        <w:pStyle w:val="SourceCode"/>
+      </w:pPr>
+      <w:r>
+        <w:rPr>
+          <w:rStyle w:val="NormalTok"/>
+        </w:rPr>
+        <w:t xml:space="preserve">class_satisfaction_table </w:t>
+      </w:r>
+      <w:r>
+        <w:rPr>
+          <w:rStyle w:val="OtherTok"/>
+        </w:rPr>
+        <w:t xml:space="preserve">&lt;-</w:t>
+      </w:r>
+      <w:r>
+        <w:rPr>
+          <w:rStyle w:val="NormalTok"/>
+        </w:rPr>
+        <w:t xml:space="preserve"> </w:t>
+      </w:r>
+      <w:r>
+        <w:rPr>
+          <w:rStyle w:val="FunctionTok"/>
+        </w:rPr>
+        <w:t xml:space="preserve">table</w:t>
+      </w:r>
+      <w:r>
+        <w:rPr>
+          <w:rStyle w:val="NormalTok"/>
+        </w:rPr>
+        <w:t xml:space="preserve">(</w:t>
+      </w:r>
+      <w:r>
+        <w:br/>
+      </w:r>
+      <w:r>
+        <w:rPr>
+          <w:rStyle w:val="NormalTok"/>
+        </w:rPr>
+        <w:t xml:space="preserve">  data</w:t>
+      </w:r>
+      <w:r>
+        <w:rPr>
+          <w:rStyle w:val="SpecialCharTok"/>
+        </w:rPr>
+        <w:t xml:space="preserve">$</w:t>
+      </w:r>
+      <w:r>
+        <w:rPr>
+          <w:rStyle w:val="NormalTok"/>
+        </w:rPr>
+        <w:t xml:space="preserve">Class,</w:t>
+      </w:r>
+      <w:r>
+        <w:br/>
+      </w:r>
+      <w:r>
+        <w:rPr>
+          <w:rStyle w:val="NormalTok"/>
+        </w:rPr>
+        <w:t xml:space="preserve">  data</w:t>
+      </w:r>
+      <w:r>
+        <w:rPr>
+          <w:rStyle w:val="SpecialCharTok"/>
+        </w:rPr>
+        <w:t xml:space="preserve">$</w:t>
+      </w:r>
+      <w:r>
+        <w:rPr>
+          <w:rStyle w:val="NormalTok"/>
+        </w:rPr>
+        <w:t xml:space="preserve">Satisfaction</w:t>
+      </w:r>
+      <w:r>
+        <w:br/>
+      </w:r>
+      <w:r>
+        <w:rPr>
+          <w:rStyle w:val="NormalTok"/>
+        </w:rPr>
+        <w:t xml:space="preserve">)</w:t>
+      </w:r>
+      <w:r>
+        <w:br/>
+      </w:r>
+      <w:r>
+        <w:br/>
+      </w:r>
+      <w:r>
+        <w:rPr>
+          <w:rStyle w:val="NormalTok"/>
+        </w:rPr>
+        <w:t xml:space="preserve">class_satisfaction_table</w:t>
+      </w:r>
+    </w:p>
+    <w:p>
+      <w:pPr>
+        <w:pStyle w:val="SourceCode"/>
+      </w:pPr>
+      <w:r>
+        <w:rPr>
+          <w:rStyle w:val="VerbatimChar"/>
+        </w:rPr>
+        <w:t xml:space="preserve">##           </w:t>
+      </w:r>
+      <w:r>
+        <w:br/>
+      </w:r>
+      <w:r>
+        <w:rPr>
+          <w:rStyle w:val="VerbatimChar"/>
+        </w:rPr>
+        <w:t xml:space="preserve">##            Satisfied Not Satisfied</w:t>
+      </w:r>
+      <w:r>
+        <w:br/>
+      </w:r>
+      <w:r>
+        <w:rPr>
+          <w:rStyle w:val="VerbatimChar"/>
+        </w:rPr>
+        <w:t xml:space="preserve">##   Business     43166         18994</w:t>
+      </w:r>
+      <w:r>
+        <w:br/>
+      </w:r>
+      <w:r>
+        <w:rPr>
+          <w:rStyle w:val="VerbatimChar"/>
+        </w:rPr>
+        <w:t xml:space="preserve">##   Eco          10943         47366</w:t>
+      </w:r>
+      <w:r>
+        <w:br/>
+      </w:r>
+      <w:r>
+        <w:rPr>
+          <w:rStyle w:val="VerbatimChar"/>
+        </w:rPr>
+        <w:t xml:space="preserve">##   Eco Plus      2319          7092</w:t>
+      </w:r>
+    </w:p>
+    <w:p>
+      <w:pPr>
+        <w:pStyle w:val="SourceCode"/>
+      </w:pPr>
+      <w:r>
+        <w:rPr>
+          <w:rStyle w:val="NormalTok"/>
+        </w:rPr>
+        <w:t xml:space="preserve">class_chisq </w:t>
+      </w:r>
+      <w:r>
+        <w:rPr>
+          <w:rStyle w:val="OtherTok"/>
+        </w:rPr>
+        <w:t xml:space="preserve">&lt;-</w:t>
+      </w:r>
+      <w:r>
+        <w:rPr>
+          <w:rStyle w:val="NormalTok"/>
+        </w:rPr>
+        <w:t xml:space="preserve"> </w:t>
+      </w:r>
+      <w:r>
+        <w:rPr>
+          <w:rStyle w:val="FunctionTok"/>
+        </w:rPr>
+        <w:t xml:space="preserve">chisq.test</w:t>
+      </w:r>
+      <w:r>
+        <w:rPr>
+          <w:rStyle w:val="NormalTok"/>
+        </w:rPr>
+        <w:t xml:space="preserve">(</w:t>
+      </w:r>
+      <w:r>
+        <w:br/>
+      </w:r>
+      <w:r>
+        <w:rPr>
+          <w:rStyle w:val="NormalTok"/>
+        </w:rPr>
+        <w:t xml:space="preserve">  class_satisfaction_table,</w:t>
+      </w:r>
+      <w:r>
+        <w:br/>
+      </w:r>
+      <w:r>
+        <w:rPr>
+          <w:rStyle w:val="NormalTok"/>
+        </w:rPr>
+        <w:t xml:space="preserve">  </w:t>
+      </w:r>
+      <w:r>
+        <w:rPr>
+          <w:rStyle w:val="AttributeTok"/>
+        </w:rPr>
+        <w:t xml:space="preserve">correct =</w:t>
+      </w:r>
+      <w:r>
+        <w:rPr>
+          <w:rStyle w:val="NormalTok"/>
+        </w:rPr>
+        <w:t xml:space="preserve"> </w:t>
+      </w:r>
+      <w:r>
+        <w:rPr>
+          <w:rStyle w:val="ConstantTok"/>
+        </w:rPr>
+        <w:t xml:space="preserve">FALSE</w:t>
+      </w:r>
+      <w:r>
+        <w:br/>
+      </w:r>
+      <w:r>
+        <w:rPr>
+          <w:rStyle w:val="NormalTok"/>
+        </w:rPr>
+        <w:t xml:space="preserve">)</w:t>
+      </w:r>
+      <w:r>
+        <w:br/>
+      </w:r>
+      <w:r>
+        <w:br/>
+      </w:r>
+      <w:r>
+        <w:rPr>
+          <w:rStyle w:val="NormalTok"/>
+        </w:rPr>
+        <w:t xml:space="preserve">class_chisq</w:t>
+      </w:r>
+    </w:p>
+    <w:p>
+      <w:pPr>
+        <w:pStyle w:val="SourceCode"/>
+      </w:pPr>
+      <w:r>
+        <w:rPr>
+          <w:rStyle w:val="VerbatimChar"/>
+        </w:rPr>
+        <w:t xml:space="preserve">## </w:t>
+      </w:r>
+      <w:r>
+        <w:br/>
+      </w:r>
+      <w:r>
+        <w:rPr>
+          <w:rStyle w:val="VerbatimChar"/>
+        </w:rPr>
+        <w:t xml:space="preserve">##  Pearson's Chi-squared test</w:t>
+      </w:r>
+      <w:r>
+        <w:br/>
+      </w:r>
+      <w:r>
+        <w:rPr>
+          <w:rStyle w:val="VerbatimChar"/>
+        </w:rPr>
+        <w:t xml:space="preserve">## </w:t>
+      </w:r>
+      <w:r>
+        <w:br/>
+      </w:r>
+      <w:r>
+        <w:rPr>
+          <w:rStyle w:val="VerbatimChar"/>
+        </w:rPr>
+        <w:t xml:space="preserve">## data:  class_satisfaction_table</w:t>
+      </w:r>
+      <w:r>
+        <w:br/>
+      </w:r>
+      <w:r>
+        <w:rPr>
+          <w:rStyle w:val="VerbatimChar"/>
+        </w:rPr>
+        <w:t xml:space="preserve">## X-squared = 32906, df = 2, p-value &lt; 2.2e-16</w:t>
+      </w:r>
+    </w:p>
+    <w:p>
+      <w:pPr>
+        <w:pStyle w:val="FirstParagraph"/>
+      </w:pPr>
+      <w:r>
+        <w:t xml:space="preserve">Za procenu jačine povezanosti između klase leta i zadovoljstva putnika izračunaćemo Cramerov koeficijent V.</w:t>
+      </w:r>
+    </w:p>
+    <w:p>
+      <w:pPr>
+        <w:pStyle w:val="SourceCode"/>
+      </w:pPr>
+      <w:r>
+        <w:rPr>
+          <w:rStyle w:val="NormalTok"/>
+        </w:rPr>
+        <w:t xml:space="preserve">n </w:t>
+      </w:r>
+      <w:r>
+        <w:rPr>
+          <w:rStyle w:val="OtherTok"/>
+        </w:rPr>
+        <w:t xml:space="preserve">&lt;-</w:t>
+      </w:r>
+      <w:r>
+        <w:rPr>
+          <w:rStyle w:val="NormalTok"/>
+        </w:rPr>
+        <w:t xml:space="preserve"> </w:t>
+      </w:r>
+      <w:r>
+        <w:rPr>
+          <w:rStyle w:val="FunctionTok"/>
+        </w:rPr>
+        <w:t xml:space="preserve">sum</w:t>
+      </w:r>
+      <w:r>
+        <w:rPr>
+          <w:rStyle w:val="NormalTok"/>
+        </w:rPr>
+        <w:t xml:space="preserve">(class_satisfaction_table)</w:t>
+      </w:r>
+      <w:r>
+        <w:br/>
+      </w:r>
+      <w:r>
+        <w:rPr>
+          <w:rStyle w:val="NormalTok"/>
+        </w:rPr>
+        <w:t xml:space="preserve">chi_square </w:t>
+      </w:r>
+      <w:r>
+        <w:rPr>
+          <w:rStyle w:val="OtherTok"/>
+        </w:rPr>
+        <w:t xml:space="preserve">&lt;-</w:t>
+      </w:r>
+      <w:r>
+        <w:rPr>
+          <w:rStyle w:val="NormalTok"/>
+        </w:rPr>
+        <w:t xml:space="preserve"> </w:t>
+      </w:r>
+      <w:r>
+        <w:rPr>
+          <w:rStyle w:val="FunctionTok"/>
+        </w:rPr>
+        <w:t xml:space="preserve">as.numeric</w:t>
+      </w:r>
+      <w:r>
+        <w:rPr>
+          <w:rStyle w:val="NormalTok"/>
+        </w:rPr>
+        <w:t xml:space="preserve">(class_chisq</w:t>
+      </w:r>
+      <w:r>
+        <w:rPr>
+          <w:rStyle w:val="SpecialCharTok"/>
+        </w:rPr>
+        <w:t xml:space="preserve">$</w:t>
+      </w:r>
+      <w:r>
+        <w:rPr>
+          <w:rStyle w:val="NormalTok"/>
+        </w:rPr>
+        <w:t xml:space="preserve">statistic)</w:t>
+      </w:r>
+      <w:r>
+        <w:br/>
+      </w:r>
+      <w:r>
+        <w:br/>
+      </w:r>
+      <w:r>
+        <w:rPr>
+          <w:rStyle w:val="NormalTok"/>
+        </w:rPr>
+        <w:t xml:space="preserve">class_cramers_v </w:t>
+      </w:r>
+      <w:r>
+        <w:rPr>
+          <w:rStyle w:val="OtherTok"/>
+        </w:rPr>
+        <w:t xml:space="preserve">&lt;-</w:t>
+      </w:r>
+      <w:r>
+        <w:rPr>
+          <w:rStyle w:val="NormalTok"/>
+        </w:rPr>
+        <w:t xml:space="preserve"> </w:t>
+      </w:r>
+      <w:r>
+        <w:rPr>
+          <w:rStyle w:val="FunctionTok"/>
+        </w:rPr>
+        <w:t xml:space="preserve">sqrt</w:t>
+      </w:r>
+      <w:r>
+        <w:rPr>
+          <w:rStyle w:val="NormalTok"/>
+        </w:rPr>
+        <w:t xml:space="preserve">(chi_square </w:t>
+      </w:r>
+      <w:r>
+        <w:rPr>
+          <w:rStyle w:val="SpecialCharTok"/>
+        </w:rPr>
+        <w:t xml:space="preserve">/</w:t>
+      </w:r>
+      <w:r>
+        <w:rPr>
+          <w:rStyle w:val="NormalTok"/>
+        </w:rPr>
+        <w:t xml:space="preserve"> n)</w:t>
+      </w:r>
+      <w:r>
+        <w:br/>
+      </w:r>
+      <w:r>
+        <w:br/>
+      </w:r>
+      <w:r>
+        <w:rPr>
+          <w:rStyle w:val="NormalTok"/>
+        </w:rPr>
+        <w:t xml:space="preserve">class_cramers_v</w:t>
+      </w:r>
+    </w:p>
+    <w:p>
+      <w:pPr>
+        <w:pStyle w:val="SourceCode"/>
+      </w:pPr>
+      <w:r>
+        <w:rPr>
+          <w:rStyle w:val="VerbatimChar"/>
+        </w:rPr>
+        <w:t xml:space="preserve">## [1] 0.5033471</w:t>
+      </w:r>
+    </w:p>
+    <w:p>
+      <w:pPr>
+        <w:pStyle w:val="FirstParagraph"/>
+      </w:pPr>
+      <w:r>
+        <w:t xml:space="preserve">Rezultat Pearsonovog hi-kvadrat testa pokazuje da postoji statistički značajna povezanost između klase leta i zadovoljstva putnika, χ²(2) = 32906, p &lt; 0,001. Na osnovu ovog rezultata odbacujemo nultu hipotezu o nezavisnosti ove dve promenljive.</w:t>
+      </w:r>
+    </w:p>
+    <w:p>
+      <w:pPr>
+        <w:pStyle w:val="BodyText"/>
+      </w:pPr>
+      <w:r>
+        <w:t xml:space="preserve">Cramerov koeficijent V iznosi 0,503, što ukazuje na jaku povezanost između klase leta i zadovoljstva putnika. Ovaj rezultat pokazuje da se raspodela zadovoljstva značajno razlikuje između različitih klasa leta i da klasa leta ima izraženiji potencijalni značaj za objašnjenje zadovoljstva nego prethodno analizirane kategorijske promenljive.</w:t>
+      </w:r>
+    </w:p>
+    <w:p>
+      <w:pPr>
+        <w:pStyle w:val="BodyText"/>
+      </w:pPr>
+      <w:r>
+        <w:t xml:space="preserve">Ipak, hi-kvadrat test i Cramerov V ne dokazuju uzročno-posledičnu vezu. Rezultat pokazuje da postoji povezanost između klase leta i zadovoljstva putnika u posmatranom skupu podataka, ali ne dokazuje da klasa leta direktno uzrokuje zadovoljstvo ili nezadovoljstvo. Konačna procena prediktorskog značaja promenljive</w:t>
+      </w:r>
+      <w:r>
+        <w:t xml:space="preserve"> </w:t>
+      </w:r>
+      <w:r>
+        <w:rPr>
+          <w:rStyle w:val="VerbatimChar"/>
+        </w:rPr>
+        <w:t xml:space="preserve">Class</w:t>
+      </w:r>
+      <w:r>
+        <w:t xml:space="preserve"> </w:t>
+      </w:r>
+      <w:r>
+        <w:t xml:space="preserve">biće izvršena u kasnijoj fazi kroz izgradnju i evaluaciju modela mašinskog učenja.</w:t>
+      </w:r>
+    </w:p>
+    <w:bookmarkEnd w:id="87"/>
+    <w:bookmarkEnd w:id="88"/>
+    <w:bookmarkEnd w:id="89"/>
     <w:sectPr>
       <w:pgSz w:h="15840" w:w="12240"/>
       <w:pgMar w:bottom="1440" w:footer="720" w:gutter="0" w:header="720" w:left="1440" w:right="1440" w:top="1440"/>
